--- a/ProjetXLS/JournalDeBord/LivreDeBord-1-Meteo.docx
+++ b/ProjetXLS/JournalDeBord/LivreDeBord-1-Meteo.docx
@@ -1,6 +1,6 @@
 
 <file path=word/document.xml><?xml version="1.0" encoding="utf-8"?>
-<w:document xmlns:wpc="http://schemas.microsoft.com/office/word/2010/wordprocessingCanvas" xmlns:cx="http://schemas.microsoft.com/office/drawing/2014/chartex" xmlns:cx1="http://schemas.microsoft.com/office/drawing/2015/9/8/chartex" xmlns:cx2="http://schemas.microsoft.com/office/drawing/2015/10/21/chartex" xmlns:cx3="http://schemas.microsoft.com/office/drawing/2016/5/9/chartex" xmlns:cx4="http://schemas.microsoft.com/office/drawing/2016/5/10/chartex" xmlns:cx5="http://schemas.microsoft.com/office/drawing/2016/5/11/chartex" xmlns:cx6="http://schemas.microsoft.com/office/drawing/2016/5/12/chartex" xmlns:cx7="http://schemas.microsoft.com/office/drawing/2016/5/13/chartex" xmlns:cx8="http://schemas.microsoft.com/office/drawing/2016/5/14/chartex" xmlns:mc="http://schemas.openxmlformats.org/markup-compatibility/2006" xmlns:aink="http://schemas.microsoft.com/office/drawing/2016/ink" xmlns:am3d="http://schemas.microsoft.com/office/drawing/2017/model3d" xmlns:o="urn:schemas-microsoft-com:office:office" xmlns:oel="http://schemas.microsoft.com/office/2019/extlst" xmlns:r="http://schemas.openxmlformats.org/officeDocument/2006/relationships" xmlns:m="http://schemas.openxmlformats.org/officeDocument/2006/math" xmlns:v="urn:schemas-microsoft-com:vml" xmlns:wp14="http://schemas.microsoft.com/office/word/2010/wordprocessingDrawing" xmlns:wp="http://schemas.openxmlformats.org/drawingml/2006/wordprocessingDrawing" xmlns:w10="urn:schemas-microsoft-com:office:word" xmlns:w="http://schemas.openxmlformats.org/wordprocessingml/2006/main" xmlns:w14="http://schemas.microsoft.com/office/word/2010/wordml" xmlns:w15="http://schemas.microsoft.com/office/word/2012/wordml" xmlns:w16cex="http://schemas.microsoft.com/office/word/2018/wordml/cex" xmlns:w16cid="http://schemas.microsoft.com/office/word/2016/wordml/cid" xmlns:w16="http://schemas.microsoft.com/office/word/2018/wordml" xmlns:w16du="http://schemas.microsoft.com/office/word/2023/wordml/word16du" xmlns:w16sdtdh="http://schemas.microsoft.com/office/word/2020/wordml/sdtdatahash" xmlns:w16sdtfl="http://schemas.microsoft.com/office/word/2024/wordml/sdtformatlock" xmlns:w16se="http://schemas.microsoft.com/office/word/2015/wordml/symex" xmlns:wpg="http://schemas.microsoft.com/office/word/2010/wordprocessingGroup" xmlns:wpi="http://schemas.microsoft.com/office/word/2010/wordprocessingInk" xmlns:wne="http://schemas.microsoft.com/office/word/2006/wordml" xmlns:wps="http://schemas.microsoft.com/office/word/2010/wordprocessingShape" mc:Ignorable="w14 w15 w16se w16cid w16 w16cex w16sdtdh w16sdtfl w16du wp14">
+<w:document xmlns:wpc="http://schemas.microsoft.com/office/word/2010/wordprocessingCanvas" xmlns:cx="http://schemas.microsoft.com/office/drawing/2014/chartex" xmlns:cx1="http://schemas.microsoft.com/office/drawing/2015/9/8/chartex" xmlns:cx2="http://schemas.microsoft.com/office/drawing/2015/10/21/chartex" xmlns:cx3="http://schemas.microsoft.com/office/drawing/2016/5/9/chartex" xmlns:cx4="http://schemas.microsoft.com/office/drawing/2016/5/10/chartex" xmlns:cx5="http://schemas.microsoft.com/office/drawing/2016/5/11/chartex" xmlns:cx6="http://schemas.microsoft.com/office/drawing/2016/5/12/chartex" xmlns:cx7="http://schemas.microsoft.com/office/drawing/2016/5/13/chartex" xmlns:cx8="http://schemas.microsoft.com/office/drawing/2016/5/14/chartex" xmlns:mc="http://schemas.openxmlformats.org/markup-compatibility/2006" xmlns:aink="http://schemas.microsoft.com/office/drawing/2016/ink" xmlns:am3d="http://schemas.microsoft.com/office/drawing/2017/model3d" xmlns:o="urn:schemas-microsoft-com:office:office" xmlns:r="http://schemas.openxmlformats.org/officeDocument/2006/relationships" xmlns:m="http://schemas.openxmlformats.org/officeDocument/2006/math" xmlns:v="urn:schemas-microsoft-com:vml" xmlns:wp14="http://schemas.microsoft.com/office/word/2010/wordprocessingDrawing" xmlns:wp="http://schemas.openxmlformats.org/drawingml/2006/wordprocessingDrawing" xmlns:w10="urn:schemas-microsoft-com:office:word" xmlns:w="http://schemas.openxmlformats.org/wordprocessingml/2006/main" xmlns:w14="http://schemas.microsoft.com/office/word/2010/wordml" xmlns:w15="http://schemas.microsoft.com/office/word/2012/wordml" xmlns:w16cex="http://schemas.microsoft.com/office/word/2018/wordml/cex" xmlns:w16cid="http://schemas.microsoft.com/office/word/2016/wordml/cid" xmlns:w16="http://schemas.microsoft.com/office/word/2018/wordml" xmlns:w16sdtdh="http://schemas.microsoft.com/office/word/2020/wordml/sdtdatahash" xmlns:w16se="http://schemas.microsoft.com/office/word/2015/wordml/symex" xmlns:wpg="http://schemas.microsoft.com/office/word/2010/wordprocessingGroup" xmlns:wpi="http://schemas.microsoft.com/office/word/2010/wordprocessingInk" xmlns:wne="http://schemas.microsoft.com/office/word/2006/wordml" xmlns:wps="http://schemas.microsoft.com/office/word/2010/wordprocessingShape" mc:Ignorable="w14 w15 w16se w16cid w16 w16cex w16sdtdh wp14">
   <w:body>
     <w:p>
       <w:pPr>
@@ -116,7 +116,7 @@
     </w:p>
     <w:tbl>
       <w:tblPr>
-        <w:tblStyle w:val="Grilledutableau"/>
+        <w:tblStyle w:val="TableGrid"/>
         <w:tblW w:w="11074" w:type="dxa"/>
         <w:tblLook w:val="04A0" w:firstRow="1" w:lastRow="0" w:firstColumn="1" w:lastColumn="0" w:noHBand="0" w:noVBand="1"/>
       </w:tblPr>
@@ -257,6 +257,13 @@
           <w:color w:val="2E74B5" w:themeColor="accent5" w:themeShade="BF"/>
           <w:lang w:val="fr-FR"/>
         </w:rPr>
+        <w:sectPr>
+          <w:type w:val="continuous"/>
+          <w:pgSz w:w="11906" w:h="16838" w:code="9"/>
+          <w:pgMar w:top="360" w:right="360" w:bottom="270" w:left="180" w:header="720" w:footer="720" w:gutter="0"/>
+          <w:cols w:space="720"/>
+          <w:docGrid w:linePitch="360"/>
+        </w:sectPr>
       </w:pPr>
       <w:r>
         <w:rPr>
@@ -269,7 +276,7044 @@
     </w:p>
     <w:p>
       <w:pPr>
-        <w:ind w:left="567"/>
+        <w:pStyle w:val="NormalWeb"/>
+        <w:pBdr>
+          <w:top w:val="single" w:sz="4" w:space="1" w:color="auto"/>
+          <w:left w:val="single" w:sz="4" w:space="4" w:color="auto"/>
+          <w:bottom w:val="single" w:sz="4" w:space="1" w:color="auto"/>
+          <w:right w:val="single" w:sz="4" w:space="4" w:color="auto"/>
+        </w:pBdr>
+        <w:spacing w:after="240" w:afterAutospacing="0"/>
+        <w:jc w:val="center"/>
+        <w:rPr>
+          <w:rStyle w:val="lettre"/>
+          <w:rFonts w:ascii="Roboto" w:hAnsi="Roboto"/>
+          <w:lang w:val="fr-FR"/>
+        </w:rPr>
+      </w:pPr>
+      <w:r>
+        <w:rPr>
+          <w:rStyle w:val="lettre"/>
+          <w:rFonts w:ascii="Roboto" w:hAnsi="Roboto"/>
+          <w:lang w:val="fr-FR"/>
+        </w:rPr>
+        <w:lastRenderedPageBreak/>
+        <w:t>Lexique météo anglais</w:t>
+      </w:r>
+    </w:p>
+    <w:p>
+      <w:pPr>
+        <w:pStyle w:val="NormalWeb"/>
+        <w:spacing w:after="240" w:afterAutospacing="0"/>
+        <w:rPr>
+          <w:rStyle w:val="lettre"/>
+          <w:rFonts w:ascii="Roboto" w:hAnsi="Roboto"/>
+          <w:lang w:val="fr-FR"/>
+        </w:rPr>
+        <w:sectPr>
+          <w:type w:val="continuous"/>
+          <w:pgSz w:w="11906" w:h="16838" w:code="9"/>
+          <w:pgMar w:top="360" w:right="360" w:bottom="270" w:left="180" w:header="720" w:footer="720" w:gutter="0"/>
+          <w:cols w:space="720"/>
+          <w:docGrid w:linePitch="360"/>
+        </w:sectPr>
+      </w:pPr>
+    </w:p>
+    <w:p>
+      <w:pPr>
+        <w:pStyle w:val="NormalWeb"/>
+        <w:spacing w:after="240" w:afterAutospacing="0"/>
+        <w:rPr>
+          <w:rFonts w:ascii="Roboto" w:hAnsi="Roboto"/>
+          <w:sz w:val="22"/>
+          <w:szCs w:val="22"/>
+          <w:lang w:val="fr-FR"/>
+        </w:rPr>
+      </w:pPr>
+      <w:r>
+        <w:rPr>
+          <w:rStyle w:val="lettre"/>
+          <w:rFonts w:ascii="Roboto" w:hAnsi="Roboto"/>
+          <w:sz w:val="22"/>
+          <w:szCs w:val="22"/>
+          <w:lang w:val="fr-FR"/>
+        </w:rPr>
+        <w:t>A</w:t>
+      </w:r>
+      <w:r>
+        <w:rPr>
+          <w:rFonts w:ascii="Roboto" w:hAnsi="Roboto"/>
+          <w:sz w:val="22"/>
+          <w:szCs w:val="22"/>
+          <w:lang w:val="fr-FR"/>
+        </w:rPr>
+        <w:br/>
+      </w:r>
+      <w:r>
+        <w:rPr>
+          <w:rStyle w:val="Strong"/>
+          <w:rFonts w:ascii="Roboto" w:hAnsi="Roboto"/>
+          <w:sz w:val="22"/>
+          <w:szCs w:val="22"/>
+          <w:lang w:val="fr-FR"/>
+        </w:rPr>
+        <w:t xml:space="preserve">Action centers </w:t>
+      </w:r>
+      <w:r>
+        <w:rPr>
+          <w:rFonts w:ascii="Roboto" w:hAnsi="Roboto"/>
+          <w:sz w:val="22"/>
+          <w:szCs w:val="22"/>
+          <w:lang w:val="fr-FR"/>
+        </w:rPr>
+        <w:t>: centres d'action, ex. vastes anticyclones ou dépressions.</w:t>
+      </w:r>
+      <w:r>
+        <w:rPr>
+          <w:rFonts w:ascii="Roboto" w:hAnsi="Roboto"/>
+          <w:sz w:val="22"/>
+          <w:szCs w:val="22"/>
+          <w:lang w:val="fr-FR"/>
+        </w:rPr>
+        <w:br/>
+      </w:r>
+      <w:r>
+        <w:rPr>
+          <w:rStyle w:val="Strong"/>
+          <w:rFonts w:ascii="Roboto" w:hAnsi="Roboto"/>
+          <w:sz w:val="22"/>
+          <w:szCs w:val="22"/>
+          <w:lang w:val="fr-FR"/>
+        </w:rPr>
+        <w:t xml:space="preserve">Advisory </w:t>
+      </w:r>
+      <w:r>
+        <w:rPr>
+          <w:rFonts w:ascii="Roboto" w:hAnsi="Roboto"/>
+          <w:sz w:val="22"/>
+          <w:szCs w:val="22"/>
+          <w:lang w:val="fr-FR"/>
+        </w:rPr>
+        <w:t>: bulletin météo</w:t>
+      </w:r>
+      <w:r>
+        <w:rPr>
+          <w:rFonts w:ascii="Roboto" w:hAnsi="Roboto"/>
+          <w:sz w:val="22"/>
+          <w:szCs w:val="22"/>
+          <w:lang w:val="fr-FR"/>
+        </w:rPr>
+        <w:br/>
+      </w:r>
+      <w:r>
+        <w:rPr>
+          <w:rStyle w:val="Strong"/>
+          <w:rFonts w:ascii="Roboto" w:hAnsi="Roboto"/>
+          <w:sz w:val="22"/>
+          <w:szCs w:val="22"/>
+          <w:lang w:val="fr-FR"/>
+        </w:rPr>
+        <w:t xml:space="preserve">Area </w:t>
+      </w:r>
+      <w:r>
+        <w:rPr>
+          <w:rFonts w:ascii="Roboto" w:hAnsi="Roboto"/>
+          <w:sz w:val="22"/>
+          <w:szCs w:val="22"/>
+          <w:lang w:val="fr-FR"/>
+        </w:rPr>
+        <w:t>: zone</w:t>
+      </w:r>
+    </w:p>
+    <w:p>
+      <w:pPr>
+        <w:pStyle w:val="NormalWeb"/>
+        <w:spacing w:after="240" w:afterAutospacing="0"/>
+        <w:rPr>
+          <w:rFonts w:ascii="Roboto" w:hAnsi="Roboto"/>
+          <w:sz w:val="22"/>
+          <w:szCs w:val="22"/>
+          <w:lang w:val="fr-FR"/>
+        </w:rPr>
+      </w:pPr>
+      <w:bookmarkStart w:id="0" w:name="B"/>
+      <w:bookmarkEnd w:id="0"/>
+      <w:r>
+        <w:rPr>
+          <w:rStyle w:val="lettre"/>
+          <w:rFonts w:ascii="Roboto" w:hAnsi="Roboto"/>
+          <w:sz w:val="22"/>
+          <w:szCs w:val="22"/>
+          <w:lang w:val="fr-FR"/>
+        </w:rPr>
+        <w:t>B</w:t>
+      </w:r>
+      <w:r>
+        <w:rPr>
+          <w:rFonts w:ascii="Roboto" w:hAnsi="Roboto"/>
+          <w:sz w:val="22"/>
+          <w:szCs w:val="22"/>
+          <w:lang w:val="fr-FR"/>
+        </w:rPr>
+        <w:br/>
+      </w:r>
+      <w:r>
+        <w:rPr>
+          <w:rStyle w:val="Strong"/>
+          <w:rFonts w:ascii="Roboto" w:hAnsi="Roboto"/>
+          <w:sz w:val="22"/>
+          <w:szCs w:val="22"/>
+          <w:lang w:val="fr-FR"/>
+        </w:rPr>
+        <w:t>Backing (opposite "</w:t>
+      </w:r>
+      <w:proofErr w:type="spellStart"/>
+      <w:r>
+        <w:rPr>
+          <w:rStyle w:val="Strong"/>
+          <w:rFonts w:ascii="Roboto" w:hAnsi="Roboto"/>
+          <w:sz w:val="22"/>
+          <w:szCs w:val="22"/>
+          <w:lang w:val="fr-FR"/>
+        </w:rPr>
+        <w:t>veering</w:t>
+      </w:r>
+      <w:proofErr w:type="spellEnd"/>
+      <w:r>
+        <w:rPr>
+          <w:rStyle w:val="Strong"/>
+          <w:rFonts w:ascii="Roboto" w:hAnsi="Roboto"/>
+          <w:sz w:val="22"/>
+          <w:szCs w:val="22"/>
+          <w:lang w:val="fr-FR"/>
+        </w:rPr>
+        <w:t xml:space="preserve">") </w:t>
+      </w:r>
+      <w:r>
+        <w:rPr>
+          <w:rFonts w:ascii="Roboto" w:hAnsi="Roboto"/>
+          <w:sz w:val="22"/>
+          <w:szCs w:val="22"/>
+          <w:lang w:val="fr-FR"/>
+        </w:rPr>
+        <w:t>: changement direction du vent opposée sens aiguilles d'une montre</w:t>
+      </w:r>
+      <w:r>
+        <w:rPr>
+          <w:rFonts w:ascii="Roboto" w:hAnsi="Roboto"/>
+          <w:sz w:val="22"/>
+          <w:szCs w:val="22"/>
+          <w:lang w:val="fr-FR"/>
+        </w:rPr>
+        <w:br/>
+      </w:r>
+      <w:proofErr w:type="spellStart"/>
+      <w:r>
+        <w:rPr>
+          <w:rStyle w:val="Strong"/>
+          <w:rFonts w:ascii="Roboto" w:hAnsi="Roboto"/>
+          <w:sz w:val="22"/>
+          <w:szCs w:val="22"/>
+          <w:lang w:val="fr-FR"/>
+        </w:rPr>
+        <w:t>Becoming</w:t>
+      </w:r>
+      <w:proofErr w:type="spellEnd"/>
+      <w:r>
+        <w:rPr>
+          <w:rStyle w:val="Strong"/>
+          <w:rFonts w:ascii="Roboto" w:hAnsi="Roboto"/>
+          <w:sz w:val="22"/>
+          <w:szCs w:val="22"/>
+          <w:lang w:val="fr-FR"/>
+        </w:rPr>
+        <w:t xml:space="preserve"> (BECMG) </w:t>
+      </w:r>
+      <w:r>
+        <w:rPr>
+          <w:rFonts w:ascii="Roboto" w:hAnsi="Roboto"/>
+          <w:sz w:val="22"/>
+          <w:szCs w:val="22"/>
+          <w:lang w:val="fr-FR"/>
+        </w:rPr>
+        <w:t>: devenant</w:t>
+      </w:r>
+      <w:r>
+        <w:rPr>
+          <w:rFonts w:ascii="Roboto" w:hAnsi="Roboto"/>
+          <w:sz w:val="22"/>
+          <w:szCs w:val="22"/>
+          <w:lang w:val="fr-FR"/>
+        </w:rPr>
+        <w:br/>
+      </w:r>
+      <w:proofErr w:type="spellStart"/>
+      <w:r>
+        <w:rPr>
+          <w:rStyle w:val="Strong"/>
+          <w:rFonts w:ascii="Roboto" w:hAnsi="Roboto"/>
+          <w:sz w:val="22"/>
+          <w:szCs w:val="22"/>
+          <w:lang w:val="fr-FR"/>
+        </w:rPr>
+        <w:t>Breeze</w:t>
+      </w:r>
+      <w:proofErr w:type="spellEnd"/>
+      <w:r>
+        <w:rPr>
+          <w:rStyle w:val="Strong"/>
+          <w:rFonts w:ascii="Roboto" w:hAnsi="Roboto"/>
+          <w:sz w:val="22"/>
+          <w:szCs w:val="22"/>
+          <w:lang w:val="fr-FR"/>
+        </w:rPr>
+        <w:t xml:space="preserve"> </w:t>
+      </w:r>
+      <w:r>
+        <w:rPr>
+          <w:rFonts w:ascii="Roboto" w:hAnsi="Roboto"/>
+          <w:sz w:val="22"/>
+          <w:szCs w:val="22"/>
+          <w:lang w:val="fr-FR"/>
+        </w:rPr>
+        <w:t>: brise</w:t>
+      </w:r>
+      <w:r>
+        <w:rPr>
+          <w:rFonts w:ascii="Roboto" w:hAnsi="Roboto"/>
+          <w:sz w:val="22"/>
+          <w:szCs w:val="22"/>
+          <w:lang w:val="fr-FR"/>
+        </w:rPr>
+        <w:br/>
+      </w:r>
+      <w:r>
+        <w:rPr>
+          <w:rStyle w:val="Strong"/>
+          <w:rFonts w:ascii="Roboto" w:hAnsi="Roboto"/>
+          <w:sz w:val="22"/>
+          <w:szCs w:val="22"/>
+          <w:lang w:val="fr-FR"/>
+        </w:rPr>
+        <w:t>Building (BLDN)</w:t>
+      </w:r>
+      <w:r>
+        <w:rPr>
+          <w:rFonts w:ascii="Roboto" w:hAnsi="Roboto"/>
+          <w:sz w:val="22"/>
+          <w:szCs w:val="22"/>
+          <w:lang w:val="fr-FR"/>
+        </w:rPr>
+        <w:t xml:space="preserve"> : se renforçant</w:t>
+      </w:r>
+    </w:p>
+    <w:p>
+      <w:pPr>
+        <w:pStyle w:val="NormalWeb"/>
+        <w:spacing w:after="240" w:afterAutospacing="0"/>
+        <w:rPr>
+          <w:rFonts w:ascii="Roboto" w:hAnsi="Roboto"/>
+          <w:sz w:val="22"/>
+          <w:szCs w:val="22"/>
+        </w:rPr>
+      </w:pPr>
+      <w:bookmarkStart w:id="1" w:name="C"/>
+      <w:bookmarkEnd w:id="1"/>
+      <w:r>
+        <w:rPr>
+          <w:rStyle w:val="lettre"/>
+          <w:rFonts w:ascii="Roboto" w:hAnsi="Roboto"/>
+          <w:sz w:val="22"/>
+          <w:szCs w:val="22"/>
+          <w:lang w:val="fr-FR"/>
+        </w:rPr>
+        <w:t>C</w:t>
+      </w:r>
+      <w:r>
+        <w:rPr>
+          <w:rFonts w:ascii="Roboto" w:hAnsi="Roboto"/>
+          <w:sz w:val="22"/>
+          <w:szCs w:val="22"/>
+          <w:lang w:val="fr-FR"/>
+        </w:rPr>
+        <w:br/>
+      </w:r>
+      <w:proofErr w:type="spellStart"/>
+      <w:r>
+        <w:rPr>
+          <w:rStyle w:val="Strong"/>
+          <w:rFonts w:ascii="Roboto" w:hAnsi="Roboto"/>
+          <w:sz w:val="22"/>
+          <w:szCs w:val="22"/>
+          <w:lang w:val="fr-FR"/>
+        </w:rPr>
+        <w:t>Catabatic</w:t>
+      </w:r>
+      <w:proofErr w:type="spellEnd"/>
+      <w:r>
+        <w:rPr>
+          <w:rStyle w:val="Strong"/>
+          <w:rFonts w:ascii="Roboto" w:hAnsi="Roboto"/>
+          <w:sz w:val="22"/>
+          <w:szCs w:val="22"/>
+          <w:lang w:val="fr-FR"/>
+        </w:rPr>
+        <w:t xml:space="preserve"> (</w:t>
+      </w:r>
+      <w:proofErr w:type="spellStart"/>
+      <w:r>
+        <w:rPr>
+          <w:rStyle w:val="Strong"/>
+          <w:rFonts w:ascii="Roboto" w:hAnsi="Roboto"/>
+          <w:sz w:val="22"/>
+          <w:szCs w:val="22"/>
+          <w:lang w:val="fr-FR"/>
+        </w:rPr>
+        <w:t>wind</w:t>
+      </w:r>
+      <w:proofErr w:type="spellEnd"/>
+      <w:r>
+        <w:rPr>
+          <w:rStyle w:val="Strong"/>
+          <w:rFonts w:ascii="Roboto" w:hAnsi="Roboto"/>
+          <w:sz w:val="22"/>
+          <w:szCs w:val="22"/>
+          <w:lang w:val="fr-FR"/>
+        </w:rPr>
+        <w:t xml:space="preserve">) </w:t>
+      </w:r>
+      <w:r>
+        <w:rPr>
+          <w:rFonts w:ascii="Roboto" w:hAnsi="Roboto"/>
+          <w:sz w:val="22"/>
+          <w:szCs w:val="22"/>
+          <w:lang w:val="fr-FR"/>
+        </w:rPr>
+        <w:t xml:space="preserve">: vent catabatique, vent et rafales </w:t>
+      </w:r>
+      <w:proofErr w:type="spellStart"/>
+      <w:r>
+        <w:rPr>
+          <w:rFonts w:ascii="Roboto" w:hAnsi="Roboto"/>
+          <w:sz w:val="22"/>
+          <w:szCs w:val="22"/>
+          <w:lang w:val="fr-FR"/>
+        </w:rPr>
+        <w:t>produitent</w:t>
+      </w:r>
+      <w:proofErr w:type="spellEnd"/>
+      <w:r>
+        <w:rPr>
+          <w:rFonts w:ascii="Roboto" w:hAnsi="Roboto"/>
+          <w:sz w:val="22"/>
+          <w:szCs w:val="22"/>
+          <w:lang w:val="fr-FR"/>
+        </w:rPr>
+        <w:t xml:space="preserve"> par une masse d'air froid dévalant une pente sous l'action de la gravité; courant dans les régions polaires.</w:t>
+      </w:r>
+      <w:r>
+        <w:rPr>
+          <w:rFonts w:ascii="Roboto" w:hAnsi="Roboto"/>
+          <w:sz w:val="22"/>
+          <w:szCs w:val="22"/>
+          <w:lang w:val="fr-FR"/>
+        </w:rPr>
+        <w:br/>
+      </w:r>
+      <w:r>
+        <w:rPr>
+          <w:rStyle w:val="Strong"/>
+          <w:rFonts w:ascii="Roboto" w:hAnsi="Roboto"/>
+          <w:sz w:val="22"/>
+          <w:szCs w:val="22"/>
+          <w:lang w:val="fr-FR"/>
+        </w:rPr>
+        <w:t xml:space="preserve">Chart </w:t>
+      </w:r>
+      <w:r>
+        <w:rPr>
+          <w:rFonts w:ascii="Roboto" w:hAnsi="Roboto"/>
+          <w:sz w:val="22"/>
+          <w:szCs w:val="22"/>
+          <w:lang w:val="fr-FR"/>
+        </w:rPr>
+        <w:t>: carte</w:t>
+      </w:r>
+      <w:r>
+        <w:rPr>
+          <w:rFonts w:ascii="Roboto" w:hAnsi="Roboto"/>
+          <w:sz w:val="22"/>
+          <w:szCs w:val="22"/>
+          <w:lang w:val="fr-FR"/>
+        </w:rPr>
+        <w:br/>
+      </w:r>
+      <w:proofErr w:type="spellStart"/>
+      <w:r>
+        <w:rPr>
+          <w:rStyle w:val="Strong"/>
+          <w:rFonts w:ascii="Roboto" w:hAnsi="Roboto"/>
+          <w:sz w:val="22"/>
+          <w:szCs w:val="22"/>
+          <w:lang w:val="fr-FR"/>
+        </w:rPr>
+        <w:t>Choppy</w:t>
+      </w:r>
+      <w:proofErr w:type="spellEnd"/>
+      <w:r>
+        <w:rPr>
+          <w:rStyle w:val="Strong"/>
+          <w:rFonts w:ascii="Roboto" w:hAnsi="Roboto"/>
+          <w:sz w:val="22"/>
+          <w:szCs w:val="22"/>
+          <w:lang w:val="fr-FR"/>
+        </w:rPr>
+        <w:t xml:space="preserve"> </w:t>
+      </w:r>
+      <w:r>
+        <w:rPr>
+          <w:rFonts w:ascii="Roboto" w:hAnsi="Roboto"/>
+          <w:sz w:val="22"/>
+          <w:szCs w:val="22"/>
+          <w:lang w:val="fr-FR"/>
+        </w:rPr>
+        <w:t>: clapot</w:t>
+      </w:r>
+      <w:r>
+        <w:rPr>
+          <w:rFonts w:ascii="Roboto" w:hAnsi="Roboto"/>
+          <w:sz w:val="22"/>
+          <w:szCs w:val="22"/>
+          <w:lang w:val="fr-FR"/>
+        </w:rPr>
+        <w:br/>
+      </w:r>
+      <w:r>
+        <w:rPr>
+          <w:rStyle w:val="Strong"/>
+          <w:rFonts w:ascii="Roboto" w:hAnsi="Roboto"/>
+          <w:sz w:val="22"/>
+          <w:szCs w:val="22"/>
+          <w:lang w:val="fr-FR"/>
+        </w:rPr>
+        <w:t xml:space="preserve">Clear sky </w:t>
+      </w:r>
+      <w:r>
+        <w:rPr>
+          <w:rFonts w:ascii="Roboto" w:hAnsi="Roboto"/>
+          <w:sz w:val="22"/>
+          <w:szCs w:val="22"/>
+          <w:lang w:val="fr-FR"/>
+        </w:rPr>
+        <w:t>: clair, ciel dégagé</w:t>
+      </w:r>
+      <w:r>
+        <w:rPr>
+          <w:rFonts w:ascii="Roboto" w:hAnsi="Roboto"/>
+          <w:sz w:val="22"/>
+          <w:szCs w:val="22"/>
+          <w:lang w:val="fr-FR"/>
+        </w:rPr>
+        <w:br/>
+      </w:r>
+      <w:r>
+        <w:rPr>
+          <w:rStyle w:val="Strong"/>
+          <w:rFonts w:ascii="Roboto" w:hAnsi="Roboto"/>
+          <w:sz w:val="22"/>
+          <w:szCs w:val="22"/>
+          <w:lang w:val="fr-FR"/>
+        </w:rPr>
+        <w:t xml:space="preserve">Clearing up </w:t>
+      </w:r>
+      <w:r>
+        <w:rPr>
+          <w:rFonts w:ascii="Roboto" w:hAnsi="Roboto"/>
+          <w:sz w:val="22"/>
+          <w:szCs w:val="22"/>
+          <w:lang w:val="fr-FR"/>
+        </w:rPr>
+        <w:t>: éclaircie</w:t>
+      </w:r>
+      <w:r>
+        <w:rPr>
+          <w:rFonts w:ascii="Roboto" w:hAnsi="Roboto"/>
+          <w:sz w:val="22"/>
+          <w:szCs w:val="22"/>
+          <w:lang w:val="fr-FR"/>
+        </w:rPr>
+        <w:br/>
+      </w:r>
+      <w:proofErr w:type="spellStart"/>
+      <w:r>
+        <w:rPr>
+          <w:rStyle w:val="Strong"/>
+          <w:rFonts w:ascii="Roboto" w:hAnsi="Roboto"/>
+          <w:sz w:val="22"/>
+          <w:szCs w:val="22"/>
+          <w:lang w:val="fr-FR"/>
+        </w:rPr>
+        <w:t>Cloudy</w:t>
+      </w:r>
+      <w:proofErr w:type="spellEnd"/>
+      <w:r>
+        <w:rPr>
+          <w:rStyle w:val="Strong"/>
+          <w:rFonts w:ascii="Roboto" w:hAnsi="Roboto"/>
+          <w:sz w:val="22"/>
+          <w:szCs w:val="22"/>
+          <w:lang w:val="fr-FR"/>
+        </w:rPr>
+        <w:t xml:space="preserve"> </w:t>
+      </w:r>
+      <w:r>
+        <w:rPr>
+          <w:rFonts w:ascii="Roboto" w:hAnsi="Roboto"/>
+          <w:sz w:val="22"/>
+          <w:szCs w:val="22"/>
+          <w:lang w:val="fr-FR"/>
+        </w:rPr>
+        <w:t>: nuageux</w:t>
+      </w:r>
+      <w:r>
+        <w:rPr>
+          <w:rFonts w:ascii="Roboto" w:hAnsi="Roboto"/>
+          <w:sz w:val="22"/>
+          <w:szCs w:val="22"/>
+          <w:lang w:val="fr-FR"/>
+        </w:rPr>
+        <w:br/>
+      </w:r>
+      <w:proofErr w:type="spellStart"/>
+      <w:r>
+        <w:rPr>
+          <w:rStyle w:val="Strong"/>
+          <w:rFonts w:ascii="Roboto" w:hAnsi="Roboto"/>
+          <w:sz w:val="22"/>
+          <w:szCs w:val="22"/>
+          <w:lang w:val="fr-FR"/>
+        </w:rPr>
+        <w:t>Coast</w:t>
+      </w:r>
+      <w:proofErr w:type="spellEnd"/>
+      <w:r>
+        <w:rPr>
+          <w:rFonts w:ascii="Roboto" w:hAnsi="Roboto"/>
+          <w:sz w:val="22"/>
+          <w:szCs w:val="22"/>
+          <w:lang w:val="fr-FR"/>
+        </w:rPr>
+        <w:t xml:space="preserve"> : côte</w:t>
+      </w:r>
+      <w:r>
+        <w:rPr>
+          <w:rFonts w:ascii="Roboto" w:hAnsi="Roboto"/>
+          <w:sz w:val="22"/>
+          <w:szCs w:val="22"/>
+          <w:lang w:val="fr-FR"/>
+        </w:rPr>
+        <w:br/>
+      </w:r>
+      <w:r>
+        <w:rPr>
+          <w:rStyle w:val="Strong"/>
+          <w:rFonts w:ascii="Roboto" w:hAnsi="Roboto"/>
+          <w:sz w:val="22"/>
+          <w:szCs w:val="22"/>
+          <w:lang w:val="fr-FR"/>
+        </w:rPr>
+        <w:t>Cold</w:t>
+      </w:r>
+      <w:r>
+        <w:rPr>
+          <w:rFonts w:ascii="Roboto" w:hAnsi="Roboto"/>
+          <w:sz w:val="22"/>
+          <w:szCs w:val="22"/>
+          <w:lang w:val="fr-FR"/>
+        </w:rPr>
+        <w:t xml:space="preserve"> : froid</w:t>
+      </w:r>
+      <w:r>
+        <w:rPr>
+          <w:rFonts w:ascii="Roboto" w:hAnsi="Roboto"/>
+          <w:sz w:val="22"/>
+          <w:szCs w:val="22"/>
+          <w:lang w:val="fr-FR"/>
+        </w:rPr>
+        <w:br/>
+      </w:r>
+      <w:r>
+        <w:rPr>
+          <w:rStyle w:val="Strong"/>
+          <w:rFonts w:ascii="Roboto" w:hAnsi="Roboto"/>
+          <w:sz w:val="22"/>
+          <w:szCs w:val="22"/>
+          <w:lang w:val="fr-FR"/>
+        </w:rPr>
+        <w:t>Cold front (C-FRONT ou CFNT)</w:t>
+      </w:r>
+      <w:r>
+        <w:rPr>
+          <w:rFonts w:ascii="Roboto" w:hAnsi="Roboto"/>
+          <w:sz w:val="22"/>
+          <w:szCs w:val="22"/>
+          <w:lang w:val="fr-FR"/>
+        </w:rPr>
+        <w:t xml:space="preserve"> : front froid</w:t>
+      </w:r>
+      <w:r>
+        <w:rPr>
+          <w:rFonts w:ascii="Roboto" w:hAnsi="Roboto"/>
+          <w:sz w:val="22"/>
+          <w:szCs w:val="22"/>
+          <w:lang w:val="fr-FR"/>
+        </w:rPr>
+        <w:br/>
+      </w:r>
+      <w:proofErr w:type="spellStart"/>
+      <w:r>
+        <w:rPr>
+          <w:rStyle w:val="Strong"/>
+          <w:rFonts w:ascii="Roboto" w:hAnsi="Roboto"/>
+          <w:sz w:val="22"/>
+          <w:szCs w:val="22"/>
+          <w:lang w:val="fr-FR"/>
+        </w:rPr>
+        <w:t>Complex</w:t>
+      </w:r>
+      <w:proofErr w:type="spellEnd"/>
+      <w:r>
+        <w:rPr>
+          <w:rStyle w:val="Strong"/>
+          <w:rFonts w:ascii="Roboto" w:hAnsi="Roboto"/>
+          <w:sz w:val="22"/>
+          <w:szCs w:val="22"/>
+          <w:lang w:val="fr-FR"/>
+        </w:rPr>
+        <w:t xml:space="preserve"> </w:t>
+      </w:r>
+      <w:proofErr w:type="spellStart"/>
+      <w:r>
+        <w:rPr>
+          <w:rStyle w:val="Strong"/>
+          <w:rFonts w:ascii="Roboto" w:hAnsi="Roboto"/>
+          <w:sz w:val="22"/>
+          <w:szCs w:val="22"/>
+          <w:lang w:val="fr-FR"/>
+        </w:rPr>
+        <w:t>low</w:t>
+      </w:r>
+      <w:proofErr w:type="spellEnd"/>
+      <w:r>
+        <w:rPr>
+          <w:rFonts w:ascii="Roboto" w:hAnsi="Roboto"/>
+          <w:sz w:val="22"/>
+          <w:szCs w:val="22"/>
+          <w:lang w:val="fr-FR"/>
+        </w:rPr>
+        <w:t xml:space="preserve"> : zone dépressionnaire étendue et présentant plusieurs centres</w:t>
+      </w:r>
+      <w:r>
+        <w:rPr>
+          <w:rFonts w:ascii="Roboto" w:hAnsi="Roboto"/>
+          <w:sz w:val="22"/>
+          <w:szCs w:val="22"/>
+          <w:lang w:val="fr-FR"/>
+        </w:rPr>
+        <w:br/>
+      </w:r>
+      <w:r>
+        <w:rPr>
+          <w:rStyle w:val="Strong"/>
+          <w:rFonts w:ascii="Roboto" w:hAnsi="Roboto"/>
+          <w:sz w:val="22"/>
+          <w:szCs w:val="22"/>
+          <w:lang w:val="fr-FR"/>
+        </w:rPr>
+        <w:t>Crest</w:t>
+      </w:r>
+      <w:r>
+        <w:rPr>
+          <w:rFonts w:ascii="Roboto" w:hAnsi="Roboto"/>
+          <w:sz w:val="22"/>
+          <w:szCs w:val="22"/>
+          <w:lang w:val="fr-FR"/>
+        </w:rPr>
+        <w:t xml:space="preserve"> : crête</w:t>
+      </w:r>
+      <w:r>
+        <w:rPr>
+          <w:rFonts w:ascii="Roboto" w:hAnsi="Roboto"/>
+          <w:sz w:val="22"/>
+          <w:szCs w:val="22"/>
+          <w:lang w:val="fr-FR"/>
+        </w:rPr>
+        <w:br/>
+      </w:r>
+      <w:proofErr w:type="spellStart"/>
+      <w:r>
+        <w:rPr>
+          <w:rStyle w:val="Strong"/>
+          <w:rFonts w:ascii="Roboto" w:hAnsi="Roboto"/>
+          <w:sz w:val="22"/>
+          <w:szCs w:val="22"/>
+          <w:lang w:val="fr-FR"/>
+        </w:rPr>
+        <w:t>Current</w:t>
+      </w:r>
+      <w:proofErr w:type="spellEnd"/>
+      <w:r>
+        <w:rPr>
+          <w:rStyle w:val="Strong"/>
+          <w:rFonts w:ascii="Roboto" w:hAnsi="Roboto"/>
+          <w:sz w:val="22"/>
+          <w:szCs w:val="22"/>
+          <w:lang w:val="fr-FR"/>
+        </w:rPr>
+        <w:t xml:space="preserve"> </w:t>
+      </w:r>
+      <w:r>
+        <w:rPr>
+          <w:rFonts w:ascii="Roboto" w:hAnsi="Roboto"/>
+          <w:sz w:val="22"/>
+          <w:szCs w:val="22"/>
+          <w:lang w:val="fr-FR"/>
+        </w:rPr>
+        <w:t>: courant, (</w:t>
+      </w:r>
+      <w:proofErr w:type="spellStart"/>
+      <w:r>
+        <w:rPr>
+          <w:rFonts w:ascii="Roboto" w:hAnsi="Roboto"/>
+          <w:sz w:val="22"/>
+          <w:szCs w:val="22"/>
+          <w:lang w:val="fr-FR"/>
+        </w:rPr>
+        <w:t>Attn</w:t>
+      </w:r>
+      <w:proofErr w:type="spellEnd"/>
+      <w:r>
+        <w:rPr>
+          <w:rFonts w:ascii="Roboto" w:hAnsi="Roboto"/>
+          <w:sz w:val="22"/>
+          <w:szCs w:val="22"/>
+          <w:lang w:val="fr-FR"/>
+        </w:rPr>
+        <w:t xml:space="preserve">: comme adjectif veut aussi dire 'actuel', ex. </w:t>
+      </w:r>
+      <w:r>
+        <w:rPr>
+          <w:rFonts w:ascii="Roboto" w:hAnsi="Roboto"/>
+          <w:sz w:val="22"/>
+          <w:szCs w:val="22"/>
+        </w:rPr>
+        <w:t xml:space="preserve">"current weather forecast" </w:t>
+      </w:r>
+      <w:r>
+        <w:rPr>
+          <w:rFonts w:ascii="Roboto" w:hAnsi="Roboto"/>
+          <w:sz w:val="22"/>
+          <w:szCs w:val="22"/>
+        </w:rPr>
+        <w:br/>
+      </w:r>
+      <w:r>
+        <w:rPr>
+          <w:rStyle w:val="Strong"/>
+          <w:rFonts w:ascii="Roboto" w:hAnsi="Roboto"/>
+          <w:sz w:val="22"/>
+          <w:szCs w:val="22"/>
+        </w:rPr>
+        <w:t>Cyclogenesis</w:t>
+      </w:r>
+      <w:r>
+        <w:rPr>
+          <w:rFonts w:ascii="Roboto" w:hAnsi="Roboto"/>
+          <w:sz w:val="22"/>
+          <w:szCs w:val="22"/>
+        </w:rPr>
+        <w:t xml:space="preserve"> : </w:t>
+      </w:r>
+      <w:proofErr w:type="spellStart"/>
+      <w:r>
+        <w:rPr>
+          <w:rFonts w:ascii="Roboto" w:hAnsi="Roboto"/>
+          <w:sz w:val="22"/>
+          <w:szCs w:val="22"/>
+        </w:rPr>
+        <w:t>cyclogenèse</w:t>
+      </w:r>
+      <w:proofErr w:type="spellEnd"/>
+      <w:r>
+        <w:rPr>
+          <w:rFonts w:ascii="Roboto" w:hAnsi="Roboto"/>
+          <w:sz w:val="22"/>
+          <w:szCs w:val="22"/>
+        </w:rPr>
+        <w:t xml:space="preserve">, </w:t>
+      </w:r>
+      <w:proofErr w:type="spellStart"/>
+      <w:r>
+        <w:rPr>
+          <w:rFonts w:ascii="Roboto" w:hAnsi="Roboto"/>
+          <w:sz w:val="22"/>
+          <w:szCs w:val="22"/>
+        </w:rPr>
+        <w:t>creusement</w:t>
+      </w:r>
+      <w:proofErr w:type="spellEnd"/>
+      <w:r>
+        <w:rPr>
+          <w:rFonts w:ascii="Roboto" w:hAnsi="Roboto"/>
+          <w:sz w:val="22"/>
+          <w:szCs w:val="22"/>
+        </w:rPr>
+        <w:t xml:space="preserve"> </w:t>
+      </w:r>
+      <w:proofErr w:type="spellStart"/>
+      <w:r>
+        <w:rPr>
+          <w:rFonts w:ascii="Roboto" w:hAnsi="Roboto"/>
+          <w:sz w:val="22"/>
+          <w:szCs w:val="22"/>
+        </w:rPr>
+        <w:t>d'une</w:t>
+      </w:r>
+      <w:proofErr w:type="spellEnd"/>
+      <w:r>
+        <w:rPr>
+          <w:rFonts w:ascii="Roboto" w:hAnsi="Roboto"/>
+          <w:sz w:val="22"/>
+          <w:szCs w:val="22"/>
+        </w:rPr>
+        <w:t xml:space="preserve"> </w:t>
+      </w:r>
+      <w:proofErr w:type="spellStart"/>
+      <w:r>
+        <w:rPr>
+          <w:rFonts w:ascii="Roboto" w:hAnsi="Roboto"/>
+          <w:sz w:val="22"/>
+          <w:szCs w:val="22"/>
+        </w:rPr>
+        <w:t>dépression</w:t>
+      </w:r>
+      <w:proofErr w:type="spellEnd"/>
+      <w:r>
+        <w:rPr>
+          <w:rFonts w:ascii="Roboto" w:hAnsi="Roboto"/>
+          <w:sz w:val="22"/>
+          <w:szCs w:val="22"/>
+        </w:rPr>
+        <w:br/>
+      </w:r>
+      <w:r>
+        <w:rPr>
+          <w:rStyle w:val="Strong"/>
+          <w:rFonts w:ascii="Roboto" w:hAnsi="Roboto"/>
+          <w:sz w:val="22"/>
+          <w:szCs w:val="22"/>
+        </w:rPr>
+        <w:t>Cyclonic winds</w:t>
+      </w:r>
+      <w:r>
+        <w:rPr>
+          <w:rFonts w:ascii="Roboto" w:hAnsi="Roboto"/>
+          <w:sz w:val="22"/>
+          <w:szCs w:val="22"/>
+        </w:rPr>
+        <w:t xml:space="preserve"> : vents </w:t>
+      </w:r>
+      <w:proofErr w:type="spellStart"/>
+      <w:r>
+        <w:rPr>
+          <w:rFonts w:ascii="Roboto" w:hAnsi="Roboto"/>
+          <w:sz w:val="22"/>
+          <w:szCs w:val="22"/>
+        </w:rPr>
+        <w:t>cycloniques</w:t>
+      </w:r>
+      <w:proofErr w:type="spellEnd"/>
+    </w:p>
+    <w:p>
+      <w:pPr>
+        <w:pStyle w:val="NormalWeb"/>
+        <w:spacing w:after="240" w:afterAutospacing="0"/>
+        <w:rPr>
+          <w:rFonts w:ascii="Roboto" w:hAnsi="Roboto"/>
+          <w:sz w:val="22"/>
+          <w:szCs w:val="22"/>
+        </w:rPr>
+      </w:pPr>
+      <w:bookmarkStart w:id="2" w:name="D"/>
+      <w:bookmarkEnd w:id="2"/>
+      <w:r>
+        <w:rPr>
+          <w:rStyle w:val="lettre"/>
+          <w:rFonts w:ascii="Roboto" w:hAnsi="Roboto"/>
+          <w:sz w:val="22"/>
+          <w:szCs w:val="22"/>
+        </w:rPr>
+        <w:t>D</w:t>
+      </w:r>
+      <w:r>
+        <w:rPr>
+          <w:rFonts w:ascii="Roboto" w:hAnsi="Roboto"/>
+          <w:sz w:val="22"/>
+          <w:szCs w:val="22"/>
+        </w:rPr>
+        <w:br/>
+      </w:r>
+      <w:proofErr w:type="gramStart"/>
+      <w:r>
+        <w:rPr>
+          <w:rStyle w:val="Strong"/>
+          <w:rFonts w:ascii="Roboto" w:hAnsi="Roboto"/>
+          <w:sz w:val="22"/>
+          <w:szCs w:val="22"/>
+        </w:rPr>
+        <w:t xml:space="preserve">Damp </w:t>
+      </w:r>
+      <w:r>
+        <w:rPr>
+          <w:rFonts w:ascii="Roboto" w:hAnsi="Roboto"/>
+          <w:sz w:val="22"/>
+          <w:szCs w:val="22"/>
+        </w:rPr>
+        <w:t>:</w:t>
+      </w:r>
+      <w:proofErr w:type="gramEnd"/>
+      <w:r>
+        <w:rPr>
+          <w:rFonts w:ascii="Roboto" w:hAnsi="Roboto"/>
+          <w:sz w:val="22"/>
+          <w:szCs w:val="22"/>
+        </w:rPr>
+        <w:t xml:space="preserve"> </w:t>
+      </w:r>
+      <w:proofErr w:type="spellStart"/>
+      <w:r>
+        <w:rPr>
+          <w:rFonts w:ascii="Roboto" w:hAnsi="Roboto"/>
+          <w:sz w:val="22"/>
+          <w:szCs w:val="22"/>
+        </w:rPr>
+        <w:t>humide</w:t>
+      </w:r>
+      <w:proofErr w:type="spellEnd"/>
+      <w:r>
+        <w:rPr>
+          <w:rFonts w:ascii="Roboto" w:hAnsi="Roboto"/>
+          <w:sz w:val="22"/>
+          <w:szCs w:val="22"/>
+        </w:rPr>
+        <w:t xml:space="preserve"> </w:t>
+      </w:r>
+      <w:r>
+        <w:rPr>
+          <w:rFonts w:ascii="Roboto" w:hAnsi="Roboto"/>
+          <w:sz w:val="22"/>
+          <w:szCs w:val="22"/>
+        </w:rPr>
+        <w:br/>
+      </w:r>
+      <w:r>
+        <w:rPr>
+          <w:rStyle w:val="Strong"/>
+          <w:rFonts w:ascii="Roboto" w:hAnsi="Roboto"/>
+          <w:sz w:val="22"/>
+          <w:szCs w:val="22"/>
+        </w:rPr>
+        <w:t xml:space="preserve">Day </w:t>
+      </w:r>
+      <w:r>
+        <w:rPr>
+          <w:rFonts w:ascii="Roboto" w:hAnsi="Roboto"/>
+          <w:sz w:val="22"/>
+          <w:szCs w:val="22"/>
+        </w:rPr>
+        <w:t xml:space="preserve">: jour </w:t>
+      </w:r>
+      <w:r>
+        <w:rPr>
+          <w:rFonts w:ascii="Roboto" w:hAnsi="Roboto"/>
+          <w:sz w:val="22"/>
+          <w:szCs w:val="22"/>
+        </w:rPr>
+        <w:br/>
+      </w:r>
+      <w:r>
+        <w:rPr>
+          <w:rStyle w:val="Strong"/>
+          <w:rFonts w:ascii="Roboto" w:hAnsi="Roboto"/>
+          <w:sz w:val="22"/>
+          <w:szCs w:val="22"/>
+        </w:rPr>
+        <w:t>Decreasing (DECR)</w:t>
+      </w:r>
+      <w:r>
+        <w:rPr>
+          <w:rFonts w:ascii="Roboto" w:hAnsi="Roboto"/>
+          <w:sz w:val="22"/>
+          <w:szCs w:val="22"/>
+        </w:rPr>
+        <w:t xml:space="preserve">: </w:t>
+      </w:r>
+      <w:proofErr w:type="spellStart"/>
+      <w:r>
+        <w:rPr>
+          <w:rFonts w:ascii="Roboto" w:hAnsi="Roboto"/>
+          <w:sz w:val="22"/>
+          <w:szCs w:val="22"/>
+        </w:rPr>
+        <w:t>diminuant</w:t>
+      </w:r>
+      <w:proofErr w:type="spellEnd"/>
+      <w:r>
+        <w:rPr>
+          <w:rFonts w:ascii="Roboto" w:hAnsi="Roboto"/>
+          <w:sz w:val="22"/>
+          <w:szCs w:val="22"/>
+        </w:rPr>
+        <w:t xml:space="preserve"> </w:t>
+      </w:r>
+      <w:r>
+        <w:rPr>
+          <w:rFonts w:ascii="Roboto" w:hAnsi="Roboto"/>
+          <w:sz w:val="22"/>
+          <w:szCs w:val="22"/>
+        </w:rPr>
+        <w:br/>
+      </w:r>
+      <w:r>
+        <w:rPr>
+          <w:rStyle w:val="Strong"/>
+          <w:rFonts w:ascii="Roboto" w:hAnsi="Roboto"/>
+          <w:sz w:val="22"/>
+          <w:szCs w:val="22"/>
+        </w:rPr>
+        <w:t xml:space="preserve">Deepen (to), deepening (DPN) </w:t>
+      </w:r>
+      <w:r>
+        <w:rPr>
+          <w:rFonts w:ascii="Roboto" w:hAnsi="Roboto"/>
+          <w:sz w:val="22"/>
+          <w:szCs w:val="22"/>
+        </w:rPr>
+        <w:t xml:space="preserve">: se </w:t>
+      </w:r>
+      <w:proofErr w:type="spellStart"/>
+      <w:r>
+        <w:rPr>
+          <w:rFonts w:ascii="Roboto" w:hAnsi="Roboto"/>
+          <w:sz w:val="22"/>
+          <w:szCs w:val="22"/>
+        </w:rPr>
+        <w:t>creuser</w:t>
+      </w:r>
+      <w:proofErr w:type="spellEnd"/>
+      <w:r>
+        <w:rPr>
+          <w:rFonts w:ascii="Roboto" w:hAnsi="Roboto"/>
+          <w:sz w:val="22"/>
+          <w:szCs w:val="22"/>
+        </w:rPr>
+        <w:t xml:space="preserve">, se </w:t>
+      </w:r>
+      <w:proofErr w:type="spellStart"/>
+      <w:r>
+        <w:rPr>
+          <w:rFonts w:ascii="Roboto" w:hAnsi="Roboto"/>
+          <w:sz w:val="22"/>
+          <w:szCs w:val="22"/>
+        </w:rPr>
+        <w:t>creusant</w:t>
+      </w:r>
+      <w:proofErr w:type="spellEnd"/>
+      <w:r>
+        <w:rPr>
+          <w:rFonts w:ascii="Roboto" w:hAnsi="Roboto"/>
+          <w:sz w:val="22"/>
+          <w:szCs w:val="22"/>
+        </w:rPr>
+        <w:br/>
+      </w:r>
+      <w:r>
+        <w:rPr>
+          <w:rStyle w:val="Strong"/>
+          <w:rFonts w:ascii="Roboto" w:hAnsi="Roboto"/>
+          <w:sz w:val="22"/>
+          <w:szCs w:val="22"/>
+        </w:rPr>
+        <w:t>Depression (</w:t>
+      </w:r>
+      <w:proofErr w:type="spellStart"/>
+      <w:r>
+        <w:rPr>
+          <w:rStyle w:val="Strong"/>
+          <w:rFonts w:ascii="Roboto" w:hAnsi="Roboto"/>
+          <w:sz w:val="22"/>
+          <w:szCs w:val="22"/>
+        </w:rPr>
+        <w:t>voir</w:t>
+      </w:r>
+      <w:proofErr w:type="spellEnd"/>
+      <w:r>
+        <w:rPr>
+          <w:rStyle w:val="Strong"/>
+          <w:rFonts w:ascii="Roboto" w:hAnsi="Roboto"/>
+          <w:sz w:val="22"/>
+          <w:szCs w:val="22"/>
+        </w:rPr>
+        <w:t xml:space="preserve"> </w:t>
+      </w:r>
+      <w:proofErr w:type="spellStart"/>
+      <w:r>
+        <w:rPr>
+          <w:rStyle w:val="Strong"/>
+          <w:rFonts w:ascii="Roboto" w:hAnsi="Roboto"/>
+          <w:sz w:val="22"/>
+          <w:szCs w:val="22"/>
+        </w:rPr>
+        <w:t>aussi</w:t>
+      </w:r>
+      <w:proofErr w:type="spellEnd"/>
+      <w:r>
+        <w:rPr>
+          <w:rStyle w:val="Strong"/>
+          <w:rFonts w:ascii="Roboto" w:hAnsi="Roboto"/>
+          <w:sz w:val="22"/>
+          <w:szCs w:val="22"/>
+        </w:rPr>
+        <w:t xml:space="preserve"> low)</w:t>
+      </w:r>
+      <w:r>
+        <w:rPr>
+          <w:rFonts w:ascii="Roboto" w:hAnsi="Roboto"/>
+          <w:sz w:val="22"/>
+          <w:szCs w:val="22"/>
+        </w:rPr>
+        <w:t xml:space="preserve">: </w:t>
+      </w:r>
+      <w:proofErr w:type="spellStart"/>
+      <w:r>
+        <w:rPr>
+          <w:rFonts w:ascii="Roboto" w:hAnsi="Roboto"/>
+          <w:sz w:val="22"/>
+          <w:szCs w:val="22"/>
+        </w:rPr>
+        <w:t>dépression</w:t>
+      </w:r>
+      <w:proofErr w:type="spellEnd"/>
+      <w:r>
+        <w:rPr>
+          <w:rFonts w:ascii="Roboto" w:hAnsi="Roboto"/>
+          <w:sz w:val="22"/>
+          <w:szCs w:val="22"/>
+        </w:rPr>
+        <w:t xml:space="preserve"> </w:t>
+      </w:r>
+      <w:r>
+        <w:rPr>
+          <w:rFonts w:ascii="Roboto" w:hAnsi="Roboto"/>
+          <w:sz w:val="22"/>
+          <w:szCs w:val="22"/>
+        </w:rPr>
+        <w:br/>
+      </w:r>
+      <w:r>
+        <w:rPr>
+          <w:rStyle w:val="Strong"/>
+          <w:rFonts w:ascii="Roboto" w:hAnsi="Roboto"/>
+          <w:sz w:val="22"/>
+          <w:szCs w:val="22"/>
+        </w:rPr>
+        <w:t xml:space="preserve">Disturbance </w:t>
+      </w:r>
+      <w:r>
+        <w:rPr>
+          <w:rFonts w:ascii="Roboto" w:hAnsi="Roboto"/>
+          <w:sz w:val="22"/>
+          <w:szCs w:val="22"/>
+        </w:rPr>
+        <w:t xml:space="preserve">: perturbation </w:t>
+      </w:r>
+      <w:r>
+        <w:rPr>
+          <w:rFonts w:ascii="Roboto" w:hAnsi="Roboto"/>
+          <w:sz w:val="22"/>
+          <w:szCs w:val="22"/>
+        </w:rPr>
+        <w:br/>
+      </w:r>
+      <w:r>
+        <w:rPr>
+          <w:rStyle w:val="Strong"/>
+          <w:rFonts w:ascii="Roboto" w:hAnsi="Roboto"/>
+          <w:sz w:val="22"/>
+          <w:szCs w:val="22"/>
+        </w:rPr>
+        <w:t xml:space="preserve">Drizzle (DZ) </w:t>
+      </w:r>
+      <w:r>
+        <w:rPr>
+          <w:rFonts w:ascii="Roboto" w:hAnsi="Roboto"/>
+          <w:sz w:val="22"/>
+          <w:szCs w:val="22"/>
+        </w:rPr>
+        <w:t xml:space="preserve">: </w:t>
+      </w:r>
+      <w:proofErr w:type="spellStart"/>
+      <w:r>
+        <w:rPr>
+          <w:rFonts w:ascii="Roboto" w:hAnsi="Roboto"/>
+          <w:sz w:val="22"/>
+          <w:szCs w:val="22"/>
+        </w:rPr>
+        <w:t>bruine</w:t>
+      </w:r>
+      <w:proofErr w:type="spellEnd"/>
+      <w:r>
+        <w:rPr>
+          <w:rFonts w:ascii="Roboto" w:hAnsi="Roboto"/>
+          <w:sz w:val="22"/>
+          <w:szCs w:val="22"/>
+        </w:rPr>
+        <w:t xml:space="preserve"> </w:t>
+      </w:r>
+      <w:r>
+        <w:rPr>
+          <w:rFonts w:ascii="Roboto" w:hAnsi="Roboto"/>
+          <w:sz w:val="22"/>
+          <w:szCs w:val="22"/>
+        </w:rPr>
+        <w:br/>
+      </w:r>
+      <w:r>
+        <w:rPr>
+          <w:rStyle w:val="Strong"/>
+          <w:rFonts w:ascii="Roboto" w:hAnsi="Roboto"/>
+          <w:sz w:val="22"/>
+          <w:szCs w:val="22"/>
+        </w:rPr>
+        <w:t xml:space="preserve">Dry </w:t>
+      </w:r>
+      <w:r>
+        <w:rPr>
+          <w:rFonts w:ascii="Roboto" w:hAnsi="Roboto"/>
+          <w:sz w:val="22"/>
+          <w:szCs w:val="22"/>
+        </w:rPr>
+        <w:t xml:space="preserve">: sec </w:t>
+      </w:r>
+    </w:p>
+    <w:p>
+      <w:pPr>
+        <w:pStyle w:val="NormalWeb"/>
+        <w:spacing w:after="240" w:afterAutospacing="0"/>
+        <w:rPr>
+          <w:rFonts w:ascii="Roboto" w:hAnsi="Roboto"/>
+          <w:sz w:val="22"/>
+          <w:szCs w:val="22"/>
+          <w:lang w:val="fr-FR"/>
+        </w:rPr>
+      </w:pPr>
+      <w:bookmarkStart w:id="3" w:name="E"/>
+      <w:bookmarkEnd w:id="3"/>
+      <w:r>
+        <w:rPr>
+          <w:rStyle w:val="lettre"/>
+          <w:rFonts w:ascii="Roboto" w:hAnsi="Roboto"/>
+          <w:sz w:val="22"/>
+          <w:szCs w:val="22"/>
+          <w:lang w:val="fr-FR"/>
+        </w:rPr>
+        <w:t>E</w:t>
+      </w:r>
+      <w:r>
+        <w:rPr>
+          <w:rFonts w:ascii="Roboto" w:hAnsi="Roboto"/>
+          <w:sz w:val="22"/>
+          <w:szCs w:val="22"/>
+          <w:lang w:val="fr-FR"/>
+        </w:rPr>
+        <w:br/>
+      </w:r>
+      <w:r>
+        <w:rPr>
+          <w:rStyle w:val="Strong"/>
+          <w:rFonts w:ascii="Roboto" w:hAnsi="Roboto"/>
+          <w:sz w:val="22"/>
+          <w:szCs w:val="22"/>
+          <w:lang w:val="fr-FR"/>
+        </w:rPr>
+        <w:t xml:space="preserve">East, </w:t>
+      </w:r>
+      <w:proofErr w:type="spellStart"/>
+      <w:r>
+        <w:rPr>
+          <w:rStyle w:val="Strong"/>
+          <w:rFonts w:ascii="Roboto" w:hAnsi="Roboto"/>
+          <w:sz w:val="22"/>
+          <w:szCs w:val="22"/>
+          <w:lang w:val="fr-FR"/>
+        </w:rPr>
+        <w:t>Easterly</w:t>
+      </w:r>
+      <w:proofErr w:type="spellEnd"/>
+      <w:r>
+        <w:rPr>
+          <w:rStyle w:val="Strong"/>
+          <w:rFonts w:ascii="Roboto" w:hAnsi="Roboto"/>
+          <w:sz w:val="22"/>
+          <w:szCs w:val="22"/>
+          <w:lang w:val="fr-FR"/>
+        </w:rPr>
+        <w:t xml:space="preserve"> (E)</w:t>
+      </w:r>
+      <w:r>
+        <w:rPr>
+          <w:rFonts w:ascii="Roboto" w:hAnsi="Roboto"/>
+          <w:sz w:val="22"/>
+          <w:szCs w:val="22"/>
+          <w:lang w:val="fr-FR"/>
+        </w:rPr>
+        <w:t xml:space="preserve"> : </w:t>
+      </w:r>
+      <w:proofErr w:type="gramStart"/>
+      <w:r>
+        <w:rPr>
+          <w:rFonts w:ascii="Roboto" w:hAnsi="Roboto"/>
+          <w:sz w:val="22"/>
+          <w:szCs w:val="22"/>
+          <w:lang w:val="fr-FR"/>
+        </w:rPr>
+        <w:t>est ,</w:t>
+      </w:r>
+      <w:proofErr w:type="gramEnd"/>
+      <w:r>
+        <w:rPr>
+          <w:rFonts w:ascii="Roboto" w:hAnsi="Roboto"/>
+          <w:sz w:val="22"/>
+          <w:szCs w:val="22"/>
+          <w:lang w:val="fr-FR"/>
+        </w:rPr>
+        <w:t xml:space="preserve"> secteur est</w:t>
+      </w:r>
+      <w:r>
+        <w:rPr>
+          <w:rFonts w:ascii="Roboto" w:hAnsi="Roboto"/>
+          <w:sz w:val="22"/>
+          <w:szCs w:val="22"/>
+          <w:lang w:val="fr-FR"/>
+        </w:rPr>
+        <w:br/>
+      </w:r>
+      <w:proofErr w:type="spellStart"/>
+      <w:r>
+        <w:rPr>
+          <w:rStyle w:val="Strong"/>
+          <w:rFonts w:ascii="Roboto" w:hAnsi="Roboto"/>
+          <w:sz w:val="22"/>
+          <w:szCs w:val="22"/>
+          <w:lang w:val="fr-FR"/>
+        </w:rPr>
+        <w:t>Easterly</w:t>
+      </w:r>
+      <w:proofErr w:type="spellEnd"/>
+      <w:r>
+        <w:rPr>
+          <w:rStyle w:val="Strong"/>
+          <w:rFonts w:ascii="Roboto" w:hAnsi="Roboto"/>
+          <w:sz w:val="22"/>
+          <w:szCs w:val="22"/>
+          <w:lang w:val="fr-FR"/>
+        </w:rPr>
+        <w:t xml:space="preserve"> </w:t>
+      </w:r>
+      <w:proofErr w:type="spellStart"/>
+      <w:r>
+        <w:rPr>
+          <w:rStyle w:val="Strong"/>
+          <w:rFonts w:ascii="Roboto" w:hAnsi="Roboto"/>
+          <w:sz w:val="22"/>
+          <w:szCs w:val="22"/>
+          <w:lang w:val="fr-FR"/>
+        </w:rPr>
+        <w:t>wave</w:t>
+      </w:r>
+      <w:proofErr w:type="spellEnd"/>
+      <w:r>
+        <w:rPr>
+          <w:rStyle w:val="Strong"/>
+          <w:rFonts w:ascii="Roboto" w:hAnsi="Roboto"/>
+          <w:sz w:val="22"/>
+          <w:szCs w:val="22"/>
+          <w:lang w:val="fr-FR"/>
+        </w:rPr>
+        <w:t xml:space="preserve"> </w:t>
+      </w:r>
+      <w:r>
+        <w:rPr>
+          <w:rFonts w:ascii="Roboto" w:hAnsi="Roboto"/>
+          <w:sz w:val="22"/>
+          <w:szCs w:val="22"/>
+          <w:lang w:val="fr-FR"/>
+        </w:rPr>
+        <w:t>: onde d'est ou onde tropicale, thalweg se propageant d'est en ouest dans le flux d'alizé et donnant naissance à une ligne de grains.</w:t>
+      </w:r>
+      <w:r>
+        <w:rPr>
+          <w:rFonts w:ascii="Roboto" w:hAnsi="Roboto"/>
+          <w:sz w:val="22"/>
+          <w:szCs w:val="22"/>
+          <w:lang w:val="fr-FR"/>
+        </w:rPr>
+        <w:br/>
+      </w:r>
+      <w:r>
+        <w:rPr>
+          <w:rStyle w:val="Strong"/>
+          <w:rFonts w:ascii="Roboto" w:hAnsi="Roboto"/>
+          <w:sz w:val="22"/>
+          <w:szCs w:val="22"/>
+          <w:lang w:val="fr-FR"/>
+        </w:rPr>
+        <w:t>Expected (EXP)</w:t>
+      </w:r>
+      <w:r>
+        <w:rPr>
+          <w:rFonts w:ascii="Roboto" w:hAnsi="Roboto"/>
+          <w:sz w:val="22"/>
+          <w:szCs w:val="22"/>
+          <w:lang w:val="fr-FR"/>
+        </w:rPr>
+        <w:t xml:space="preserve"> : prévu, attendu</w:t>
+      </w:r>
+    </w:p>
+    <w:p>
+      <w:pPr>
+        <w:pStyle w:val="NormalWeb"/>
+        <w:spacing w:after="240" w:afterAutospacing="0"/>
+        <w:rPr>
+          <w:rFonts w:ascii="Roboto" w:hAnsi="Roboto"/>
+          <w:sz w:val="22"/>
+          <w:szCs w:val="22"/>
+          <w:lang w:val="fr-FR"/>
+        </w:rPr>
+      </w:pPr>
+      <w:bookmarkStart w:id="4" w:name="F"/>
+      <w:bookmarkEnd w:id="4"/>
+      <w:r>
+        <w:rPr>
+          <w:rStyle w:val="lettre"/>
+          <w:rFonts w:ascii="Roboto" w:hAnsi="Roboto"/>
+          <w:sz w:val="22"/>
+          <w:szCs w:val="22"/>
+          <w:lang w:val="fr-FR"/>
+        </w:rPr>
+        <w:t>F</w:t>
+      </w:r>
+      <w:r>
+        <w:rPr>
+          <w:rFonts w:ascii="Roboto" w:hAnsi="Roboto"/>
+          <w:sz w:val="22"/>
+          <w:szCs w:val="22"/>
+          <w:lang w:val="fr-FR"/>
+        </w:rPr>
+        <w:br/>
+      </w:r>
+      <w:proofErr w:type="spellStart"/>
+      <w:r>
+        <w:rPr>
+          <w:rStyle w:val="Strong"/>
+          <w:rFonts w:ascii="Roboto" w:hAnsi="Roboto"/>
+          <w:sz w:val="22"/>
+          <w:szCs w:val="22"/>
+          <w:lang w:val="fr-FR"/>
+        </w:rPr>
+        <w:t>Fair</w:t>
+      </w:r>
+      <w:proofErr w:type="spellEnd"/>
+      <w:r>
+        <w:rPr>
+          <w:rStyle w:val="Strong"/>
+          <w:rFonts w:ascii="Roboto" w:hAnsi="Roboto"/>
+          <w:sz w:val="22"/>
+          <w:szCs w:val="22"/>
+          <w:lang w:val="fr-FR"/>
+        </w:rPr>
+        <w:t xml:space="preserve"> </w:t>
+      </w:r>
+      <w:r>
+        <w:rPr>
+          <w:rFonts w:ascii="Roboto" w:hAnsi="Roboto"/>
+          <w:sz w:val="22"/>
+          <w:szCs w:val="22"/>
+          <w:lang w:val="fr-FR"/>
+        </w:rPr>
+        <w:t xml:space="preserve">: beau, ex. </w:t>
+      </w:r>
+      <w:proofErr w:type="spellStart"/>
+      <w:r>
+        <w:rPr>
+          <w:rFonts w:ascii="Roboto" w:hAnsi="Roboto"/>
+          <w:sz w:val="22"/>
+          <w:szCs w:val="22"/>
+          <w:lang w:val="fr-FR"/>
+        </w:rPr>
+        <w:t>fair</w:t>
+      </w:r>
+      <w:proofErr w:type="spellEnd"/>
+      <w:r>
+        <w:rPr>
+          <w:rFonts w:ascii="Roboto" w:hAnsi="Roboto"/>
+          <w:sz w:val="22"/>
+          <w:szCs w:val="22"/>
+          <w:lang w:val="fr-FR"/>
+        </w:rPr>
+        <w:t xml:space="preserve"> </w:t>
+      </w:r>
+      <w:proofErr w:type="spellStart"/>
+      <w:r>
+        <w:rPr>
+          <w:rFonts w:ascii="Roboto" w:hAnsi="Roboto"/>
+          <w:sz w:val="22"/>
+          <w:szCs w:val="22"/>
+          <w:lang w:val="fr-FR"/>
+        </w:rPr>
+        <w:t>weather</w:t>
+      </w:r>
+      <w:proofErr w:type="spellEnd"/>
+      <w:r>
+        <w:rPr>
+          <w:rFonts w:ascii="Roboto" w:hAnsi="Roboto"/>
+          <w:sz w:val="22"/>
+          <w:szCs w:val="22"/>
+          <w:lang w:val="fr-FR"/>
+        </w:rPr>
+        <w:t xml:space="preserve"> : beau temps, </w:t>
+      </w:r>
+      <w:proofErr w:type="spellStart"/>
+      <w:r>
+        <w:rPr>
+          <w:rFonts w:ascii="Roboto" w:hAnsi="Roboto"/>
+          <w:sz w:val="22"/>
+          <w:szCs w:val="22"/>
+          <w:lang w:val="fr-FR"/>
+        </w:rPr>
+        <w:t>fair</w:t>
+      </w:r>
+      <w:proofErr w:type="spellEnd"/>
+      <w:r>
+        <w:rPr>
+          <w:rFonts w:ascii="Roboto" w:hAnsi="Roboto"/>
+          <w:sz w:val="22"/>
+          <w:szCs w:val="22"/>
+          <w:lang w:val="fr-FR"/>
+        </w:rPr>
+        <w:t xml:space="preserve"> </w:t>
+      </w:r>
+      <w:proofErr w:type="spellStart"/>
+      <w:r>
+        <w:rPr>
+          <w:rFonts w:ascii="Roboto" w:hAnsi="Roboto"/>
+          <w:sz w:val="22"/>
+          <w:szCs w:val="22"/>
+          <w:lang w:val="fr-FR"/>
+        </w:rPr>
+        <w:t>wind</w:t>
+      </w:r>
+      <w:proofErr w:type="spellEnd"/>
+      <w:r>
+        <w:rPr>
+          <w:rFonts w:ascii="Roboto" w:hAnsi="Roboto"/>
+          <w:sz w:val="22"/>
+          <w:szCs w:val="22"/>
+          <w:lang w:val="fr-FR"/>
+        </w:rPr>
+        <w:t xml:space="preserve"> : bon vent</w:t>
+      </w:r>
+      <w:r>
+        <w:rPr>
+          <w:rFonts w:ascii="Roboto" w:hAnsi="Roboto"/>
+          <w:sz w:val="22"/>
+          <w:szCs w:val="22"/>
+          <w:lang w:val="fr-FR"/>
+        </w:rPr>
+        <w:br/>
+      </w:r>
+      <w:proofErr w:type="spellStart"/>
+      <w:r>
+        <w:rPr>
+          <w:rStyle w:val="Strong"/>
+          <w:rFonts w:ascii="Roboto" w:hAnsi="Roboto"/>
+          <w:sz w:val="22"/>
+          <w:szCs w:val="22"/>
+          <w:lang w:val="fr-FR"/>
+        </w:rPr>
+        <w:t>Fall</w:t>
+      </w:r>
+      <w:proofErr w:type="spellEnd"/>
+      <w:r>
+        <w:rPr>
+          <w:rStyle w:val="Strong"/>
+          <w:rFonts w:ascii="Roboto" w:hAnsi="Roboto"/>
+          <w:sz w:val="22"/>
+          <w:szCs w:val="22"/>
+          <w:lang w:val="fr-FR"/>
+        </w:rPr>
+        <w:t xml:space="preserve"> </w:t>
+      </w:r>
+      <w:r>
+        <w:rPr>
+          <w:rFonts w:ascii="Roboto" w:hAnsi="Roboto"/>
+          <w:sz w:val="22"/>
+          <w:szCs w:val="22"/>
+          <w:lang w:val="fr-FR"/>
+        </w:rPr>
+        <w:t>: précipitation</w:t>
+      </w:r>
+      <w:r>
+        <w:rPr>
+          <w:rFonts w:ascii="Roboto" w:hAnsi="Roboto"/>
+          <w:sz w:val="22"/>
+          <w:szCs w:val="22"/>
+          <w:lang w:val="fr-FR"/>
+        </w:rPr>
+        <w:br/>
+      </w:r>
+      <w:proofErr w:type="spellStart"/>
+      <w:r>
+        <w:rPr>
+          <w:rStyle w:val="Strong"/>
+          <w:rFonts w:ascii="Roboto" w:hAnsi="Roboto"/>
+          <w:sz w:val="22"/>
+          <w:szCs w:val="22"/>
+          <w:lang w:val="fr-FR"/>
+        </w:rPr>
+        <w:t>Falling</w:t>
+      </w:r>
+      <w:proofErr w:type="spellEnd"/>
+      <w:r>
+        <w:rPr>
+          <w:rStyle w:val="Strong"/>
+          <w:rFonts w:ascii="Roboto" w:hAnsi="Roboto"/>
+          <w:sz w:val="22"/>
+          <w:szCs w:val="22"/>
+          <w:lang w:val="fr-FR"/>
+        </w:rPr>
+        <w:t xml:space="preserve"> e.g. </w:t>
+      </w:r>
+      <w:proofErr w:type="spellStart"/>
+      <w:r>
+        <w:rPr>
+          <w:rStyle w:val="Strong"/>
+          <w:rFonts w:ascii="Roboto" w:hAnsi="Roboto"/>
+          <w:sz w:val="22"/>
+          <w:szCs w:val="22"/>
+          <w:lang w:val="fr-FR"/>
+        </w:rPr>
+        <w:t>wind</w:t>
+      </w:r>
+      <w:proofErr w:type="spellEnd"/>
+      <w:r>
+        <w:rPr>
+          <w:rStyle w:val="Strong"/>
+          <w:rFonts w:ascii="Roboto" w:hAnsi="Roboto"/>
+          <w:sz w:val="22"/>
+          <w:szCs w:val="22"/>
+          <w:lang w:val="fr-FR"/>
+        </w:rPr>
+        <w:t xml:space="preserve"> </w:t>
+      </w:r>
+      <w:r>
+        <w:rPr>
+          <w:rFonts w:ascii="Roboto" w:hAnsi="Roboto"/>
+          <w:sz w:val="22"/>
+          <w:szCs w:val="22"/>
+          <w:lang w:val="fr-FR"/>
+        </w:rPr>
+        <w:t>: diminuer ex; vent</w:t>
+      </w:r>
+      <w:r>
+        <w:rPr>
+          <w:rFonts w:ascii="Roboto" w:hAnsi="Roboto"/>
+          <w:sz w:val="22"/>
+          <w:szCs w:val="22"/>
+          <w:lang w:val="fr-FR"/>
+        </w:rPr>
+        <w:br/>
+      </w:r>
+      <w:proofErr w:type="spellStart"/>
+      <w:r>
+        <w:rPr>
+          <w:rStyle w:val="Strong"/>
+          <w:rFonts w:ascii="Roboto" w:hAnsi="Roboto"/>
+          <w:sz w:val="22"/>
+          <w:szCs w:val="22"/>
+          <w:lang w:val="fr-FR"/>
+        </w:rPr>
+        <w:t>Fetch</w:t>
+      </w:r>
+      <w:proofErr w:type="spellEnd"/>
+      <w:r>
+        <w:rPr>
+          <w:rStyle w:val="Strong"/>
+          <w:rFonts w:ascii="Roboto" w:hAnsi="Roboto"/>
+          <w:sz w:val="22"/>
+          <w:szCs w:val="22"/>
+          <w:lang w:val="fr-FR"/>
+        </w:rPr>
+        <w:t xml:space="preserve"> </w:t>
+      </w:r>
+      <w:r>
+        <w:rPr>
+          <w:rFonts w:ascii="Roboto" w:hAnsi="Roboto"/>
+          <w:sz w:val="22"/>
+          <w:szCs w:val="22"/>
+          <w:lang w:val="fr-FR"/>
+        </w:rPr>
+        <w:t>: zone où les vagues sont issues du vent et de direction stable</w:t>
+      </w:r>
+      <w:r>
+        <w:rPr>
+          <w:rFonts w:ascii="Roboto" w:hAnsi="Roboto"/>
+          <w:sz w:val="22"/>
+          <w:szCs w:val="22"/>
+          <w:lang w:val="fr-FR"/>
+        </w:rPr>
+        <w:br/>
+      </w:r>
+      <w:r>
+        <w:rPr>
+          <w:rStyle w:val="Strong"/>
+          <w:rFonts w:ascii="Roboto" w:hAnsi="Roboto"/>
+          <w:sz w:val="22"/>
+          <w:szCs w:val="22"/>
+          <w:lang w:val="fr-FR"/>
+        </w:rPr>
+        <w:t xml:space="preserve">Field </w:t>
+      </w:r>
+      <w:r>
+        <w:rPr>
+          <w:rFonts w:ascii="Roboto" w:hAnsi="Roboto"/>
+          <w:sz w:val="22"/>
+          <w:szCs w:val="22"/>
+          <w:lang w:val="fr-FR"/>
+        </w:rPr>
+        <w:t>: champ</w:t>
+      </w:r>
+      <w:r>
+        <w:rPr>
+          <w:rFonts w:ascii="Roboto" w:hAnsi="Roboto"/>
+          <w:sz w:val="22"/>
+          <w:szCs w:val="22"/>
+          <w:lang w:val="fr-FR"/>
+        </w:rPr>
+        <w:br/>
+      </w:r>
+      <w:proofErr w:type="spellStart"/>
+      <w:r>
+        <w:rPr>
+          <w:rStyle w:val="Strong"/>
+          <w:rFonts w:ascii="Roboto" w:hAnsi="Roboto"/>
+          <w:sz w:val="22"/>
+          <w:szCs w:val="22"/>
+          <w:lang w:val="fr-FR"/>
+        </w:rPr>
+        <w:t>Filling</w:t>
+      </w:r>
+      <w:proofErr w:type="spellEnd"/>
+      <w:r>
+        <w:rPr>
+          <w:rStyle w:val="Strong"/>
+          <w:rFonts w:ascii="Roboto" w:hAnsi="Roboto"/>
+          <w:sz w:val="22"/>
+          <w:szCs w:val="22"/>
+          <w:lang w:val="fr-FR"/>
+        </w:rPr>
+        <w:t xml:space="preserve"> (FLN) </w:t>
+      </w:r>
+      <w:r>
+        <w:rPr>
+          <w:rFonts w:ascii="Roboto" w:hAnsi="Roboto"/>
+          <w:sz w:val="22"/>
+          <w:szCs w:val="22"/>
+          <w:lang w:val="fr-FR"/>
+        </w:rPr>
+        <w:t>: se comblant, remplir</w:t>
+      </w:r>
+      <w:r>
+        <w:rPr>
+          <w:rFonts w:ascii="Roboto" w:hAnsi="Roboto"/>
+          <w:sz w:val="22"/>
+          <w:szCs w:val="22"/>
+          <w:lang w:val="fr-FR"/>
+        </w:rPr>
+        <w:br/>
+      </w:r>
+      <w:r>
+        <w:rPr>
+          <w:rStyle w:val="Strong"/>
+          <w:rFonts w:ascii="Roboto" w:hAnsi="Roboto"/>
+          <w:sz w:val="22"/>
+          <w:szCs w:val="22"/>
+          <w:lang w:val="fr-FR"/>
+        </w:rPr>
+        <w:t xml:space="preserve">Fine </w:t>
+      </w:r>
+      <w:r>
+        <w:rPr>
+          <w:rFonts w:ascii="Roboto" w:hAnsi="Roboto"/>
+          <w:sz w:val="22"/>
+          <w:szCs w:val="22"/>
+          <w:lang w:val="fr-FR"/>
+        </w:rPr>
+        <w:t>: beau temps</w:t>
+      </w:r>
+      <w:r>
+        <w:rPr>
+          <w:rFonts w:ascii="Roboto" w:hAnsi="Roboto"/>
+          <w:sz w:val="22"/>
+          <w:szCs w:val="22"/>
+          <w:lang w:val="fr-FR"/>
+        </w:rPr>
+        <w:br/>
+      </w:r>
+      <w:r>
+        <w:rPr>
+          <w:rStyle w:val="Strong"/>
+          <w:rFonts w:ascii="Roboto" w:hAnsi="Roboto"/>
+          <w:sz w:val="22"/>
+          <w:szCs w:val="22"/>
+          <w:lang w:val="fr-FR"/>
+        </w:rPr>
+        <w:t xml:space="preserve">Flat </w:t>
+      </w:r>
+      <w:proofErr w:type="spellStart"/>
+      <w:r>
+        <w:rPr>
+          <w:rStyle w:val="Strong"/>
+          <w:rFonts w:ascii="Roboto" w:hAnsi="Roboto"/>
+          <w:sz w:val="22"/>
+          <w:szCs w:val="22"/>
+          <w:lang w:val="fr-FR"/>
+        </w:rPr>
+        <w:t>low</w:t>
+      </w:r>
+      <w:proofErr w:type="spellEnd"/>
+      <w:r>
+        <w:rPr>
+          <w:rStyle w:val="Strong"/>
+          <w:rFonts w:ascii="Roboto" w:hAnsi="Roboto"/>
+          <w:sz w:val="22"/>
+          <w:szCs w:val="22"/>
+          <w:lang w:val="fr-FR"/>
+        </w:rPr>
+        <w:t xml:space="preserve"> </w:t>
+      </w:r>
+      <w:r>
+        <w:rPr>
+          <w:rFonts w:ascii="Roboto" w:hAnsi="Roboto"/>
+          <w:sz w:val="22"/>
+          <w:szCs w:val="22"/>
+          <w:lang w:val="fr-FR"/>
+        </w:rPr>
+        <w:t>: marais barométrique, peu de gradient de pression et vents faibles</w:t>
+      </w:r>
+      <w:r>
+        <w:rPr>
+          <w:rFonts w:ascii="Roboto" w:hAnsi="Roboto"/>
+          <w:sz w:val="22"/>
+          <w:szCs w:val="22"/>
+          <w:lang w:val="fr-FR"/>
+        </w:rPr>
+        <w:br/>
+      </w:r>
+      <w:r>
+        <w:rPr>
+          <w:rStyle w:val="Strong"/>
+          <w:rFonts w:ascii="Roboto" w:hAnsi="Roboto"/>
+          <w:sz w:val="22"/>
+          <w:szCs w:val="22"/>
+          <w:lang w:val="fr-FR"/>
+        </w:rPr>
+        <w:t xml:space="preserve">Flow </w:t>
+      </w:r>
+      <w:r>
+        <w:rPr>
+          <w:rFonts w:ascii="Roboto" w:hAnsi="Roboto"/>
+          <w:sz w:val="22"/>
+          <w:szCs w:val="22"/>
+          <w:lang w:val="fr-FR"/>
+        </w:rPr>
+        <w:t>: flux, écoulement d'air à grande échelle</w:t>
+      </w:r>
+      <w:r>
+        <w:rPr>
+          <w:rFonts w:ascii="Roboto" w:hAnsi="Roboto"/>
+          <w:sz w:val="22"/>
+          <w:szCs w:val="22"/>
+          <w:lang w:val="fr-FR"/>
+        </w:rPr>
+        <w:br/>
+      </w:r>
+      <w:r>
+        <w:rPr>
+          <w:rStyle w:val="Strong"/>
+          <w:rFonts w:ascii="Roboto" w:hAnsi="Roboto"/>
+          <w:sz w:val="22"/>
+          <w:szCs w:val="22"/>
+          <w:lang w:val="fr-FR"/>
+        </w:rPr>
+        <w:t xml:space="preserve">Fog </w:t>
+      </w:r>
+      <w:r>
+        <w:rPr>
+          <w:rFonts w:ascii="Roboto" w:hAnsi="Roboto"/>
+          <w:sz w:val="22"/>
+          <w:szCs w:val="22"/>
+          <w:lang w:val="fr-FR"/>
+        </w:rPr>
+        <w:t>: brume, brouillard, visibilité inférieure à 0.5 NM</w:t>
+      </w:r>
+      <w:r>
+        <w:rPr>
+          <w:rFonts w:ascii="Roboto" w:hAnsi="Roboto"/>
+          <w:sz w:val="22"/>
+          <w:szCs w:val="22"/>
+          <w:lang w:val="fr-FR"/>
+        </w:rPr>
+        <w:br/>
+      </w:r>
+      <w:r>
+        <w:rPr>
+          <w:rStyle w:val="Strong"/>
+          <w:rFonts w:ascii="Roboto" w:hAnsi="Roboto"/>
+          <w:sz w:val="22"/>
+          <w:szCs w:val="22"/>
+          <w:lang w:val="fr-FR"/>
+        </w:rPr>
+        <w:t>Following (FLW)</w:t>
+      </w:r>
+      <w:r>
+        <w:rPr>
+          <w:rFonts w:ascii="Roboto" w:hAnsi="Roboto"/>
+          <w:sz w:val="22"/>
+          <w:szCs w:val="22"/>
+          <w:lang w:val="fr-FR"/>
+        </w:rPr>
+        <w:t xml:space="preserve"> : suivant</w:t>
+      </w:r>
+      <w:r>
+        <w:rPr>
+          <w:rFonts w:ascii="Roboto" w:hAnsi="Roboto"/>
+          <w:sz w:val="22"/>
+          <w:szCs w:val="22"/>
+          <w:lang w:val="fr-FR"/>
+        </w:rPr>
+        <w:br/>
+      </w:r>
+      <w:proofErr w:type="spellStart"/>
+      <w:r>
+        <w:rPr>
+          <w:rStyle w:val="Strong"/>
+          <w:rFonts w:ascii="Roboto" w:hAnsi="Roboto"/>
+          <w:sz w:val="22"/>
+          <w:szCs w:val="22"/>
+          <w:lang w:val="fr-FR"/>
+        </w:rPr>
+        <w:t>Forecast</w:t>
+      </w:r>
+      <w:proofErr w:type="spellEnd"/>
+      <w:r>
+        <w:rPr>
+          <w:rStyle w:val="Strong"/>
+          <w:rFonts w:ascii="Roboto" w:hAnsi="Roboto"/>
+          <w:sz w:val="22"/>
+          <w:szCs w:val="22"/>
+          <w:lang w:val="fr-FR"/>
+        </w:rPr>
+        <w:t xml:space="preserve"> (FCST)</w:t>
+      </w:r>
+      <w:r>
+        <w:rPr>
+          <w:rFonts w:ascii="Roboto" w:hAnsi="Roboto"/>
+          <w:sz w:val="22"/>
+          <w:szCs w:val="22"/>
+          <w:lang w:val="fr-FR"/>
+        </w:rPr>
+        <w:t xml:space="preserve"> : prévision</w:t>
+      </w:r>
+      <w:r>
+        <w:rPr>
+          <w:rFonts w:ascii="Roboto" w:hAnsi="Roboto"/>
+          <w:sz w:val="22"/>
+          <w:szCs w:val="22"/>
+          <w:lang w:val="fr-FR"/>
+        </w:rPr>
+        <w:br/>
+      </w:r>
+      <w:r>
+        <w:rPr>
+          <w:rStyle w:val="Strong"/>
+          <w:rFonts w:ascii="Roboto" w:hAnsi="Roboto"/>
+          <w:sz w:val="22"/>
+          <w:szCs w:val="22"/>
+          <w:lang w:val="fr-FR"/>
+        </w:rPr>
+        <w:t xml:space="preserve">Forming </w:t>
+      </w:r>
+      <w:r>
+        <w:rPr>
+          <w:rFonts w:ascii="Roboto" w:hAnsi="Roboto"/>
+          <w:sz w:val="22"/>
+          <w:szCs w:val="22"/>
+          <w:lang w:val="fr-FR"/>
+        </w:rPr>
+        <w:t>: en formation</w:t>
+      </w:r>
+      <w:r>
+        <w:rPr>
+          <w:rFonts w:ascii="Roboto" w:hAnsi="Roboto"/>
+          <w:sz w:val="22"/>
+          <w:szCs w:val="22"/>
+          <w:lang w:val="fr-FR"/>
+        </w:rPr>
+        <w:br/>
+      </w:r>
+      <w:r>
+        <w:rPr>
+          <w:rStyle w:val="Strong"/>
+          <w:rFonts w:ascii="Roboto" w:hAnsi="Roboto"/>
+          <w:sz w:val="22"/>
+          <w:szCs w:val="22"/>
+          <w:lang w:val="fr-FR"/>
+        </w:rPr>
+        <w:t xml:space="preserve">Freeze (to), </w:t>
+      </w:r>
+      <w:proofErr w:type="spellStart"/>
+      <w:r>
+        <w:rPr>
+          <w:rStyle w:val="Strong"/>
+          <w:rFonts w:ascii="Roboto" w:hAnsi="Roboto"/>
+          <w:sz w:val="22"/>
+          <w:szCs w:val="22"/>
+          <w:lang w:val="fr-FR"/>
+        </w:rPr>
+        <w:t>Freezing</w:t>
+      </w:r>
+      <w:proofErr w:type="spellEnd"/>
+      <w:r>
+        <w:rPr>
+          <w:rStyle w:val="Strong"/>
+          <w:rFonts w:ascii="Roboto" w:hAnsi="Roboto"/>
+          <w:sz w:val="22"/>
+          <w:szCs w:val="22"/>
+          <w:lang w:val="fr-FR"/>
+        </w:rPr>
+        <w:t xml:space="preserve"> </w:t>
+      </w:r>
+      <w:r>
+        <w:rPr>
+          <w:rFonts w:ascii="Roboto" w:hAnsi="Roboto"/>
+          <w:sz w:val="22"/>
+          <w:szCs w:val="22"/>
+          <w:lang w:val="fr-FR"/>
+        </w:rPr>
+        <w:t xml:space="preserve">: geler, </w:t>
+      </w:r>
+      <w:proofErr w:type="spellStart"/>
+      <w:r>
+        <w:rPr>
+          <w:rFonts w:ascii="Roboto" w:hAnsi="Roboto"/>
+          <w:sz w:val="22"/>
+          <w:szCs w:val="22"/>
+          <w:lang w:val="fr-FR"/>
+        </w:rPr>
+        <w:t>gêle</w:t>
+      </w:r>
+      <w:proofErr w:type="spellEnd"/>
+      <w:r>
+        <w:rPr>
+          <w:rFonts w:ascii="Roboto" w:hAnsi="Roboto"/>
+          <w:sz w:val="22"/>
+          <w:szCs w:val="22"/>
+          <w:lang w:val="fr-FR"/>
+        </w:rPr>
+        <w:br/>
+      </w:r>
+      <w:proofErr w:type="spellStart"/>
+      <w:r>
+        <w:rPr>
+          <w:rStyle w:val="Strong"/>
+          <w:rFonts w:ascii="Roboto" w:hAnsi="Roboto"/>
+          <w:sz w:val="22"/>
+          <w:szCs w:val="22"/>
+          <w:lang w:val="fr-FR"/>
+        </w:rPr>
+        <w:t>Frequent</w:t>
+      </w:r>
+      <w:proofErr w:type="spellEnd"/>
+      <w:r>
+        <w:rPr>
+          <w:rStyle w:val="Strong"/>
+          <w:rFonts w:ascii="Roboto" w:hAnsi="Roboto"/>
+          <w:sz w:val="22"/>
+          <w:szCs w:val="22"/>
+          <w:lang w:val="fr-FR"/>
+        </w:rPr>
+        <w:t>, Frequency (FRQ)</w:t>
+      </w:r>
+      <w:r>
+        <w:rPr>
+          <w:rFonts w:ascii="Roboto" w:hAnsi="Roboto"/>
+          <w:sz w:val="22"/>
+          <w:szCs w:val="22"/>
+          <w:lang w:val="fr-FR"/>
+        </w:rPr>
+        <w:t xml:space="preserve"> : fréquent, fréquence</w:t>
+      </w:r>
+      <w:r>
+        <w:rPr>
+          <w:rFonts w:ascii="Roboto" w:hAnsi="Roboto"/>
+          <w:sz w:val="22"/>
+          <w:szCs w:val="22"/>
+          <w:lang w:val="fr-FR"/>
+        </w:rPr>
+        <w:br/>
+      </w:r>
+      <w:proofErr w:type="spellStart"/>
+      <w:r>
+        <w:rPr>
+          <w:rStyle w:val="Strong"/>
+          <w:rFonts w:ascii="Roboto" w:hAnsi="Roboto"/>
+          <w:sz w:val="22"/>
+          <w:szCs w:val="22"/>
+          <w:lang w:val="fr-FR"/>
+        </w:rPr>
+        <w:t>Fresh</w:t>
+      </w:r>
+      <w:proofErr w:type="spellEnd"/>
+      <w:r>
+        <w:rPr>
+          <w:rStyle w:val="Strong"/>
+          <w:rFonts w:ascii="Roboto" w:hAnsi="Roboto"/>
+          <w:sz w:val="22"/>
+          <w:szCs w:val="22"/>
+          <w:lang w:val="fr-FR"/>
+        </w:rPr>
+        <w:t xml:space="preserve"> </w:t>
+      </w:r>
+      <w:r>
+        <w:rPr>
+          <w:rFonts w:ascii="Roboto" w:hAnsi="Roboto"/>
+          <w:sz w:val="22"/>
+          <w:szCs w:val="22"/>
+          <w:lang w:val="fr-FR"/>
+        </w:rPr>
+        <w:t>: frais</w:t>
+      </w:r>
+      <w:r>
+        <w:rPr>
+          <w:rFonts w:ascii="Roboto" w:hAnsi="Roboto"/>
+          <w:sz w:val="22"/>
+          <w:szCs w:val="22"/>
+          <w:lang w:val="fr-FR"/>
+        </w:rPr>
+        <w:br/>
+      </w:r>
+      <w:proofErr w:type="spellStart"/>
+      <w:r>
+        <w:rPr>
+          <w:rStyle w:val="Strong"/>
+          <w:rFonts w:ascii="Roboto" w:hAnsi="Roboto"/>
+          <w:sz w:val="22"/>
+          <w:szCs w:val="22"/>
+          <w:lang w:val="fr-FR"/>
+        </w:rPr>
+        <w:t>From</w:t>
+      </w:r>
+      <w:proofErr w:type="spellEnd"/>
+      <w:r>
+        <w:rPr>
+          <w:rStyle w:val="Strong"/>
+          <w:rFonts w:ascii="Roboto" w:hAnsi="Roboto"/>
+          <w:sz w:val="22"/>
+          <w:szCs w:val="22"/>
+          <w:lang w:val="fr-FR"/>
+        </w:rPr>
+        <w:t xml:space="preserve"> (FM) </w:t>
+      </w:r>
+      <w:r>
+        <w:rPr>
+          <w:rFonts w:ascii="Roboto" w:hAnsi="Roboto"/>
+          <w:sz w:val="22"/>
+          <w:szCs w:val="22"/>
+          <w:lang w:val="fr-FR"/>
+        </w:rPr>
+        <w:t>:venant de</w:t>
+      </w:r>
+      <w:r>
+        <w:rPr>
+          <w:rFonts w:ascii="Roboto" w:hAnsi="Roboto"/>
+          <w:sz w:val="22"/>
+          <w:szCs w:val="22"/>
+          <w:lang w:val="fr-FR"/>
+        </w:rPr>
+        <w:br/>
+      </w:r>
+      <w:r>
+        <w:rPr>
+          <w:rStyle w:val="Strong"/>
+          <w:rFonts w:ascii="Roboto" w:hAnsi="Roboto"/>
+          <w:sz w:val="22"/>
+          <w:szCs w:val="22"/>
+          <w:lang w:val="fr-FR"/>
+        </w:rPr>
+        <w:t xml:space="preserve">Front </w:t>
+      </w:r>
+      <w:r>
+        <w:rPr>
+          <w:rFonts w:ascii="Roboto" w:hAnsi="Roboto"/>
+          <w:sz w:val="22"/>
+          <w:szCs w:val="22"/>
+          <w:lang w:val="fr-FR"/>
+        </w:rPr>
+        <w:t>: front</w:t>
+      </w:r>
+      <w:r>
+        <w:rPr>
+          <w:rFonts w:ascii="Roboto" w:hAnsi="Roboto"/>
+          <w:sz w:val="22"/>
+          <w:szCs w:val="22"/>
+          <w:lang w:val="fr-FR"/>
+        </w:rPr>
+        <w:br/>
+      </w:r>
+      <w:r>
+        <w:rPr>
+          <w:rStyle w:val="Strong"/>
+          <w:rFonts w:ascii="Roboto" w:hAnsi="Roboto"/>
+          <w:sz w:val="22"/>
+          <w:szCs w:val="22"/>
+          <w:lang w:val="fr-FR"/>
+        </w:rPr>
+        <w:t xml:space="preserve">Frost </w:t>
+      </w:r>
+      <w:r>
+        <w:rPr>
+          <w:rFonts w:ascii="Roboto" w:hAnsi="Roboto"/>
+          <w:sz w:val="22"/>
+          <w:szCs w:val="22"/>
+          <w:lang w:val="fr-FR"/>
+        </w:rPr>
+        <w:t>: gelée</w:t>
+      </w:r>
+      <w:r>
+        <w:rPr>
+          <w:rFonts w:ascii="Roboto" w:hAnsi="Roboto"/>
+          <w:sz w:val="22"/>
+          <w:szCs w:val="22"/>
+          <w:lang w:val="fr-FR"/>
+        </w:rPr>
+        <w:br/>
+      </w:r>
+      <w:proofErr w:type="spellStart"/>
+      <w:r>
+        <w:rPr>
+          <w:rStyle w:val="Strong"/>
+          <w:rFonts w:ascii="Roboto" w:hAnsi="Roboto"/>
+          <w:sz w:val="22"/>
+          <w:szCs w:val="22"/>
+          <w:lang w:val="fr-FR"/>
+        </w:rPr>
+        <w:t>Further</w:t>
+      </w:r>
+      <w:proofErr w:type="spellEnd"/>
+      <w:r>
+        <w:rPr>
+          <w:rStyle w:val="Strong"/>
+          <w:rFonts w:ascii="Roboto" w:hAnsi="Roboto"/>
+          <w:sz w:val="22"/>
+          <w:szCs w:val="22"/>
+          <w:lang w:val="fr-FR"/>
+        </w:rPr>
+        <w:t xml:space="preserve"> </w:t>
+      </w:r>
+      <w:proofErr w:type="spellStart"/>
+      <w:r>
+        <w:rPr>
+          <w:rStyle w:val="Strong"/>
+          <w:rFonts w:ascii="Roboto" w:hAnsi="Roboto"/>
+          <w:sz w:val="22"/>
+          <w:szCs w:val="22"/>
+          <w:lang w:val="fr-FR"/>
+        </w:rPr>
+        <w:t>outlooks</w:t>
+      </w:r>
+      <w:proofErr w:type="spellEnd"/>
+      <w:r>
+        <w:rPr>
+          <w:rFonts w:ascii="Roboto" w:hAnsi="Roboto"/>
+          <w:sz w:val="22"/>
+          <w:szCs w:val="22"/>
+          <w:lang w:val="fr-FR"/>
+        </w:rPr>
+        <w:t xml:space="preserve"> : tendances ultérieures</w:t>
+      </w:r>
+    </w:p>
+    <w:p>
+      <w:pPr>
+        <w:pStyle w:val="NormalWeb"/>
+        <w:spacing w:after="240" w:afterAutospacing="0"/>
+        <w:rPr>
+          <w:rFonts w:ascii="Roboto" w:hAnsi="Roboto"/>
+          <w:sz w:val="22"/>
+          <w:szCs w:val="22"/>
+          <w:lang w:val="fr-FR"/>
+        </w:rPr>
+      </w:pPr>
+      <w:bookmarkStart w:id="5" w:name="G"/>
+      <w:bookmarkEnd w:id="5"/>
+      <w:r>
+        <w:rPr>
+          <w:rStyle w:val="lettre"/>
+          <w:rFonts w:ascii="Roboto" w:hAnsi="Roboto"/>
+          <w:sz w:val="22"/>
+          <w:szCs w:val="22"/>
+          <w:lang w:val="fr-FR"/>
+        </w:rPr>
+        <w:t>G</w:t>
+      </w:r>
+      <w:r>
+        <w:rPr>
+          <w:rFonts w:ascii="Roboto" w:hAnsi="Roboto"/>
+          <w:sz w:val="22"/>
+          <w:szCs w:val="22"/>
+          <w:lang w:val="fr-FR"/>
+        </w:rPr>
+        <w:br/>
+      </w:r>
+      <w:r>
+        <w:rPr>
+          <w:rStyle w:val="Strong"/>
+          <w:rFonts w:ascii="Roboto" w:hAnsi="Roboto"/>
+          <w:sz w:val="22"/>
+          <w:szCs w:val="22"/>
+          <w:lang w:val="fr-FR"/>
+        </w:rPr>
+        <w:t xml:space="preserve">Gale </w:t>
+      </w:r>
+      <w:r>
+        <w:rPr>
+          <w:rFonts w:ascii="Roboto" w:hAnsi="Roboto"/>
+          <w:sz w:val="22"/>
+          <w:szCs w:val="22"/>
+          <w:lang w:val="fr-FR"/>
+        </w:rPr>
+        <w:t>: coup de vent</w:t>
+      </w:r>
+      <w:r>
+        <w:rPr>
+          <w:rFonts w:ascii="Roboto" w:hAnsi="Roboto"/>
+          <w:sz w:val="22"/>
+          <w:szCs w:val="22"/>
+          <w:lang w:val="fr-FR"/>
+        </w:rPr>
+        <w:br/>
+      </w:r>
+      <w:r>
+        <w:rPr>
+          <w:rStyle w:val="Strong"/>
+          <w:rFonts w:ascii="Roboto" w:hAnsi="Roboto"/>
+          <w:sz w:val="22"/>
+          <w:szCs w:val="22"/>
+          <w:lang w:val="fr-FR"/>
+        </w:rPr>
+        <w:t>GMDSS</w:t>
+      </w:r>
+      <w:r>
+        <w:rPr>
+          <w:rFonts w:ascii="Roboto" w:hAnsi="Roboto"/>
+          <w:sz w:val="22"/>
+          <w:szCs w:val="22"/>
+          <w:lang w:val="fr-FR"/>
+        </w:rPr>
+        <w:t xml:space="preserve"> : SMDSM</w:t>
+      </w:r>
+      <w:r>
+        <w:rPr>
+          <w:rFonts w:ascii="Roboto" w:hAnsi="Roboto"/>
+          <w:sz w:val="22"/>
+          <w:szCs w:val="22"/>
+          <w:lang w:val="fr-FR"/>
+        </w:rPr>
+        <w:br/>
+      </w:r>
+      <w:r>
+        <w:rPr>
+          <w:rStyle w:val="Strong"/>
+          <w:rFonts w:ascii="Roboto" w:hAnsi="Roboto"/>
+          <w:sz w:val="22"/>
+          <w:szCs w:val="22"/>
+          <w:lang w:val="fr-FR"/>
+        </w:rPr>
+        <w:t xml:space="preserve">Gradient </w:t>
+      </w:r>
+      <w:r>
+        <w:rPr>
+          <w:rFonts w:ascii="Roboto" w:hAnsi="Roboto"/>
+          <w:sz w:val="22"/>
+          <w:szCs w:val="22"/>
+          <w:lang w:val="fr-FR"/>
+        </w:rPr>
+        <w:t>: gradient, écart, variation de pression</w:t>
+      </w:r>
+      <w:r>
+        <w:rPr>
+          <w:rFonts w:ascii="Roboto" w:hAnsi="Roboto"/>
+          <w:sz w:val="22"/>
+          <w:szCs w:val="22"/>
+          <w:lang w:val="fr-FR"/>
+        </w:rPr>
+        <w:br/>
+      </w:r>
+      <w:r>
+        <w:rPr>
+          <w:rStyle w:val="Strong"/>
+          <w:rFonts w:ascii="Roboto" w:hAnsi="Roboto"/>
+          <w:sz w:val="22"/>
+          <w:szCs w:val="22"/>
+          <w:lang w:val="fr-FR"/>
+        </w:rPr>
+        <w:t xml:space="preserve">Gust, </w:t>
+      </w:r>
+      <w:proofErr w:type="spellStart"/>
+      <w:r>
+        <w:rPr>
+          <w:rStyle w:val="Strong"/>
+          <w:rFonts w:ascii="Roboto" w:hAnsi="Roboto"/>
+          <w:sz w:val="22"/>
+          <w:szCs w:val="22"/>
+          <w:lang w:val="fr-FR"/>
+        </w:rPr>
+        <w:t>Gusty</w:t>
+      </w:r>
+      <w:proofErr w:type="spellEnd"/>
+      <w:r>
+        <w:rPr>
+          <w:rStyle w:val="Strong"/>
+          <w:rFonts w:ascii="Roboto" w:hAnsi="Roboto"/>
+          <w:sz w:val="22"/>
+          <w:szCs w:val="22"/>
+          <w:lang w:val="fr-FR"/>
+        </w:rPr>
+        <w:t xml:space="preserve"> </w:t>
+      </w:r>
+      <w:r>
+        <w:rPr>
+          <w:rFonts w:ascii="Roboto" w:hAnsi="Roboto"/>
+          <w:sz w:val="22"/>
+          <w:szCs w:val="22"/>
+          <w:lang w:val="fr-FR"/>
+        </w:rPr>
+        <w:t>: rafales</w:t>
+      </w:r>
+    </w:p>
+    <w:p>
+      <w:pPr>
+        <w:pStyle w:val="NormalWeb"/>
+        <w:spacing w:after="240" w:afterAutospacing="0"/>
+        <w:rPr>
+          <w:rFonts w:ascii="Roboto" w:hAnsi="Roboto"/>
+          <w:sz w:val="22"/>
+          <w:szCs w:val="22"/>
+          <w:lang w:val="fr-FR"/>
+        </w:rPr>
+      </w:pPr>
+      <w:bookmarkStart w:id="6" w:name="H"/>
+      <w:bookmarkEnd w:id="6"/>
+      <w:r>
+        <w:rPr>
+          <w:rStyle w:val="lettre"/>
+          <w:rFonts w:ascii="Roboto" w:hAnsi="Roboto"/>
+          <w:sz w:val="22"/>
+          <w:szCs w:val="22"/>
+          <w:lang w:val="fr-FR"/>
+        </w:rPr>
+        <w:t>H</w:t>
+      </w:r>
+      <w:r>
+        <w:rPr>
+          <w:rFonts w:ascii="Roboto" w:hAnsi="Roboto"/>
+          <w:sz w:val="22"/>
+          <w:szCs w:val="22"/>
+          <w:lang w:val="fr-FR"/>
+        </w:rPr>
+        <w:br/>
+      </w:r>
+      <w:proofErr w:type="spellStart"/>
+      <w:r>
+        <w:rPr>
+          <w:rStyle w:val="Strong"/>
+          <w:rFonts w:ascii="Roboto" w:hAnsi="Roboto"/>
+          <w:sz w:val="22"/>
+          <w:szCs w:val="22"/>
+          <w:lang w:val="fr-FR"/>
+        </w:rPr>
+        <w:t>Hail</w:t>
+      </w:r>
+      <w:proofErr w:type="spellEnd"/>
+      <w:r>
+        <w:rPr>
+          <w:rStyle w:val="Strong"/>
+          <w:rFonts w:ascii="Roboto" w:hAnsi="Roboto"/>
+          <w:sz w:val="22"/>
+          <w:szCs w:val="22"/>
+          <w:lang w:val="fr-FR"/>
+        </w:rPr>
+        <w:t xml:space="preserve"> </w:t>
+      </w:r>
+      <w:r>
+        <w:rPr>
+          <w:rFonts w:ascii="Roboto" w:hAnsi="Roboto"/>
+          <w:sz w:val="22"/>
+          <w:szCs w:val="22"/>
+          <w:lang w:val="fr-FR"/>
+        </w:rPr>
+        <w:t>: grêle</w:t>
+      </w:r>
+      <w:r>
+        <w:rPr>
+          <w:rFonts w:ascii="Roboto" w:hAnsi="Roboto"/>
+          <w:sz w:val="22"/>
+          <w:szCs w:val="22"/>
+          <w:lang w:val="fr-FR"/>
+        </w:rPr>
+        <w:br/>
+      </w:r>
+      <w:proofErr w:type="spellStart"/>
+      <w:r>
+        <w:rPr>
+          <w:rStyle w:val="Strong"/>
+          <w:rFonts w:ascii="Roboto" w:hAnsi="Roboto"/>
+          <w:sz w:val="22"/>
+          <w:szCs w:val="22"/>
+          <w:lang w:val="fr-FR"/>
+        </w:rPr>
+        <w:t>Haze</w:t>
+      </w:r>
+      <w:proofErr w:type="spellEnd"/>
+      <w:r>
+        <w:rPr>
+          <w:rStyle w:val="Strong"/>
+          <w:rFonts w:ascii="Roboto" w:hAnsi="Roboto"/>
+          <w:sz w:val="22"/>
+          <w:szCs w:val="22"/>
+          <w:lang w:val="fr-FR"/>
+        </w:rPr>
+        <w:t xml:space="preserve"> </w:t>
+      </w:r>
+      <w:r>
+        <w:rPr>
+          <w:rFonts w:ascii="Roboto" w:hAnsi="Roboto"/>
+          <w:sz w:val="22"/>
+          <w:szCs w:val="22"/>
+          <w:lang w:val="fr-FR"/>
+        </w:rPr>
+        <w:t>: brume de beau temps</w:t>
+      </w:r>
+      <w:r>
+        <w:rPr>
+          <w:rFonts w:ascii="Roboto" w:hAnsi="Roboto"/>
+          <w:sz w:val="22"/>
+          <w:szCs w:val="22"/>
+          <w:lang w:val="fr-FR"/>
+        </w:rPr>
+        <w:br/>
+      </w:r>
+      <w:r>
+        <w:rPr>
+          <w:rStyle w:val="Strong"/>
+          <w:rFonts w:ascii="Roboto" w:hAnsi="Roboto"/>
+          <w:sz w:val="22"/>
+          <w:szCs w:val="22"/>
+          <w:lang w:val="fr-FR"/>
+        </w:rPr>
+        <w:t>Heavy (HVY)</w:t>
+      </w:r>
+      <w:r>
+        <w:rPr>
+          <w:rFonts w:ascii="Roboto" w:hAnsi="Roboto"/>
+          <w:sz w:val="22"/>
+          <w:szCs w:val="22"/>
+          <w:lang w:val="fr-FR"/>
+        </w:rPr>
+        <w:t xml:space="preserve"> : fort</w:t>
+      </w:r>
+      <w:r>
+        <w:rPr>
+          <w:rFonts w:ascii="Roboto" w:hAnsi="Roboto"/>
+          <w:sz w:val="22"/>
+          <w:szCs w:val="22"/>
+          <w:lang w:val="fr-FR"/>
+        </w:rPr>
+        <w:br/>
+      </w:r>
+      <w:r>
+        <w:rPr>
+          <w:rStyle w:val="Strong"/>
+          <w:rFonts w:ascii="Roboto" w:hAnsi="Roboto"/>
+          <w:sz w:val="22"/>
+          <w:szCs w:val="22"/>
+          <w:lang w:val="fr-FR"/>
+        </w:rPr>
+        <w:t xml:space="preserve">Heavy surf </w:t>
+      </w:r>
+      <w:r>
+        <w:rPr>
+          <w:rFonts w:ascii="Roboto" w:hAnsi="Roboto"/>
+          <w:sz w:val="22"/>
+          <w:szCs w:val="22"/>
+          <w:lang w:val="fr-FR"/>
+        </w:rPr>
+        <w:t>: rouleaux importants (plage)</w:t>
+      </w:r>
+      <w:r>
+        <w:rPr>
+          <w:rFonts w:ascii="Roboto" w:hAnsi="Roboto"/>
+          <w:sz w:val="22"/>
+          <w:szCs w:val="22"/>
+          <w:lang w:val="fr-FR"/>
+        </w:rPr>
+        <w:br/>
+      </w:r>
+      <w:r>
+        <w:rPr>
+          <w:rStyle w:val="Strong"/>
+          <w:rFonts w:ascii="Roboto" w:hAnsi="Roboto"/>
+          <w:sz w:val="22"/>
+          <w:szCs w:val="22"/>
+          <w:lang w:val="fr-FR"/>
+        </w:rPr>
+        <w:t>High</w:t>
+      </w:r>
+      <w:r>
+        <w:rPr>
+          <w:rFonts w:ascii="Roboto" w:hAnsi="Roboto"/>
+          <w:sz w:val="22"/>
+          <w:szCs w:val="22"/>
+          <w:lang w:val="fr-FR"/>
+        </w:rPr>
+        <w:t xml:space="preserve"> : haute pression ou anticyclone</w:t>
+      </w:r>
+      <w:r>
+        <w:rPr>
+          <w:rFonts w:ascii="Roboto" w:hAnsi="Roboto"/>
+          <w:sz w:val="22"/>
+          <w:szCs w:val="22"/>
+          <w:lang w:val="fr-FR"/>
+        </w:rPr>
+        <w:br/>
+      </w:r>
+      <w:r>
+        <w:rPr>
+          <w:rStyle w:val="Strong"/>
+          <w:rFonts w:ascii="Roboto" w:hAnsi="Roboto"/>
+          <w:sz w:val="22"/>
+          <w:szCs w:val="22"/>
+          <w:lang w:val="fr-FR"/>
+        </w:rPr>
+        <w:t xml:space="preserve">High </w:t>
+      </w:r>
+      <w:proofErr w:type="spellStart"/>
+      <w:r>
+        <w:rPr>
+          <w:rStyle w:val="Strong"/>
+          <w:rFonts w:ascii="Roboto" w:hAnsi="Roboto"/>
+          <w:sz w:val="22"/>
+          <w:szCs w:val="22"/>
+          <w:lang w:val="fr-FR"/>
+        </w:rPr>
+        <w:t>seas</w:t>
+      </w:r>
+      <w:proofErr w:type="spellEnd"/>
+      <w:r>
+        <w:rPr>
+          <w:rFonts w:ascii="Roboto" w:hAnsi="Roboto"/>
+          <w:sz w:val="22"/>
+          <w:szCs w:val="22"/>
+          <w:lang w:val="fr-FR"/>
+        </w:rPr>
+        <w:t xml:space="preserve"> : haute mer par opposition au bulletin côtier</w:t>
+      </w:r>
+      <w:r>
+        <w:rPr>
+          <w:rFonts w:ascii="Roboto" w:hAnsi="Roboto"/>
+          <w:sz w:val="22"/>
+          <w:szCs w:val="22"/>
+          <w:lang w:val="fr-FR"/>
+        </w:rPr>
+        <w:br/>
+      </w:r>
+      <w:r>
+        <w:rPr>
+          <w:rStyle w:val="Strong"/>
+          <w:rFonts w:ascii="Roboto" w:hAnsi="Roboto"/>
+          <w:sz w:val="22"/>
+          <w:szCs w:val="22"/>
+          <w:lang w:val="fr-FR"/>
+        </w:rPr>
+        <w:t xml:space="preserve">Hurricane </w:t>
+      </w:r>
+      <w:r>
+        <w:rPr>
+          <w:rFonts w:ascii="Roboto" w:hAnsi="Roboto"/>
+          <w:sz w:val="22"/>
+          <w:szCs w:val="22"/>
+          <w:lang w:val="fr-FR"/>
+        </w:rPr>
+        <w:t>: ouragan</w:t>
+      </w:r>
+    </w:p>
+    <w:p>
+      <w:pPr>
+        <w:pStyle w:val="NormalWeb"/>
+        <w:spacing w:after="240" w:afterAutospacing="0"/>
+        <w:rPr>
+          <w:rFonts w:ascii="Roboto" w:hAnsi="Roboto"/>
+          <w:sz w:val="22"/>
+          <w:szCs w:val="22"/>
+          <w:lang w:val="fr-FR"/>
+        </w:rPr>
+      </w:pPr>
+      <w:bookmarkStart w:id="7" w:name="I"/>
+      <w:bookmarkEnd w:id="7"/>
+      <w:r>
+        <w:rPr>
+          <w:rStyle w:val="lettre"/>
+          <w:rFonts w:ascii="Roboto" w:hAnsi="Roboto"/>
+          <w:sz w:val="22"/>
+          <w:szCs w:val="22"/>
+          <w:lang w:val="fr-FR"/>
+        </w:rPr>
+        <w:t>I</w:t>
+      </w:r>
+      <w:r>
+        <w:rPr>
+          <w:rFonts w:ascii="Roboto" w:hAnsi="Roboto"/>
+          <w:sz w:val="22"/>
+          <w:szCs w:val="22"/>
+          <w:lang w:val="fr-FR"/>
+        </w:rPr>
+        <w:br/>
+      </w:r>
+      <w:proofErr w:type="spellStart"/>
+      <w:r>
+        <w:rPr>
+          <w:rStyle w:val="Strong"/>
+          <w:rFonts w:ascii="Roboto" w:hAnsi="Roboto"/>
+          <w:sz w:val="22"/>
+          <w:szCs w:val="22"/>
+          <w:lang w:val="fr-FR"/>
+        </w:rPr>
+        <w:t>Improve</w:t>
+      </w:r>
+      <w:proofErr w:type="spellEnd"/>
+      <w:r>
+        <w:rPr>
+          <w:rStyle w:val="Strong"/>
+          <w:rFonts w:ascii="Roboto" w:hAnsi="Roboto"/>
+          <w:sz w:val="22"/>
+          <w:szCs w:val="22"/>
+          <w:lang w:val="fr-FR"/>
+        </w:rPr>
+        <w:t xml:space="preserve"> (to), </w:t>
+      </w:r>
+      <w:proofErr w:type="spellStart"/>
+      <w:r>
+        <w:rPr>
+          <w:rStyle w:val="Strong"/>
+          <w:rFonts w:ascii="Roboto" w:hAnsi="Roboto"/>
+          <w:sz w:val="22"/>
+          <w:szCs w:val="22"/>
+          <w:lang w:val="fr-FR"/>
+        </w:rPr>
+        <w:t>Improvement</w:t>
+      </w:r>
+      <w:proofErr w:type="spellEnd"/>
+      <w:r>
+        <w:rPr>
+          <w:rStyle w:val="Strong"/>
+          <w:rFonts w:ascii="Roboto" w:hAnsi="Roboto"/>
+          <w:sz w:val="22"/>
+          <w:szCs w:val="22"/>
+          <w:lang w:val="fr-FR"/>
+        </w:rPr>
+        <w:t xml:space="preserve"> (IMPR)</w:t>
+      </w:r>
+      <w:r>
+        <w:rPr>
+          <w:rFonts w:ascii="Roboto" w:hAnsi="Roboto"/>
+          <w:sz w:val="22"/>
+          <w:szCs w:val="22"/>
+          <w:lang w:val="fr-FR"/>
+        </w:rPr>
+        <w:t xml:space="preserve"> : s'améliorer, amélioration</w:t>
+      </w:r>
+      <w:r>
+        <w:rPr>
+          <w:rFonts w:ascii="Roboto" w:hAnsi="Roboto"/>
+          <w:sz w:val="22"/>
+          <w:szCs w:val="22"/>
+          <w:lang w:val="fr-FR"/>
+        </w:rPr>
+        <w:br/>
+      </w:r>
+      <w:proofErr w:type="spellStart"/>
+      <w:r>
+        <w:rPr>
+          <w:rStyle w:val="Strong"/>
+          <w:rFonts w:ascii="Roboto" w:hAnsi="Roboto"/>
+          <w:sz w:val="22"/>
+          <w:szCs w:val="22"/>
+          <w:lang w:val="fr-FR"/>
+        </w:rPr>
+        <w:t>Increasing</w:t>
+      </w:r>
+      <w:proofErr w:type="spellEnd"/>
+      <w:r>
+        <w:rPr>
+          <w:rStyle w:val="Strong"/>
+          <w:rFonts w:ascii="Roboto" w:hAnsi="Roboto"/>
+          <w:sz w:val="22"/>
+          <w:szCs w:val="22"/>
+          <w:lang w:val="fr-FR"/>
+        </w:rPr>
+        <w:t xml:space="preserve"> (INCR)</w:t>
+      </w:r>
+      <w:r>
+        <w:rPr>
+          <w:rFonts w:ascii="Roboto" w:hAnsi="Roboto"/>
+          <w:sz w:val="22"/>
+          <w:szCs w:val="22"/>
+          <w:lang w:val="fr-FR"/>
+        </w:rPr>
+        <w:t xml:space="preserve"> : augmentant</w:t>
+      </w:r>
+      <w:r>
+        <w:rPr>
+          <w:rFonts w:ascii="Roboto" w:hAnsi="Roboto"/>
+          <w:sz w:val="22"/>
+          <w:szCs w:val="22"/>
+          <w:lang w:val="fr-FR"/>
+        </w:rPr>
+        <w:br/>
+      </w:r>
+      <w:r>
+        <w:rPr>
+          <w:rStyle w:val="Strong"/>
+          <w:rFonts w:ascii="Roboto" w:hAnsi="Roboto"/>
+          <w:sz w:val="22"/>
+          <w:szCs w:val="22"/>
+          <w:lang w:val="fr-FR"/>
+        </w:rPr>
+        <w:t xml:space="preserve">Isobare </w:t>
+      </w:r>
+      <w:r>
+        <w:rPr>
+          <w:rFonts w:ascii="Roboto" w:hAnsi="Roboto"/>
+          <w:sz w:val="22"/>
+          <w:szCs w:val="22"/>
+          <w:lang w:val="fr-FR"/>
+        </w:rPr>
+        <w:t xml:space="preserve">: </w:t>
+      </w:r>
+      <w:proofErr w:type="spellStart"/>
+      <w:r>
+        <w:rPr>
+          <w:rFonts w:ascii="Roboto" w:hAnsi="Roboto"/>
+          <w:sz w:val="22"/>
+          <w:szCs w:val="22"/>
+          <w:lang w:val="fr-FR"/>
+        </w:rPr>
+        <w:t>isobar</w:t>
+      </w:r>
+      <w:proofErr w:type="spellEnd"/>
+      <w:r>
+        <w:rPr>
+          <w:rFonts w:ascii="Roboto" w:hAnsi="Roboto"/>
+          <w:sz w:val="22"/>
+          <w:szCs w:val="22"/>
+          <w:lang w:val="fr-FR"/>
+        </w:rPr>
+        <w:t xml:space="preserve"> ou ligne d'égales pressions</w:t>
+      </w:r>
+      <w:r>
+        <w:rPr>
+          <w:rFonts w:ascii="Roboto" w:hAnsi="Roboto"/>
+          <w:sz w:val="22"/>
+          <w:szCs w:val="22"/>
+          <w:lang w:val="fr-FR"/>
+        </w:rPr>
+        <w:br/>
+      </w:r>
+      <w:r>
+        <w:rPr>
+          <w:rStyle w:val="Strong"/>
+          <w:rFonts w:ascii="Roboto" w:hAnsi="Roboto"/>
+          <w:sz w:val="22"/>
+          <w:szCs w:val="22"/>
+          <w:lang w:val="fr-FR"/>
+        </w:rPr>
+        <w:t xml:space="preserve">I.T.C.Z. </w:t>
+      </w:r>
+      <w:r>
+        <w:rPr>
+          <w:rFonts w:ascii="Roboto" w:hAnsi="Roboto"/>
+          <w:sz w:val="22"/>
+          <w:szCs w:val="22"/>
+          <w:lang w:val="fr-FR"/>
+        </w:rPr>
+        <w:t>: Z.C.I.T. zone de convergence intertropicale, communément appelée pot au noir</w:t>
+      </w:r>
+      <w:r>
+        <w:rPr>
+          <w:rFonts w:ascii="Roboto" w:hAnsi="Roboto"/>
+          <w:sz w:val="22"/>
+          <w:szCs w:val="22"/>
+          <w:lang w:val="fr-FR"/>
+        </w:rPr>
+        <w:br/>
+      </w:r>
+      <w:proofErr w:type="spellStart"/>
+      <w:r>
+        <w:rPr>
+          <w:rStyle w:val="Strong"/>
+          <w:rFonts w:ascii="Roboto" w:hAnsi="Roboto"/>
+          <w:sz w:val="22"/>
+          <w:szCs w:val="22"/>
+          <w:lang w:val="fr-FR"/>
+        </w:rPr>
+        <w:t>Intensifying</w:t>
+      </w:r>
+      <w:proofErr w:type="spellEnd"/>
+      <w:r>
+        <w:rPr>
+          <w:rFonts w:ascii="Roboto" w:hAnsi="Roboto"/>
+          <w:sz w:val="22"/>
+          <w:szCs w:val="22"/>
+          <w:lang w:val="fr-FR"/>
+        </w:rPr>
+        <w:t xml:space="preserve"> : s'intensifiant</w:t>
+      </w:r>
+      <w:r>
+        <w:rPr>
+          <w:rFonts w:ascii="Roboto" w:hAnsi="Roboto"/>
+          <w:sz w:val="22"/>
+          <w:szCs w:val="22"/>
+          <w:lang w:val="fr-FR"/>
+        </w:rPr>
+        <w:br/>
+      </w:r>
+      <w:proofErr w:type="spellStart"/>
+      <w:r>
+        <w:rPr>
+          <w:rStyle w:val="Strong"/>
+          <w:rFonts w:ascii="Roboto" w:hAnsi="Roboto"/>
+          <w:sz w:val="22"/>
+          <w:szCs w:val="22"/>
+          <w:lang w:val="fr-FR"/>
+        </w:rPr>
+        <w:t>Isolated</w:t>
+      </w:r>
+      <w:proofErr w:type="spellEnd"/>
+      <w:r>
+        <w:rPr>
+          <w:rFonts w:ascii="Roboto" w:hAnsi="Roboto"/>
+          <w:sz w:val="22"/>
+          <w:szCs w:val="22"/>
+          <w:lang w:val="fr-FR"/>
+        </w:rPr>
+        <w:t xml:space="preserve"> : isolé</w:t>
+      </w:r>
+    </w:p>
+    <w:p>
+      <w:pPr>
+        <w:pStyle w:val="NormalWeb"/>
+        <w:spacing w:after="240" w:afterAutospacing="0"/>
+        <w:rPr>
+          <w:rFonts w:ascii="Roboto" w:hAnsi="Roboto"/>
+          <w:sz w:val="22"/>
+          <w:szCs w:val="22"/>
+          <w:lang w:val="fr-FR"/>
+        </w:rPr>
+      </w:pPr>
+      <w:bookmarkStart w:id="8" w:name="J"/>
+      <w:bookmarkEnd w:id="8"/>
+      <w:r>
+        <w:rPr>
+          <w:rStyle w:val="lettre"/>
+          <w:rFonts w:ascii="Roboto" w:hAnsi="Roboto"/>
+          <w:sz w:val="22"/>
+          <w:szCs w:val="22"/>
+          <w:lang w:val="fr-FR"/>
+        </w:rPr>
+        <w:t>J</w:t>
+      </w:r>
+      <w:r>
+        <w:rPr>
+          <w:rFonts w:ascii="Roboto" w:hAnsi="Roboto"/>
+          <w:sz w:val="22"/>
+          <w:szCs w:val="22"/>
+          <w:lang w:val="fr-FR"/>
+        </w:rPr>
+        <w:br/>
+      </w:r>
+      <w:r>
+        <w:rPr>
+          <w:rStyle w:val="Strong"/>
+          <w:rFonts w:ascii="Roboto" w:hAnsi="Roboto"/>
+          <w:sz w:val="22"/>
+          <w:szCs w:val="22"/>
+          <w:lang w:val="fr-FR"/>
+        </w:rPr>
+        <w:t>Jack (plug)</w:t>
+      </w:r>
+      <w:r>
+        <w:rPr>
+          <w:rFonts w:ascii="Roboto" w:hAnsi="Roboto"/>
+          <w:sz w:val="22"/>
+          <w:szCs w:val="22"/>
+          <w:lang w:val="fr-FR"/>
+        </w:rPr>
+        <w:t xml:space="preserve"> : bouchon, mais c'est aussi un cric !</w:t>
+      </w:r>
+    </w:p>
+    <w:p>
+      <w:pPr>
+        <w:pStyle w:val="NormalWeb"/>
+        <w:spacing w:after="240" w:afterAutospacing="0"/>
+        <w:rPr>
+          <w:rFonts w:ascii="Roboto" w:hAnsi="Roboto"/>
+          <w:sz w:val="22"/>
+          <w:szCs w:val="22"/>
+        </w:rPr>
+      </w:pPr>
+      <w:bookmarkStart w:id="9" w:name="K"/>
+      <w:bookmarkEnd w:id="9"/>
+      <w:r>
+        <w:rPr>
+          <w:rStyle w:val="lettre"/>
+          <w:rFonts w:ascii="Roboto" w:hAnsi="Roboto"/>
+          <w:sz w:val="22"/>
+          <w:szCs w:val="22"/>
+        </w:rPr>
+        <w:t>K</w:t>
+      </w:r>
+      <w:r>
+        <w:rPr>
+          <w:rFonts w:ascii="Roboto" w:hAnsi="Roboto"/>
+          <w:sz w:val="22"/>
+          <w:szCs w:val="22"/>
+        </w:rPr>
+        <w:br/>
+      </w:r>
+      <w:r>
+        <w:rPr>
+          <w:rStyle w:val="Strong"/>
+          <w:rFonts w:ascii="Roboto" w:hAnsi="Roboto"/>
+          <w:sz w:val="22"/>
+          <w:szCs w:val="22"/>
+        </w:rPr>
+        <w:t>Knot (KT</w:t>
+      </w:r>
+      <w:proofErr w:type="gramStart"/>
+      <w:r>
+        <w:rPr>
+          <w:rStyle w:val="Strong"/>
+          <w:rFonts w:ascii="Roboto" w:hAnsi="Roboto"/>
+          <w:sz w:val="22"/>
+          <w:szCs w:val="22"/>
+        </w:rPr>
+        <w:t>)</w:t>
+      </w:r>
+      <w:r>
+        <w:rPr>
+          <w:rFonts w:ascii="Roboto" w:hAnsi="Roboto"/>
+          <w:sz w:val="22"/>
+          <w:szCs w:val="22"/>
+        </w:rPr>
+        <w:t xml:space="preserve"> :</w:t>
+      </w:r>
+      <w:proofErr w:type="gramEnd"/>
+      <w:r>
+        <w:rPr>
+          <w:rFonts w:ascii="Roboto" w:hAnsi="Roboto"/>
+          <w:sz w:val="22"/>
+          <w:szCs w:val="22"/>
+        </w:rPr>
+        <w:t xml:space="preserve"> </w:t>
+      </w:r>
+      <w:proofErr w:type="spellStart"/>
+      <w:r>
+        <w:rPr>
+          <w:rFonts w:ascii="Roboto" w:hAnsi="Roboto"/>
+          <w:sz w:val="22"/>
+          <w:szCs w:val="22"/>
+        </w:rPr>
+        <w:t>noeud</w:t>
+      </w:r>
+      <w:proofErr w:type="spellEnd"/>
+      <w:r>
+        <w:rPr>
+          <w:rFonts w:ascii="Roboto" w:hAnsi="Roboto"/>
+          <w:sz w:val="22"/>
+          <w:szCs w:val="22"/>
+        </w:rPr>
+        <w:t xml:space="preserve"> i.e. 1.85 km/h</w:t>
+      </w:r>
+    </w:p>
+    <w:p>
+      <w:pPr>
+        <w:pStyle w:val="NormalWeb"/>
+        <w:spacing w:after="240" w:afterAutospacing="0"/>
+        <w:rPr>
+          <w:rFonts w:ascii="Roboto" w:hAnsi="Roboto"/>
+          <w:sz w:val="22"/>
+          <w:szCs w:val="22"/>
+          <w:lang w:val="fr-FR"/>
+        </w:rPr>
+      </w:pPr>
+      <w:bookmarkStart w:id="10" w:name="L"/>
+      <w:bookmarkEnd w:id="10"/>
+      <w:proofErr w:type="spellStart"/>
+      <w:r>
+        <w:rPr>
+          <w:rStyle w:val="lettre"/>
+          <w:rFonts w:ascii="Roboto" w:hAnsi="Roboto"/>
+          <w:sz w:val="22"/>
+          <w:szCs w:val="22"/>
+          <w:lang w:val="fr-FR"/>
+        </w:rPr>
+        <w:t>L</w:t>
+      </w:r>
+      <w:proofErr w:type="spellEnd"/>
+      <w:r>
+        <w:rPr>
+          <w:rFonts w:ascii="Roboto" w:hAnsi="Roboto"/>
+          <w:sz w:val="22"/>
+          <w:szCs w:val="22"/>
+          <w:lang w:val="fr-FR"/>
+        </w:rPr>
+        <w:br/>
+      </w:r>
+      <w:r>
+        <w:rPr>
+          <w:rStyle w:val="Strong"/>
+          <w:rFonts w:ascii="Roboto" w:hAnsi="Roboto"/>
+          <w:sz w:val="22"/>
+          <w:szCs w:val="22"/>
+          <w:lang w:val="fr-FR"/>
+        </w:rPr>
+        <w:t xml:space="preserve">Land </w:t>
+      </w:r>
+      <w:proofErr w:type="spellStart"/>
+      <w:r>
+        <w:rPr>
+          <w:rStyle w:val="Strong"/>
+          <w:rFonts w:ascii="Roboto" w:hAnsi="Roboto"/>
+          <w:sz w:val="22"/>
+          <w:szCs w:val="22"/>
+          <w:lang w:val="fr-FR"/>
+        </w:rPr>
+        <w:t>breeze</w:t>
+      </w:r>
+      <w:proofErr w:type="spellEnd"/>
+      <w:r>
+        <w:rPr>
+          <w:rFonts w:ascii="Roboto" w:hAnsi="Roboto"/>
+          <w:sz w:val="22"/>
+          <w:szCs w:val="22"/>
+          <w:lang w:val="fr-FR"/>
+        </w:rPr>
+        <w:t xml:space="preserve"> : brise de terre (souvent la nuit)</w:t>
+      </w:r>
+      <w:r>
+        <w:rPr>
+          <w:rFonts w:ascii="Roboto" w:hAnsi="Roboto"/>
+          <w:sz w:val="22"/>
+          <w:szCs w:val="22"/>
+          <w:lang w:val="fr-FR"/>
+        </w:rPr>
+        <w:br/>
+      </w:r>
+      <w:r>
+        <w:rPr>
+          <w:rStyle w:val="Strong"/>
+          <w:rFonts w:ascii="Roboto" w:hAnsi="Roboto"/>
+          <w:sz w:val="22"/>
+          <w:szCs w:val="22"/>
+          <w:lang w:val="fr-FR"/>
+        </w:rPr>
+        <w:t>Latitude, longitude (LAT, LONG)</w:t>
+      </w:r>
+      <w:r>
+        <w:rPr>
+          <w:rFonts w:ascii="Roboto" w:hAnsi="Roboto"/>
+          <w:sz w:val="22"/>
+          <w:szCs w:val="22"/>
+          <w:lang w:val="fr-FR"/>
+        </w:rPr>
+        <w:t xml:space="preserve"> : latitude, longitude</w:t>
+      </w:r>
+      <w:r>
+        <w:rPr>
+          <w:rFonts w:ascii="Roboto" w:hAnsi="Roboto"/>
+          <w:sz w:val="22"/>
+          <w:szCs w:val="22"/>
+          <w:lang w:val="fr-FR"/>
+        </w:rPr>
+        <w:br/>
+      </w:r>
+      <w:r>
+        <w:rPr>
+          <w:rStyle w:val="Strong"/>
+          <w:rFonts w:ascii="Roboto" w:hAnsi="Roboto"/>
+          <w:sz w:val="22"/>
+          <w:szCs w:val="22"/>
+          <w:lang w:val="fr-FR"/>
+        </w:rPr>
+        <w:t>Light</w:t>
+      </w:r>
+      <w:r>
+        <w:rPr>
+          <w:rFonts w:ascii="Roboto" w:hAnsi="Roboto"/>
+          <w:sz w:val="22"/>
+          <w:szCs w:val="22"/>
+          <w:lang w:val="fr-FR"/>
+        </w:rPr>
+        <w:t xml:space="preserve"> : léger</w:t>
+      </w:r>
+      <w:r>
+        <w:rPr>
+          <w:rFonts w:ascii="Roboto" w:hAnsi="Roboto"/>
+          <w:sz w:val="22"/>
+          <w:szCs w:val="22"/>
+          <w:lang w:val="fr-FR"/>
+        </w:rPr>
+        <w:br/>
+      </w:r>
+      <w:r>
+        <w:rPr>
+          <w:rStyle w:val="Strong"/>
+          <w:rFonts w:ascii="Roboto" w:hAnsi="Roboto"/>
+          <w:sz w:val="22"/>
+          <w:szCs w:val="22"/>
+          <w:lang w:val="fr-FR"/>
+        </w:rPr>
+        <w:t>Lightning</w:t>
+      </w:r>
+      <w:r>
+        <w:rPr>
+          <w:rFonts w:ascii="Roboto" w:hAnsi="Roboto"/>
+          <w:sz w:val="22"/>
+          <w:szCs w:val="22"/>
+          <w:lang w:val="fr-FR"/>
+        </w:rPr>
+        <w:t xml:space="preserve"> : éclair</w:t>
+      </w:r>
+      <w:r>
+        <w:rPr>
+          <w:rFonts w:ascii="Roboto" w:hAnsi="Roboto"/>
+          <w:sz w:val="22"/>
+          <w:szCs w:val="22"/>
+          <w:lang w:val="fr-FR"/>
+        </w:rPr>
+        <w:br/>
+      </w:r>
+      <w:r>
+        <w:rPr>
+          <w:rStyle w:val="Strong"/>
+          <w:rFonts w:ascii="Roboto" w:hAnsi="Roboto"/>
+          <w:sz w:val="22"/>
+          <w:szCs w:val="22"/>
+          <w:lang w:val="fr-FR"/>
+        </w:rPr>
+        <w:t xml:space="preserve">Line </w:t>
+      </w:r>
+      <w:proofErr w:type="spellStart"/>
+      <w:r>
+        <w:rPr>
+          <w:rStyle w:val="Strong"/>
+          <w:rFonts w:ascii="Roboto" w:hAnsi="Roboto"/>
+          <w:sz w:val="22"/>
+          <w:szCs w:val="22"/>
+          <w:lang w:val="fr-FR"/>
+        </w:rPr>
+        <w:t>squall</w:t>
+      </w:r>
+      <w:proofErr w:type="spellEnd"/>
+      <w:r>
+        <w:rPr>
+          <w:rFonts w:ascii="Roboto" w:hAnsi="Roboto"/>
+          <w:sz w:val="22"/>
+          <w:szCs w:val="22"/>
+          <w:lang w:val="fr-FR"/>
+        </w:rPr>
+        <w:t xml:space="preserve"> : ligne de grains</w:t>
+      </w:r>
+      <w:r>
+        <w:rPr>
+          <w:rFonts w:ascii="Roboto" w:hAnsi="Roboto"/>
+          <w:sz w:val="22"/>
+          <w:szCs w:val="22"/>
+          <w:lang w:val="fr-FR"/>
+        </w:rPr>
+        <w:br/>
+      </w:r>
+      <w:proofErr w:type="spellStart"/>
+      <w:r>
+        <w:rPr>
+          <w:rStyle w:val="Strong"/>
+          <w:rFonts w:ascii="Roboto" w:hAnsi="Roboto"/>
+          <w:sz w:val="22"/>
+          <w:szCs w:val="22"/>
+          <w:lang w:val="fr-FR"/>
+        </w:rPr>
+        <w:lastRenderedPageBreak/>
+        <w:t>Locally</w:t>
+      </w:r>
+      <w:proofErr w:type="spellEnd"/>
+      <w:r>
+        <w:rPr>
+          <w:rStyle w:val="Strong"/>
+          <w:rFonts w:ascii="Roboto" w:hAnsi="Roboto"/>
+          <w:sz w:val="22"/>
+          <w:szCs w:val="22"/>
+          <w:lang w:val="fr-FR"/>
+        </w:rPr>
+        <w:t xml:space="preserve"> (LOC)</w:t>
+      </w:r>
+      <w:r>
+        <w:rPr>
+          <w:rFonts w:ascii="Roboto" w:hAnsi="Roboto"/>
+          <w:sz w:val="22"/>
+          <w:szCs w:val="22"/>
+          <w:lang w:val="fr-FR"/>
+        </w:rPr>
+        <w:t xml:space="preserve"> : localement</w:t>
+      </w:r>
+      <w:r>
+        <w:rPr>
+          <w:rFonts w:ascii="Roboto" w:hAnsi="Roboto"/>
+          <w:sz w:val="22"/>
+          <w:szCs w:val="22"/>
+          <w:lang w:val="fr-FR"/>
+        </w:rPr>
+        <w:br/>
+      </w:r>
+      <w:r>
+        <w:rPr>
+          <w:rStyle w:val="Strong"/>
+          <w:rFonts w:ascii="Roboto" w:hAnsi="Roboto"/>
+          <w:sz w:val="22"/>
+          <w:szCs w:val="22"/>
+          <w:lang w:val="fr-FR"/>
+        </w:rPr>
+        <w:t>Low (pressure)</w:t>
+      </w:r>
+      <w:r>
+        <w:rPr>
+          <w:rFonts w:ascii="Roboto" w:hAnsi="Roboto"/>
+          <w:sz w:val="22"/>
+          <w:szCs w:val="22"/>
+          <w:lang w:val="fr-FR"/>
+        </w:rPr>
+        <w:t xml:space="preserve"> : basse pression ou dépression</w:t>
+      </w:r>
+    </w:p>
+    <w:p>
+      <w:pPr>
+        <w:pStyle w:val="NormalWeb"/>
+        <w:spacing w:after="240" w:afterAutospacing="0"/>
+        <w:rPr>
+          <w:rFonts w:ascii="Roboto" w:hAnsi="Roboto"/>
+          <w:sz w:val="22"/>
+          <w:szCs w:val="22"/>
+          <w:lang w:val="fr-FR"/>
+        </w:rPr>
+      </w:pPr>
+      <w:bookmarkStart w:id="11" w:name="M"/>
+      <w:bookmarkEnd w:id="11"/>
+      <w:r>
+        <w:rPr>
+          <w:rStyle w:val="lettre"/>
+          <w:rFonts w:ascii="Roboto" w:hAnsi="Roboto"/>
+          <w:sz w:val="22"/>
+          <w:szCs w:val="22"/>
+          <w:lang w:val="fr-FR"/>
+        </w:rPr>
+        <w:t>M</w:t>
+      </w:r>
+      <w:r>
+        <w:rPr>
+          <w:rFonts w:ascii="Roboto" w:hAnsi="Roboto"/>
+          <w:sz w:val="22"/>
+          <w:szCs w:val="22"/>
+          <w:lang w:val="fr-FR"/>
+        </w:rPr>
+        <w:br/>
+      </w:r>
+      <w:r>
+        <w:rPr>
+          <w:rStyle w:val="Strong"/>
+          <w:rFonts w:ascii="Roboto" w:hAnsi="Roboto"/>
+          <w:sz w:val="22"/>
+          <w:szCs w:val="22"/>
+          <w:lang w:val="fr-FR"/>
+        </w:rPr>
+        <w:t xml:space="preserve">Mist </w:t>
+      </w:r>
+      <w:r>
+        <w:rPr>
+          <w:rFonts w:ascii="Roboto" w:hAnsi="Roboto"/>
+          <w:sz w:val="22"/>
+          <w:szCs w:val="22"/>
+          <w:lang w:val="fr-FR"/>
+        </w:rPr>
+        <w:t>: brume</w:t>
+      </w:r>
+      <w:r>
+        <w:rPr>
+          <w:rFonts w:ascii="Roboto" w:hAnsi="Roboto"/>
+          <w:sz w:val="22"/>
+          <w:szCs w:val="22"/>
+          <w:lang w:val="fr-FR"/>
+        </w:rPr>
+        <w:br/>
+      </w:r>
+      <w:proofErr w:type="spellStart"/>
+      <w:r>
+        <w:rPr>
+          <w:rStyle w:val="Strong"/>
+          <w:rFonts w:ascii="Roboto" w:hAnsi="Roboto"/>
+          <w:sz w:val="22"/>
+          <w:szCs w:val="22"/>
+          <w:lang w:val="fr-FR"/>
+        </w:rPr>
+        <w:t>Moderate</w:t>
+      </w:r>
+      <w:proofErr w:type="spellEnd"/>
+      <w:r>
+        <w:rPr>
+          <w:rStyle w:val="Strong"/>
+          <w:rFonts w:ascii="Roboto" w:hAnsi="Roboto"/>
+          <w:sz w:val="22"/>
+          <w:szCs w:val="22"/>
+          <w:lang w:val="fr-FR"/>
+        </w:rPr>
+        <w:t xml:space="preserve"> (</w:t>
+      </w:r>
+      <w:proofErr w:type="spellStart"/>
+      <w:r>
+        <w:rPr>
+          <w:rStyle w:val="Strong"/>
+          <w:rFonts w:ascii="Roboto" w:hAnsi="Roboto"/>
+          <w:sz w:val="22"/>
+          <w:szCs w:val="22"/>
+          <w:lang w:val="fr-FR"/>
+        </w:rPr>
+        <w:t>sea</w:t>
+      </w:r>
+      <w:proofErr w:type="spellEnd"/>
+      <w:r>
+        <w:rPr>
+          <w:rStyle w:val="Strong"/>
+          <w:rFonts w:ascii="Roboto" w:hAnsi="Roboto"/>
+          <w:sz w:val="22"/>
+          <w:szCs w:val="22"/>
+          <w:lang w:val="fr-FR"/>
+        </w:rPr>
+        <w:t xml:space="preserve">) (MOD) </w:t>
+      </w:r>
+      <w:r>
+        <w:rPr>
+          <w:rFonts w:ascii="Roboto" w:hAnsi="Roboto"/>
+          <w:sz w:val="22"/>
+          <w:szCs w:val="22"/>
+          <w:lang w:val="fr-FR"/>
+        </w:rPr>
+        <w:t>: agitée (mer)</w:t>
+      </w:r>
+      <w:r>
+        <w:rPr>
+          <w:rFonts w:ascii="Roboto" w:hAnsi="Roboto"/>
+          <w:sz w:val="22"/>
+          <w:szCs w:val="22"/>
+          <w:lang w:val="fr-FR"/>
+        </w:rPr>
+        <w:br/>
+      </w:r>
+      <w:proofErr w:type="spellStart"/>
+      <w:r>
+        <w:rPr>
+          <w:rStyle w:val="Strong"/>
+          <w:rFonts w:ascii="Roboto" w:hAnsi="Roboto"/>
+          <w:sz w:val="22"/>
+          <w:szCs w:val="22"/>
+          <w:lang w:val="fr-FR"/>
+        </w:rPr>
+        <w:t>Mostly</w:t>
+      </w:r>
+      <w:proofErr w:type="spellEnd"/>
+      <w:r>
+        <w:rPr>
+          <w:rFonts w:ascii="Roboto" w:hAnsi="Roboto"/>
+          <w:sz w:val="22"/>
+          <w:szCs w:val="22"/>
+          <w:lang w:val="fr-FR"/>
+        </w:rPr>
+        <w:t xml:space="preserve"> : principalement</w:t>
+      </w:r>
+      <w:r>
+        <w:rPr>
+          <w:rFonts w:ascii="Roboto" w:hAnsi="Roboto"/>
+          <w:sz w:val="22"/>
+          <w:szCs w:val="22"/>
+          <w:lang w:val="fr-FR"/>
+        </w:rPr>
+        <w:br/>
+      </w:r>
+      <w:r>
+        <w:rPr>
+          <w:rStyle w:val="Strong"/>
+          <w:rFonts w:ascii="Roboto" w:hAnsi="Roboto"/>
+          <w:sz w:val="22"/>
+          <w:szCs w:val="22"/>
+          <w:lang w:val="fr-FR"/>
+        </w:rPr>
+        <w:t>Move (to), Moving (MOV, MVG)</w:t>
+      </w:r>
+      <w:r>
+        <w:rPr>
+          <w:rFonts w:ascii="Roboto" w:hAnsi="Roboto"/>
+          <w:sz w:val="22"/>
+          <w:szCs w:val="22"/>
+          <w:lang w:val="fr-FR"/>
+        </w:rPr>
+        <w:t xml:space="preserve"> : déplacer (se), se déplaçant</w:t>
+      </w:r>
+    </w:p>
+    <w:p>
+      <w:pPr>
+        <w:pStyle w:val="NormalWeb"/>
+        <w:spacing w:after="240" w:afterAutospacing="0"/>
+        <w:rPr>
+          <w:rFonts w:ascii="Roboto" w:hAnsi="Roboto"/>
+          <w:sz w:val="22"/>
+          <w:szCs w:val="22"/>
+          <w:lang w:val="fr-FR"/>
+        </w:rPr>
+      </w:pPr>
+      <w:bookmarkStart w:id="12" w:name="N"/>
+      <w:bookmarkEnd w:id="12"/>
+      <w:r>
+        <w:rPr>
+          <w:rStyle w:val="lettre"/>
+          <w:rFonts w:ascii="Roboto" w:hAnsi="Roboto"/>
+          <w:sz w:val="22"/>
+          <w:szCs w:val="22"/>
+          <w:lang w:val="fr-FR"/>
+        </w:rPr>
+        <w:t>N</w:t>
+      </w:r>
+      <w:r>
+        <w:rPr>
+          <w:rFonts w:ascii="Roboto" w:hAnsi="Roboto"/>
+          <w:sz w:val="22"/>
+          <w:szCs w:val="22"/>
+          <w:lang w:val="fr-FR"/>
+        </w:rPr>
+        <w:br/>
+      </w:r>
+      <w:proofErr w:type="spellStart"/>
+      <w:r>
+        <w:rPr>
+          <w:rStyle w:val="Strong"/>
+          <w:rFonts w:ascii="Roboto" w:hAnsi="Roboto"/>
+          <w:sz w:val="22"/>
+          <w:szCs w:val="22"/>
+          <w:lang w:val="fr-FR"/>
+        </w:rPr>
+        <w:t>Nautical</w:t>
+      </w:r>
+      <w:proofErr w:type="spellEnd"/>
+      <w:r>
+        <w:rPr>
+          <w:rStyle w:val="Strong"/>
+          <w:rFonts w:ascii="Roboto" w:hAnsi="Roboto"/>
+          <w:sz w:val="22"/>
+          <w:szCs w:val="22"/>
+          <w:lang w:val="fr-FR"/>
+        </w:rPr>
+        <w:t xml:space="preserve"> mile </w:t>
+      </w:r>
+      <w:r>
+        <w:rPr>
+          <w:rFonts w:ascii="Roboto" w:hAnsi="Roboto"/>
+          <w:sz w:val="22"/>
+          <w:szCs w:val="22"/>
+          <w:lang w:val="fr-FR"/>
+        </w:rPr>
+        <w:t>: mille marin c.a.d. 1852 m</w:t>
+      </w:r>
+      <w:r>
+        <w:rPr>
+          <w:rFonts w:ascii="Roboto" w:hAnsi="Roboto"/>
+          <w:sz w:val="22"/>
+          <w:szCs w:val="22"/>
+          <w:lang w:val="fr-FR"/>
+        </w:rPr>
+        <w:br/>
+      </w:r>
+      <w:r>
+        <w:rPr>
+          <w:rStyle w:val="Strong"/>
+          <w:rFonts w:ascii="Roboto" w:hAnsi="Roboto"/>
+          <w:sz w:val="22"/>
+          <w:szCs w:val="22"/>
+          <w:lang w:val="fr-FR"/>
+        </w:rPr>
+        <w:t xml:space="preserve">Near gale </w:t>
+      </w:r>
+      <w:r>
+        <w:rPr>
+          <w:rFonts w:ascii="Roboto" w:hAnsi="Roboto"/>
+          <w:sz w:val="22"/>
+          <w:szCs w:val="22"/>
+          <w:lang w:val="fr-FR"/>
+        </w:rPr>
+        <w:t>: grand frais</w:t>
+      </w:r>
+      <w:r>
+        <w:rPr>
+          <w:rFonts w:ascii="Roboto" w:hAnsi="Roboto"/>
+          <w:sz w:val="22"/>
+          <w:szCs w:val="22"/>
+          <w:lang w:val="fr-FR"/>
+        </w:rPr>
+        <w:br/>
+      </w:r>
+      <w:r>
+        <w:rPr>
+          <w:rStyle w:val="Strong"/>
+          <w:rFonts w:ascii="Roboto" w:hAnsi="Roboto"/>
+          <w:sz w:val="22"/>
+          <w:szCs w:val="22"/>
+          <w:lang w:val="fr-FR"/>
+        </w:rPr>
+        <w:t xml:space="preserve">Next (NXT) </w:t>
+      </w:r>
+      <w:r>
+        <w:rPr>
+          <w:rFonts w:ascii="Roboto" w:hAnsi="Roboto"/>
+          <w:sz w:val="22"/>
+          <w:szCs w:val="22"/>
+          <w:lang w:val="fr-FR"/>
+        </w:rPr>
+        <w:t>: prochain</w:t>
+      </w:r>
+      <w:r>
+        <w:rPr>
+          <w:rFonts w:ascii="Roboto" w:hAnsi="Roboto"/>
+          <w:sz w:val="22"/>
+          <w:szCs w:val="22"/>
+          <w:lang w:val="fr-FR"/>
+        </w:rPr>
+        <w:br/>
+      </w:r>
+      <w:r>
+        <w:rPr>
+          <w:rStyle w:val="Strong"/>
+          <w:rFonts w:ascii="Roboto" w:hAnsi="Roboto"/>
+          <w:sz w:val="22"/>
+          <w:szCs w:val="22"/>
+          <w:lang w:val="fr-FR"/>
+        </w:rPr>
+        <w:t>Night</w:t>
+      </w:r>
+      <w:r>
+        <w:rPr>
+          <w:rFonts w:ascii="Roboto" w:hAnsi="Roboto"/>
+          <w:sz w:val="22"/>
+          <w:szCs w:val="22"/>
+          <w:lang w:val="fr-FR"/>
+        </w:rPr>
+        <w:t xml:space="preserve"> : nuit</w:t>
+      </w:r>
+      <w:r>
+        <w:rPr>
+          <w:rFonts w:ascii="Roboto" w:hAnsi="Roboto"/>
+          <w:sz w:val="22"/>
+          <w:szCs w:val="22"/>
+          <w:lang w:val="fr-FR"/>
+        </w:rPr>
+        <w:br/>
+      </w:r>
+      <w:r>
+        <w:rPr>
+          <w:rStyle w:val="Strong"/>
+          <w:rFonts w:ascii="Roboto" w:hAnsi="Roboto"/>
+          <w:sz w:val="22"/>
+          <w:szCs w:val="22"/>
+          <w:lang w:val="fr-FR"/>
+        </w:rPr>
+        <w:t>No Change (NC)</w:t>
+      </w:r>
+      <w:r>
+        <w:rPr>
+          <w:rFonts w:ascii="Roboto" w:hAnsi="Roboto"/>
+          <w:sz w:val="22"/>
+          <w:szCs w:val="22"/>
+          <w:lang w:val="fr-FR"/>
+        </w:rPr>
+        <w:t xml:space="preserve"> : sans changement</w:t>
+      </w:r>
+      <w:r>
+        <w:rPr>
+          <w:rFonts w:ascii="Roboto" w:hAnsi="Roboto"/>
+          <w:sz w:val="22"/>
+          <w:szCs w:val="22"/>
+          <w:lang w:val="fr-FR"/>
+        </w:rPr>
+        <w:br/>
+      </w:r>
+      <w:r>
+        <w:rPr>
+          <w:rStyle w:val="Strong"/>
+          <w:rFonts w:ascii="Roboto" w:hAnsi="Roboto"/>
+          <w:sz w:val="22"/>
+          <w:szCs w:val="22"/>
+          <w:lang w:val="fr-FR"/>
+        </w:rPr>
+        <w:t xml:space="preserve">No </w:t>
+      </w:r>
+      <w:proofErr w:type="spellStart"/>
+      <w:r>
+        <w:rPr>
+          <w:rStyle w:val="Strong"/>
+          <w:rFonts w:ascii="Roboto" w:hAnsi="Roboto"/>
+          <w:sz w:val="22"/>
+          <w:szCs w:val="22"/>
+          <w:lang w:val="fr-FR"/>
+        </w:rPr>
+        <w:t>significant</w:t>
+      </w:r>
+      <w:proofErr w:type="spellEnd"/>
+      <w:r>
+        <w:rPr>
+          <w:rStyle w:val="Strong"/>
+          <w:rFonts w:ascii="Roboto" w:hAnsi="Roboto"/>
+          <w:sz w:val="22"/>
+          <w:szCs w:val="22"/>
+          <w:lang w:val="fr-FR"/>
+        </w:rPr>
+        <w:t xml:space="preserve"> change</w:t>
+      </w:r>
+      <w:r>
+        <w:rPr>
+          <w:rFonts w:ascii="Roboto" w:hAnsi="Roboto"/>
+          <w:sz w:val="22"/>
+          <w:szCs w:val="22"/>
+          <w:lang w:val="fr-FR"/>
+        </w:rPr>
+        <w:t xml:space="preserve"> : pas de changement significatif</w:t>
+      </w:r>
+    </w:p>
+    <w:p>
+      <w:pPr>
+        <w:pStyle w:val="NormalWeb"/>
+        <w:spacing w:after="240" w:afterAutospacing="0"/>
+        <w:rPr>
+          <w:rFonts w:ascii="Roboto" w:hAnsi="Roboto"/>
+          <w:sz w:val="22"/>
+          <w:szCs w:val="22"/>
+          <w:lang w:val="fr-FR"/>
+        </w:rPr>
+      </w:pPr>
+      <w:bookmarkStart w:id="13" w:name="O"/>
+      <w:bookmarkEnd w:id="13"/>
+      <w:r>
+        <w:rPr>
+          <w:rStyle w:val="lettre"/>
+          <w:rFonts w:ascii="Roboto" w:hAnsi="Roboto"/>
+          <w:sz w:val="22"/>
+          <w:szCs w:val="22"/>
+          <w:lang w:val="fr-FR"/>
+        </w:rPr>
+        <w:t>O</w:t>
+      </w:r>
+      <w:r>
+        <w:rPr>
+          <w:rFonts w:ascii="Roboto" w:hAnsi="Roboto"/>
+          <w:sz w:val="22"/>
+          <w:szCs w:val="22"/>
+          <w:lang w:val="fr-FR"/>
+        </w:rPr>
+        <w:br/>
+      </w:r>
+      <w:r>
+        <w:rPr>
+          <w:rStyle w:val="Strong"/>
+          <w:rFonts w:ascii="Roboto" w:hAnsi="Roboto"/>
+          <w:sz w:val="22"/>
+          <w:szCs w:val="22"/>
+          <w:lang w:val="fr-FR"/>
+        </w:rPr>
+        <w:t xml:space="preserve">Offshore </w:t>
+      </w:r>
+      <w:r>
+        <w:rPr>
+          <w:rFonts w:ascii="Roboto" w:hAnsi="Roboto"/>
+          <w:sz w:val="22"/>
+          <w:szCs w:val="22"/>
+          <w:lang w:val="fr-FR"/>
+        </w:rPr>
+        <w:t>: au large</w:t>
+      </w:r>
+      <w:r>
+        <w:rPr>
+          <w:rFonts w:ascii="Roboto" w:hAnsi="Roboto"/>
+          <w:sz w:val="22"/>
+          <w:szCs w:val="22"/>
+          <w:lang w:val="fr-FR"/>
+        </w:rPr>
+        <w:br/>
+      </w:r>
+      <w:r>
+        <w:rPr>
+          <w:rStyle w:val="Strong"/>
+          <w:rFonts w:ascii="Roboto" w:hAnsi="Roboto"/>
+          <w:sz w:val="22"/>
+          <w:szCs w:val="22"/>
+          <w:lang w:val="fr-FR"/>
+        </w:rPr>
+        <w:t xml:space="preserve">Occlusion </w:t>
+      </w:r>
+      <w:r>
+        <w:rPr>
+          <w:rFonts w:ascii="Roboto" w:hAnsi="Roboto"/>
+          <w:sz w:val="22"/>
+          <w:szCs w:val="22"/>
+          <w:lang w:val="fr-FR"/>
+        </w:rPr>
+        <w:t>: occlusion, front occlus résultant de la réunion d'un front chaud et d'un front froid</w:t>
+      </w:r>
+      <w:r>
+        <w:rPr>
+          <w:rFonts w:ascii="Roboto" w:hAnsi="Roboto"/>
+          <w:sz w:val="22"/>
+          <w:szCs w:val="22"/>
+          <w:lang w:val="fr-FR"/>
+        </w:rPr>
+        <w:br/>
+      </w:r>
+      <w:proofErr w:type="spellStart"/>
+      <w:r>
+        <w:rPr>
+          <w:rStyle w:val="Strong"/>
+          <w:rFonts w:ascii="Roboto" w:hAnsi="Roboto"/>
+          <w:sz w:val="22"/>
+          <w:szCs w:val="22"/>
+          <w:lang w:val="fr-FR"/>
+        </w:rPr>
+        <w:t>Ondulated</w:t>
+      </w:r>
+      <w:proofErr w:type="spellEnd"/>
+      <w:r>
+        <w:rPr>
+          <w:rStyle w:val="Strong"/>
+          <w:rFonts w:ascii="Roboto" w:hAnsi="Roboto"/>
+          <w:sz w:val="22"/>
+          <w:szCs w:val="22"/>
+          <w:lang w:val="fr-FR"/>
+        </w:rPr>
+        <w:t xml:space="preserve"> (or </w:t>
+      </w:r>
+      <w:proofErr w:type="spellStart"/>
+      <w:r>
+        <w:rPr>
+          <w:rStyle w:val="Strong"/>
+          <w:rFonts w:ascii="Roboto" w:hAnsi="Roboto"/>
+          <w:sz w:val="22"/>
+          <w:szCs w:val="22"/>
+          <w:lang w:val="fr-FR"/>
+        </w:rPr>
+        <w:t>waving</w:t>
+      </w:r>
+      <w:proofErr w:type="spellEnd"/>
+      <w:r>
+        <w:rPr>
+          <w:rStyle w:val="Strong"/>
+          <w:rFonts w:ascii="Roboto" w:hAnsi="Roboto"/>
+          <w:sz w:val="22"/>
+          <w:szCs w:val="22"/>
+          <w:lang w:val="fr-FR"/>
+        </w:rPr>
+        <w:t xml:space="preserve">) front </w:t>
+      </w:r>
+      <w:r>
+        <w:rPr>
+          <w:rFonts w:ascii="Roboto" w:hAnsi="Roboto"/>
+          <w:sz w:val="22"/>
+          <w:szCs w:val="22"/>
+          <w:lang w:val="fr-FR"/>
+        </w:rPr>
+        <w:t>: front froid ondulant, risque de creusement d'une petite dépression au sommet de l'ondulation</w:t>
+      </w:r>
+      <w:r>
+        <w:rPr>
+          <w:rFonts w:ascii="Roboto" w:hAnsi="Roboto"/>
+          <w:sz w:val="22"/>
+          <w:szCs w:val="22"/>
+          <w:lang w:val="fr-FR"/>
+        </w:rPr>
+        <w:br/>
+      </w:r>
+      <w:r>
+        <w:rPr>
+          <w:rStyle w:val="Strong"/>
+          <w:rFonts w:ascii="Roboto" w:hAnsi="Roboto"/>
+          <w:sz w:val="22"/>
+          <w:szCs w:val="22"/>
+          <w:lang w:val="fr-FR"/>
+        </w:rPr>
+        <w:t xml:space="preserve">Outlook </w:t>
+      </w:r>
+      <w:r>
+        <w:rPr>
+          <w:rFonts w:ascii="Roboto" w:hAnsi="Roboto"/>
+          <w:sz w:val="22"/>
+          <w:szCs w:val="22"/>
+          <w:lang w:val="fr-FR"/>
+        </w:rPr>
+        <w:t>: prévision</w:t>
+      </w:r>
+      <w:r>
+        <w:rPr>
+          <w:rFonts w:ascii="Roboto" w:hAnsi="Roboto"/>
+          <w:sz w:val="22"/>
+          <w:szCs w:val="22"/>
+          <w:lang w:val="fr-FR"/>
+        </w:rPr>
+        <w:br/>
+      </w:r>
+      <w:proofErr w:type="spellStart"/>
+      <w:r>
+        <w:rPr>
+          <w:rStyle w:val="Strong"/>
+          <w:rFonts w:ascii="Roboto" w:hAnsi="Roboto"/>
+          <w:sz w:val="22"/>
+          <w:szCs w:val="22"/>
+          <w:lang w:val="fr-FR"/>
+        </w:rPr>
+        <w:t>Overcast</w:t>
+      </w:r>
+      <w:proofErr w:type="spellEnd"/>
+      <w:r>
+        <w:rPr>
+          <w:rStyle w:val="Strong"/>
+          <w:rFonts w:ascii="Roboto" w:hAnsi="Roboto"/>
+          <w:sz w:val="22"/>
+          <w:szCs w:val="22"/>
+          <w:lang w:val="fr-FR"/>
+        </w:rPr>
+        <w:t xml:space="preserve"> </w:t>
+      </w:r>
+      <w:r>
+        <w:rPr>
+          <w:rFonts w:ascii="Roboto" w:hAnsi="Roboto"/>
+          <w:sz w:val="22"/>
+          <w:szCs w:val="22"/>
+          <w:lang w:val="fr-FR"/>
+        </w:rPr>
+        <w:t>: couvert (ciel)</w:t>
+      </w:r>
+      <w:r>
+        <w:rPr>
+          <w:rFonts w:ascii="Roboto" w:hAnsi="Roboto"/>
+          <w:sz w:val="22"/>
+          <w:szCs w:val="22"/>
+          <w:lang w:val="fr-FR"/>
+        </w:rPr>
+        <w:br/>
+      </w:r>
+      <w:proofErr w:type="spellStart"/>
+      <w:r>
+        <w:rPr>
+          <w:rStyle w:val="Strong"/>
+          <w:rFonts w:ascii="Roboto" w:hAnsi="Roboto"/>
+          <w:sz w:val="22"/>
+          <w:szCs w:val="22"/>
+          <w:lang w:val="fr-FR"/>
+        </w:rPr>
+        <w:t>Overnight</w:t>
+      </w:r>
+      <w:proofErr w:type="spellEnd"/>
+      <w:r>
+        <w:rPr>
+          <w:rStyle w:val="Strong"/>
+          <w:rFonts w:ascii="Roboto" w:hAnsi="Roboto"/>
+          <w:sz w:val="22"/>
+          <w:szCs w:val="22"/>
+          <w:lang w:val="fr-FR"/>
+        </w:rPr>
+        <w:t xml:space="preserve"> </w:t>
+      </w:r>
+      <w:r>
+        <w:rPr>
+          <w:rFonts w:ascii="Roboto" w:hAnsi="Roboto"/>
+          <w:sz w:val="22"/>
+          <w:szCs w:val="22"/>
+          <w:lang w:val="fr-FR"/>
+        </w:rPr>
+        <w:t>: pendant la nuit</w:t>
+      </w:r>
+    </w:p>
+    <w:p>
+      <w:pPr>
+        <w:pStyle w:val="NormalWeb"/>
+        <w:spacing w:after="240" w:afterAutospacing="0"/>
+        <w:rPr>
+          <w:rFonts w:ascii="Roboto" w:hAnsi="Roboto"/>
+          <w:sz w:val="22"/>
+          <w:szCs w:val="22"/>
+          <w:lang w:val="fr-FR"/>
+        </w:rPr>
+      </w:pPr>
+      <w:bookmarkStart w:id="14" w:name="P"/>
+      <w:bookmarkEnd w:id="14"/>
+      <w:r>
+        <w:rPr>
+          <w:rStyle w:val="lettre"/>
+          <w:rFonts w:ascii="Roboto" w:hAnsi="Roboto"/>
+          <w:sz w:val="22"/>
+          <w:szCs w:val="22"/>
+          <w:lang w:val="fr-FR"/>
+        </w:rPr>
+        <w:t>P</w:t>
+      </w:r>
+      <w:r>
+        <w:rPr>
+          <w:rFonts w:ascii="Roboto" w:hAnsi="Roboto"/>
+          <w:sz w:val="22"/>
+          <w:szCs w:val="22"/>
+          <w:lang w:val="fr-FR"/>
+        </w:rPr>
+        <w:br/>
+      </w:r>
+      <w:r>
+        <w:rPr>
+          <w:rStyle w:val="Strong"/>
+          <w:rFonts w:ascii="Roboto" w:hAnsi="Roboto"/>
+          <w:sz w:val="22"/>
+          <w:szCs w:val="22"/>
+          <w:lang w:val="fr-FR"/>
+        </w:rPr>
+        <w:t>Patches</w:t>
+      </w:r>
+      <w:r>
+        <w:rPr>
+          <w:rFonts w:ascii="Roboto" w:hAnsi="Roboto"/>
+          <w:sz w:val="22"/>
+          <w:szCs w:val="22"/>
+          <w:lang w:val="fr-FR"/>
+        </w:rPr>
+        <w:t xml:space="preserve"> : zones, bancs (de brume)</w:t>
+      </w:r>
+      <w:r>
+        <w:rPr>
+          <w:rFonts w:ascii="Roboto" w:hAnsi="Roboto"/>
+          <w:sz w:val="22"/>
+          <w:szCs w:val="22"/>
+          <w:lang w:val="fr-FR"/>
+        </w:rPr>
+        <w:br/>
+      </w:r>
+      <w:r>
+        <w:rPr>
+          <w:rStyle w:val="Strong"/>
+          <w:rFonts w:ascii="Roboto" w:hAnsi="Roboto"/>
+          <w:sz w:val="22"/>
+          <w:szCs w:val="22"/>
+          <w:lang w:val="fr-FR"/>
+        </w:rPr>
+        <w:t>Poor (</w:t>
+      </w:r>
+      <w:proofErr w:type="spellStart"/>
+      <w:r>
+        <w:rPr>
+          <w:rStyle w:val="Strong"/>
+          <w:rFonts w:ascii="Roboto" w:hAnsi="Roboto"/>
+          <w:sz w:val="22"/>
+          <w:szCs w:val="22"/>
+          <w:lang w:val="fr-FR"/>
+        </w:rPr>
+        <w:t>visibility</w:t>
+      </w:r>
+      <w:proofErr w:type="spellEnd"/>
+      <w:r>
+        <w:rPr>
+          <w:rStyle w:val="Strong"/>
+          <w:rFonts w:ascii="Roboto" w:hAnsi="Roboto"/>
+          <w:sz w:val="22"/>
+          <w:szCs w:val="22"/>
+          <w:lang w:val="fr-FR"/>
+        </w:rPr>
+        <w:t>)</w:t>
+      </w:r>
+      <w:r>
+        <w:rPr>
+          <w:rFonts w:ascii="Roboto" w:hAnsi="Roboto"/>
+          <w:sz w:val="22"/>
+          <w:szCs w:val="22"/>
+          <w:lang w:val="fr-FR"/>
+        </w:rPr>
+        <w:t xml:space="preserve"> : mauvais</w:t>
+      </w:r>
+      <w:r>
+        <w:rPr>
+          <w:rFonts w:ascii="Roboto" w:hAnsi="Roboto"/>
+          <w:sz w:val="22"/>
+          <w:szCs w:val="22"/>
+          <w:lang w:val="fr-FR"/>
+        </w:rPr>
+        <w:br/>
+      </w:r>
+      <w:r>
+        <w:rPr>
+          <w:rStyle w:val="Strong"/>
+          <w:rFonts w:ascii="Roboto" w:hAnsi="Roboto"/>
+          <w:sz w:val="22"/>
+          <w:szCs w:val="22"/>
+          <w:lang w:val="fr-FR"/>
+        </w:rPr>
+        <w:t>Pressure</w:t>
+      </w:r>
+      <w:r>
+        <w:rPr>
+          <w:rFonts w:ascii="Roboto" w:hAnsi="Roboto"/>
+          <w:sz w:val="22"/>
+          <w:szCs w:val="22"/>
+          <w:lang w:val="fr-FR"/>
+        </w:rPr>
+        <w:t xml:space="preserve"> : pression</w:t>
+      </w:r>
+      <w:r>
+        <w:rPr>
+          <w:rFonts w:ascii="Roboto" w:hAnsi="Roboto"/>
+          <w:sz w:val="22"/>
+          <w:szCs w:val="22"/>
+          <w:lang w:val="fr-FR"/>
+        </w:rPr>
+        <w:br/>
+      </w:r>
+      <w:r>
+        <w:rPr>
+          <w:rStyle w:val="Strong"/>
+          <w:rFonts w:ascii="Roboto" w:hAnsi="Roboto"/>
+          <w:sz w:val="22"/>
+          <w:szCs w:val="22"/>
+          <w:lang w:val="fr-FR"/>
+        </w:rPr>
+        <w:t>Pressure gradient</w:t>
+      </w:r>
+      <w:r>
+        <w:rPr>
+          <w:rFonts w:ascii="Roboto" w:hAnsi="Roboto"/>
+          <w:sz w:val="22"/>
+          <w:szCs w:val="22"/>
+          <w:lang w:val="fr-FR"/>
+        </w:rPr>
+        <w:t xml:space="preserve"> : gradient de pression, variation spatiale de la pression</w:t>
+      </w:r>
+      <w:r>
+        <w:rPr>
+          <w:rFonts w:ascii="Roboto" w:hAnsi="Roboto"/>
+          <w:sz w:val="22"/>
+          <w:szCs w:val="22"/>
+          <w:lang w:val="fr-FR"/>
+        </w:rPr>
+        <w:br/>
+      </w:r>
+      <w:proofErr w:type="spellStart"/>
+      <w:r>
+        <w:rPr>
+          <w:rStyle w:val="Strong"/>
+          <w:rFonts w:ascii="Roboto" w:hAnsi="Roboto"/>
+          <w:sz w:val="22"/>
+          <w:szCs w:val="22"/>
+          <w:lang w:val="fr-FR"/>
+        </w:rPr>
+        <w:t>Prevailing</w:t>
+      </w:r>
+      <w:proofErr w:type="spellEnd"/>
+      <w:r>
+        <w:rPr>
+          <w:rStyle w:val="Strong"/>
+          <w:rFonts w:ascii="Roboto" w:hAnsi="Roboto"/>
+          <w:sz w:val="22"/>
+          <w:szCs w:val="22"/>
+          <w:lang w:val="fr-FR"/>
+        </w:rPr>
+        <w:t xml:space="preserve"> </w:t>
+      </w:r>
+      <w:proofErr w:type="spellStart"/>
+      <w:r>
+        <w:rPr>
+          <w:rStyle w:val="Strong"/>
+          <w:rFonts w:ascii="Roboto" w:hAnsi="Roboto"/>
+          <w:sz w:val="22"/>
+          <w:szCs w:val="22"/>
+          <w:lang w:val="fr-FR"/>
+        </w:rPr>
+        <w:t>wind</w:t>
+      </w:r>
+      <w:proofErr w:type="spellEnd"/>
+      <w:r>
+        <w:rPr>
+          <w:rFonts w:ascii="Roboto" w:hAnsi="Roboto"/>
+          <w:sz w:val="22"/>
+          <w:szCs w:val="22"/>
+          <w:lang w:val="fr-FR"/>
+        </w:rPr>
+        <w:t xml:space="preserve"> : vent dominant</w:t>
+      </w:r>
+    </w:p>
+    <w:p>
+      <w:pPr>
+        <w:pStyle w:val="NormalWeb"/>
+        <w:spacing w:after="240" w:afterAutospacing="0"/>
+        <w:rPr>
+          <w:rFonts w:ascii="Roboto" w:hAnsi="Roboto"/>
+          <w:sz w:val="22"/>
+          <w:szCs w:val="22"/>
+          <w:lang w:val="fr-FR"/>
+        </w:rPr>
+      </w:pPr>
+      <w:bookmarkStart w:id="15" w:name="Q"/>
+      <w:bookmarkEnd w:id="15"/>
+      <w:r>
+        <w:rPr>
+          <w:rStyle w:val="lettre"/>
+          <w:rFonts w:ascii="Roboto" w:hAnsi="Roboto"/>
+          <w:sz w:val="22"/>
+          <w:szCs w:val="22"/>
+          <w:lang w:val="fr-FR"/>
+        </w:rPr>
+        <w:t>Q</w:t>
+      </w:r>
+      <w:r>
+        <w:rPr>
+          <w:rFonts w:ascii="Roboto" w:hAnsi="Roboto"/>
+          <w:sz w:val="22"/>
+          <w:szCs w:val="22"/>
+          <w:lang w:val="fr-FR"/>
+        </w:rPr>
+        <w:br/>
+      </w:r>
+      <w:proofErr w:type="spellStart"/>
+      <w:r>
+        <w:rPr>
+          <w:rStyle w:val="Strong"/>
+          <w:rFonts w:ascii="Roboto" w:hAnsi="Roboto"/>
+          <w:sz w:val="22"/>
+          <w:szCs w:val="22"/>
+          <w:lang w:val="fr-FR"/>
+        </w:rPr>
+        <w:t>Quickly</w:t>
+      </w:r>
+      <w:proofErr w:type="spellEnd"/>
+      <w:r>
+        <w:rPr>
+          <w:rStyle w:val="Strong"/>
+          <w:rFonts w:ascii="Roboto" w:hAnsi="Roboto"/>
+          <w:sz w:val="22"/>
+          <w:szCs w:val="22"/>
+          <w:lang w:val="fr-FR"/>
+        </w:rPr>
+        <w:t xml:space="preserve"> (QCKY) </w:t>
+      </w:r>
+      <w:r>
+        <w:rPr>
+          <w:rFonts w:ascii="Roboto" w:hAnsi="Roboto"/>
+          <w:sz w:val="22"/>
+          <w:szCs w:val="22"/>
+          <w:lang w:val="fr-FR"/>
+        </w:rPr>
+        <w:t xml:space="preserve">: rapidement </w:t>
+      </w:r>
+    </w:p>
+    <w:p>
+      <w:pPr>
+        <w:pStyle w:val="NormalWeb"/>
+        <w:spacing w:after="240" w:afterAutospacing="0"/>
+        <w:rPr>
+          <w:rFonts w:ascii="Roboto" w:hAnsi="Roboto"/>
+          <w:sz w:val="22"/>
+          <w:szCs w:val="22"/>
+          <w:lang w:val="fr-FR"/>
+        </w:rPr>
+      </w:pPr>
+      <w:bookmarkStart w:id="16" w:name="R"/>
+      <w:bookmarkEnd w:id="16"/>
+      <w:r>
+        <w:rPr>
+          <w:rStyle w:val="lettre"/>
+          <w:rFonts w:ascii="Roboto" w:hAnsi="Roboto"/>
+          <w:sz w:val="22"/>
+          <w:szCs w:val="22"/>
+          <w:lang w:val="fr-FR"/>
+        </w:rPr>
+        <w:t>R</w:t>
+      </w:r>
+      <w:r>
+        <w:rPr>
+          <w:rFonts w:ascii="Roboto" w:hAnsi="Roboto"/>
+          <w:sz w:val="22"/>
+          <w:szCs w:val="22"/>
+          <w:lang w:val="fr-FR"/>
+        </w:rPr>
+        <w:br/>
+      </w:r>
+      <w:r>
+        <w:rPr>
+          <w:rStyle w:val="Strong"/>
+          <w:rFonts w:ascii="Roboto" w:hAnsi="Roboto"/>
+          <w:sz w:val="22"/>
+          <w:szCs w:val="22"/>
+          <w:lang w:val="fr-FR"/>
+        </w:rPr>
+        <w:t xml:space="preserve">Rain </w:t>
+      </w:r>
+      <w:r>
+        <w:rPr>
+          <w:rFonts w:ascii="Roboto" w:hAnsi="Roboto"/>
+          <w:sz w:val="22"/>
+          <w:szCs w:val="22"/>
+          <w:lang w:val="fr-FR"/>
+        </w:rPr>
+        <w:t>: pluie</w:t>
+      </w:r>
+      <w:r>
+        <w:rPr>
+          <w:rFonts w:ascii="Roboto" w:hAnsi="Roboto"/>
+          <w:sz w:val="22"/>
+          <w:szCs w:val="22"/>
+          <w:lang w:val="fr-FR"/>
+        </w:rPr>
+        <w:br/>
+      </w:r>
+      <w:r>
+        <w:rPr>
+          <w:rStyle w:val="Strong"/>
+          <w:rFonts w:ascii="Roboto" w:hAnsi="Roboto"/>
+          <w:sz w:val="22"/>
+          <w:szCs w:val="22"/>
+          <w:lang w:val="fr-FR"/>
+        </w:rPr>
+        <w:t xml:space="preserve">Ridge </w:t>
+      </w:r>
+      <w:r>
+        <w:rPr>
+          <w:rFonts w:ascii="Roboto" w:hAnsi="Roboto"/>
+          <w:sz w:val="22"/>
+          <w:szCs w:val="22"/>
+          <w:lang w:val="fr-FR"/>
+        </w:rPr>
+        <w:t>: dorsale, axe de hautes pressions prolongeant un anticyclone</w:t>
+      </w:r>
+      <w:r>
+        <w:rPr>
+          <w:rFonts w:ascii="Roboto" w:hAnsi="Roboto"/>
+          <w:sz w:val="22"/>
+          <w:szCs w:val="22"/>
+          <w:lang w:val="fr-FR"/>
+        </w:rPr>
+        <w:br/>
+      </w:r>
+      <w:proofErr w:type="spellStart"/>
+      <w:r>
+        <w:rPr>
+          <w:rStyle w:val="Strong"/>
+          <w:rFonts w:ascii="Roboto" w:hAnsi="Roboto"/>
+          <w:sz w:val="22"/>
+          <w:szCs w:val="22"/>
+          <w:lang w:val="fr-FR"/>
+        </w:rPr>
+        <w:t>Rippled</w:t>
+      </w:r>
+      <w:proofErr w:type="spellEnd"/>
+      <w:r>
+        <w:rPr>
+          <w:rStyle w:val="Strong"/>
+          <w:rFonts w:ascii="Roboto" w:hAnsi="Roboto"/>
+          <w:sz w:val="22"/>
+          <w:szCs w:val="22"/>
+          <w:lang w:val="fr-FR"/>
+        </w:rPr>
+        <w:t xml:space="preserve"> (</w:t>
+      </w:r>
+      <w:proofErr w:type="spellStart"/>
+      <w:r>
+        <w:rPr>
+          <w:rStyle w:val="Strong"/>
+          <w:rFonts w:ascii="Roboto" w:hAnsi="Roboto"/>
+          <w:sz w:val="22"/>
+          <w:szCs w:val="22"/>
+          <w:lang w:val="fr-FR"/>
+        </w:rPr>
+        <w:t>sea</w:t>
+      </w:r>
+      <w:proofErr w:type="spellEnd"/>
+      <w:r>
+        <w:rPr>
+          <w:rStyle w:val="Strong"/>
+          <w:rFonts w:ascii="Roboto" w:hAnsi="Roboto"/>
+          <w:sz w:val="22"/>
+          <w:szCs w:val="22"/>
+          <w:lang w:val="fr-FR"/>
+        </w:rPr>
+        <w:t xml:space="preserve"> state)</w:t>
+      </w:r>
+      <w:r>
+        <w:rPr>
+          <w:rFonts w:ascii="Roboto" w:hAnsi="Roboto"/>
+          <w:sz w:val="22"/>
+          <w:szCs w:val="22"/>
+          <w:lang w:val="fr-FR"/>
+        </w:rPr>
+        <w:t xml:space="preserve"> : ridée, mer calme</w:t>
+      </w:r>
+      <w:r>
+        <w:rPr>
+          <w:rFonts w:ascii="Roboto" w:hAnsi="Roboto"/>
+          <w:sz w:val="22"/>
+          <w:szCs w:val="22"/>
+          <w:lang w:val="fr-FR"/>
+        </w:rPr>
+        <w:br/>
+      </w:r>
+      <w:r>
+        <w:rPr>
+          <w:rStyle w:val="Strong"/>
+          <w:rFonts w:ascii="Roboto" w:hAnsi="Roboto"/>
+          <w:sz w:val="22"/>
+          <w:szCs w:val="22"/>
+          <w:lang w:val="fr-FR"/>
+        </w:rPr>
+        <w:t xml:space="preserve">Rising, e.g. </w:t>
+      </w:r>
+      <w:proofErr w:type="spellStart"/>
+      <w:r>
+        <w:rPr>
+          <w:rStyle w:val="Strong"/>
+          <w:rFonts w:ascii="Roboto" w:hAnsi="Roboto"/>
+          <w:sz w:val="22"/>
+          <w:szCs w:val="22"/>
+          <w:lang w:val="fr-FR"/>
+        </w:rPr>
+        <w:t>wind</w:t>
+      </w:r>
+      <w:proofErr w:type="spellEnd"/>
+      <w:r>
+        <w:rPr>
+          <w:rStyle w:val="Strong"/>
+          <w:rFonts w:ascii="Roboto" w:hAnsi="Roboto"/>
+          <w:sz w:val="22"/>
+          <w:szCs w:val="22"/>
+          <w:lang w:val="fr-FR"/>
+        </w:rPr>
+        <w:t xml:space="preserve"> </w:t>
+      </w:r>
+      <w:r>
+        <w:rPr>
+          <w:rFonts w:ascii="Roboto" w:hAnsi="Roboto"/>
+          <w:sz w:val="22"/>
+          <w:szCs w:val="22"/>
+          <w:lang w:val="fr-FR"/>
+        </w:rPr>
+        <w:t>: augmenter ex. vent</w:t>
+      </w:r>
+      <w:r>
+        <w:rPr>
+          <w:rFonts w:ascii="Roboto" w:hAnsi="Roboto"/>
+          <w:sz w:val="22"/>
+          <w:szCs w:val="22"/>
+          <w:lang w:val="fr-FR"/>
+        </w:rPr>
+        <w:br/>
+      </w:r>
+      <w:r>
+        <w:rPr>
+          <w:rStyle w:val="Strong"/>
+          <w:rFonts w:ascii="Roboto" w:hAnsi="Roboto"/>
+          <w:sz w:val="22"/>
+          <w:szCs w:val="22"/>
+          <w:lang w:val="fr-FR"/>
+        </w:rPr>
+        <w:t xml:space="preserve">Rough </w:t>
+      </w:r>
+      <w:proofErr w:type="spellStart"/>
+      <w:r>
+        <w:rPr>
+          <w:rStyle w:val="Strong"/>
+          <w:rFonts w:ascii="Roboto" w:hAnsi="Roboto"/>
+          <w:sz w:val="22"/>
+          <w:szCs w:val="22"/>
+          <w:lang w:val="fr-FR"/>
+        </w:rPr>
+        <w:t>sea</w:t>
+      </w:r>
+      <w:proofErr w:type="spellEnd"/>
+      <w:r>
+        <w:rPr>
+          <w:rStyle w:val="Strong"/>
+          <w:rFonts w:ascii="Roboto" w:hAnsi="Roboto"/>
+          <w:sz w:val="22"/>
+          <w:szCs w:val="22"/>
+          <w:lang w:val="fr-FR"/>
+        </w:rPr>
+        <w:t xml:space="preserve"> </w:t>
+      </w:r>
+      <w:r>
+        <w:rPr>
+          <w:rFonts w:ascii="Roboto" w:hAnsi="Roboto"/>
+          <w:sz w:val="22"/>
+          <w:szCs w:val="22"/>
+          <w:lang w:val="fr-FR"/>
+        </w:rPr>
+        <w:t xml:space="preserve">: mer forte </w:t>
+      </w:r>
+    </w:p>
+    <w:p>
+      <w:pPr>
+        <w:pStyle w:val="NormalWeb"/>
+        <w:spacing w:after="240" w:afterAutospacing="0"/>
+        <w:rPr>
+          <w:rFonts w:ascii="Roboto" w:hAnsi="Roboto"/>
+          <w:sz w:val="22"/>
+          <w:szCs w:val="22"/>
+          <w:lang w:val="fr-FR"/>
+        </w:rPr>
+      </w:pPr>
+      <w:bookmarkStart w:id="17" w:name="S"/>
+      <w:bookmarkEnd w:id="17"/>
+      <w:r>
+        <w:rPr>
+          <w:rStyle w:val="lettre"/>
+          <w:rFonts w:ascii="Roboto" w:hAnsi="Roboto"/>
+          <w:sz w:val="22"/>
+          <w:szCs w:val="22"/>
+          <w:lang w:val="fr-FR"/>
+        </w:rPr>
+        <w:t>S</w:t>
+      </w:r>
+      <w:r>
+        <w:rPr>
+          <w:rFonts w:ascii="Roboto" w:hAnsi="Roboto"/>
+          <w:sz w:val="22"/>
+          <w:szCs w:val="22"/>
+          <w:lang w:val="fr-FR"/>
+        </w:rPr>
+        <w:br/>
+      </w:r>
+      <w:proofErr w:type="spellStart"/>
+      <w:r>
+        <w:rPr>
+          <w:rStyle w:val="Strong"/>
+          <w:rFonts w:ascii="Roboto" w:hAnsi="Roboto"/>
+          <w:sz w:val="22"/>
+          <w:szCs w:val="22"/>
+          <w:lang w:val="fr-FR"/>
+        </w:rPr>
+        <w:t>Sea</w:t>
+      </w:r>
+      <w:proofErr w:type="spellEnd"/>
+      <w:r>
+        <w:rPr>
+          <w:rStyle w:val="Strong"/>
+          <w:rFonts w:ascii="Roboto" w:hAnsi="Roboto"/>
+          <w:sz w:val="22"/>
+          <w:szCs w:val="22"/>
+          <w:lang w:val="fr-FR"/>
+        </w:rPr>
+        <w:t xml:space="preserve"> </w:t>
+      </w:r>
+      <w:r>
+        <w:rPr>
+          <w:rFonts w:ascii="Roboto" w:hAnsi="Roboto"/>
+          <w:sz w:val="22"/>
+          <w:szCs w:val="22"/>
+          <w:lang w:val="fr-FR"/>
+        </w:rPr>
+        <w:t>: mer</w:t>
+      </w:r>
+      <w:r>
+        <w:rPr>
+          <w:rFonts w:ascii="Roboto" w:hAnsi="Roboto"/>
+          <w:sz w:val="22"/>
+          <w:szCs w:val="22"/>
+          <w:lang w:val="fr-FR"/>
+        </w:rPr>
+        <w:br/>
+      </w:r>
+      <w:proofErr w:type="spellStart"/>
+      <w:r>
+        <w:rPr>
+          <w:rStyle w:val="Strong"/>
+          <w:rFonts w:ascii="Roboto" w:hAnsi="Roboto"/>
+          <w:sz w:val="22"/>
+          <w:szCs w:val="22"/>
+          <w:lang w:val="fr-FR"/>
+        </w:rPr>
+        <w:t>Sea</w:t>
+      </w:r>
+      <w:proofErr w:type="spellEnd"/>
+      <w:r>
+        <w:rPr>
+          <w:rStyle w:val="Strong"/>
+          <w:rFonts w:ascii="Roboto" w:hAnsi="Roboto"/>
+          <w:sz w:val="22"/>
+          <w:szCs w:val="22"/>
+          <w:lang w:val="fr-FR"/>
+        </w:rPr>
+        <w:t xml:space="preserve"> </w:t>
+      </w:r>
+      <w:proofErr w:type="spellStart"/>
+      <w:r>
+        <w:rPr>
+          <w:rStyle w:val="Strong"/>
+          <w:rFonts w:ascii="Roboto" w:hAnsi="Roboto"/>
+          <w:sz w:val="22"/>
+          <w:szCs w:val="22"/>
+          <w:lang w:val="fr-FR"/>
+        </w:rPr>
+        <w:t>breeze</w:t>
+      </w:r>
+      <w:proofErr w:type="spellEnd"/>
+      <w:r>
+        <w:rPr>
+          <w:rFonts w:ascii="Roboto" w:hAnsi="Roboto"/>
+          <w:sz w:val="22"/>
+          <w:szCs w:val="22"/>
+          <w:lang w:val="fr-FR"/>
+        </w:rPr>
+        <w:t>: brise de mer (souvent le jour)</w:t>
+      </w:r>
+      <w:r>
+        <w:rPr>
+          <w:rFonts w:ascii="Roboto" w:hAnsi="Roboto"/>
+          <w:sz w:val="22"/>
+          <w:szCs w:val="22"/>
+          <w:lang w:val="fr-FR"/>
+        </w:rPr>
+        <w:br/>
+      </w:r>
+      <w:proofErr w:type="spellStart"/>
+      <w:r>
+        <w:rPr>
+          <w:rStyle w:val="Strong"/>
+          <w:rFonts w:ascii="Roboto" w:hAnsi="Roboto"/>
+          <w:sz w:val="22"/>
+          <w:szCs w:val="22"/>
+          <w:lang w:val="fr-FR"/>
+        </w:rPr>
+        <w:t>Secondary</w:t>
+      </w:r>
+      <w:proofErr w:type="spellEnd"/>
+      <w:r>
+        <w:rPr>
+          <w:rStyle w:val="Strong"/>
+          <w:rFonts w:ascii="Roboto" w:hAnsi="Roboto"/>
+          <w:sz w:val="22"/>
+          <w:szCs w:val="22"/>
+          <w:lang w:val="fr-FR"/>
+        </w:rPr>
+        <w:t xml:space="preserve"> cold front </w:t>
+      </w:r>
+      <w:r>
+        <w:rPr>
+          <w:rFonts w:ascii="Roboto" w:hAnsi="Roboto"/>
+          <w:sz w:val="22"/>
+          <w:szCs w:val="22"/>
+          <w:lang w:val="fr-FR"/>
+        </w:rPr>
+        <w:t>: front froid secondaire</w:t>
+      </w:r>
+      <w:r>
+        <w:rPr>
+          <w:rFonts w:ascii="Roboto" w:hAnsi="Roboto"/>
+          <w:sz w:val="22"/>
+          <w:szCs w:val="22"/>
+          <w:lang w:val="fr-FR"/>
+        </w:rPr>
+        <w:br/>
+      </w:r>
+      <w:proofErr w:type="spellStart"/>
+      <w:r>
+        <w:rPr>
+          <w:rStyle w:val="Strong"/>
+          <w:rFonts w:ascii="Roboto" w:hAnsi="Roboto"/>
+          <w:sz w:val="22"/>
+          <w:szCs w:val="22"/>
+          <w:lang w:val="fr-FR"/>
+        </w:rPr>
+        <w:t>Severe</w:t>
+      </w:r>
+      <w:proofErr w:type="spellEnd"/>
+      <w:r>
+        <w:rPr>
+          <w:rStyle w:val="Strong"/>
+          <w:rFonts w:ascii="Roboto" w:hAnsi="Roboto"/>
+          <w:sz w:val="22"/>
+          <w:szCs w:val="22"/>
+          <w:lang w:val="fr-FR"/>
+        </w:rPr>
+        <w:t xml:space="preserve"> (SVR) </w:t>
+      </w:r>
+      <w:r>
+        <w:rPr>
+          <w:rFonts w:ascii="Roboto" w:hAnsi="Roboto"/>
+          <w:sz w:val="22"/>
+          <w:szCs w:val="22"/>
+          <w:lang w:val="fr-FR"/>
+        </w:rPr>
+        <w:t>: violent</w:t>
+      </w:r>
+      <w:r>
+        <w:rPr>
+          <w:rFonts w:ascii="Roboto" w:hAnsi="Roboto"/>
+          <w:sz w:val="22"/>
+          <w:szCs w:val="22"/>
+          <w:lang w:val="fr-FR"/>
+        </w:rPr>
+        <w:br/>
+      </w:r>
+      <w:proofErr w:type="spellStart"/>
+      <w:r>
+        <w:rPr>
+          <w:rStyle w:val="Strong"/>
+          <w:rFonts w:ascii="Roboto" w:hAnsi="Roboto"/>
+          <w:sz w:val="22"/>
+          <w:szCs w:val="22"/>
+          <w:lang w:val="fr-FR"/>
+        </w:rPr>
+        <w:t>Shallow</w:t>
+      </w:r>
+      <w:proofErr w:type="spellEnd"/>
+      <w:r>
+        <w:rPr>
+          <w:rStyle w:val="Strong"/>
+          <w:rFonts w:ascii="Roboto" w:hAnsi="Roboto"/>
+          <w:sz w:val="22"/>
+          <w:szCs w:val="22"/>
+          <w:lang w:val="fr-FR"/>
+        </w:rPr>
+        <w:t xml:space="preserve"> </w:t>
+      </w:r>
+      <w:proofErr w:type="spellStart"/>
+      <w:r>
+        <w:rPr>
+          <w:rStyle w:val="Strong"/>
+          <w:rFonts w:ascii="Roboto" w:hAnsi="Roboto"/>
+          <w:sz w:val="22"/>
+          <w:szCs w:val="22"/>
+          <w:lang w:val="fr-FR"/>
+        </w:rPr>
+        <w:t>low</w:t>
+      </w:r>
+      <w:proofErr w:type="spellEnd"/>
+      <w:r>
+        <w:rPr>
+          <w:rStyle w:val="Strong"/>
+          <w:rFonts w:ascii="Roboto" w:hAnsi="Roboto"/>
+          <w:sz w:val="22"/>
+          <w:szCs w:val="22"/>
+          <w:lang w:val="fr-FR"/>
+        </w:rPr>
+        <w:t xml:space="preserve"> </w:t>
+      </w:r>
+      <w:r>
+        <w:rPr>
+          <w:rFonts w:ascii="Roboto" w:hAnsi="Roboto"/>
+          <w:sz w:val="22"/>
+          <w:szCs w:val="22"/>
+          <w:lang w:val="fr-FR"/>
+        </w:rPr>
+        <w:t>: dépression relative dont la pression au centre reste élevé en valeur absolue &gt; 1010 hPa</w:t>
+      </w:r>
+      <w:r>
+        <w:rPr>
+          <w:rFonts w:ascii="Roboto" w:hAnsi="Roboto"/>
+          <w:sz w:val="22"/>
+          <w:szCs w:val="22"/>
+          <w:lang w:val="fr-FR"/>
+        </w:rPr>
+        <w:br/>
+      </w:r>
+      <w:proofErr w:type="spellStart"/>
+      <w:r>
+        <w:rPr>
+          <w:rStyle w:val="Strong"/>
+          <w:rFonts w:ascii="Roboto" w:hAnsi="Roboto"/>
+          <w:sz w:val="22"/>
+          <w:szCs w:val="22"/>
+          <w:lang w:val="fr-FR"/>
+        </w:rPr>
+        <w:t>Shifting</w:t>
+      </w:r>
+      <w:proofErr w:type="spellEnd"/>
+      <w:r>
+        <w:rPr>
+          <w:rStyle w:val="Strong"/>
+          <w:rFonts w:ascii="Roboto" w:hAnsi="Roboto"/>
+          <w:sz w:val="22"/>
+          <w:szCs w:val="22"/>
+          <w:lang w:val="fr-FR"/>
+        </w:rPr>
+        <w:t xml:space="preserve"> </w:t>
+      </w:r>
+      <w:r>
+        <w:rPr>
+          <w:rFonts w:ascii="Roboto" w:hAnsi="Roboto"/>
+          <w:sz w:val="22"/>
+          <w:szCs w:val="22"/>
+          <w:lang w:val="fr-FR"/>
+        </w:rPr>
+        <w:t>: changeant, tournant (vent)</w:t>
+      </w:r>
+      <w:r>
+        <w:rPr>
+          <w:rFonts w:ascii="Roboto" w:hAnsi="Roboto"/>
+          <w:sz w:val="22"/>
+          <w:szCs w:val="22"/>
+          <w:lang w:val="fr-FR"/>
+        </w:rPr>
+        <w:br/>
+      </w:r>
+      <w:r>
+        <w:rPr>
+          <w:rStyle w:val="Strong"/>
+          <w:rFonts w:ascii="Roboto" w:hAnsi="Roboto"/>
+          <w:sz w:val="22"/>
+          <w:szCs w:val="22"/>
+          <w:lang w:val="fr-FR"/>
+        </w:rPr>
+        <w:t xml:space="preserve">Sky </w:t>
+      </w:r>
+      <w:r>
+        <w:rPr>
+          <w:rFonts w:ascii="Roboto" w:hAnsi="Roboto"/>
+          <w:sz w:val="22"/>
+          <w:szCs w:val="22"/>
+          <w:lang w:val="fr-FR"/>
+        </w:rPr>
+        <w:t>: ciel</w:t>
+      </w:r>
+      <w:r>
+        <w:rPr>
+          <w:rFonts w:ascii="Roboto" w:hAnsi="Roboto"/>
+          <w:sz w:val="22"/>
+          <w:szCs w:val="22"/>
+          <w:lang w:val="fr-FR"/>
+        </w:rPr>
+        <w:br/>
+      </w:r>
+      <w:proofErr w:type="spellStart"/>
+      <w:r>
+        <w:rPr>
+          <w:rStyle w:val="Strong"/>
+          <w:rFonts w:ascii="Roboto" w:hAnsi="Roboto"/>
+          <w:sz w:val="22"/>
+          <w:szCs w:val="22"/>
+          <w:lang w:val="fr-FR"/>
+        </w:rPr>
+        <w:t>Sleet</w:t>
+      </w:r>
+      <w:proofErr w:type="spellEnd"/>
+      <w:r>
+        <w:rPr>
+          <w:rStyle w:val="Strong"/>
+          <w:rFonts w:ascii="Roboto" w:hAnsi="Roboto"/>
+          <w:sz w:val="22"/>
+          <w:szCs w:val="22"/>
+          <w:lang w:val="fr-FR"/>
+        </w:rPr>
+        <w:t xml:space="preserve"> / </w:t>
+      </w:r>
+      <w:proofErr w:type="spellStart"/>
+      <w:r>
+        <w:rPr>
+          <w:rStyle w:val="Strong"/>
+          <w:rFonts w:ascii="Roboto" w:hAnsi="Roboto"/>
+          <w:sz w:val="22"/>
+          <w:szCs w:val="22"/>
+          <w:lang w:val="fr-FR"/>
+        </w:rPr>
+        <w:t>snow</w:t>
+      </w:r>
+      <w:proofErr w:type="spellEnd"/>
+      <w:r>
+        <w:rPr>
+          <w:rFonts w:ascii="Roboto" w:hAnsi="Roboto"/>
+          <w:sz w:val="22"/>
+          <w:szCs w:val="22"/>
+          <w:lang w:val="fr-FR"/>
+        </w:rPr>
+        <w:t>: neige fondue / neige</w:t>
+      </w:r>
+      <w:r>
+        <w:rPr>
+          <w:rFonts w:ascii="Roboto" w:hAnsi="Roboto"/>
+          <w:sz w:val="22"/>
+          <w:szCs w:val="22"/>
+          <w:lang w:val="fr-FR"/>
+        </w:rPr>
+        <w:br/>
+      </w:r>
+      <w:proofErr w:type="spellStart"/>
+      <w:r>
+        <w:rPr>
+          <w:rStyle w:val="Strong"/>
+          <w:rFonts w:ascii="Roboto" w:hAnsi="Roboto"/>
+          <w:sz w:val="22"/>
+          <w:szCs w:val="22"/>
+          <w:lang w:val="fr-FR"/>
+        </w:rPr>
+        <w:t>Slowy</w:t>
+      </w:r>
+      <w:proofErr w:type="spellEnd"/>
+      <w:r>
+        <w:rPr>
+          <w:rStyle w:val="Strong"/>
+          <w:rFonts w:ascii="Roboto" w:hAnsi="Roboto"/>
+          <w:sz w:val="22"/>
+          <w:szCs w:val="22"/>
+          <w:lang w:val="fr-FR"/>
+        </w:rPr>
+        <w:t xml:space="preserve"> (SLWY) </w:t>
+      </w:r>
+      <w:r>
+        <w:rPr>
+          <w:rFonts w:ascii="Roboto" w:hAnsi="Roboto"/>
+          <w:sz w:val="22"/>
+          <w:szCs w:val="22"/>
+          <w:lang w:val="fr-FR"/>
+        </w:rPr>
+        <w:t>: lentement</w:t>
+      </w:r>
+      <w:r>
+        <w:rPr>
+          <w:rFonts w:ascii="Roboto" w:hAnsi="Roboto"/>
+          <w:sz w:val="22"/>
+          <w:szCs w:val="22"/>
+          <w:lang w:val="fr-FR"/>
+        </w:rPr>
+        <w:br/>
+      </w:r>
+      <w:proofErr w:type="spellStart"/>
+      <w:r>
+        <w:rPr>
+          <w:rStyle w:val="Strong"/>
+          <w:rFonts w:ascii="Roboto" w:hAnsi="Roboto"/>
+          <w:sz w:val="22"/>
+          <w:szCs w:val="22"/>
+          <w:lang w:val="fr-FR"/>
+        </w:rPr>
+        <w:t>Smooth</w:t>
+      </w:r>
+      <w:proofErr w:type="spellEnd"/>
+      <w:r>
+        <w:rPr>
+          <w:rStyle w:val="Strong"/>
+          <w:rFonts w:ascii="Roboto" w:hAnsi="Roboto"/>
+          <w:sz w:val="22"/>
+          <w:szCs w:val="22"/>
+          <w:lang w:val="fr-FR"/>
+        </w:rPr>
+        <w:t xml:space="preserve"> (</w:t>
+      </w:r>
+      <w:proofErr w:type="spellStart"/>
+      <w:r>
+        <w:rPr>
+          <w:rStyle w:val="Strong"/>
+          <w:rFonts w:ascii="Roboto" w:hAnsi="Roboto"/>
+          <w:sz w:val="22"/>
+          <w:szCs w:val="22"/>
+          <w:lang w:val="fr-FR"/>
+        </w:rPr>
+        <w:t>sea</w:t>
+      </w:r>
+      <w:proofErr w:type="spellEnd"/>
+      <w:r>
+        <w:rPr>
+          <w:rStyle w:val="Strong"/>
+          <w:rFonts w:ascii="Roboto" w:hAnsi="Roboto"/>
+          <w:sz w:val="22"/>
+          <w:szCs w:val="22"/>
+          <w:lang w:val="fr-FR"/>
+        </w:rPr>
+        <w:t xml:space="preserve"> state)</w:t>
+      </w:r>
+      <w:r>
+        <w:rPr>
+          <w:rFonts w:ascii="Roboto" w:hAnsi="Roboto"/>
+          <w:sz w:val="22"/>
+          <w:szCs w:val="22"/>
+          <w:lang w:val="fr-FR"/>
+        </w:rPr>
+        <w:t>: mer belle</w:t>
+      </w:r>
+      <w:r>
+        <w:rPr>
+          <w:rFonts w:ascii="Roboto" w:hAnsi="Roboto"/>
+          <w:sz w:val="22"/>
+          <w:szCs w:val="22"/>
+          <w:lang w:val="fr-FR"/>
+        </w:rPr>
+        <w:br/>
+      </w:r>
+      <w:proofErr w:type="spellStart"/>
+      <w:r>
+        <w:rPr>
+          <w:rStyle w:val="Strong"/>
+          <w:rFonts w:ascii="Roboto" w:hAnsi="Roboto"/>
+          <w:sz w:val="22"/>
+          <w:szCs w:val="22"/>
+          <w:lang w:val="fr-FR"/>
+        </w:rPr>
+        <w:t>Spreading</w:t>
+      </w:r>
+      <w:proofErr w:type="spellEnd"/>
+      <w:r>
+        <w:rPr>
+          <w:rStyle w:val="Strong"/>
+          <w:rFonts w:ascii="Roboto" w:hAnsi="Roboto"/>
+          <w:sz w:val="22"/>
+          <w:szCs w:val="22"/>
+          <w:lang w:val="fr-FR"/>
+        </w:rPr>
+        <w:t xml:space="preserve"> </w:t>
+      </w:r>
+      <w:r>
+        <w:rPr>
+          <w:rFonts w:ascii="Roboto" w:hAnsi="Roboto"/>
+          <w:sz w:val="22"/>
+          <w:szCs w:val="22"/>
+          <w:lang w:val="fr-FR"/>
+        </w:rPr>
+        <w:t>: s'étendant, s'élargissant</w:t>
+      </w:r>
+      <w:r>
+        <w:rPr>
+          <w:rFonts w:ascii="Roboto" w:hAnsi="Roboto"/>
+          <w:sz w:val="22"/>
+          <w:szCs w:val="22"/>
+          <w:lang w:val="fr-FR"/>
+        </w:rPr>
+        <w:br/>
+      </w:r>
+      <w:proofErr w:type="spellStart"/>
+      <w:r>
+        <w:rPr>
+          <w:rStyle w:val="Strong"/>
+          <w:rFonts w:ascii="Roboto" w:hAnsi="Roboto"/>
+          <w:sz w:val="22"/>
+          <w:szCs w:val="22"/>
+          <w:lang w:val="fr-FR"/>
+        </w:rPr>
+        <w:t>Squalls</w:t>
+      </w:r>
+      <w:proofErr w:type="spellEnd"/>
+      <w:r>
+        <w:rPr>
+          <w:rStyle w:val="Strong"/>
+          <w:rFonts w:ascii="Roboto" w:hAnsi="Roboto"/>
+          <w:sz w:val="22"/>
+          <w:szCs w:val="22"/>
+          <w:lang w:val="fr-FR"/>
+        </w:rPr>
+        <w:t xml:space="preserve"> </w:t>
+      </w:r>
+      <w:r>
+        <w:rPr>
+          <w:rFonts w:ascii="Roboto" w:hAnsi="Roboto"/>
+          <w:sz w:val="22"/>
+          <w:szCs w:val="22"/>
+          <w:lang w:val="fr-FR"/>
+        </w:rPr>
+        <w:t>: grains, vents violents soudain, gros cumulus ou cumulonimbus caractérisant une aggravation brutale mais passagère du temps</w:t>
+      </w:r>
+      <w:r>
+        <w:rPr>
+          <w:rFonts w:ascii="Roboto" w:hAnsi="Roboto"/>
+          <w:sz w:val="22"/>
+          <w:szCs w:val="22"/>
+          <w:lang w:val="fr-FR"/>
+        </w:rPr>
+        <w:br/>
+      </w:r>
+      <w:proofErr w:type="spellStart"/>
+      <w:r>
+        <w:rPr>
+          <w:rStyle w:val="Strong"/>
+          <w:rFonts w:ascii="Roboto" w:hAnsi="Roboto"/>
+          <w:sz w:val="22"/>
+          <w:szCs w:val="22"/>
+          <w:lang w:val="fr-FR"/>
+        </w:rPr>
+        <w:t>Stationary</w:t>
+      </w:r>
+      <w:proofErr w:type="spellEnd"/>
+      <w:r>
+        <w:rPr>
+          <w:rStyle w:val="Strong"/>
+          <w:rFonts w:ascii="Roboto" w:hAnsi="Roboto"/>
+          <w:sz w:val="22"/>
+          <w:szCs w:val="22"/>
+          <w:lang w:val="fr-FR"/>
+        </w:rPr>
+        <w:t xml:space="preserve"> (STNR)</w:t>
+      </w:r>
+      <w:r>
+        <w:rPr>
+          <w:rFonts w:ascii="Roboto" w:hAnsi="Roboto"/>
+          <w:sz w:val="22"/>
+          <w:szCs w:val="22"/>
+          <w:lang w:val="fr-FR"/>
+        </w:rPr>
+        <w:t>: stationnaire</w:t>
+      </w:r>
+      <w:r>
+        <w:rPr>
+          <w:rFonts w:ascii="Roboto" w:hAnsi="Roboto"/>
+          <w:sz w:val="22"/>
+          <w:szCs w:val="22"/>
+          <w:lang w:val="fr-FR"/>
+        </w:rPr>
+        <w:br/>
+      </w:r>
+      <w:proofErr w:type="spellStart"/>
+      <w:r>
+        <w:rPr>
+          <w:rStyle w:val="Strong"/>
+          <w:rFonts w:ascii="Roboto" w:hAnsi="Roboto"/>
+          <w:sz w:val="22"/>
+          <w:szCs w:val="22"/>
+          <w:lang w:val="fr-FR"/>
+        </w:rPr>
+        <w:t>Steady</w:t>
+      </w:r>
+      <w:proofErr w:type="spellEnd"/>
+      <w:r>
+        <w:rPr>
+          <w:rStyle w:val="Strong"/>
+          <w:rFonts w:ascii="Roboto" w:hAnsi="Roboto"/>
+          <w:sz w:val="22"/>
+          <w:szCs w:val="22"/>
+          <w:lang w:val="fr-FR"/>
+        </w:rPr>
+        <w:t xml:space="preserve"> </w:t>
+      </w:r>
+      <w:r>
+        <w:rPr>
+          <w:rFonts w:ascii="Roboto" w:hAnsi="Roboto"/>
+          <w:sz w:val="22"/>
+          <w:szCs w:val="22"/>
+          <w:lang w:val="fr-FR"/>
+        </w:rPr>
+        <w:t>: stable</w:t>
+      </w:r>
+      <w:r>
+        <w:rPr>
+          <w:rFonts w:ascii="Roboto" w:hAnsi="Roboto"/>
+          <w:sz w:val="22"/>
+          <w:szCs w:val="22"/>
+          <w:lang w:val="fr-FR"/>
+        </w:rPr>
+        <w:br/>
+      </w:r>
+      <w:proofErr w:type="spellStart"/>
+      <w:r>
+        <w:rPr>
+          <w:rStyle w:val="Strong"/>
+          <w:rFonts w:ascii="Roboto" w:hAnsi="Roboto"/>
+          <w:sz w:val="22"/>
+          <w:szCs w:val="22"/>
+          <w:lang w:val="fr-FR"/>
+        </w:rPr>
+        <w:t>Steer</w:t>
+      </w:r>
+      <w:proofErr w:type="spellEnd"/>
+      <w:r>
+        <w:rPr>
+          <w:rFonts w:ascii="Roboto" w:hAnsi="Roboto"/>
+          <w:sz w:val="22"/>
+          <w:szCs w:val="22"/>
+          <w:lang w:val="fr-FR"/>
+        </w:rPr>
+        <w:t>: diriger</w:t>
+      </w:r>
+      <w:r>
+        <w:rPr>
+          <w:rFonts w:ascii="Roboto" w:hAnsi="Roboto"/>
+          <w:sz w:val="22"/>
+          <w:szCs w:val="22"/>
+          <w:lang w:val="fr-FR"/>
+        </w:rPr>
+        <w:br/>
+      </w:r>
+      <w:r>
+        <w:rPr>
+          <w:rStyle w:val="Strong"/>
+          <w:rFonts w:ascii="Roboto" w:hAnsi="Roboto"/>
+          <w:sz w:val="22"/>
+          <w:szCs w:val="22"/>
+          <w:lang w:val="fr-FR"/>
+        </w:rPr>
+        <w:t xml:space="preserve">Storm </w:t>
+      </w:r>
+      <w:r>
+        <w:rPr>
+          <w:rFonts w:ascii="Roboto" w:hAnsi="Roboto"/>
+          <w:sz w:val="22"/>
+          <w:szCs w:val="22"/>
+          <w:lang w:val="fr-FR"/>
+        </w:rPr>
+        <w:t>: tempête</w:t>
+      </w:r>
+      <w:r>
+        <w:rPr>
+          <w:rFonts w:ascii="Roboto" w:hAnsi="Roboto"/>
+          <w:sz w:val="22"/>
+          <w:szCs w:val="22"/>
+          <w:lang w:val="fr-FR"/>
+        </w:rPr>
+        <w:br/>
+      </w:r>
+      <w:r>
+        <w:rPr>
+          <w:rStyle w:val="Strong"/>
+          <w:rFonts w:ascii="Roboto" w:hAnsi="Roboto"/>
+          <w:sz w:val="22"/>
+          <w:szCs w:val="22"/>
+          <w:lang w:val="fr-FR"/>
+        </w:rPr>
+        <w:t xml:space="preserve">Stream </w:t>
+      </w:r>
+      <w:r>
+        <w:rPr>
+          <w:rFonts w:ascii="Roboto" w:hAnsi="Roboto"/>
+          <w:sz w:val="22"/>
+          <w:szCs w:val="22"/>
+          <w:lang w:val="fr-FR"/>
+        </w:rPr>
+        <w:t>: courant</w:t>
+      </w:r>
+      <w:r>
+        <w:rPr>
+          <w:rFonts w:ascii="Roboto" w:hAnsi="Roboto"/>
+          <w:sz w:val="22"/>
+          <w:szCs w:val="22"/>
+          <w:lang w:val="fr-FR"/>
+        </w:rPr>
+        <w:br/>
+      </w:r>
+      <w:r>
+        <w:rPr>
+          <w:rStyle w:val="Strong"/>
+          <w:rFonts w:ascii="Roboto" w:hAnsi="Roboto"/>
+          <w:sz w:val="22"/>
+          <w:szCs w:val="22"/>
+          <w:lang w:val="fr-FR"/>
+        </w:rPr>
+        <w:t>Sunny</w:t>
+      </w:r>
+      <w:r>
+        <w:rPr>
+          <w:rFonts w:ascii="Roboto" w:hAnsi="Roboto"/>
+          <w:sz w:val="22"/>
+          <w:szCs w:val="22"/>
+          <w:lang w:val="fr-FR"/>
+        </w:rPr>
+        <w:t>: ensoleillé</w:t>
+      </w:r>
+      <w:r>
+        <w:rPr>
+          <w:rFonts w:ascii="Roboto" w:hAnsi="Roboto"/>
+          <w:sz w:val="22"/>
+          <w:szCs w:val="22"/>
+          <w:lang w:val="fr-FR"/>
+        </w:rPr>
+        <w:br/>
+      </w:r>
+      <w:proofErr w:type="spellStart"/>
+      <w:r>
+        <w:rPr>
+          <w:rStyle w:val="Strong"/>
+          <w:rFonts w:ascii="Roboto" w:hAnsi="Roboto"/>
+          <w:sz w:val="22"/>
+          <w:szCs w:val="22"/>
+          <w:lang w:val="fr-FR"/>
+        </w:rPr>
+        <w:t>Swell</w:t>
+      </w:r>
+      <w:proofErr w:type="spellEnd"/>
+      <w:r>
+        <w:rPr>
+          <w:rStyle w:val="Strong"/>
+          <w:rFonts w:ascii="Roboto" w:hAnsi="Roboto"/>
+          <w:sz w:val="22"/>
+          <w:szCs w:val="22"/>
+          <w:lang w:val="fr-FR"/>
+        </w:rPr>
+        <w:t xml:space="preserve"> </w:t>
+      </w:r>
+      <w:r>
+        <w:rPr>
+          <w:rFonts w:ascii="Roboto" w:hAnsi="Roboto"/>
+          <w:sz w:val="22"/>
+          <w:szCs w:val="22"/>
+          <w:lang w:val="fr-FR"/>
+        </w:rPr>
+        <w:t>: houle</w:t>
+      </w:r>
+      <w:r>
+        <w:rPr>
+          <w:rFonts w:ascii="Roboto" w:hAnsi="Roboto"/>
+          <w:sz w:val="22"/>
+          <w:szCs w:val="22"/>
+          <w:lang w:val="fr-FR"/>
+        </w:rPr>
+        <w:br/>
+      </w:r>
+      <w:r>
+        <w:rPr>
+          <w:rStyle w:val="Strong"/>
+          <w:rFonts w:ascii="Roboto" w:hAnsi="Roboto"/>
+          <w:sz w:val="22"/>
+          <w:szCs w:val="22"/>
+          <w:lang w:val="fr-FR"/>
+        </w:rPr>
+        <w:t>Synopsis</w:t>
+      </w:r>
+      <w:r>
+        <w:rPr>
+          <w:rFonts w:ascii="Roboto" w:hAnsi="Roboto"/>
+          <w:sz w:val="22"/>
+          <w:szCs w:val="22"/>
+          <w:lang w:val="fr-FR"/>
+        </w:rPr>
+        <w:t>: situation</w:t>
+      </w:r>
+    </w:p>
+    <w:p>
+      <w:pPr>
+        <w:pStyle w:val="NormalWeb"/>
+        <w:spacing w:after="240" w:afterAutospacing="0"/>
+        <w:rPr>
+          <w:rFonts w:ascii="Roboto" w:hAnsi="Roboto"/>
+          <w:sz w:val="22"/>
+          <w:szCs w:val="22"/>
+          <w:lang w:val="fr-FR"/>
+        </w:rPr>
+      </w:pPr>
+      <w:bookmarkStart w:id="18" w:name="T"/>
+      <w:bookmarkEnd w:id="18"/>
+      <w:r>
+        <w:rPr>
+          <w:rStyle w:val="lettre"/>
+          <w:rFonts w:ascii="Roboto" w:hAnsi="Roboto"/>
+          <w:sz w:val="22"/>
+          <w:szCs w:val="22"/>
+          <w:lang w:val="fr-FR"/>
+        </w:rPr>
+        <w:t>T</w:t>
+      </w:r>
+      <w:r>
+        <w:rPr>
+          <w:rFonts w:ascii="Roboto" w:hAnsi="Roboto"/>
+          <w:sz w:val="22"/>
+          <w:szCs w:val="22"/>
+          <w:lang w:val="fr-FR"/>
+        </w:rPr>
+        <w:br/>
+      </w:r>
+      <w:proofErr w:type="spellStart"/>
+      <w:r>
+        <w:rPr>
+          <w:rStyle w:val="Strong"/>
+          <w:rFonts w:ascii="Roboto" w:hAnsi="Roboto"/>
+          <w:sz w:val="22"/>
+          <w:szCs w:val="22"/>
+          <w:lang w:val="fr-FR"/>
+        </w:rPr>
+        <w:t>Thunder</w:t>
+      </w:r>
+      <w:proofErr w:type="spellEnd"/>
+      <w:r>
+        <w:rPr>
+          <w:rStyle w:val="Strong"/>
+          <w:rFonts w:ascii="Roboto" w:hAnsi="Roboto"/>
+          <w:sz w:val="22"/>
+          <w:szCs w:val="22"/>
+          <w:lang w:val="fr-FR"/>
+        </w:rPr>
+        <w:t xml:space="preserve"> </w:t>
+      </w:r>
+      <w:r>
+        <w:rPr>
+          <w:rFonts w:ascii="Roboto" w:hAnsi="Roboto"/>
+          <w:sz w:val="22"/>
+          <w:szCs w:val="22"/>
+          <w:lang w:val="fr-FR"/>
+        </w:rPr>
+        <w:t>: tonnerre</w:t>
+      </w:r>
+      <w:r>
+        <w:rPr>
+          <w:rFonts w:ascii="Roboto" w:hAnsi="Roboto"/>
+          <w:sz w:val="22"/>
+          <w:szCs w:val="22"/>
+          <w:lang w:val="fr-FR"/>
+        </w:rPr>
+        <w:br/>
+      </w:r>
+      <w:proofErr w:type="spellStart"/>
+      <w:r>
+        <w:rPr>
+          <w:rStyle w:val="Strong"/>
+          <w:rFonts w:ascii="Roboto" w:hAnsi="Roboto"/>
+          <w:sz w:val="22"/>
+          <w:szCs w:val="22"/>
+          <w:lang w:val="fr-FR"/>
+        </w:rPr>
+        <w:t>Thunderstorm</w:t>
+      </w:r>
+      <w:proofErr w:type="spellEnd"/>
+      <w:r>
+        <w:rPr>
+          <w:rStyle w:val="Strong"/>
+          <w:rFonts w:ascii="Roboto" w:hAnsi="Roboto"/>
+          <w:sz w:val="22"/>
+          <w:szCs w:val="22"/>
+          <w:lang w:val="fr-FR"/>
+        </w:rPr>
+        <w:t xml:space="preserve"> </w:t>
+      </w:r>
+      <w:r>
+        <w:rPr>
+          <w:rFonts w:ascii="Roboto" w:hAnsi="Roboto"/>
+          <w:sz w:val="22"/>
+          <w:szCs w:val="22"/>
+          <w:lang w:val="fr-FR"/>
+        </w:rPr>
+        <w:t>: orage</w:t>
+      </w:r>
+      <w:r>
+        <w:rPr>
+          <w:rFonts w:ascii="Roboto" w:hAnsi="Roboto"/>
+          <w:sz w:val="22"/>
+          <w:szCs w:val="22"/>
+          <w:lang w:val="fr-FR"/>
+        </w:rPr>
+        <w:br/>
+      </w:r>
+      <w:r>
+        <w:rPr>
+          <w:rStyle w:val="Strong"/>
+          <w:rFonts w:ascii="Roboto" w:hAnsi="Roboto"/>
+          <w:sz w:val="22"/>
+          <w:szCs w:val="22"/>
+          <w:lang w:val="fr-FR"/>
+        </w:rPr>
+        <w:t xml:space="preserve">Tide </w:t>
+      </w:r>
+      <w:r>
+        <w:rPr>
+          <w:rFonts w:ascii="Roboto" w:hAnsi="Roboto"/>
+          <w:sz w:val="22"/>
+          <w:szCs w:val="22"/>
+          <w:lang w:val="fr-FR"/>
+        </w:rPr>
+        <w:t>: marée</w:t>
+      </w:r>
+      <w:r>
+        <w:rPr>
+          <w:rFonts w:ascii="Roboto" w:hAnsi="Roboto"/>
+          <w:sz w:val="22"/>
+          <w:szCs w:val="22"/>
+          <w:lang w:val="fr-FR"/>
+        </w:rPr>
+        <w:br/>
+      </w:r>
+      <w:r>
+        <w:rPr>
+          <w:rStyle w:val="Strong"/>
+          <w:rFonts w:ascii="Roboto" w:hAnsi="Roboto"/>
+          <w:sz w:val="22"/>
+          <w:szCs w:val="22"/>
+          <w:lang w:val="fr-FR"/>
+        </w:rPr>
+        <w:t xml:space="preserve">Time </w:t>
+      </w:r>
+      <w:r>
+        <w:rPr>
+          <w:rFonts w:ascii="Roboto" w:hAnsi="Roboto"/>
+          <w:sz w:val="22"/>
+          <w:szCs w:val="22"/>
+          <w:lang w:val="fr-FR"/>
+        </w:rPr>
+        <w:t>: heure</w:t>
+      </w:r>
+      <w:r>
+        <w:rPr>
+          <w:rFonts w:ascii="Roboto" w:hAnsi="Roboto"/>
+          <w:sz w:val="22"/>
+          <w:szCs w:val="22"/>
+          <w:lang w:val="fr-FR"/>
+        </w:rPr>
+        <w:br/>
+      </w:r>
+      <w:r>
+        <w:rPr>
+          <w:rStyle w:val="Strong"/>
+          <w:rFonts w:ascii="Roboto" w:hAnsi="Roboto"/>
+          <w:sz w:val="22"/>
+          <w:szCs w:val="22"/>
+          <w:lang w:val="fr-FR"/>
+        </w:rPr>
+        <w:t xml:space="preserve">Trade </w:t>
+      </w:r>
+      <w:proofErr w:type="spellStart"/>
+      <w:r>
+        <w:rPr>
+          <w:rStyle w:val="Strong"/>
+          <w:rFonts w:ascii="Roboto" w:hAnsi="Roboto"/>
+          <w:sz w:val="22"/>
+          <w:szCs w:val="22"/>
+          <w:lang w:val="fr-FR"/>
+        </w:rPr>
+        <w:t>winds</w:t>
+      </w:r>
+      <w:proofErr w:type="spellEnd"/>
+      <w:r>
+        <w:rPr>
+          <w:rStyle w:val="Strong"/>
+          <w:rFonts w:ascii="Roboto" w:hAnsi="Roboto"/>
+          <w:sz w:val="22"/>
+          <w:szCs w:val="22"/>
+          <w:lang w:val="fr-FR"/>
+        </w:rPr>
+        <w:t xml:space="preserve"> </w:t>
+      </w:r>
+      <w:r>
+        <w:rPr>
+          <w:rFonts w:ascii="Roboto" w:hAnsi="Roboto"/>
+          <w:sz w:val="22"/>
+          <w:szCs w:val="22"/>
+          <w:lang w:val="fr-FR"/>
+        </w:rPr>
+        <w:t>: alizés</w:t>
+      </w:r>
+      <w:r>
+        <w:rPr>
+          <w:rFonts w:ascii="Roboto" w:hAnsi="Roboto"/>
+          <w:sz w:val="22"/>
+          <w:szCs w:val="22"/>
+          <w:lang w:val="fr-FR"/>
+        </w:rPr>
+        <w:br/>
+      </w:r>
+      <w:r>
+        <w:rPr>
+          <w:rStyle w:val="Strong"/>
+          <w:rFonts w:ascii="Roboto" w:hAnsi="Roboto"/>
+          <w:sz w:val="22"/>
+          <w:szCs w:val="22"/>
+          <w:lang w:val="fr-FR"/>
+        </w:rPr>
+        <w:t xml:space="preserve">Tropical </w:t>
+      </w:r>
+      <w:proofErr w:type="spellStart"/>
+      <w:r>
+        <w:rPr>
+          <w:rStyle w:val="Strong"/>
+          <w:rFonts w:ascii="Roboto" w:hAnsi="Roboto"/>
+          <w:sz w:val="22"/>
+          <w:szCs w:val="22"/>
+          <w:lang w:val="fr-FR"/>
+        </w:rPr>
+        <w:t>storm</w:t>
+      </w:r>
+      <w:proofErr w:type="spellEnd"/>
+      <w:r>
+        <w:rPr>
+          <w:rFonts w:ascii="Roboto" w:hAnsi="Roboto"/>
+          <w:sz w:val="22"/>
+          <w:szCs w:val="22"/>
+          <w:lang w:val="fr-FR"/>
+        </w:rPr>
+        <w:t xml:space="preserve"> : phénomène sous les latitudes tropicales engendrant des vents de force 8 à 11 Beaufort</w:t>
+      </w:r>
+      <w:r>
+        <w:rPr>
+          <w:rFonts w:ascii="Roboto" w:hAnsi="Roboto"/>
+          <w:sz w:val="22"/>
+          <w:szCs w:val="22"/>
+          <w:lang w:val="fr-FR"/>
+        </w:rPr>
+        <w:br/>
+      </w:r>
+      <w:proofErr w:type="spellStart"/>
+      <w:r>
+        <w:rPr>
+          <w:rStyle w:val="Strong"/>
+          <w:rFonts w:ascii="Roboto" w:hAnsi="Roboto"/>
+          <w:sz w:val="22"/>
+          <w:szCs w:val="22"/>
+          <w:lang w:val="fr-FR"/>
+        </w:rPr>
+        <w:t>Trough</w:t>
+      </w:r>
+      <w:proofErr w:type="spellEnd"/>
+      <w:r>
+        <w:rPr>
+          <w:rStyle w:val="Strong"/>
+          <w:rFonts w:ascii="Roboto" w:hAnsi="Roboto"/>
+          <w:sz w:val="22"/>
+          <w:szCs w:val="22"/>
+          <w:lang w:val="fr-FR"/>
+        </w:rPr>
+        <w:t xml:space="preserve"> </w:t>
+      </w:r>
+      <w:r>
+        <w:rPr>
+          <w:rFonts w:ascii="Roboto" w:hAnsi="Roboto"/>
+          <w:sz w:val="22"/>
+          <w:szCs w:val="22"/>
+          <w:lang w:val="fr-FR"/>
+        </w:rPr>
+        <w:t>: creux (vague) ou thalweg (axe de basses pressions prolongeant une dépression)</w:t>
+      </w:r>
+    </w:p>
+    <w:p>
+      <w:pPr>
+        <w:pStyle w:val="NormalWeb"/>
+        <w:spacing w:after="240" w:afterAutospacing="0"/>
+        <w:rPr>
+          <w:rFonts w:ascii="Roboto" w:hAnsi="Roboto"/>
+          <w:sz w:val="22"/>
+          <w:szCs w:val="22"/>
+          <w:lang w:val="fr-FR"/>
+        </w:rPr>
+      </w:pPr>
+      <w:bookmarkStart w:id="19" w:name="U"/>
+      <w:bookmarkEnd w:id="19"/>
+      <w:r>
+        <w:rPr>
+          <w:rStyle w:val="lettre"/>
+          <w:rFonts w:ascii="Roboto" w:hAnsi="Roboto"/>
+          <w:sz w:val="22"/>
+          <w:szCs w:val="22"/>
+          <w:lang w:val="fr-FR"/>
+        </w:rPr>
+        <w:t>U</w:t>
+      </w:r>
+      <w:r>
+        <w:rPr>
+          <w:rFonts w:ascii="Roboto" w:hAnsi="Roboto"/>
+          <w:sz w:val="22"/>
+          <w:szCs w:val="22"/>
+          <w:lang w:val="fr-FR"/>
+        </w:rPr>
+        <w:br/>
+      </w:r>
+      <w:proofErr w:type="spellStart"/>
+      <w:r>
+        <w:rPr>
+          <w:rStyle w:val="Strong"/>
+          <w:rFonts w:ascii="Roboto" w:hAnsi="Roboto"/>
+          <w:sz w:val="22"/>
+          <w:szCs w:val="22"/>
+          <w:lang w:val="fr-FR"/>
+        </w:rPr>
+        <w:t>Upper</w:t>
+      </w:r>
+      <w:proofErr w:type="spellEnd"/>
+      <w:r>
+        <w:rPr>
+          <w:rStyle w:val="Strong"/>
+          <w:rFonts w:ascii="Roboto" w:hAnsi="Roboto"/>
+          <w:sz w:val="22"/>
+          <w:szCs w:val="22"/>
+          <w:lang w:val="fr-FR"/>
+        </w:rPr>
+        <w:t xml:space="preserve"> </w:t>
+      </w:r>
+      <w:r>
+        <w:rPr>
+          <w:rFonts w:ascii="Roboto" w:hAnsi="Roboto"/>
+          <w:sz w:val="22"/>
+          <w:szCs w:val="22"/>
+          <w:lang w:val="fr-FR"/>
+        </w:rPr>
+        <w:t xml:space="preserve">: </w:t>
+      </w:r>
+      <w:proofErr w:type="spellStart"/>
+      <w:r>
+        <w:rPr>
+          <w:rFonts w:ascii="Roboto" w:hAnsi="Roboto"/>
+          <w:sz w:val="22"/>
+          <w:szCs w:val="22"/>
+          <w:lang w:val="fr-FR"/>
+        </w:rPr>
+        <w:t>au dessus</w:t>
+      </w:r>
+      <w:proofErr w:type="spellEnd"/>
+    </w:p>
+    <w:p>
+      <w:pPr>
+        <w:pStyle w:val="NormalWeb"/>
+        <w:spacing w:after="240" w:afterAutospacing="0"/>
+        <w:rPr>
+          <w:rFonts w:ascii="Roboto" w:hAnsi="Roboto"/>
+          <w:sz w:val="22"/>
+          <w:szCs w:val="22"/>
+          <w:lang w:val="fr-FR"/>
+        </w:rPr>
+      </w:pPr>
+      <w:bookmarkStart w:id="20" w:name="V"/>
+      <w:bookmarkEnd w:id="20"/>
+      <w:r>
+        <w:rPr>
+          <w:rStyle w:val="lettre"/>
+          <w:rFonts w:ascii="Roboto" w:hAnsi="Roboto"/>
+          <w:sz w:val="22"/>
+          <w:szCs w:val="22"/>
+          <w:lang w:val="fr-FR"/>
+        </w:rPr>
+        <w:t>V</w:t>
+      </w:r>
+      <w:r>
+        <w:rPr>
+          <w:rFonts w:ascii="Roboto" w:hAnsi="Roboto"/>
+          <w:sz w:val="22"/>
+          <w:szCs w:val="22"/>
+          <w:lang w:val="fr-FR"/>
+        </w:rPr>
+        <w:br/>
+      </w:r>
+      <w:r>
+        <w:rPr>
+          <w:rStyle w:val="Strong"/>
+          <w:rFonts w:ascii="Roboto" w:hAnsi="Roboto"/>
+          <w:sz w:val="22"/>
+          <w:szCs w:val="22"/>
+          <w:lang w:val="fr-FR"/>
+        </w:rPr>
+        <w:t>Variable (VRB)</w:t>
+      </w:r>
+      <w:r>
+        <w:rPr>
+          <w:rFonts w:ascii="Roboto" w:hAnsi="Roboto"/>
+          <w:sz w:val="22"/>
+          <w:szCs w:val="22"/>
+          <w:lang w:val="fr-FR"/>
+        </w:rPr>
+        <w:t xml:space="preserve"> : variable</w:t>
+      </w:r>
+      <w:r>
+        <w:rPr>
+          <w:rFonts w:ascii="Roboto" w:hAnsi="Roboto"/>
+          <w:sz w:val="22"/>
+          <w:szCs w:val="22"/>
+          <w:lang w:val="fr-FR"/>
+        </w:rPr>
+        <w:br/>
+      </w:r>
+      <w:proofErr w:type="spellStart"/>
+      <w:r>
+        <w:rPr>
+          <w:rStyle w:val="Strong"/>
+          <w:rFonts w:ascii="Roboto" w:hAnsi="Roboto"/>
+          <w:sz w:val="22"/>
+          <w:szCs w:val="22"/>
+          <w:lang w:val="fr-FR"/>
+        </w:rPr>
+        <w:t>Veering</w:t>
+      </w:r>
+      <w:proofErr w:type="spellEnd"/>
+      <w:r>
+        <w:rPr>
+          <w:rStyle w:val="Strong"/>
+          <w:rFonts w:ascii="Roboto" w:hAnsi="Roboto"/>
+          <w:sz w:val="22"/>
+          <w:szCs w:val="22"/>
+          <w:lang w:val="fr-FR"/>
+        </w:rPr>
+        <w:t xml:space="preserve"> (opposite "backing"</w:t>
+      </w:r>
+      <w:proofErr w:type="gramStart"/>
+      <w:r>
+        <w:rPr>
+          <w:rStyle w:val="Strong"/>
+          <w:rFonts w:ascii="Roboto" w:hAnsi="Roboto"/>
+          <w:sz w:val="22"/>
+          <w:szCs w:val="22"/>
+          <w:lang w:val="fr-FR"/>
+        </w:rPr>
+        <w:t>)</w:t>
+      </w:r>
+      <w:r>
+        <w:rPr>
+          <w:rFonts w:ascii="Roboto" w:hAnsi="Roboto"/>
+          <w:sz w:val="22"/>
+          <w:szCs w:val="22"/>
+          <w:lang w:val="fr-FR"/>
+        </w:rPr>
+        <w:t>:</w:t>
+      </w:r>
+      <w:proofErr w:type="gramEnd"/>
+      <w:r>
+        <w:rPr>
+          <w:rFonts w:ascii="Roboto" w:hAnsi="Roboto"/>
+          <w:sz w:val="22"/>
+          <w:szCs w:val="22"/>
+          <w:lang w:val="fr-FR"/>
+        </w:rPr>
+        <w:t xml:space="preserve"> saute de vent direction sens des aiguilles d'une montre, parfois refus de vent</w:t>
+      </w:r>
+      <w:r>
+        <w:rPr>
+          <w:rFonts w:ascii="Roboto" w:hAnsi="Roboto"/>
+          <w:sz w:val="22"/>
+          <w:szCs w:val="22"/>
+          <w:lang w:val="fr-FR"/>
+        </w:rPr>
+        <w:br/>
+      </w:r>
+      <w:proofErr w:type="spellStart"/>
+      <w:r>
+        <w:rPr>
+          <w:rStyle w:val="Strong"/>
+          <w:rFonts w:ascii="Roboto" w:hAnsi="Roboto"/>
+          <w:sz w:val="22"/>
+          <w:szCs w:val="22"/>
+          <w:lang w:val="fr-FR"/>
+        </w:rPr>
+        <w:t>Visibility</w:t>
+      </w:r>
+      <w:proofErr w:type="spellEnd"/>
+      <w:r>
+        <w:rPr>
+          <w:rStyle w:val="Strong"/>
+          <w:rFonts w:ascii="Roboto" w:hAnsi="Roboto"/>
+          <w:sz w:val="22"/>
+          <w:szCs w:val="22"/>
+          <w:lang w:val="fr-FR"/>
+        </w:rPr>
+        <w:t xml:space="preserve"> : good, </w:t>
+      </w:r>
+      <w:proofErr w:type="spellStart"/>
+      <w:r>
+        <w:rPr>
+          <w:rStyle w:val="Strong"/>
+          <w:rFonts w:ascii="Roboto" w:hAnsi="Roboto"/>
+          <w:sz w:val="22"/>
+          <w:szCs w:val="22"/>
+          <w:lang w:val="fr-FR"/>
+        </w:rPr>
+        <w:t>moderate</w:t>
+      </w:r>
+      <w:proofErr w:type="spellEnd"/>
+      <w:r>
+        <w:rPr>
+          <w:rStyle w:val="Strong"/>
+          <w:rFonts w:ascii="Roboto" w:hAnsi="Roboto"/>
+          <w:sz w:val="22"/>
+          <w:szCs w:val="22"/>
+          <w:lang w:val="fr-FR"/>
+        </w:rPr>
+        <w:t xml:space="preserve">, </w:t>
+      </w:r>
+      <w:proofErr w:type="spellStart"/>
+      <w:r>
+        <w:rPr>
+          <w:rStyle w:val="Strong"/>
+          <w:rFonts w:ascii="Roboto" w:hAnsi="Roboto"/>
+          <w:sz w:val="22"/>
+          <w:szCs w:val="22"/>
+          <w:lang w:val="fr-FR"/>
+        </w:rPr>
+        <w:t>poor</w:t>
+      </w:r>
+      <w:proofErr w:type="spellEnd"/>
+      <w:r>
+        <w:rPr>
+          <w:rStyle w:val="Strong"/>
+          <w:rFonts w:ascii="Roboto" w:hAnsi="Roboto"/>
+          <w:sz w:val="22"/>
+          <w:szCs w:val="22"/>
+          <w:lang w:val="fr-FR"/>
+        </w:rPr>
+        <w:t xml:space="preserve"> (VIS)</w:t>
+      </w:r>
+      <w:r>
+        <w:rPr>
+          <w:rFonts w:ascii="Roboto" w:hAnsi="Roboto"/>
+          <w:sz w:val="22"/>
+          <w:szCs w:val="22"/>
+          <w:lang w:val="fr-FR"/>
+        </w:rPr>
+        <w:t>: visibilité (bonne : min. 5NM, médiocre : entre 2 et 5NM, mauvaise : entre O.5 et 2NNM)</w:t>
+      </w:r>
+      <w:r>
+        <w:rPr>
+          <w:rFonts w:ascii="Roboto" w:hAnsi="Roboto"/>
+          <w:sz w:val="22"/>
+          <w:szCs w:val="22"/>
+          <w:lang w:val="fr-FR"/>
+        </w:rPr>
+        <w:br/>
+      </w:r>
+      <w:proofErr w:type="spellStart"/>
+      <w:r>
+        <w:rPr>
+          <w:rStyle w:val="Strong"/>
+          <w:rFonts w:ascii="Roboto" w:hAnsi="Roboto"/>
+          <w:sz w:val="22"/>
+          <w:szCs w:val="22"/>
+          <w:lang w:val="fr-FR"/>
+        </w:rPr>
+        <w:t>Vorticity</w:t>
+      </w:r>
+      <w:proofErr w:type="spellEnd"/>
+      <w:r>
+        <w:rPr>
+          <w:rStyle w:val="Strong"/>
+          <w:rFonts w:ascii="Roboto" w:hAnsi="Roboto"/>
+          <w:sz w:val="22"/>
+          <w:szCs w:val="22"/>
+          <w:lang w:val="fr-FR"/>
+        </w:rPr>
+        <w:t xml:space="preserve"> </w:t>
+      </w:r>
+      <w:r>
+        <w:rPr>
+          <w:rFonts w:ascii="Roboto" w:hAnsi="Roboto"/>
+          <w:sz w:val="22"/>
+          <w:szCs w:val="22"/>
+          <w:lang w:val="fr-FR"/>
+        </w:rPr>
+        <w:t>: vortex, tourbillon</w:t>
+      </w:r>
+    </w:p>
+    <w:p>
+      <w:pPr>
+        <w:pStyle w:val="NormalWeb"/>
+        <w:spacing w:after="240" w:afterAutospacing="0"/>
+        <w:rPr>
+          <w:rFonts w:ascii="Roboto" w:hAnsi="Roboto"/>
+          <w:sz w:val="22"/>
+          <w:szCs w:val="22"/>
+          <w:lang w:val="fr-FR"/>
+        </w:rPr>
+      </w:pPr>
+      <w:bookmarkStart w:id="21" w:name="W"/>
+      <w:bookmarkEnd w:id="21"/>
+      <w:r>
+        <w:rPr>
+          <w:rStyle w:val="lettre"/>
+          <w:rFonts w:ascii="Roboto" w:hAnsi="Roboto"/>
+          <w:sz w:val="22"/>
+          <w:szCs w:val="22"/>
+          <w:lang w:val="fr-FR"/>
+        </w:rPr>
+        <w:t>W</w:t>
+      </w:r>
+      <w:r>
+        <w:rPr>
+          <w:rFonts w:ascii="Roboto" w:hAnsi="Roboto"/>
+          <w:sz w:val="22"/>
+          <w:szCs w:val="22"/>
+          <w:lang w:val="fr-FR"/>
+        </w:rPr>
+        <w:br/>
+      </w:r>
+      <w:r>
+        <w:rPr>
+          <w:rStyle w:val="Strong"/>
+          <w:rFonts w:ascii="Roboto" w:hAnsi="Roboto"/>
+          <w:sz w:val="22"/>
+          <w:szCs w:val="22"/>
+          <w:lang w:val="fr-FR"/>
+        </w:rPr>
+        <w:t>Warm front (W-FRONT ou WFNT)</w:t>
+      </w:r>
+      <w:r>
+        <w:rPr>
+          <w:rFonts w:ascii="Roboto" w:hAnsi="Roboto"/>
+          <w:sz w:val="22"/>
+          <w:szCs w:val="22"/>
+          <w:lang w:val="fr-FR"/>
+        </w:rPr>
+        <w:t xml:space="preserve"> : front chaud</w:t>
+      </w:r>
+      <w:r>
+        <w:rPr>
+          <w:rFonts w:ascii="Roboto" w:hAnsi="Roboto"/>
+          <w:sz w:val="22"/>
+          <w:szCs w:val="22"/>
+          <w:lang w:val="fr-FR"/>
+        </w:rPr>
+        <w:br/>
+      </w:r>
+      <w:r>
+        <w:rPr>
+          <w:rStyle w:val="Strong"/>
+          <w:rFonts w:ascii="Roboto" w:hAnsi="Roboto"/>
+          <w:sz w:val="22"/>
+          <w:szCs w:val="22"/>
+          <w:lang w:val="fr-FR"/>
+        </w:rPr>
+        <w:t xml:space="preserve">Warning </w:t>
+      </w:r>
+      <w:r>
+        <w:rPr>
+          <w:rFonts w:ascii="Roboto" w:hAnsi="Roboto"/>
+          <w:sz w:val="22"/>
+          <w:szCs w:val="22"/>
+          <w:lang w:val="fr-FR"/>
+        </w:rPr>
+        <w:t>: avis ex. de tempête, BMS</w:t>
+      </w:r>
+      <w:r>
+        <w:rPr>
+          <w:rFonts w:ascii="Roboto" w:hAnsi="Roboto"/>
+          <w:sz w:val="22"/>
+          <w:szCs w:val="22"/>
+          <w:lang w:val="fr-FR"/>
+        </w:rPr>
+        <w:br/>
+      </w:r>
+      <w:proofErr w:type="spellStart"/>
+      <w:r>
+        <w:rPr>
+          <w:rStyle w:val="Strong"/>
+          <w:rFonts w:ascii="Roboto" w:hAnsi="Roboto"/>
+          <w:sz w:val="22"/>
+          <w:szCs w:val="22"/>
+          <w:lang w:val="fr-FR"/>
+        </w:rPr>
+        <w:t>Waterspout</w:t>
+      </w:r>
+      <w:proofErr w:type="spellEnd"/>
+      <w:r>
+        <w:rPr>
+          <w:rStyle w:val="Strong"/>
+          <w:rFonts w:ascii="Roboto" w:hAnsi="Roboto"/>
+          <w:sz w:val="22"/>
+          <w:szCs w:val="22"/>
+          <w:lang w:val="fr-FR"/>
+        </w:rPr>
+        <w:t xml:space="preserve"> </w:t>
+      </w:r>
+      <w:r>
+        <w:rPr>
+          <w:rFonts w:ascii="Roboto" w:hAnsi="Roboto"/>
+          <w:sz w:val="22"/>
+          <w:szCs w:val="22"/>
+          <w:lang w:val="fr-FR"/>
+        </w:rPr>
+        <w:t>: trombe</w:t>
+      </w:r>
+      <w:r>
+        <w:rPr>
+          <w:rFonts w:ascii="Roboto" w:hAnsi="Roboto"/>
+          <w:sz w:val="22"/>
+          <w:szCs w:val="22"/>
+          <w:lang w:val="fr-FR"/>
+        </w:rPr>
+        <w:br/>
+      </w:r>
+      <w:proofErr w:type="spellStart"/>
+      <w:r>
+        <w:rPr>
+          <w:rStyle w:val="Strong"/>
+          <w:rFonts w:ascii="Roboto" w:hAnsi="Roboto"/>
+          <w:sz w:val="22"/>
+          <w:szCs w:val="22"/>
+          <w:lang w:val="fr-FR"/>
+        </w:rPr>
+        <w:t>Wave</w:t>
+      </w:r>
+      <w:proofErr w:type="spellEnd"/>
+      <w:r>
+        <w:rPr>
+          <w:rStyle w:val="Strong"/>
+          <w:rFonts w:ascii="Roboto" w:hAnsi="Roboto"/>
+          <w:sz w:val="22"/>
+          <w:szCs w:val="22"/>
+          <w:lang w:val="fr-FR"/>
+        </w:rPr>
+        <w:t xml:space="preserve"> (</w:t>
+      </w:r>
+      <w:proofErr w:type="spellStart"/>
+      <w:r>
+        <w:rPr>
+          <w:rStyle w:val="Strong"/>
+          <w:rFonts w:ascii="Roboto" w:hAnsi="Roboto"/>
+          <w:sz w:val="22"/>
+          <w:szCs w:val="22"/>
+          <w:lang w:val="fr-FR"/>
+        </w:rPr>
+        <w:t>Height</w:t>
+      </w:r>
+      <w:proofErr w:type="spellEnd"/>
+      <w:r>
+        <w:rPr>
+          <w:rStyle w:val="Strong"/>
+          <w:rFonts w:ascii="Roboto" w:hAnsi="Roboto"/>
+          <w:sz w:val="22"/>
+          <w:szCs w:val="22"/>
+          <w:lang w:val="fr-FR"/>
+        </w:rPr>
+        <w:t xml:space="preserve">, </w:t>
+      </w:r>
+      <w:proofErr w:type="spellStart"/>
+      <w:r>
+        <w:rPr>
+          <w:rStyle w:val="Strong"/>
+          <w:rFonts w:ascii="Roboto" w:hAnsi="Roboto"/>
+          <w:sz w:val="22"/>
+          <w:szCs w:val="22"/>
+          <w:lang w:val="fr-FR"/>
+        </w:rPr>
+        <w:t>Length</w:t>
+      </w:r>
+      <w:proofErr w:type="spellEnd"/>
+      <w:r>
+        <w:rPr>
+          <w:rStyle w:val="Strong"/>
+          <w:rFonts w:ascii="Roboto" w:hAnsi="Roboto"/>
+          <w:sz w:val="22"/>
+          <w:szCs w:val="22"/>
+          <w:lang w:val="fr-FR"/>
+        </w:rPr>
+        <w:t xml:space="preserve">, </w:t>
+      </w:r>
+      <w:proofErr w:type="spellStart"/>
+      <w:r>
+        <w:rPr>
+          <w:rStyle w:val="Strong"/>
+          <w:rFonts w:ascii="Roboto" w:hAnsi="Roboto"/>
+          <w:sz w:val="22"/>
+          <w:szCs w:val="22"/>
+          <w:lang w:val="fr-FR"/>
+        </w:rPr>
+        <w:t>Period</w:t>
+      </w:r>
+      <w:proofErr w:type="spellEnd"/>
+      <w:r>
+        <w:rPr>
+          <w:rStyle w:val="Strong"/>
+          <w:rFonts w:ascii="Roboto" w:hAnsi="Roboto"/>
+          <w:sz w:val="22"/>
+          <w:szCs w:val="22"/>
+          <w:lang w:val="fr-FR"/>
+        </w:rPr>
+        <w:t>)</w:t>
+      </w:r>
+      <w:r>
+        <w:rPr>
+          <w:rFonts w:ascii="Roboto" w:hAnsi="Roboto"/>
+          <w:sz w:val="22"/>
+          <w:szCs w:val="22"/>
+          <w:lang w:val="fr-FR"/>
+        </w:rPr>
+        <w:t>: vague (hauteur, espacement, temps entre 2 vagues)</w:t>
+      </w:r>
+      <w:r>
+        <w:rPr>
+          <w:rFonts w:ascii="Roboto" w:hAnsi="Roboto"/>
+          <w:sz w:val="22"/>
+          <w:szCs w:val="22"/>
+          <w:lang w:val="fr-FR"/>
+        </w:rPr>
+        <w:br/>
+      </w:r>
+      <w:proofErr w:type="spellStart"/>
+      <w:r>
+        <w:rPr>
+          <w:rStyle w:val="Strong"/>
+          <w:rFonts w:ascii="Roboto" w:hAnsi="Roboto"/>
+          <w:sz w:val="22"/>
+          <w:szCs w:val="22"/>
+          <w:lang w:val="fr-FR"/>
+        </w:rPr>
+        <w:t>Weather</w:t>
+      </w:r>
+      <w:proofErr w:type="spellEnd"/>
+      <w:r>
+        <w:rPr>
+          <w:rStyle w:val="Strong"/>
+          <w:rFonts w:ascii="Roboto" w:hAnsi="Roboto"/>
+          <w:sz w:val="22"/>
+          <w:szCs w:val="22"/>
+          <w:lang w:val="fr-FR"/>
+        </w:rPr>
+        <w:t xml:space="preserve"> </w:t>
+      </w:r>
+      <w:r>
+        <w:rPr>
+          <w:rFonts w:ascii="Roboto" w:hAnsi="Roboto"/>
+          <w:sz w:val="22"/>
+          <w:szCs w:val="22"/>
+          <w:lang w:val="fr-FR"/>
+        </w:rPr>
+        <w:t xml:space="preserve">: temps, météo, ex. </w:t>
+      </w:r>
+      <w:proofErr w:type="spellStart"/>
+      <w:r>
+        <w:rPr>
+          <w:rFonts w:ascii="Roboto" w:hAnsi="Roboto"/>
+          <w:sz w:val="22"/>
+          <w:szCs w:val="22"/>
+          <w:lang w:val="fr-FR"/>
+        </w:rPr>
+        <w:t>weather</w:t>
+      </w:r>
+      <w:proofErr w:type="spellEnd"/>
+      <w:r>
+        <w:rPr>
+          <w:rFonts w:ascii="Roboto" w:hAnsi="Roboto"/>
+          <w:sz w:val="22"/>
+          <w:szCs w:val="22"/>
+          <w:lang w:val="fr-FR"/>
+        </w:rPr>
+        <w:t xml:space="preserve"> </w:t>
+      </w:r>
+      <w:proofErr w:type="spellStart"/>
+      <w:r>
+        <w:rPr>
+          <w:rFonts w:ascii="Roboto" w:hAnsi="Roboto"/>
+          <w:sz w:val="22"/>
+          <w:szCs w:val="22"/>
+          <w:lang w:val="fr-FR"/>
+        </w:rPr>
+        <w:t>forecast</w:t>
+      </w:r>
+      <w:proofErr w:type="spellEnd"/>
+      <w:r>
+        <w:rPr>
+          <w:rFonts w:ascii="Roboto" w:hAnsi="Roboto"/>
+          <w:sz w:val="22"/>
+          <w:szCs w:val="22"/>
+          <w:lang w:val="fr-FR"/>
+        </w:rPr>
+        <w:t xml:space="preserve"> ou report</w:t>
+      </w:r>
+      <w:r>
+        <w:rPr>
+          <w:rFonts w:ascii="Roboto" w:hAnsi="Roboto"/>
+          <w:sz w:val="22"/>
+          <w:szCs w:val="22"/>
+          <w:lang w:val="fr-FR"/>
+        </w:rPr>
+        <w:br/>
+      </w:r>
+      <w:proofErr w:type="spellStart"/>
+      <w:r>
+        <w:rPr>
+          <w:rStyle w:val="Strong"/>
+          <w:rFonts w:ascii="Roboto" w:hAnsi="Roboto"/>
+          <w:sz w:val="22"/>
+          <w:szCs w:val="22"/>
+          <w:lang w:val="fr-FR"/>
+        </w:rPr>
+        <w:t>Weakening</w:t>
+      </w:r>
+      <w:proofErr w:type="spellEnd"/>
+      <w:r>
+        <w:rPr>
+          <w:rStyle w:val="Strong"/>
+          <w:rFonts w:ascii="Roboto" w:hAnsi="Roboto"/>
+          <w:sz w:val="22"/>
+          <w:szCs w:val="22"/>
+          <w:lang w:val="fr-FR"/>
+        </w:rPr>
+        <w:t xml:space="preserve"> (WKN)</w:t>
+      </w:r>
+      <w:r>
+        <w:rPr>
+          <w:rFonts w:ascii="Roboto" w:hAnsi="Roboto"/>
+          <w:sz w:val="22"/>
+          <w:szCs w:val="22"/>
+          <w:lang w:val="fr-FR"/>
+        </w:rPr>
+        <w:t xml:space="preserve"> : faiblissant</w:t>
+      </w:r>
+      <w:r>
+        <w:rPr>
+          <w:rFonts w:ascii="Roboto" w:hAnsi="Roboto"/>
+          <w:sz w:val="22"/>
+          <w:szCs w:val="22"/>
+          <w:lang w:val="fr-FR"/>
+        </w:rPr>
+        <w:br/>
+      </w:r>
+      <w:proofErr w:type="spellStart"/>
+      <w:r>
+        <w:rPr>
+          <w:rStyle w:val="Strong"/>
+          <w:rFonts w:ascii="Roboto" w:hAnsi="Roboto"/>
+          <w:sz w:val="22"/>
+          <w:szCs w:val="22"/>
+          <w:lang w:val="fr-FR"/>
+        </w:rPr>
+        <w:t>Whirl</w:t>
+      </w:r>
+      <w:proofErr w:type="spellEnd"/>
+      <w:r>
+        <w:rPr>
+          <w:rStyle w:val="Strong"/>
+          <w:rFonts w:ascii="Roboto" w:hAnsi="Roboto"/>
+          <w:sz w:val="22"/>
+          <w:szCs w:val="22"/>
+          <w:lang w:val="fr-FR"/>
+        </w:rPr>
+        <w:t xml:space="preserve"> </w:t>
+      </w:r>
+      <w:r>
+        <w:rPr>
+          <w:rFonts w:ascii="Roboto" w:hAnsi="Roboto"/>
+          <w:sz w:val="22"/>
+          <w:szCs w:val="22"/>
+          <w:lang w:val="fr-FR"/>
+        </w:rPr>
+        <w:t>: tourbillon</w:t>
+      </w:r>
+      <w:r>
+        <w:rPr>
+          <w:rFonts w:ascii="Roboto" w:hAnsi="Roboto"/>
+          <w:sz w:val="22"/>
+          <w:szCs w:val="22"/>
+          <w:lang w:val="fr-FR"/>
+        </w:rPr>
+        <w:br/>
+      </w:r>
+      <w:r>
+        <w:rPr>
+          <w:rStyle w:val="Strong"/>
+          <w:rFonts w:ascii="Roboto" w:hAnsi="Roboto"/>
+          <w:sz w:val="22"/>
+          <w:szCs w:val="22"/>
+          <w:lang w:val="fr-FR"/>
+        </w:rPr>
+        <w:t xml:space="preserve">Wind </w:t>
+      </w:r>
+      <w:r>
+        <w:rPr>
+          <w:rFonts w:ascii="Roboto" w:hAnsi="Roboto"/>
+          <w:sz w:val="22"/>
+          <w:szCs w:val="22"/>
+          <w:lang w:val="fr-FR"/>
+        </w:rPr>
+        <w:t>: vent</w:t>
+      </w:r>
+      <w:r>
+        <w:rPr>
+          <w:rFonts w:ascii="Roboto" w:hAnsi="Roboto"/>
+          <w:sz w:val="22"/>
+          <w:szCs w:val="22"/>
+          <w:lang w:val="fr-FR"/>
+        </w:rPr>
+        <w:br/>
+      </w:r>
+      <w:r>
+        <w:rPr>
+          <w:rStyle w:val="Strong"/>
+          <w:rFonts w:ascii="Roboto" w:hAnsi="Roboto"/>
+          <w:sz w:val="22"/>
+          <w:szCs w:val="22"/>
+          <w:lang w:val="fr-FR"/>
+        </w:rPr>
+        <w:t xml:space="preserve">Wind </w:t>
+      </w:r>
+      <w:proofErr w:type="spellStart"/>
+      <w:r>
+        <w:rPr>
+          <w:rStyle w:val="Strong"/>
+          <w:rFonts w:ascii="Roboto" w:hAnsi="Roboto"/>
+          <w:sz w:val="22"/>
+          <w:szCs w:val="22"/>
+          <w:lang w:val="fr-FR"/>
+        </w:rPr>
+        <w:t>scale</w:t>
+      </w:r>
+      <w:proofErr w:type="spellEnd"/>
+      <w:r>
+        <w:rPr>
+          <w:rStyle w:val="Strong"/>
+          <w:rFonts w:ascii="Roboto" w:hAnsi="Roboto"/>
+          <w:sz w:val="22"/>
+          <w:szCs w:val="22"/>
+          <w:lang w:val="fr-FR"/>
+        </w:rPr>
+        <w:t xml:space="preserve"> </w:t>
+      </w:r>
+      <w:r>
+        <w:rPr>
+          <w:rFonts w:ascii="Roboto" w:hAnsi="Roboto"/>
+          <w:sz w:val="22"/>
+          <w:szCs w:val="22"/>
+          <w:lang w:val="fr-FR"/>
+        </w:rPr>
+        <w:t xml:space="preserve">: </w:t>
+      </w:r>
+      <w:proofErr w:type="spellStart"/>
+      <w:r>
+        <w:rPr>
+          <w:rFonts w:ascii="Roboto" w:hAnsi="Roboto"/>
+          <w:sz w:val="22"/>
+          <w:szCs w:val="22"/>
+          <w:lang w:val="fr-FR"/>
+        </w:rPr>
+        <w:t>echelle</w:t>
+      </w:r>
+      <w:proofErr w:type="spellEnd"/>
+      <w:r>
+        <w:rPr>
+          <w:rFonts w:ascii="Roboto" w:hAnsi="Roboto"/>
+          <w:sz w:val="22"/>
+          <w:szCs w:val="22"/>
+          <w:lang w:val="fr-FR"/>
+        </w:rPr>
+        <w:t xml:space="preserve"> de vent, ex. </w:t>
+      </w:r>
+      <w:hyperlink r:id="rId7" w:history="1">
+        <w:proofErr w:type="spellStart"/>
+        <w:r>
+          <w:rPr>
+            <w:rStyle w:val="Hyperlink"/>
+            <w:rFonts w:ascii="Roboto" w:hAnsi="Roboto"/>
+            <w:sz w:val="22"/>
+            <w:szCs w:val="22"/>
+            <w:lang w:val="fr-FR"/>
+          </w:rPr>
+          <w:t>echelle</w:t>
+        </w:r>
+        <w:proofErr w:type="spellEnd"/>
+        <w:r>
+          <w:rPr>
+            <w:rStyle w:val="Hyperlink"/>
+            <w:rFonts w:ascii="Roboto" w:hAnsi="Roboto"/>
+            <w:sz w:val="22"/>
+            <w:szCs w:val="22"/>
+            <w:lang w:val="fr-FR"/>
+          </w:rPr>
+          <w:t xml:space="preserve"> de beaufort</w:t>
+        </w:r>
+      </w:hyperlink>
+      <w:r>
+        <w:rPr>
+          <w:rFonts w:ascii="Roboto" w:hAnsi="Roboto"/>
+          <w:sz w:val="22"/>
+          <w:szCs w:val="22"/>
+          <w:lang w:val="fr-FR"/>
+        </w:rPr>
+        <w:br/>
+      </w:r>
+      <w:r>
+        <w:rPr>
+          <w:rStyle w:val="Strong"/>
+          <w:rFonts w:ascii="Roboto" w:hAnsi="Roboto"/>
+          <w:sz w:val="22"/>
+          <w:szCs w:val="22"/>
+          <w:lang w:val="fr-FR"/>
+        </w:rPr>
+        <w:t xml:space="preserve">Wind </w:t>
+      </w:r>
+      <w:proofErr w:type="spellStart"/>
+      <w:r>
+        <w:rPr>
+          <w:rStyle w:val="Strong"/>
+          <w:rFonts w:ascii="Roboto" w:hAnsi="Roboto"/>
+          <w:sz w:val="22"/>
+          <w:szCs w:val="22"/>
+          <w:lang w:val="fr-FR"/>
+        </w:rPr>
+        <w:t>shear</w:t>
+      </w:r>
+      <w:proofErr w:type="spellEnd"/>
+      <w:r>
+        <w:rPr>
+          <w:rStyle w:val="Strong"/>
+          <w:rFonts w:ascii="Roboto" w:hAnsi="Roboto"/>
+          <w:sz w:val="22"/>
+          <w:szCs w:val="22"/>
+          <w:lang w:val="fr-FR"/>
+        </w:rPr>
+        <w:t xml:space="preserve"> </w:t>
+      </w:r>
+      <w:r>
+        <w:rPr>
+          <w:rFonts w:ascii="Roboto" w:hAnsi="Roboto"/>
+          <w:sz w:val="22"/>
+          <w:szCs w:val="22"/>
+          <w:lang w:val="fr-FR"/>
+        </w:rPr>
+        <w:t>: inversion, cisaillement du vent</w:t>
+      </w:r>
+      <w:r>
+        <w:rPr>
+          <w:rFonts w:ascii="Roboto" w:hAnsi="Roboto"/>
+          <w:sz w:val="22"/>
+          <w:szCs w:val="22"/>
+          <w:lang w:val="fr-FR"/>
+        </w:rPr>
+        <w:br/>
+      </w:r>
+      <w:proofErr w:type="spellStart"/>
+      <w:r>
+        <w:rPr>
+          <w:rStyle w:val="Strong"/>
+          <w:rFonts w:ascii="Roboto" w:hAnsi="Roboto"/>
+          <w:sz w:val="22"/>
+          <w:szCs w:val="22"/>
+          <w:lang w:val="fr-FR"/>
+        </w:rPr>
+        <w:t>Windvane</w:t>
+      </w:r>
+      <w:proofErr w:type="spellEnd"/>
+      <w:r>
+        <w:rPr>
+          <w:rStyle w:val="Strong"/>
+          <w:rFonts w:ascii="Roboto" w:hAnsi="Roboto"/>
+          <w:sz w:val="22"/>
+          <w:szCs w:val="22"/>
+          <w:lang w:val="fr-FR"/>
+        </w:rPr>
+        <w:t xml:space="preserve"> </w:t>
+      </w:r>
+      <w:r>
+        <w:rPr>
+          <w:rFonts w:ascii="Roboto" w:hAnsi="Roboto"/>
+          <w:sz w:val="22"/>
+          <w:szCs w:val="22"/>
+          <w:lang w:val="fr-FR"/>
+        </w:rPr>
+        <w:t>: girouette</w:t>
+      </w:r>
+      <w:r>
+        <w:rPr>
+          <w:rFonts w:ascii="Roboto" w:hAnsi="Roboto"/>
+          <w:sz w:val="22"/>
+          <w:szCs w:val="22"/>
+          <w:lang w:val="fr-FR"/>
+        </w:rPr>
+        <w:br/>
+      </w:r>
+      <w:r>
+        <w:rPr>
+          <w:rStyle w:val="Strong"/>
+          <w:rFonts w:ascii="Roboto" w:hAnsi="Roboto"/>
+          <w:sz w:val="22"/>
+          <w:szCs w:val="22"/>
+          <w:lang w:val="fr-FR"/>
+        </w:rPr>
+        <w:t xml:space="preserve">Wind </w:t>
+      </w:r>
+      <w:proofErr w:type="spellStart"/>
+      <w:r>
+        <w:rPr>
+          <w:rStyle w:val="Strong"/>
+          <w:rFonts w:ascii="Roboto" w:hAnsi="Roboto"/>
+          <w:sz w:val="22"/>
+          <w:szCs w:val="22"/>
+          <w:lang w:val="fr-FR"/>
+        </w:rPr>
+        <w:t>waves</w:t>
+      </w:r>
+      <w:proofErr w:type="spellEnd"/>
+      <w:r>
+        <w:rPr>
+          <w:rStyle w:val="Strong"/>
+          <w:rFonts w:ascii="Roboto" w:hAnsi="Roboto"/>
+          <w:sz w:val="22"/>
+          <w:szCs w:val="22"/>
+          <w:lang w:val="fr-FR"/>
+        </w:rPr>
+        <w:t xml:space="preserve"> </w:t>
+      </w:r>
+      <w:r>
+        <w:rPr>
+          <w:rFonts w:ascii="Roboto" w:hAnsi="Roboto"/>
+          <w:sz w:val="22"/>
+          <w:szCs w:val="22"/>
+          <w:lang w:val="fr-FR"/>
+        </w:rPr>
+        <w:t>: mer du vent</w:t>
+      </w:r>
+    </w:p>
+    <w:p>
+      <w:pPr>
+        <w:rPr>
+          <w:rFonts w:ascii="Roboto" w:hAnsi="Roboto"/>
+          <w:lang w:val="fr-FR"/>
+        </w:rPr>
+        <w:sectPr>
+          <w:type w:val="continuous"/>
+          <w:pgSz w:w="11906" w:h="16838" w:code="9"/>
+          <w:pgMar w:top="360" w:right="360" w:bottom="270" w:left="450" w:header="720" w:footer="720" w:gutter="0"/>
+          <w:cols w:num="2" w:sep="1" w:space="720"/>
+          <w:docGrid w:linePitch="360"/>
+        </w:sectPr>
+      </w:pPr>
+      <w:bookmarkStart w:id="22" w:name="X"/>
+      <w:bookmarkEnd w:id="22"/>
+    </w:p>
+    <w:p>
+      <w:pPr>
+        <w:jc w:val="center"/>
+        <w:rPr>
+          <w:rFonts w:ascii="Roboto" w:hAnsi="Roboto"/>
+          <w:lang w:val="fr-FR"/>
+        </w:rPr>
+      </w:pPr>
+      <w:r>
+        <w:rPr>
+          <w:rFonts w:ascii="Roboto" w:hAnsi="Roboto"/>
+          <w:noProof/>
+          <w:lang w:val="fr-FR"/>
+        </w:rPr>
+        <w:lastRenderedPageBreak/>
+        <w:drawing>
+          <wp:inline distT="0" distB="0" distL="0" distR="0" wp14:anchorId="3D5F804C" wp14:editId="13C9C206">
+            <wp:extent cx="6012578" cy="8362950"/>
+            <wp:effectExtent l="0" t="0" r="7620" b="0"/>
+            <wp:docPr id="22" name="Picture 22"/>
+            <wp:cNvGraphicFramePr>
+              <a:graphicFrameLocks xmlns:a="http://schemas.openxmlformats.org/drawingml/2006/main" noChangeAspect="1"/>
+            </wp:cNvGraphicFramePr>
+            <a:graphic xmlns:a="http://schemas.openxmlformats.org/drawingml/2006/main">
+              <a:graphicData uri="http://schemas.openxmlformats.org/drawingml/2006/picture">
+                <pic:pic xmlns:pic="http://schemas.openxmlformats.org/drawingml/2006/picture">
+                  <pic:nvPicPr>
+                    <pic:cNvPr id="1" name=""/>
+                    <pic:cNvPicPr/>
+                  </pic:nvPicPr>
+                  <pic:blipFill>
+                    <a:blip r:embed="rId8"/>
+                    <a:stretch>
+                      <a:fillRect/>
+                    </a:stretch>
+                  </pic:blipFill>
+                  <pic:spPr>
+                    <a:xfrm>
+                      <a:off x="0" y="0"/>
+                      <a:ext cx="6018465" cy="8371139"/>
+                    </a:xfrm>
+                    <a:prstGeom prst="rect">
+                      <a:avLst/>
+                    </a:prstGeom>
+                  </pic:spPr>
+                </pic:pic>
+              </a:graphicData>
+            </a:graphic>
+          </wp:inline>
+        </w:drawing>
+      </w:r>
+    </w:p>
+    <w:p>
+      <w:pPr>
+        <w:jc w:val="center"/>
+        <w:rPr>
+          <w:rFonts w:ascii="Roboto" w:hAnsi="Roboto"/>
+          <w:lang w:val="fr-FR"/>
+        </w:rPr>
+      </w:pPr>
+      <w:r>
+        <w:rPr>
+          <w:rFonts w:ascii="Roboto" w:hAnsi="Roboto"/>
+          <w:noProof/>
+          <w:lang w:val="fr-FR"/>
+        </w:rPr>
+        <w:drawing>
+          <wp:inline distT="0" distB="0" distL="0" distR="0" wp14:anchorId="3E250E90" wp14:editId="2EAC6E80">
+            <wp:extent cx="4143375" cy="1618936"/>
+            <wp:effectExtent l="0" t="0" r="0" b="635"/>
+            <wp:docPr id="23" name="Picture 23"/>
+            <wp:cNvGraphicFramePr>
+              <a:graphicFrameLocks xmlns:a="http://schemas.openxmlformats.org/drawingml/2006/main" noChangeAspect="1"/>
+            </wp:cNvGraphicFramePr>
+            <a:graphic xmlns:a="http://schemas.openxmlformats.org/drawingml/2006/main">
+              <a:graphicData uri="http://schemas.openxmlformats.org/drawingml/2006/picture">
+                <pic:pic xmlns:pic="http://schemas.openxmlformats.org/drawingml/2006/picture">
+                  <pic:nvPicPr>
+                    <pic:cNvPr id="1" name=""/>
+                    <pic:cNvPicPr/>
+                  </pic:nvPicPr>
+                  <pic:blipFill>
+                    <a:blip r:embed="rId9"/>
+                    <a:stretch>
+                      <a:fillRect/>
+                    </a:stretch>
+                  </pic:blipFill>
+                  <pic:spPr>
+                    <a:xfrm>
+                      <a:off x="0" y="0"/>
+                      <a:ext cx="4369579" cy="1707321"/>
+                    </a:xfrm>
+                    <a:prstGeom prst="rect">
+                      <a:avLst/>
+                    </a:prstGeom>
+                  </pic:spPr>
+                </pic:pic>
+              </a:graphicData>
+            </a:graphic>
+          </wp:inline>
+        </w:drawing>
+      </w:r>
+    </w:p>
+    <w:p>
+      <w:pPr>
+        <w:rPr>
+          <w:rFonts w:ascii="Roboto" w:hAnsi="Roboto"/>
+          <w:lang w:val="fr-FR"/>
+        </w:rPr>
+      </w:pPr>
+      <w:r>
+        <w:rPr>
+          <w:rFonts w:ascii="Roboto" w:hAnsi="Roboto"/>
+          <w:noProof/>
+          <w:lang w:val="fr-FR"/>
+        </w:rPr>
+        <w:lastRenderedPageBreak/>
+        <w:drawing>
+          <wp:inline distT="0" distB="0" distL="0" distR="0" wp14:anchorId="2817E337" wp14:editId="37749018">
+            <wp:extent cx="1952625" cy="2138096"/>
+            <wp:effectExtent l="0" t="0" r="0" b="0"/>
+            <wp:docPr id="19" name="Picture 19"/>
+            <wp:cNvGraphicFramePr>
+              <a:graphicFrameLocks xmlns:a="http://schemas.openxmlformats.org/drawingml/2006/main" noChangeAspect="1"/>
+            </wp:cNvGraphicFramePr>
+            <a:graphic xmlns:a="http://schemas.openxmlformats.org/drawingml/2006/main">
+              <a:graphicData uri="http://schemas.openxmlformats.org/drawingml/2006/picture">
+                <pic:pic xmlns:pic="http://schemas.openxmlformats.org/drawingml/2006/picture">
+                  <pic:nvPicPr>
+                    <pic:cNvPr id="1" name=""/>
+                    <pic:cNvPicPr/>
+                  </pic:nvPicPr>
+                  <pic:blipFill>
+                    <a:blip r:embed="rId10"/>
+                    <a:stretch>
+                      <a:fillRect/>
+                    </a:stretch>
+                  </pic:blipFill>
+                  <pic:spPr>
+                    <a:xfrm>
+                      <a:off x="0" y="0"/>
+                      <a:ext cx="2022906" cy="2215053"/>
+                    </a:xfrm>
+                    <a:prstGeom prst="rect">
+                      <a:avLst/>
+                    </a:prstGeom>
+                  </pic:spPr>
+                </pic:pic>
+              </a:graphicData>
+            </a:graphic>
+          </wp:inline>
+        </w:drawing>
+      </w:r>
+      <w:r>
+        <w:rPr>
+          <w:rFonts w:ascii="Roboto" w:hAnsi="Roboto"/>
+          <w:noProof/>
+          <w:lang w:val="fr-FR"/>
+        </w:rPr>
+        <w:drawing>
+          <wp:inline distT="0" distB="0" distL="0" distR="0" wp14:anchorId="0DC8BDC4" wp14:editId="6924C1E5">
+            <wp:extent cx="2228850" cy="2166506"/>
+            <wp:effectExtent l="0" t="0" r="0" b="5715"/>
+            <wp:docPr id="20" name="Picture 20"/>
+            <wp:cNvGraphicFramePr>
+              <a:graphicFrameLocks xmlns:a="http://schemas.openxmlformats.org/drawingml/2006/main" noChangeAspect="1"/>
+            </wp:cNvGraphicFramePr>
+            <a:graphic xmlns:a="http://schemas.openxmlformats.org/drawingml/2006/main">
+              <a:graphicData uri="http://schemas.openxmlformats.org/drawingml/2006/picture">
+                <pic:pic xmlns:pic="http://schemas.openxmlformats.org/drawingml/2006/picture">
+                  <pic:nvPicPr>
+                    <pic:cNvPr id="1" name=""/>
+                    <pic:cNvPicPr/>
+                  </pic:nvPicPr>
+                  <pic:blipFill>
+                    <a:blip r:embed="rId11"/>
+                    <a:stretch>
+                      <a:fillRect/>
+                    </a:stretch>
+                  </pic:blipFill>
+                  <pic:spPr>
+                    <a:xfrm>
+                      <a:off x="0" y="0"/>
+                      <a:ext cx="2303112" cy="2238690"/>
+                    </a:xfrm>
+                    <a:prstGeom prst="rect">
+                      <a:avLst/>
+                    </a:prstGeom>
+                  </pic:spPr>
+                </pic:pic>
+              </a:graphicData>
+            </a:graphic>
+          </wp:inline>
+        </w:drawing>
+      </w:r>
+    </w:p>
+    <w:p>
+      <w:pPr>
+        <w:rPr>
+          <w:rFonts w:ascii="Roboto" w:hAnsi="Roboto"/>
+          <w:lang w:val="fr-FR"/>
+        </w:rPr>
+      </w:pPr>
+      <w:r>
+        <w:rPr>
+          <w:rFonts w:ascii="Roboto" w:hAnsi="Roboto"/>
+          <w:noProof/>
+          <w:lang w:val="fr-FR"/>
+        </w:rPr>
+        <w:drawing>
+          <wp:inline distT="0" distB="0" distL="0" distR="0" wp14:anchorId="422F6926" wp14:editId="2FE1B36B">
+            <wp:extent cx="5191125" cy="4133372"/>
+            <wp:effectExtent l="0" t="0" r="0" b="635"/>
+            <wp:docPr id="24" name="Picture 24"/>
+            <wp:cNvGraphicFramePr>
+              <a:graphicFrameLocks xmlns:a="http://schemas.openxmlformats.org/drawingml/2006/main" noChangeAspect="1"/>
+            </wp:cNvGraphicFramePr>
+            <a:graphic xmlns:a="http://schemas.openxmlformats.org/drawingml/2006/main">
+              <a:graphicData uri="http://schemas.openxmlformats.org/drawingml/2006/picture">
+                <pic:pic xmlns:pic="http://schemas.openxmlformats.org/drawingml/2006/picture">
+                  <pic:nvPicPr>
+                    <pic:cNvPr id="1" name=""/>
+                    <pic:cNvPicPr/>
+                  </pic:nvPicPr>
+                  <pic:blipFill>
+                    <a:blip r:embed="rId12"/>
+                    <a:stretch>
+                      <a:fillRect/>
+                    </a:stretch>
+                  </pic:blipFill>
+                  <pic:spPr>
+                    <a:xfrm>
+                      <a:off x="0" y="0"/>
+                      <a:ext cx="5199941" cy="4140391"/>
+                    </a:xfrm>
+                    <a:prstGeom prst="rect">
+                      <a:avLst/>
+                    </a:prstGeom>
+                  </pic:spPr>
+                </pic:pic>
+              </a:graphicData>
+            </a:graphic>
+          </wp:inline>
+        </w:drawing>
+      </w:r>
+    </w:p>
+    <w:p>
+      <w:pPr>
+        <w:rPr>
+          <w:rFonts w:ascii="Roboto" w:hAnsi="Roboto"/>
+          <w:lang w:val="fr-FR"/>
+        </w:rPr>
+      </w:pPr>
+    </w:p>
+    <w:p>
+      <w:pPr>
+        <w:rPr>
+          <w:rFonts w:ascii="Roboto" w:hAnsi="Roboto"/>
+          <w:lang w:val="fr-FR"/>
+        </w:rPr>
+      </w:pPr>
+      <w:r>
+        <w:rPr>
+          <w:rFonts w:ascii="Roboto" w:hAnsi="Roboto"/>
+          <w:lang w:val="fr-FR"/>
+        </w:rPr>
+        <w:t xml:space="preserve">Mettre memo </w:t>
+      </w:r>
+      <w:proofErr w:type="spellStart"/>
+      <w:r>
+        <w:rPr>
+          <w:rFonts w:ascii="Roboto" w:hAnsi="Roboto"/>
+          <w:lang w:val="fr-FR"/>
+        </w:rPr>
+        <w:t>meteo</w:t>
+      </w:r>
+      <w:proofErr w:type="spellEnd"/>
+      <w:r>
+        <w:rPr>
+          <w:rFonts w:ascii="Roboto" w:hAnsi="Roboto"/>
+          <w:lang w:val="fr-FR"/>
+        </w:rPr>
+        <w:t xml:space="preserve"> </w:t>
+      </w:r>
+    </w:p>
+    <w:p>
+      <w:pPr>
+        <w:rPr>
+          <w:rFonts w:ascii="Roboto" w:hAnsi="Roboto"/>
+          <w:lang w:val="fr-FR"/>
+        </w:rPr>
+      </w:pPr>
+      <w:r>
+        <w:rPr>
+          <w:rFonts w:ascii="Roboto" w:hAnsi="Roboto"/>
+          <w:lang w:val="fr-FR"/>
+        </w:rPr>
+        <w:tab/>
+        <w:t>Passage d’un front – effet vent/ pluie</w:t>
+      </w:r>
+    </w:p>
+    <w:p>
+      <w:pPr>
+        <w:ind w:firstLine="720"/>
+        <w:rPr>
+          <w:rFonts w:ascii="Roboto" w:hAnsi="Roboto"/>
+          <w:lang w:val="fr-FR"/>
+        </w:rPr>
+      </w:pPr>
+      <w:r>
+        <w:rPr>
+          <w:rFonts w:ascii="Roboto" w:hAnsi="Roboto"/>
+          <w:lang w:val="fr-FR"/>
+        </w:rPr>
+        <w:t>Eviter un orage</w:t>
+      </w:r>
+    </w:p>
+    <w:p>
+      <w:pPr>
+        <w:rPr>
+          <w:rFonts w:ascii="Roboto" w:hAnsi="Roboto"/>
+          <w:lang w:val="fr-FR"/>
+        </w:rPr>
+      </w:pPr>
+    </w:p>
+    <w:p>
+      <w:pPr>
         <w:rPr>
           <w:rFonts w:ascii="Roboto" w:hAnsi="Roboto" w:cs="Times New Roman"/>
           <w:color w:val="2E74B5" w:themeColor="accent5" w:themeShade="BF"/>
@@ -286,14 +7330,34 @@
           <w:lang w:val="fr-FR"/>
         </w:rPr>
       </w:pPr>
-      <w:r>
+    </w:p>
+    <w:p>
+      <w:pPr>
+        <w:ind w:left="567"/>
         <w:rPr>
           <w:rFonts w:ascii="Roboto" w:hAnsi="Roboto" w:cs="Times New Roman"/>
           <w:color w:val="2E74B5" w:themeColor="accent5" w:themeShade="BF"/>
           <w:lang w:val="fr-FR"/>
         </w:rPr>
-        <w:t>Compte Windy</w:t>
-      </w:r>
+      </w:pPr>
+      <w:r>
+        <w:rPr>
+          <w:rFonts w:ascii="Roboto" w:hAnsi="Roboto" w:cs="Times New Roman"/>
+          <w:color w:val="2E74B5" w:themeColor="accent5" w:themeShade="BF"/>
+          <w:lang w:val="fr-FR"/>
+        </w:rPr>
+        <w:t xml:space="preserve">Compte </w:t>
+      </w:r>
+      <w:proofErr w:type="spellStart"/>
+      <w:r>
+        <w:rPr>
+          <w:rFonts w:ascii="Roboto" w:hAnsi="Roboto" w:cs="Times New Roman"/>
+          <w:color w:val="2E74B5" w:themeColor="accent5" w:themeShade="BF"/>
+          <w:lang w:val="fr-FR"/>
+        </w:rPr>
+        <w:t>Windy</w:t>
+      </w:r>
+      <w:proofErr w:type="spellEnd"/>
     </w:p>
     <w:p>
       <w:pPr>
@@ -310,8 +7374,18 @@
           <w:color w:val="2E74B5" w:themeColor="accent5" w:themeShade="BF"/>
           <w:lang w:val="fr-FR"/>
         </w:rPr>
-        <w:t>Compte grib</w:t>
-      </w:r>
+        <w:t xml:space="preserve">Compte </w:t>
+      </w:r>
+      <w:proofErr w:type="spellStart"/>
+      <w:r>
+        <w:rPr>
+          <w:rFonts w:ascii="Roboto" w:hAnsi="Roboto" w:cs="Times New Roman"/>
+          <w:color w:val="2E74B5" w:themeColor="accent5" w:themeShade="BF"/>
+          <w:lang w:val="fr-FR"/>
+        </w:rPr>
+        <w:t>grib</w:t>
+      </w:r>
+      <w:proofErr w:type="spellEnd"/>
     </w:p>
     <w:p>
       <w:pPr>
@@ -328,8 +7402,36 @@
           <w:color w:val="2E74B5" w:themeColor="accent5" w:themeShade="BF"/>
           <w:lang w:val="fr-FR"/>
         </w:rPr>
-        <w:t>Memo Sim Sail pour nav</w:t>
-      </w:r>
+        <w:t xml:space="preserve">Memo Sim </w:t>
+      </w:r>
+      <w:proofErr w:type="spellStart"/>
+      <w:r>
+        <w:rPr>
+          <w:rFonts w:ascii="Roboto" w:hAnsi="Roboto" w:cs="Times New Roman"/>
+          <w:color w:val="2E74B5" w:themeColor="accent5" w:themeShade="BF"/>
+          <w:lang w:val="fr-FR"/>
+        </w:rPr>
+        <w:t>Sail</w:t>
+      </w:r>
+      <w:proofErr w:type="spellEnd"/>
+      <w:r>
+        <w:rPr>
+          <w:rFonts w:ascii="Roboto" w:hAnsi="Roboto" w:cs="Times New Roman"/>
+          <w:color w:val="2E74B5" w:themeColor="accent5" w:themeShade="BF"/>
+          <w:lang w:val="fr-FR"/>
+        </w:rPr>
+        <w:t xml:space="preserve"> pour </w:t>
+      </w:r>
+      <w:proofErr w:type="spellStart"/>
+      <w:r>
+        <w:rPr>
+          <w:rFonts w:ascii="Roboto" w:hAnsi="Roboto" w:cs="Times New Roman"/>
+          <w:color w:val="2E74B5" w:themeColor="accent5" w:themeShade="BF"/>
+          <w:lang w:val="fr-FR"/>
+        </w:rPr>
+        <w:t>nav</w:t>
+      </w:r>
+      <w:proofErr w:type="spellEnd"/>
     </w:p>
     <w:p>
       <w:pPr>
@@ -382,7 +7484,25 @@
           <w:color w:val="2E74B5" w:themeColor="accent5" w:themeShade="BF"/>
           <w:lang w:val="fr-FR"/>
         </w:rPr>
-        <w:t>Memo eviter orage</w:t>
+        <w:t xml:space="preserve">Memo </w:t>
+      </w:r>
+      <w:proofErr w:type="spellStart"/>
+      <w:r>
+        <w:rPr>
+          <w:rFonts w:ascii="Roboto" w:hAnsi="Roboto" w:cs="Times New Roman"/>
+          <w:color w:val="2E74B5" w:themeColor="accent5" w:themeShade="BF"/>
+          <w:lang w:val="fr-FR"/>
+        </w:rPr>
+        <w:t>eviter</w:t>
+      </w:r>
+      <w:proofErr w:type="spellEnd"/>
+      <w:r>
+        <w:rPr>
+          <w:rFonts w:ascii="Roboto" w:hAnsi="Roboto" w:cs="Times New Roman"/>
+          <w:color w:val="2E74B5" w:themeColor="accent5" w:themeShade="BF"/>
+          <w:lang w:val="fr-FR"/>
+        </w:rPr>
+        <w:t xml:space="preserve"> orage</w:t>
       </w:r>
     </w:p>
     <w:p>
@@ -400,6 +7520,7 @@
           <w:color w:val="2E74B5" w:themeColor="accent5" w:themeShade="BF"/>
           <w:lang w:val="fr-FR"/>
         </w:rPr>
+        <w:lastRenderedPageBreak/>
         <w:t xml:space="preserve">Memo </w:t>
       </w:r>
     </w:p>
@@ -433,7 +7554,7 @@
 </file>
 
 <file path=word/numbering.xml><?xml version="1.0" encoding="utf-8"?>
-<w:numbering xmlns:wpc="http://schemas.microsoft.com/office/word/2010/wordprocessingCanvas" xmlns:cx="http://schemas.microsoft.com/office/drawing/2014/chartex" xmlns:cx1="http://schemas.microsoft.com/office/drawing/2015/9/8/chartex" xmlns:cx2="http://schemas.microsoft.com/office/drawing/2015/10/21/chartex" xmlns:cx3="http://schemas.microsoft.com/office/drawing/2016/5/9/chartex" xmlns:cx4="http://schemas.microsoft.com/office/drawing/2016/5/10/chartex" xmlns:cx5="http://schemas.microsoft.com/office/drawing/2016/5/11/chartex" xmlns:cx6="http://schemas.microsoft.com/office/drawing/2016/5/12/chartex" xmlns:cx7="http://schemas.microsoft.com/office/drawing/2016/5/13/chartex" xmlns:cx8="http://schemas.microsoft.com/office/drawing/2016/5/14/chartex" xmlns:mc="http://schemas.openxmlformats.org/markup-compatibility/2006" xmlns:aink="http://schemas.microsoft.com/office/drawing/2016/ink" xmlns:am3d="http://schemas.microsoft.com/office/drawing/2017/model3d" xmlns:o="urn:schemas-microsoft-com:office:office" xmlns:oel="http://schemas.microsoft.com/office/2019/extlst" xmlns:r="http://schemas.openxmlformats.org/officeDocument/2006/relationships" xmlns:m="http://schemas.openxmlformats.org/officeDocument/2006/math" xmlns:v="urn:schemas-microsoft-com:vml" xmlns:wp14="http://schemas.microsoft.com/office/word/2010/wordprocessingDrawing" xmlns:wp="http://schemas.openxmlformats.org/drawingml/2006/wordprocessingDrawing" xmlns:w10="urn:schemas-microsoft-com:office:word" xmlns:w="http://schemas.openxmlformats.org/wordprocessingml/2006/main" xmlns:w14="http://schemas.microsoft.com/office/word/2010/wordml" xmlns:w15="http://schemas.microsoft.com/office/word/2012/wordml" xmlns:w16cex="http://schemas.microsoft.com/office/word/2018/wordml/cex" xmlns:w16cid="http://schemas.microsoft.com/office/word/2016/wordml/cid" xmlns:w16="http://schemas.microsoft.com/office/word/2018/wordml" xmlns:w16du="http://schemas.microsoft.com/office/word/2023/wordml/word16du" xmlns:w16sdtdh="http://schemas.microsoft.com/office/word/2020/wordml/sdtdatahash" xmlns:w16sdtfl="http://schemas.microsoft.com/office/word/2024/wordml/sdtformatlock" xmlns:w16se="http://schemas.microsoft.com/office/word/2015/wordml/symex" xmlns:wpg="http://schemas.microsoft.com/office/word/2010/wordprocessingGroup" xmlns:wpi="http://schemas.microsoft.com/office/word/2010/wordprocessingInk" xmlns:wne="http://schemas.microsoft.com/office/word/2006/wordml" xmlns:wps="http://schemas.microsoft.com/office/word/2010/wordprocessingShape" mc:Ignorable="w14 w15 w16se w16cid w16 w16cex w16sdtdh w16sdtfl w16du wp14">
+<w:numbering xmlns:wpc="http://schemas.microsoft.com/office/word/2010/wordprocessingCanvas" xmlns:cx="http://schemas.microsoft.com/office/drawing/2014/chartex" xmlns:cx1="http://schemas.microsoft.com/office/drawing/2015/9/8/chartex" xmlns:cx2="http://schemas.microsoft.com/office/drawing/2015/10/21/chartex" xmlns:cx3="http://schemas.microsoft.com/office/drawing/2016/5/9/chartex" xmlns:cx4="http://schemas.microsoft.com/office/drawing/2016/5/10/chartex" xmlns:cx5="http://schemas.microsoft.com/office/drawing/2016/5/11/chartex" xmlns:cx6="http://schemas.microsoft.com/office/drawing/2016/5/12/chartex" xmlns:cx7="http://schemas.microsoft.com/office/drawing/2016/5/13/chartex" xmlns:cx8="http://schemas.microsoft.com/office/drawing/2016/5/14/chartex" xmlns:mc="http://schemas.openxmlformats.org/markup-compatibility/2006" xmlns:aink="http://schemas.microsoft.com/office/drawing/2016/ink" xmlns:am3d="http://schemas.microsoft.com/office/drawing/2017/model3d" xmlns:o="urn:schemas-microsoft-com:office:office" xmlns:r="http://schemas.openxmlformats.org/officeDocument/2006/relationships" xmlns:m="http://schemas.openxmlformats.org/officeDocument/2006/math" xmlns:v="urn:schemas-microsoft-com:vml" xmlns:wp14="http://schemas.microsoft.com/office/word/2010/wordprocessingDrawing" xmlns:wp="http://schemas.openxmlformats.org/drawingml/2006/wordprocessingDrawing" xmlns:w10="urn:schemas-microsoft-com:office:word" xmlns:w="http://schemas.openxmlformats.org/wordprocessingml/2006/main" xmlns:w14="http://schemas.microsoft.com/office/word/2010/wordml" xmlns:w15="http://schemas.microsoft.com/office/word/2012/wordml" xmlns:w16cex="http://schemas.microsoft.com/office/word/2018/wordml/cex" xmlns:w16cid="http://schemas.microsoft.com/office/word/2016/wordml/cid" xmlns:w16="http://schemas.microsoft.com/office/word/2018/wordml" xmlns:w16sdtdh="http://schemas.microsoft.com/office/word/2020/wordml/sdtdatahash" xmlns:w16se="http://schemas.microsoft.com/office/word/2015/wordml/symex" xmlns:wpg="http://schemas.microsoft.com/office/word/2010/wordprocessingGroup" xmlns:wpi="http://schemas.microsoft.com/office/word/2010/wordprocessingInk" xmlns:wne="http://schemas.microsoft.com/office/word/2006/wordml" xmlns:wps="http://schemas.microsoft.com/office/word/2010/wordprocessingShape" mc:Ignorable="w14 w15 w16se w16cid w16 w16cex w16sdtdh wp14">
   <w:abstractNum w:abstractNumId="0" w15:restartNumberingAfterBreak="0">
     <w:nsid w:val="158831BF"/>
     <w:multiLevelType w:val="hybridMultilevel"/>
@@ -997,26 +8118,26 @@
       </w:rPr>
     </w:lvl>
   </w:abstractNum>
-  <w:num w:numId="1" w16cid:durableId="339814532">
+  <w:num w:numId="1">
     <w:abstractNumId w:val="1"/>
   </w:num>
-  <w:num w:numId="2" w16cid:durableId="1405949990">
+  <w:num w:numId="2">
     <w:abstractNumId w:val="3"/>
   </w:num>
-  <w:num w:numId="3" w16cid:durableId="264076057">
+  <w:num w:numId="3">
     <w:abstractNumId w:val="0"/>
   </w:num>
-  <w:num w:numId="4" w16cid:durableId="1339308012">
+  <w:num w:numId="4">
     <w:abstractNumId w:val="4"/>
   </w:num>
-  <w:num w:numId="5" w16cid:durableId="890386426">
+  <w:num w:numId="5">
     <w:abstractNumId w:val="2"/>
   </w:num>
 </w:numbering>
 </file>
 
 <file path=word/styles.xml><?xml version="1.0" encoding="utf-8"?>
-<w:styles xmlns:mc="http://schemas.openxmlformats.org/markup-compatibility/2006" xmlns:r="http://schemas.openxmlformats.org/officeDocument/2006/relationships" xmlns:w="http://schemas.openxmlformats.org/wordprocessingml/2006/main" xmlns:w14="http://schemas.microsoft.com/office/word/2010/wordml" xmlns:w15="http://schemas.microsoft.com/office/word/2012/wordml" xmlns:w16cex="http://schemas.microsoft.com/office/word/2018/wordml/cex" xmlns:w16cid="http://schemas.microsoft.com/office/word/2016/wordml/cid" xmlns:w16="http://schemas.microsoft.com/office/word/2018/wordml" xmlns:w16du="http://schemas.microsoft.com/office/word/2023/wordml/word16du" xmlns:w16sdtdh="http://schemas.microsoft.com/office/word/2020/wordml/sdtdatahash" xmlns:w16sdtfl="http://schemas.microsoft.com/office/word/2024/wordml/sdtformatlock" xmlns:w16se="http://schemas.microsoft.com/office/word/2015/wordml/symex" mc:Ignorable="w14 w15 w16se w16cid w16 w16cex w16sdtdh w16sdtfl w16du">
+<w:styles xmlns:mc="http://schemas.openxmlformats.org/markup-compatibility/2006" xmlns:r="http://schemas.openxmlformats.org/officeDocument/2006/relationships" xmlns:w="http://schemas.openxmlformats.org/wordprocessingml/2006/main" xmlns:w14="http://schemas.microsoft.com/office/word/2010/wordml" xmlns:w15="http://schemas.microsoft.com/office/word/2012/wordml" xmlns:w16cex="http://schemas.microsoft.com/office/word/2018/wordml/cex" xmlns:w16cid="http://schemas.microsoft.com/office/word/2016/wordml/cid" xmlns:w16="http://schemas.microsoft.com/office/word/2018/wordml" xmlns:w16sdtdh="http://schemas.microsoft.com/office/word/2020/wordml/sdtdatahash" xmlns:w16se="http://schemas.microsoft.com/office/word/2015/wordml/symex" mc:Ignorable="w14 w15 w16se w16cid w16 w16cex w16sdtdh">
   <w:docDefaults>
     <w:rPrDefault>
       <w:rPr>
@@ -1415,13 +8536,13 @@
     <w:qFormat/>
     <w:rsid w:val="00443264"/>
   </w:style>
-  <w:style w:type="character" w:default="1" w:styleId="Policepardfaut">
+  <w:style w:type="character" w:default="1" w:styleId="DefaultParagraphFont">
     <w:name w:val="Default Paragraph Font"/>
     <w:uiPriority w:val="1"/>
     <w:semiHidden/>
     <w:unhideWhenUsed/>
   </w:style>
-  <w:style w:type="table" w:default="1" w:styleId="TableauNormal">
+  <w:style w:type="table" w:default="1" w:styleId="TableNormal">
     <w:name w:val="Normal Table"/>
     <w:uiPriority w:val="99"/>
     <w:semiHidden/>
@@ -1436,15 +8557,15 @@
       </w:tblCellMar>
     </w:tblPr>
   </w:style>
-  <w:style w:type="numbering" w:default="1" w:styleId="Aucuneliste">
+  <w:style w:type="numbering" w:default="1" w:styleId="NoList">
     <w:name w:val="No List"/>
     <w:uiPriority w:val="99"/>
     <w:semiHidden/>
     <w:unhideWhenUsed/>
   </w:style>
-  <w:style w:type="table" w:styleId="Grilledutableau">
+  <w:style w:type="table" w:styleId="TableGrid">
     <w:name w:val="Table Grid"/>
-    <w:basedOn w:val="TableauNormal"/>
+    <w:basedOn w:val="TableNormal"/>
     <w:uiPriority w:val="39"/>
     <w:rsid w:val="00262165"/>
     <w:pPr>
@@ -1461,7 +8582,7 @@
       </w:tblBorders>
     </w:tblPr>
   </w:style>
-  <w:style w:type="paragraph" w:styleId="Paragraphedeliste">
+  <w:style w:type="paragraph" w:styleId="ListParagraph">
     <w:name w:val="List Paragraph"/>
     <w:basedOn w:val="Normal"/>
     <w:uiPriority w:val="34"/>
@@ -1472,9 +8593,9 @@
       <w:contextualSpacing/>
     </w:pPr>
   </w:style>
-  <w:style w:type="character" w:styleId="Lienhypertexte">
+  <w:style w:type="character" w:styleId="Hyperlink">
     <w:name w:val="Hyperlink"/>
-    <w:basedOn w:val="Policepardfaut"/>
+    <w:basedOn w:val="DefaultParagraphFont"/>
     <w:uiPriority w:val="99"/>
     <w:unhideWhenUsed/>
     <w:rsid w:val="006D3737"/>
@@ -1483,9 +8604,9 @@
       <w:u w:val="single"/>
     </w:rPr>
   </w:style>
-  <w:style w:type="character" w:styleId="Mentionnonrsolue">
+  <w:style w:type="character" w:styleId="UnresolvedMention">
     <w:name w:val="Unresolved Mention"/>
-    <w:basedOn w:val="Policepardfaut"/>
+    <w:basedOn w:val="DefaultParagraphFont"/>
     <w:uiPriority w:val="99"/>
     <w:semiHidden/>
     <w:unhideWhenUsed/>
@@ -1493,6 +8614,38 @@
     <w:rPr>
       <w:color w:val="605E5C"/>
       <w:shd w:val="clear" w:color="auto" w:fill="E1DFDD"/>
+    </w:rPr>
+  </w:style>
+  <w:style w:type="paragraph" w:styleId="NormalWeb">
+    <w:name w:val="Normal (Web)"/>
+    <w:basedOn w:val="Normal"/>
+    <w:uiPriority w:val="99"/>
+    <w:semiHidden/>
+    <w:unhideWhenUsed/>
+    <w:rsid w:val="00A56E19"/>
+    <w:pPr>
+      <w:spacing w:before="100" w:beforeAutospacing="1" w:after="100" w:afterAutospacing="1" w:line="240" w:lineRule="auto"/>
+    </w:pPr>
+    <w:rPr>
+      <w:rFonts w:ascii="Times New Roman" w:eastAsia="Times New Roman" w:hAnsi="Times New Roman" w:cs="Times New Roman"/>
+      <w:sz w:val="24"/>
+      <w:szCs w:val="24"/>
+    </w:rPr>
+  </w:style>
+  <w:style w:type="character" w:customStyle="1" w:styleId="lettre">
+    <w:name w:val="lettre"/>
+    <w:basedOn w:val="DefaultParagraphFont"/>
+    <w:rsid w:val="00A56E19"/>
+  </w:style>
+  <w:style w:type="character" w:styleId="Strong">
+    <w:name w:val="Strong"/>
+    <w:basedOn w:val="DefaultParagraphFont"/>
+    <w:uiPriority w:val="22"/>
+    <w:qFormat/>
+    <w:rsid w:val="00A56E19"/>
+    <w:rPr>
+      <w:b/>
+      <w:bCs/>
     </w:rPr>
   </w:style>
 </w:styles>

--- a/ProjetXLS/JournalDeBord/LivreDeBord-1-Meteo.docx
+++ b/ProjetXLS/JournalDeBord/LivreDeBord-1-Meteo.docx
@@ -278,16 +278,17 @@
       <w:pPr>
         <w:pStyle w:val="NormalWeb"/>
         <w:pBdr>
-          <w:top w:val="single" w:sz="4" w:space="1" w:color="auto"/>
-          <w:left w:val="single" w:sz="4" w:space="4" w:color="auto"/>
-          <w:bottom w:val="single" w:sz="4" w:space="1" w:color="auto"/>
-          <w:right w:val="single" w:sz="4" w:space="4" w:color="auto"/>
+          <w:top w:val="single" w:sz="4" w:space="1" w:color="9CC2E5" w:themeColor="accent5" w:themeTint="99"/>
+          <w:left w:val="single" w:sz="4" w:space="4" w:color="9CC2E5" w:themeColor="accent5" w:themeTint="99"/>
+          <w:bottom w:val="single" w:sz="4" w:space="1" w:color="9CC2E5" w:themeColor="accent5" w:themeTint="99"/>
+          <w:right w:val="single" w:sz="4" w:space="4" w:color="9CC2E5" w:themeColor="accent5" w:themeTint="99"/>
         </w:pBdr>
         <w:spacing w:after="240" w:afterAutospacing="0"/>
         <w:jc w:val="center"/>
         <w:rPr>
           <w:rStyle w:val="lettre"/>
           <w:rFonts w:ascii="Roboto" w:hAnsi="Roboto"/>
+          <w:color w:val="2E74B5" w:themeColor="accent5" w:themeShade="BF"/>
           <w:lang w:val="fr-FR"/>
         </w:rPr>
       </w:pPr>
@@ -295,6 +296,7 @@
         <w:rPr>
           <w:rStyle w:val="lettre"/>
           <w:rFonts w:ascii="Roboto" w:hAnsi="Roboto"/>
+          <w:color w:val="2E74B5" w:themeColor="accent5" w:themeShade="BF"/>
           <w:lang w:val="fr-FR"/>
         </w:rPr>
         <w:lastRenderedPageBreak/>
@@ -308,6 +310,7 @@
         <w:rPr>
           <w:rStyle w:val="lettre"/>
           <w:rFonts w:ascii="Roboto" w:hAnsi="Roboto"/>
+          <w:color w:val="2E74B5" w:themeColor="accent5" w:themeShade="BF"/>
           <w:lang w:val="fr-FR"/>
         </w:rPr>
         <w:sectPr>
@@ -325,6 +328,7 @@
         <w:spacing w:after="240" w:afterAutospacing="0"/>
         <w:rPr>
           <w:rFonts w:ascii="Roboto" w:hAnsi="Roboto"/>
+          <w:color w:val="2E74B5" w:themeColor="accent5" w:themeShade="BF"/>
           <w:sz w:val="22"/>
           <w:szCs w:val="22"/>
           <w:lang w:val="fr-FR"/>
@@ -334,6 +338,7 @@
         <w:rPr>
           <w:rStyle w:val="lettre"/>
           <w:rFonts w:ascii="Roboto" w:hAnsi="Roboto"/>
+          <w:color w:val="2E74B5" w:themeColor="accent5" w:themeShade="BF"/>
           <w:sz w:val="22"/>
           <w:szCs w:val="22"/>
           <w:lang w:val="fr-FR"/>
@@ -343,16 +348,18 @@
       <w:r>
         <w:rPr>
           <w:rFonts w:ascii="Roboto" w:hAnsi="Roboto"/>
-          <w:sz w:val="22"/>
-          <w:szCs w:val="22"/>
-          <w:lang w:val="fr-FR"/>
-        </w:rPr>
-        <w:br/>
-      </w:r>
-      <w:r>
-        <w:rPr>
-          <w:rStyle w:val="Strong"/>
-          <w:rFonts w:ascii="Roboto" w:hAnsi="Roboto"/>
+          <w:color w:val="2E74B5" w:themeColor="accent5" w:themeShade="BF"/>
+          <w:sz w:val="22"/>
+          <w:szCs w:val="22"/>
+          <w:lang w:val="fr-FR"/>
+        </w:rPr>
+        <w:br/>
+      </w:r>
+      <w:r>
+        <w:rPr>
+          <w:rStyle w:val="Strong"/>
+          <w:rFonts w:ascii="Roboto" w:hAnsi="Roboto"/>
+          <w:color w:val="2E74B5" w:themeColor="accent5" w:themeShade="BF"/>
           <w:sz w:val="22"/>
           <w:szCs w:val="22"/>
           <w:lang w:val="fr-FR"/>
@@ -362,6 +369,7 @@
       <w:r>
         <w:rPr>
           <w:rFonts w:ascii="Roboto" w:hAnsi="Roboto"/>
+          <w:color w:val="2E74B5" w:themeColor="accent5" w:themeShade="BF"/>
           <w:sz w:val="22"/>
           <w:szCs w:val="22"/>
           <w:lang w:val="fr-FR"/>
@@ -371,16 +379,18 @@
       <w:r>
         <w:rPr>
           <w:rFonts w:ascii="Roboto" w:hAnsi="Roboto"/>
-          <w:sz w:val="22"/>
-          <w:szCs w:val="22"/>
-          <w:lang w:val="fr-FR"/>
-        </w:rPr>
-        <w:br/>
-      </w:r>
-      <w:r>
-        <w:rPr>
-          <w:rStyle w:val="Strong"/>
-          <w:rFonts w:ascii="Roboto" w:hAnsi="Roboto"/>
+          <w:color w:val="2E74B5" w:themeColor="accent5" w:themeShade="BF"/>
+          <w:sz w:val="22"/>
+          <w:szCs w:val="22"/>
+          <w:lang w:val="fr-FR"/>
+        </w:rPr>
+        <w:br/>
+      </w:r>
+      <w:r>
+        <w:rPr>
+          <w:rStyle w:val="Strong"/>
+          <w:rFonts w:ascii="Roboto" w:hAnsi="Roboto"/>
+          <w:color w:val="2E74B5" w:themeColor="accent5" w:themeShade="BF"/>
           <w:sz w:val="22"/>
           <w:szCs w:val="22"/>
           <w:lang w:val="fr-FR"/>
@@ -390,6 +400,7 @@
       <w:r>
         <w:rPr>
           <w:rFonts w:ascii="Roboto" w:hAnsi="Roboto"/>
+          <w:color w:val="2E74B5" w:themeColor="accent5" w:themeShade="BF"/>
           <w:sz w:val="22"/>
           <w:szCs w:val="22"/>
           <w:lang w:val="fr-FR"/>
@@ -399,16 +410,18 @@
       <w:r>
         <w:rPr>
           <w:rFonts w:ascii="Roboto" w:hAnsi="Roboto"/>
-          <w:sz w:val="22"/>
-          <w:szCs w:val="22"/>
-          <w:lang w:val="fr-FR"/>
-        </w:rPr>
-        <w:br/>
-      </w:r>
-      <w:r>
-        <w:rPr>
-          <w:rStyle w:val="Strong"/>
-          <w:rFonts w:ascii="Roboto" w:hAnsi="Roboto"/>
+          <w:color w:val="2E74B5" w:themeColor="accent5" w:themeShade="BF"/>
+          <w:sz w:val="22"/>
+          <w:szCs w:val="22"/>
+          <w:lang w:val="fr-FR"/>
+        </w:rPr>
+        <w:br/>
+      </w:r>
+      <w:r>
+        <w:rPr>
+          <w:rStyle w:val="Strong"/>
+          <w:rFonts w:ascii="Roboto" w:hAnsi="Roboto"/>
+          <w:color w:val="2E74B5" w:themeColor="accent5" w:themeShade="BF"/>
           <w:sz w:val="22"/>
           <w:szCs w:val="22"/>
           <w:lang w:val="fr-FR"/>
@@ -418,6 +431,7 @@
       <w:r>
         <w:rPr>
           <w:rFonts w:ascii="Roboto" w:hAnsi="Roboto"/>
+          <w:color w:val="2E74B5" w:themeColor="accent5" w:themeShade="BF"/>
           <w:sz w:val="22"/>
           <w:szCs w:val="22"/>
           <w:lang w:val="fr-FR"/>
@@ -431,6 +445,7 @@
         <w:spacing w:after="240" w:afterAutospacing="0"/>
         <w:rPr>
           <w:rFonts w:ascii="Roboto" w:hAnsi="Roboto"/>
+          <w:color w:val="2E74B5" w:themeColor="accent5" w:themeShade="BF"/>
           <w:sz w:val="22"/>
           <w:szCs w:val="22"/>
           <w:lang w:val="fr-FR"/>
@@ -442,6 +457,7 @@
         <w:rPr>
           <w:rStyle w:val="lettre"/>
           <w:rFonts w:ascii="Roboto" w:hAnsi="Roboto"/>
+          <w:color w:val="2E74B5" w:themeColor="accent5" w:themeShade="BF"/>
           <w:sz w:val="22"/>
           <w:szCs w:val="22"/>
           <w:lang w:val="fr-FR"/>
@@ -451,16 +467,18 @@
       <w:r>
         <w:rPr>
           <w:rFonts w:ascii="Roboto" w:hAnsi="Roboto"/>
-          <w:sz w:val="22"/>
-          <w:szCs w:val="22"/>
-          <w:lang w:val="fr-FR"/>
-        </w:rPr>
-        <w:br/>
-      </w:r>
-      <w:r>
-        <w:rPr>
-          <w:rStyle w:val="Strong"/>
-          <w:rFonts w:ascii="Roboto" w:hAnsi="Roboto"/>
+          <w:color w:val="2E74B5" w:themeColor="accent5" w:themeShade="BF"/>
+          <w:sz w:val="22"/>
+          <w:szCs w:val="22"/>
+          <w:lang w:val="fr-FR"/>
+        </w:rPr>
+        <w:br/>
+      </w:r>
+      <w:r>
+        <w:rPr>
+          <w:rStyle w:val="Strong"/>
+          <w:rFonts w:ascii="Roboto" w:hAnsi="Roboto"/>
+          <w:color w:val="2E74B5" w:themeColor="accent5" w:themeShade="BF"/>
           <w:sz w:val="22"/>
           <w:szCs w:val="22"/>
           <w:lang w:val="fr-FR"/>
@@ -472,6 +490,7 @@
         <w:rPr>
           <w:rStyle w:val="Strong"/>
           <w:rFonts w:ascii="Roboto" w:hAnsi="Roboto"/>
+          <w:color w:val="2E74B5" w:themeColor="accent5" w:themeShade="BF"/>
           <w:sz w:val="22"/>
           <w:szCs w:val="22"/>
           <w:lang w:val="fr-FR"/>
@@ -483,6 +502,7 @@
         <w:rPr>
           <w:rStyle w:val="Strong"/>
           <w:rFonts w:ascii="Roboto" w:hAnsi="Roboto"/>
+          <w:color w:val="2E74B5" w:themeColor="accent5" w:themeShade="BF"/>
           <w:sz w:val="22"/>
           <w:szCs w:val="22"/>
           <w:lang w:val="fr-FR"/>
@@ -492,6 +512,7 @@
       <w:r>
         <w:rPr>
           <w:rFonts w:ascii="Roboto" w:hAnsi="Roboto"/>
+          <w:color w:val="2E74B5" w:themeColor="accent5" w:themeShade="BF"/>
           <w:sz w:val="22"/>
           <w:szCs w:val="22"/>
           <w:lang w:val="fr-FR"/>
@@ -501,17 +522,19 @@
       <w:r>
         <w:rPr>
           <w:rFonts w:ascii="Roboto" w:hAnsi="Roboto"/>
-          <w:sz w:val="22"/>
-          <w:szCs w:val="22"/>
-          <w:lang w:val="fr-FR"/>
-        </w:rPr>
-        <w:br/>
-      </w:r>
-      <w:proofErr w:type="spellStart"/>
-      <w:r>
-        <w:rPr>
-          <w:rStyle w:val="Strong"/>
-          <w:rFonts w:ascii="Roboto" w:hAnsi="Roboto"/>
+          <w:color w:val="2E74B5" w:themeColor="accent5" w:themeShade="BF"/>
+          <w:sz w:val="22"/>
+          <w:szCs w:val="22"/>
+          <w:lang w:val="fr-FR"/>
+        </w:rPr>
+        <w:br/>
+      </w:r>
+      <w:proofErr w:type="spellStart"/>
+      <w:r>
+        <w:rPr>
+          <w:rStyle w:val="Strong"/>
+          <w:rFonts w:ascii="Roboto" w:hAnsi="Roboto"/>
+          <w:color w:val="2E74B5" w:themeColor="accent5" w:themeShade="BF"/>
           <w:sz w:val="22"/>
           <w:szCs w:val="22"/>
           <w:lang w:val="fr-FR"/>
@@ -523,6 +546,7 @@
         <w:rPr>
           <w:rStyle w:val="Strong"/>
           <w:rFonts w:ascii="Roboto" w:hAnsi="Roboto"/>
+          <w:color w:val="2E74B5" w:themeColor="accent5" w:themeShade="BF"/>
           <w:sz w:val="22"/>
           <w:szCs w:val="22"/>
           <w:lang w:val="fr-FR"/>
@@ -532,6 +556,7 @@
       <w:r>
         <w:rPr>
           <w:rFonts w:ascii="Roboto" w:hAnsi="Roboto"/>
+          <w:color w:val="2E74B5" w:themeColor="accent5" w:themeShade="BF"/>
           <w:sz w:val="22"/>
           <w:szCs w:val="22"/>
           <w:lang w:val="fr-FR"/>
@@ -541,17 +566,19 @@
       <w:r>
         <w:rPr>
           <w:rFonts w:ascii="Roboto" w:hAnsi="Roboto"/>
-          <w:sz w:val="22"/>
-          <w:szCs w:val="22"/>
-          <w:lang w:val="fr-FR"/>
-        </w:rPr>
-        <w:br/>
-      </w:r>
-      <w:proofErr w:type="spellStart"/>
-      <w:r>
-        <w:rPr>
-          <w:rStyle w:val="Strong"/>
-          <w:rFonts w:ascii="Roboto" w:hAnsi="Roboto"/>
+          <w:color w:val="2E74B5" w:themeColor="accent5" w:themeShade="BF"/>
+          <w:sz w:val="22"/>
+          <w:szCs w:val="22"/>
+          <w:lang w:val="fr-FR"/>
+        </w:rPr>
+        <w:br/>
+      </w:r>
+      <w:proofErr w:type="spellStart"/>
+      <w:r>
+        <w:rPr>
+          <w:rStyle w:val="Strong"/>
+          <w:rFonts w:ascii="Roboto" w:hAnsi="Roboto"/>
+          <w:color w:val="2E74B5" w:themeColor="accent5" w:themeShade="BF"/>
           <w:sz w:val="22"/>
           <w:szCs w:val="22"/>
           <w:lang w:val="fr-FR"/>
@@ -563,6 +590,7 @@
         <w:rPr>
           <w:rStyle w:val="Strong"/>
           <w:rFonts w:ascii="Roboto" w:hAnsi="Roboto"/>
+          <w:color w:val="2E74B5" w:themeColor="accent5" w:themeShade="BF"/>
           <w:sz w:val="22"/>
           <w:szCs w:val="22"/>
           <w:lang w:val="fr-FR"/>
@@ -572,6 +600,7 @@
       <w:r>
         <w:rPr>
           <w:rFonts w:ascii="Roboto" w:hAnsi="Roboto"/>
+          <w:color w:val="2E74B5" w:themeColor="accent5" w:themeShade="BF"/>
           <w:sz w:val="22"/>
           <w:szCs w:val="22"/>
           <w:lang w:val="fr-FR"/>
@@ -581,16 +610,18 @@
       <w:r>
         <w:rPr>
           <w:rFonts w:ascii="Roboto" w:hAnsi="Roboto"/>
-          <w:sz w:val="22"/>
-          <w:szCs w:val="22"/>
-          <w:lang w:val="fr-FR"/>
-        </w:rPr>
-        <w:br/>
-      </w:r>
-      <w:r>
-        <w:rPr>
-          <w:rStyle w:val="Strong"/>
-          <w:rFonts w:ascii="Roboto" w:hAnsi="Roboto"/>
+          <w:color w:val="2E74B5" w:themeColor="accent5" w:themeShade="BF"/>
+          <w:sz w:val="22"/>
+          <w:szCs w:val="22"/>
+          <w:lang w:val="fr-FR"/>
+        </w:rPr>
+        <w:br/>
+      </w:r>
+      <w:r>
+        <w:rPr>
+          <w:rStyle w:val="Strong"/>
+          <w:rFonts w:ascii="Roboto" w:hAnsi="Roboto"/>
+          <w:color w:val="2E74B5" w:themeColor="accent5" w:themeShade="BF"/>
           <w:sz w:val="22"/>
           <w:szCs w:val="22"/>
           <w:lang w:val="fr-FR"/>
@@ -600,6 +631,7 @@
       <w:r>
         <w:rPr>
           <w:rFonts w:ascii="Roboto" w:hAnsi="Roboto"/>
+          <w:color w:val="2E74B5" w:themeColor="accent5" w:themeShade="BF"/>
           <w:sz w:val="22"/>
           <w:szCs w:val="22"/>
           <w:lang w:val="fr-FR"/>
@@ -613,6 +645,7 @@
         <w:spacing w:after="240" w:afterAutospacing="0"/>
         <w:rPr>
           <w:rFonts w:ascii="Roboto" w:hAnsi="Roboto"/>
+          <w:color w:val="2E74B5" w:themeColor="accent5" w:themeShade="BF"/>
           <w:sz w:val="22"/>
           <w:szCs w:val="22"/>
         </w:rPr>
@@ -623,6 +656,7 @@
         <w:rPr>
           <w:rStyle w:val="lettre"/>
           <w:rFonts w:ascii="Roboto" w:hAnsi="Roboto"/>
+          <w:color w:val="2E74B5" w:themeColor="accent5" w:themeShade="BF"/>
           <w:sz w:val="22"/>
           <w:szCs w:val="22"/>
           <w:lang w:val="fr-FR"/>
@@ -632,17 +666,19 @@
       <w:r>
         <w:rPr>
           <w:rFonts w:ascii="Roboto" w:hAnsi="Roboto"/>
-          <w:sz w:val="22"/>
-          <w:szCs w:val="22"/>
-          <w:lang w:val="fr-FR"/>
-        </w:rPr>
-        <w:br/>
-      </w:r>
-      <w:proofErr w:type="spellStart"/>
-      <w:r>
-        <w:rPr>
-          <w:rStyle w:val="Strong"/>
-          <w:rFonts w:ascii="Roboto" w:hAnsi="Roboto"/>
+          <w:color w:val="2E74B5" w:themeColor="accent5" w:themeShade="BF"/>
+          <w:sz w:val="22"/>
+          <w:szCs w:val="22"/>
+          <w:lang w:val="fr-FR"/>
+        </w:rPr>
+        <w:br/>
+      </w:r>
+      <w:proofErr w:type="spellStart"/>
+      <w:r>
+        <w:rPr>
+          <w:rStyle w:val="Strong"/>
+          <w:rFonts w:ascii="Roboto" w:hAnsi="Roboto"/>
+          <w:color w:val="2E74B5" w:themeColor="accent5" w:themeShade="BF"/>
           <w:sz w:val="22"/>
           <w:szCs w:val="22"/>
           <w:lang w:val="fr-FR"/>
@@ -654,6 +690,7 @@
         <w:rPr>
           <w:rStyle w:val="Strong"/>
           <w:rFonts w:ascii="Roboto" w:hAnsi="Roboto"/>
+          <w:color w:val="2E74B5" w:themeColor="accent5" w:themeShade="BF"/>
           <w:sz w:val="22"/>
           <w:szCs w:val="22"/>
           <w:lang w:val="fr-FR"/>
@@ -665,6 +702,7 @@
         <w:rPr>
           <w:rStyle w:val="Strong"/>
           <w:rFonts w:ascii="Roboto" w:hAnsi="Roboto"/>
+          <w:color w:val="2E74B5" w:themeColor="accent5" w:themeShade="BF"/>
           <w:sz w:val="22"/>
           <w:szCs w:val="22"/>
           <w:lang w:val="fr-FR"/>
@@ -676,6 +714,7 @@
         <w:rPr>
           <w:rStyle w:val="Strong"/>
           <w:rFonts w:ascii="Roboto" w:hAnsi="Roboto"/>
+          <w:color w:val="2E74B5" w:themeColor="accent5" w:themeShade="BF"/>
           <w:sz w:val="22"/>
           <w:szCs w:val="22"/>
           <w:lang w:val="fr-FR"/>
@@ -685,6 +724,7 @@
       <w:r>
         <w:rPr>
           <w:rFonts w:ascii="Roboto" w:hAnsi="Roboto"/>
+          <w:color w:val="2E74B5" w:themeColor="accent5" w:themeShade="BF"/>
           <w:sz w:val="22"/>
           <w:szCs w:val="22"/>
           <w:lang w:val="fr-FR"/>
@@ -695,6 +735,7 @@
       <w:r>
         <w:rPr>
           <w:rFonts w:ascii="Roboto" w:hAnsi="Roboto"/>
+          <w:color w:val="2E74B5" w:themeColor="accent5" w:themeShade="BF"/>
           <w:sz w:val="22"/>
           <w:szCs w:val="22"/>
           <w:lang w:val="fr-FR"/>
@@ -705,6 +746,7 @@
       <w:r>
         <w:rPr>
           <w:rFonts w:ascii="Roboto" w:hAnsi="Roboto"/>
+          <w:color w:val="2E74B5" w:themeColor="accent5" w:themeShade="BF"/>
           <w:sz w:val="22"/>
           <w:szCs w:val="22"/>
           <w:lang w:val="fr-FR"/>
@@ -714,16 +756,18 @@
       <w:r>
         <w:rPr>
           <w:rFonts w:ascii="Roboto" w:hAnsi="Roboto"/>
-          <w:sz w:val="22"/>
-          <w:szCs w:val="22"/>
-          <w:lang w:val="fr-FR"/>
-        </w:rPr>
-        <w:br/>
-      </w:r>
-      <w:r>
-        <w:rPr>
-          <w:rStyle w:val="Strong"/>
-          <w:rFonts w:ascii="Roboto" w:hAnsi="Roboto"/>
+          <w:color w:val="2E74B5" w:themeColor="accent5" w:themeShade="BF"/>
+          <w:sz w:val="22"/>
+          <w:szCs w:val="22"/>
+          <w:lang w:val="fr-FR"/>
+        </w:rPr>
+        <w:br/>
+      </w:r>
+      <w:r>
+        <w:rPr>
+          <w:rStyle w:val="Strong"/>
+          <w:rFonts w:ascii="Roboto" w:hAnsi="Roboto"/>
+          <w:color w:val="2E74B5" w:themeColor="accent5" w:themeShade="BF"/>
           <w:sz w:val="22"/>
           <w:szCs w:val="22"/>
           <w:lang w:val="fr-FR"/>
@@ -733,6 +777,7 @@
       <w:r>
         <w:rPr>
           <w:rFonts w:ascii="Roboto" w:hAnsi="Roboto"/>
+          <w:color w:val="2E74B5" w:themeColor="accent5" w:themeShade="BF"/>
           <w:sz w:val="22"/>
           <w:szCs w:val="22"/>
           <w:lang w:val="fr-FR"/>
@@ -742,17 +787,19 @@
       <w:r>
         <w:rPr>
           <w:rFonts w:ascii="Roboto" w:hAnsi="Roboto"/>
-          <w:sz w:val="22"/>
-          <w:szCs w:val="22"/>
-          <w:lang w:val="fr-FR"/>
-        </w:rPr>
-        <w:br/>
-      </w:r>
-      <w:proofErr w:type="spellStart"/>
-      <w:r>
-        <w:rPr>
-          <w:rStyle w:val="Strong"/>
-          <w:rFonts w:ascii="Roboto" w:hAnsi="Roboto"/>
+          <w:color w:val="2E74B5" w:themeColor="accent5" w:themeShade="BF"/>
+          <w:sz w:val="22"/>
+          <w:szCs w:val="22"/>
+          <w:lang w:val="fr-FR"/>
+        </w:rPr>
+        <w:br/>
+      </w:r>
+      <w:proofErr w:type="spellStart"/>
+      <w:r>
+        <w:rPr>
+          <w:rStyle w:val="Strong"/>
+          <w:rFonts w:ascii="Roboto" w:hAnsi="Roboto"/>
+          <w:color w:val="2E74B5" w:themeColor="accent5" w:themeShade="BF"/>
           <w:sz w:val="22"/>
           <w:szCs w:val="22"/>
           <w:lang w:val="fr-FR"/>
@@ -764,6 +811,7 @@
         <w:rPr>
           <w:rStyle w:val="Strong"/>
           <w:rFonts w:ascii="Roboto" w:hAnsi="Roboto"/>
+          <w:color w:val="2E74B5" w:themeColor="accent5" w:themeShade="BF"/>
           <w:sz w:val="22"/>
           <w:szCs w:val="22"/>
           <w:lang w:val="fr-FR"/>
@@ -773,6 +821,7 @@
       <w:r>
         <w:rPr>
           <w:rFonts w:ascii="Roboto" w:hAnsi="Roboto"/>
+          <w:color w:val="2E74B5" w:themeColor="accent5" w:themeShade="BF"/>
           <w:sz w:val="22"/>
           <w:szCs w:val="22"/>
           <w:lang w:val="fr-FR"/>
@@ -782,16 +831,18 @@
       <w:r>
         <w:rPr>
           <w:rFonts w:ascii="Roboto" w:hAnsi="Roboto"/>
-          <w:sz w:val="22"/>
-          <w:szCs w:val="22"/>
-          <w:lang w:val="fr-FR"/>
-        </w:rPr>
-        <w:br/>
-      </w:r>
-      <w:r>
-        <w:rPr>
-          <w:rStyle w:val="Strong"/>
-          <w:rFonts w:ascii="Roboto" w:hAnsi="Roboto"/>
+          <w:color w:val="2E74B5" w:themeColor="accent5" w:themeShade="BF"/>
+          <w:sz w:val="22"/>
+          <w:szCs w:val="22"/>
+          <w:lang w:val="fr-FR"/>
+        </w:rPr>
+        <w:br/>
+      </w:r>
+      <w:r>
+        <w:rPr>
+          <w:rStyle w:val="Strong"/>
+          <w:rFonts w:ascii="Roboto" w:hAnsi="Roboto"/>
+          <w:color w:val="2E74B5" w:themeColor="accent5" w:themeShade="BF"/>
           <w:sz w:val="22"/>
           <w:szCs w:val="22"/>
           <w:lang w:val="fr-FR"/>
@@ -801,6 +852,7 @@
       <w:r>
         <w:rPr>
           <w:rFonts w:ascii="Roboto" w:hAnsi="Roboto"/>
+          <w:color w:val="2E74B5" w:themeColor="accent5" w:themeShade="BF"/>
           <w:sz w:val="22"/>
           <w:szCs w:val="22"/>
           <w:lang w:val="fr-FR"/>
@@ -810,16 +862,18 @@
       <w:r>
         <w:rPr>
           <w:rFonts w:ascii="Roboto" w:hAnsi="Roboto"/>
-          <w:sz w:val="22"/>
-          <w:szCs w:val="22"/>
-          <w:lang w:val="fr-FR"/>
-        </w:rPr>
-        <w:br/>
-      </w:r>
-      <w:r>
-        <w:rPr>
-          <w:rStyle w:val="Strong"/>
-          <w:rFonts w:ascii="Roboto" w:hAnsi="Roboto"/>
+          <w:color w:val="2E74B5" w:themeColor="accent5" w:themeShade="BF"/>
+          <w:sz w:val="22"/>
+          <w:szCs w:val="22"/>
+          <w:lang w:val="fr-FR"/>
+        </w:rPr>
+        <w:br/>
+      </w:r>
+      <w:r>
+        <w:rPr>
+          <w:rStyle w:val="Strong"/>
+          <w:rFonts w:ascii="Roboto" w:hAnsi="Roboto"/>
+          <w:color w:val="2E74B5" w:themeColor="accent5" w:themeShade="BF"/>
           <w:sz w:val="22"/>
           <w:szCs w:val="22"/>
           <w:lang w:val="fr-FR"/>
@@ -829,6 +883,7 @@
       <w:r>
         <w:rPr>
           <w:rFonts w:ascii="Roboto" w:hAnsi="Roboto"/>
+          <w:color w:val="2E74B5" w:themeColor="accent5" w:themeShade="BF"/>
           <w:sz w:val="22"/>
           <w:szCs w:val="22"/>
           <w:lang w:val="fr-FR"/>
@@ -838,17 +893,19 @@
       <w:r>
         <w:rPr>
           <w:rFonts w:ascii="Roboto" w:hAnsi="Roboto"/>
-          <w:sz w:val="22"/>
-          <w:szCs w:val="22"/>
-          <w:lang w:val="fr-FR"/>
-        </w:rPr>
-        <w:br/>
-      </w:r>
-      <w:proofErr w:type="spellStart"/>
-      <w:r>
-        <w:rPr>
-          <w:rStyle w:val="Strong"/>
-          <w:rFonts w:ascii="Roboto" w:hAnsi="Roboto"/>
+          <w:color w:val="2E74B5" w:themeColor="accent5" w:themeShade="BF"/>
+          <w:sz w:val="22"/>
+          <w:szCs w:val="22"/>
+          <w:lang w:val="fr-FR"/>
+        </w:rPr>
+        <w:br/>
+      </w:r>
+      <w:proofErr w:type="spellStart"/>
+      <w:r>
+        <w:rPr>
+          <w:rStyle w:val="Strong"/>
+          <w:rFonts w:ascii="Roboto" w:hAnsi="Roboto"/>
+          <w:color w:val="2E74B5" w:themeColor="accent5" w:themeShade="BF"/>
           <w:sz w:val="22"/>
           <w:szCs w:val="22"/>
           <w:lang w:val="fr-FR"/>
@@ -860,6 +917,7 @@
         <w:rPr>
           <w:rStyle w:val="Strong"/>
           <w:rFonts w:ascii="Roboto" w:hAnsi="Roboto"/>
+          <w:color w:val="2E74B5" w:themeColor="accent5" w:themeShade="BF"/>
           <w:sz w:val="22"/>
           <w:szCs w:val="22"/>
           <w:lang w:val="fr-FR"/>
@@ -869,6 +927,7 @@
       <w:r>
         <w:rPr>
           <w:rFonts w:ascii="Roboto" w:hAnsi="Roboto"/>
+          <w:color w:val="2E74B5" w:themeColor="accent5" w:themeShade="BF"/>
           <w:sz w:val="22"/>
           <w:szCs w:val="22"/>
           <w:lang w:val="fr-FR"/>
@@ -878,17 +937,19 @@
       <w:r>
         <w:rPr>
           <w:rFonts w:ascii="Roboto" w:hAnsi="Roboto"/>
-          <w:sz w:val="22"/>
-          <w:szCs w:val="22"/>
-          <w:lang w:val="fr-FR"/>
-        </w:rPr>
-        <w:br/>
-      </w:r>
-      <w:proofErr w:type="spellStart"/>
-      <w:r>
-        <w:rPr>
-          <w:rStyle w:val="Strong"/>
-          <w:rFonts w:ascii="Roboto" w:hAnsi="Roboto"/>
+          <w:color w:val="2E74B5" w:themeColor="accent5" w:themeShade="BF"/>
+          <w:sz w:val="22"/>
+          <w:szCs w:val="22"/>
+          <w:lang w:val="fr-FR"/>
+        </w:rPr>
+        <w:br/>
+      </w:r>
+      <w:proofErr w:type="spellStart"/>
+      <w:r>
+        <w:rPr>
+          <w:rStyle w:val="Strong"/>
+          <w:rFonts w:ascii="Roboto" w:hAnsi="Roboto"/>
+          <w:color w:val="2E74B5" w:themeColor="accent5" w:themeShade="BF"/>
           <w:sz w:val="22"/>
           <w:szCs w:val="22"/>
           <w:lang w:val="fr-FR"/>
@@ -899,6 +960,7 @@
       <w:r>
         <w:rPr>
           <w:rFonts w:ascii="Roboto" w:hAnsi="Roboto"/>
+          <w:color w:val="2E74B5" w:themeColor="accent5" w:themeShade="BF"/>
           <w:sz w:val="22"/>
           <w:szCs w:val="22"/>
           <w:lang w:val="fr-FR"/>
@@ -908,16 +970,18 @@
       <w:r>
         <w:rPr>
           <w:rFonts w:ascii="Roboto" w:hAnsi="Roboto"/>
-          <w:sz w:val="22"/>
-          <w:szCs w:val="22"/>
-          <w:lang w:val="fr-FR"/>
-        </w:rPr>
-        <w:br/>
-      </w:r>
-      <w:r>
-        <w:rPr>
-          <w:rStyle w:val="Strong"/>
-          <w:rFonts w:ascii="Roboto" w:hAnsi="Roboto"/>
+          <w:color w:val="2E74B5" w:themeColor="accent5" w:themeShade="BF"/>
+          <w:sz w:val="22"/>
+          <w:szCs w:val="22"/>
+          <w:lang w:val="fr-FR"/>
+        </w:rPr>
+        <w:br/>
+      </w:r>
+      <w:r>
+        <w:rPr>
+          <w:rStyle w:val="Strong"/>
+          <w:rFonts w:ascii="Roboto" w:hAnsi="Roboto"/>
+          <w:color w:val="2E74B5" w:themeColor="accent5" w:themeShade="BF"/>
           <w:sz w:val="22"/>
           <w:szCs w:val="22"/>
           <w:lang w:val="fr-FR"/>
@@ -927,6 +991,7 @@
       <w:r>
         <w:rPr>
           <w:rFonts w:ascii="Roboto" w:hAnsi="Roboto"/>
+          <w:color w:val="2E74B5" w:themeColor="accent5" w:themeShade="BF"/>
           <w:sz w:val="22"/>
           <w:szCs w:val="22"/>
           <w:lang w:val="fr-FR"/>
@@ -936,16 +1001,18 @@
       <w:r>
         <w:rPr>
           <w:rFonts w:ascii="Roboto" w:hAnsi="Roboto"/>
-          <w:sz w:val="22"/>
-          <w:szCs w:val="22"/>
-          <w:lang w:val="fr-FR"/>
-        </w:rPr>
-        <w:br/>
-      </w:r>
-      <w:r>
-        <w:rPr>
-          <w:rStyle w:val="Strong"/>
-          <w:rFonts w:ascii="Roboto" w:hAnsi="Roboto"/>
+          <w:color w:val="2E74B5" w:themeColor="accent5" w:themeShade="BF"/>
+          <w:sz w:val="22"/>
+          <w:szCs w:val="22"/>
+          <w:lang w:val="fr-FR"/>
+        </w:rPr>
+        <w:br/>
+      </w:r>
+      <w:r>
+        <w:rPr>
+          <w:rStyle w:val="Strong"/>
+          <w:rFonts w:ascii="Roboto" w:hAnsi="Roboto"/>
+          <w:color w:val="2E74B5" w:themeColor="accent5" w:themeShade="BF"/>
           <w:sz w:val="22"/>
           <w:szCs w:val="22"/>
           <w:lang w:val="fr-FR"/>
@@ -955,6 +1022,7 @@
       <w:r>
         <w:rPr>
           <w:rFonts w:ascii="Roboto" w:hAnsi="Roboto"/>
+          <w:color w:val="2E74B5" w:themeColor="accent5" w:themeShade="BF"/>
           <w:sz w:val="22"/>
           <w:szCs w:val="22"/>
           <w:lang w:val="fr-FR"/>
@@ -964,17 +1032,19 @@
       <w:r>
         <w:rPr>
           <w:rFonts w:ascii="Roboto" w:hAnsi="Roboto"/>
-          <w:sz w:val="22"/>
-          <w:szCs w:val="22"/>
-          <w:lang w:val="fr-FR"/>
-        </w:rPr>
-        <w:br/>
-      </w:r>
-      <w:proofErr w:type="spellStart"/>
-      <w:r>
-        <w:rPr>
-          <w:rStyle w:val="Strong"/>
-          <w:rFonts w:ascii="Roboto" w:hAnsi="Roboto"/>
+          <w:color w:val="2E74B5" w:themeColor="accent5" w:themeShade="BF"/>
+          <w:sz w:val="22"/>
+          <w:szCs w:val="22"/>
+          <w:lang w:val="fr-FR"/>
+        </w:rPr>
+        <w:br/>
+      </w:r>
+      <w:proofErr w:type="spellStart"/>
+      <w:r>
+        <w:rPr>
+          <w:rStyle w:val="Strong"/>
+          <w:rFonts w:ascii="Roboto" w:hAnsi="Roboto"/>
+          <w:color w:val="2E74B5" w:themeColor="accent5" w:themeShade="BF"/>
           <w:sz w:val="22"/>
           <w:szCs w:val="22"/>
           <w:lang w:val="fr-FR"/>
@@ -986,6 +1056,7 @@
         <w:rPr>
           <w:rStyle w:val="Strong"/>
           <w:rFonts w:ascii="Roboto" w:hAnsi="Roboto"/>
+          <w:color w:val="2E74B5" w:themeColor="accent5" w:themeShade="BF"/>
           <w:sz w:val="22"/>
           <w:szCs w:val="22"/>
           <w:lang w:val="fr-FR"/>
@@ -997,6 +1068,7 @@
         <w:rPr>
           <w:rStyle w:val="Strong"/>
           <w:rFonts w:ascii="Roboto" w:hAnsi="Roboto"/>
+          <w:color w:val="2E74B5" w:themeColor="accent5" w:themeShade="BF"/>
           <w:sz w:val="22"/>
           <w:szCs w:val="22"/>
           <w:lang w:val="fr-FR"/>
@@ -1007,6 +1079,7 @@
       <w:r>
         <w:rPr>
           <w:rFonts w:ascii="Roboto" w:hAnsi="Roboto"/>
+          <w:color w:val="2E74B5" w:themeColor="accent5" w:themeShade="BF"/>
           <w:sz w:val="22"/>
           <w:szCs w:val="22"/>
           <w:lang w:val="fr-FR"/>
@@ -1016,16 +1089,18 @@
       <w:r>
         <w:rPr>
           <w:rFonts w:ascii="Roboto" w:hAnsi="Roboto"/>
-          <w:sz w:val="22"/>
-          <w:szCs w:val="22"/>
-          <w:lang w:val="fr-FR"/>
-        </w:rPr>
-        <w:br/>
-      </w:r>
-      <w:r>
-        <w:rPr>
-          <w:rStyle w:val="Strong"/>
-          <w:rFonts w:ascii="Roboto" w:hAnsi="Roboto"/>
+          <w:color w:val="2E74B5" w:themeColor="accent5" w:themeShade="BF"/>
+          <w:sz w:val="22"/>
+          <w:szCs w:val="22"/>
+          <w:lang w:val="fr-FR"/>
+        </w:rPr>
+        <w:br/>
+      </w:r>
+      <w:r>
+        <w:rPr>
+          <w:rStyle w:val="Strong"/>
+          <w:rFonts w:ascii="Roboto" w:hAnsi="Roboto"/>
+          <w:color w:val="2E74B5" w:themeColor="accent5" w:themeShade="BF"/>
           <w:sz w:val="22"/>
           <w:szCs w:val="22"/>
           <w:lang w:val="fr-FR"/>
@@ -1035,6 +1110,7 @@
       <w:r>
         <w:rPr>
           <w:rFonts w:ascii="Roboto" w:hAnsi="Roboto"/>
+          <w:color w:val="2E74B5" w:themeColor="accent5" w:themeShade="BF"/>
           <w:sz w:val="22"/>
           <w:szCs w:val="22"/>
           <w:lang w:val="fr-FR"/>
@@ -1044,17 +1120,19 @@
       <w:r>
         <w:rPr>
           <w:rFonts w:ascii="Roboto" w:hAnsi="Roboto"/>
-          <w:sz w:val="22"/>
-          <w:szCs w:val="22"/>
-          <w:lang w:val="fr-FR"/>
-        </w:rPr>
-        <w:br/>
-      </w:r>
-      <w:proofErr w:type="spellStart"/>
-      <w:r>
-        <w:rPr>
-          <w:rStyle w:val="Strong"/>
-          <w:rFonts w:ascii="Roboto" w:hAnsi="Roboto"/>
+          <w:color w:val="2E74B5" w:themeColor="accent5" w:themeShade="BF"/>
+          <w:sz w:val="22"/>
+          <w:szCs w:val="22"/>
+          <w:lang w:val="fr-FR"/>
+        </w:rPr>
+        <w:br/>
+      </w:r>
+      <w:proofErr w:type="spellStart"/>
+      <w:r>
+        <w:rPr>
+          <w:rStyle w:val="Strong"/>
+          <w:rFonts w:ascii="Roboto" w:hAnsi="Roboto"/>
+          <w:color w:val="2E74B5" w:themeColor="accent5" w:themeShade="BF"/>
           <w:sz w:val="22"/>
           <w:szCs w:val="22"/>
           <w:lang w:val="fr-FR"/>
@@ -1066,6 +1144,7 @@
         <w:rPr>
           <w:rStyle w:val="Strong"/>
           <w:rFonts w:ascii="Roboto" w:hAnsi="Roboto"/>
+          <w:color w:val="2E74B5" w:themeColor="accent5" w:themeShade="BF"/>
           <w:sz w:val="22"/>
           <w:szCs w:val="22"/>
           <w:lang w:val="fr-FR"/>
@@ -1075,6 +1154,7 @@
       <w:r>
         <w:rPr>
           <w:rFonts w:ascii="Roboto" w:hAnsi="Roboto"/>
+          <w:color w:val="2E74B5" w:themeColor="accent5" w:themeShade="BF"/>
           <w:sz w:val="22"/>
           <w:szCs w:val="22"/>
           <w:lang w:val="fr-FR"/>
@@ -1085,6 +1165,7 @@
       <w:r>
         <w:rPr>
           <w:rFonts w:ascii="Roboto" w:hAnsi="Roboto"/>
+          <w:color w:val="2E74B5" w:themeColor="accent5" w:themeShade="BF"/>
           <w:sz w:val="22"/>
           <w:szCs w:val="22"/>
           <w:lang w:val="fr-FR"/>
@@ -1095,6 +1176,7 @@
       <w:r>
         <w:rPr>
           <w:rFonts w:ascii="Roboto" w:hAnsi="Roboto"/>
+          <w:color w:val="2E74B5" w:themeColor="accent5" w:themeShade="BF"/>
           <w:sz w:val="22"/>
           <w:szCs w:val="22"/>
           <w:lang w:val="fr-FR"/>
@@ -1104,6 +1186,7 @@
       <w:r>
         <w:rPr>
           <w:rFonts w:ascii="Roboto" w:hAnsi="Roboto"/>
+          <w:color w:val="2E74B5" w:themeColor="accent5" w:themeShade="BF"/>
           <w:sz w:val="22"/>
           <w:szCs w:val="22"/>
         </w:rPr>
@@ -1112,15 +1195,17 @@
       <w:r>
         <w:rPr>
           <w:rFonts w:ascii="Roboto" w:hAnsi="Roboto"/>
-          <w:sz w:val="22"/>
-          <w:szCs w:val="22"/>
-        </w:rPr>
-        <w:br/>
-      </w:r>
-      <w:r>
-        <w:rPr>
-          <w:rStyle w:val="Strong"/>
-          <w:rFonts w:ascii="Roboto" w:hAnsi="Roboto"/>
+          <w:color w:val="2E74B5" w:themeColor="accent5" w:themeShade="BF"/>
+          <w:sz w:val="22"/>
+          <w:szCs w:val="22"/>
+        </w:rPr>
+        <w:br/>
+      </w:r>
+      <w:r>
+        <w:rPr>
+          <w:rStyle w:val="Strong"/>
+          <w:rFonts w:ascii="Roboto" w:hAnsi="Roboto"/>
+          <w:color w:val="2E74B5" w:themeColor="accent5" w:themeShade="BF"/>
           <w:sz w:val="22"/>
           <w:szCs w:val="22"/>
         </w:rPr>
@@ -1129,6 +1214,7 @@
       <w:r>
         <w:rPr>
           <w:rFonts w:ascii="Roboto" w:hAnsi="Roboto"/>
+          <w:color w:val="2E74B5" w:themeColor="accent5" w:themeShade="BF"/>
           <w:sz w:val="22"/>
           <w:szCs w:val="22"/>
         </w:rPr>
@@ -1138,6 +1224,7 @@
       <w:r>
         <w:rPr>
           <w:rFonts w:ascii="Roboto" w:hAnsi="Roboto"/>
+          <w:color w:val="2E74B5" w:themeColor="accent5" w:themeShade="BF"/>
           <w:sz w:val="22"/>
           <w:szCs w:val="22"/>
         </w:rPr>
@@ -1147,6 +1234,7 @@
       <w:r>
         <w:rPr>
           <w:rFonts w:ascii="Roboto" w:hAnsi="Roboto"/>
+          <w:color w:val="2E74B5" w:themeColor="accent5" w:themeShade="BF"/>
           <w:sz w:val="22"/>
           <w:szCs w:val="22"/>
         </w:rPr>
@@ -1156,6 +1244,7 @@
       <w:r>
         <w:rPr>
           <w:rFonts w:ascii="Roboto" w:hAnsi="Roboto"/>
+          <w:color w:val="2E74B5" w:themeColor="accent5" w:themeShade="BF"/>
           <w:sz w:val="22"/>
           <w:szCs w:val="22"/>
         </w:rPr>
@@ -1165,6 +1254,7 @@
       <w:r>
         <w:rPr>
           <w:rFonts w:ascii="Roboto" w:hAnsi="Roboto"/>
+          <w:color w:val="2E74B5" w:themeColor="accent5" w:themeShade="BF"/>
           <w:sz w:val="22"/>
           <w:szCs w:val="22"/>
         </w:rPr>
@@ -1174,6 +1264,7 @@
       <w:r>
         <w:rPr>
           <w:rFonts w:ascii="Roboto" w:hAnsi="Roboto"/>
+          <w:color w:val="2E74B5" w:themeColor="accent5" w:themeShade="BF"/>
           <w:sz w:val="22"/>
           <w:szCs w:val="22"/>
         </w:rPr>
@@ -1183,6 +1274,7 @@
       <w:r>
         <w:rPr>
           <w:rFonts w:ascii="Roboto" w:hAnsi="Roboto"/>
+          <w:color w:val="2E74B5" w:themeColor="accent5" w:themeShade="BF"/>
           <w:sz w:val="22"/>
           <w:szCs w:val="22"/>
         </w:rPr>
@@ -1192,6 +1284,7 @@
       <w:r>
         <w:rPr>
           <w:rFonts w:ascii="Roboto" w:hAnsi="Roboto"/>
+          <w:color w:val="2E74B5" w:themeColor="accent5" w:themeShade="BF"/>
           <w:sz w:val="22"/>
           <w:szCs w:val="22"/>
         </w:rPr>
@@ -1201,15 +1294,17 @@
       <w:r>
         <w:rPr>
           <w:rFonts w:ascii="Roboto" w:hAnsi="Roboto"/>
-          <w:sz w:val="22"/>
-          <w:szCs w:val="22"/>
-        </w:rPr>
-        <w:br/>
-      </w:r>
-      <w:r>
-        <w:rPr>
-          <w:rStyle w:val="Strong"/>
-          <w:rFonts w:ascii="Roboto" w:hAnsi="Roboto"/>
+          <w:color w:val="2E74B5" w:themeColor="accent5" w:themeShade="BF"/>
+          <w:sz w:val="22"/>
+          <w:szCs w:val="22"/>
+        </w:rPr>
+        <w:br/>
+      </w:r>
+      <w:r>
+        <w:rPr>
+          <w:rStyle w:val="Strong"/>
+          <w:rFonts w:ascii="Roboto" w:hAnsi="Roboto"/>
+          <w:color w:val="2E74B5" w:themeColor="accent5" w:themeShade="BF"/>
           <w:sz w:val="22"/>
           <w:szCs w:val="22"/>
         </w:rPr>
@@ -1218,6 +1313,7 @@
       <w:r>
         <w:rPr>
           <w:rFonts w:ascii="Roboto" w:hAnsi="Roboto"/>
+          <w:color w:val="2E74B5" w:themeColor="accent5" w:themeShade="BF"/>
           <w:sz w:val="22"/>
           <w:szCs w:val="22"/>
         </w:rPr>
@@ -1227,6 +1323,7 @@
       <w:r>
         <w:rPr>
           <w:rFonts w:ascii="Roboto" w:hAnsi="Roboto"/>
+          <w:color w:val="2E74B5" w:themeColor="accent5" w:themeShade="BF"/>
           <w:sz w:val="22"/>
           <w:szCs w:val="22"/>
         </w:rPr>
@@ -1240,6 +1337,7 @@
         <w:spacing w:after="240" w:afterAutospacing="0"/>
         <w:rPr>
           <w:rFonts w:ascii="Roboto" w:hAnsi="Roboto"/>
+          <w:color w:val="2E74B5" w:themeColor="accent5" w:themeShade="BF"/>
           <w:sz w:val="22"/>
           <w:szCs w:val="22"/>
         </w:rPr>
@@ -1250,6 +1348,7 @@
         <w:rPr>
           <w:rStyle w:val="lettre"/>
           <w:rFonts w:ascii="Roboto" w:hAnsi="Roboto"/>
+          <w:color w:val="2E74B5" w:themeColor="accent5" w:themeShade="BF"/>
           <w:sz w:val="22"/>
           <w:szCs w:val="22"/>
         </w:rPr>
@@ -1258,24 +1357,161 @@
       <w:r>
         <w:rPr>
           <w:rFonts w:ascii="Roboto" w:hAnsi="Roboto"/>
-          <w:sz w:val="22"/>
-          <w:szCs w:val="22"/>
-        </w:rPr>
-        <w:br/>
+          <w:color w:val="2E74B5" w:themeColor="accent5" w:themeShade="BF"/>
+          <w:sz w:val="22"/>
+          <w:szCs w:val="22"/>
+        </w:rPr>
+        <w:br/>
+      </w:r>
+      <w:r>
+        <w:rPr>
+          <w:rStyle w:val="Strong"/>
+          <w:rFonts w:ascii="Roboto" w:hAnsi="Roboto"/>
+          <w:color w:val="2E74B5" w:themeColor="accent5" w:themeShade="BF"/>
+          <w:sz w:val="22"/>
+          <w:szCs w:val="22"/>
+        </w:rPr>
+        <w:t>Damp:</w:t>
+      </w:r>
+      <w:r>
+        <w:rPr>
+          <w:rFonts w:ascii="Roboto" w:hAnsi="Roboto"/>
+          <w:color w:val="2E74B5" w:themeColor="accent5" w:themeShade="BF"/>
+          <w:sz w:val="22"/>
+          <w:szCs w:val="22"/>
+        </w:rPr>
+        <w:t xml:space="preserve"> </w:t>
+      </w:r>
+      <w:proofErr w:type="spellStart"/>
+      <w:r>
+        <w:rPr>
+          <w:rFonts w:ascii="Roboto" w:hAnsi="Roboto"/>
+          <w:color w:val="2E74B5" w:themeColor="accent5" w:themeShade="BF"/>
+          <w:sz w:val="22"/>
+          <w:szCs w:val="22"/>
+        </w:rPr>
+        <w:t>humide</w:t>
+      </w:r>
+      <w:proofErr w:type="spellEnd"/>
+      <w:r>
+        <w:rPr>
+          <w:rFonts w:ascii="Roboto" w:hAnsi="Roboto"/>
+          <w:color w:val="2E74B5" w:themeColor="accent5" w:themeShade="BF"/>
+          <w:sz w:val="22"/>
+          <w:szCs w:val="22"/>
+        </w:rPr>
+        <w:t xml:space="preserve"> </w:t>
+      </w:r>
+      <w:r>
+        <w:rPr>
+          <w:rFonts w:ascii="Roboto" w:hAnsi="Roboto"/>
+          <w:color w:val="2E74B5" w:themeColor="accent5" w:themeShade="BF"/>
+          <w:sz w:val="22"/>
+          <w:szCs w:val="22"/>
+        </w:rPr>
+        <w:br/>
+      </w:r>
+      <w:r>
+        <w:rPr>
+          <w:rStyle w:val="Strong"/>
+          <w:rFonts w:ascii="Roboto" w:hAnsi="Roboto"/>
+          <w:color w:val="2E74B5" w:themeColor="accent5" w:themeShade="BF"/>
+          <w:sz w:val="22"/>
+          <w:szCs w:val="22"/>
+        </w:rPr>
+        <w:t>Day:</w:t>
+      </w:r>
+      <w:r>
+        <w:rPr>
+          <w:rFonts w:ascii="Roboto" w:hAnsi="Roboto"/>
+          <w:color w:val="2E74B5" w:themeColor="accent5" w:themeShade="BF"/>
+          <w:sz w:val="22"/>
+          <w:szCs w:val="22"/>
+        </w:rPr>
+        <w:t xml:space="preserve"> jour </w:t>
+      </w:r>
+      <w:r>
+        <w:rPr>
+          <w:rFonts w:ascii="Roboto" w:hAnsi="Roboto"/>
+          <w:color w:val="2E74B5" w:themeColor="accent5" w:themeShade="BF"/>
+          <w:sz w:val="22"/>
+          <w:szCs w:val="22"/>
+        </w:rPr>
+        <w:br/>
+      </w:r>
+      <w:r>
+        <w:rPr>
+          <w:rStyle w:val="Strong"/>
+          <w:rFonts w:ascii="Roboto" w:hAnsi="Roboto"/>
+          <w:color w:val="2E74B5" w:themeColor="accent5" w:themeShade="BF"/>
+          <w:sz w:val="22"/>
+          <w:szCs w:val="22"/>
+        </w:rPr>
+        <w:t>Decreasing (DECR)</w:t>
+      </w:r>
+      <w:r>
+        <w:rPr>
+          <w:rFonts w:ascii="Roboto" w:hAnsi="Roboto"/>
+          <w:color w:val="2E74B5" w:themeColor="accent5" w:themeShade="BF"/>
+          <w:sz w:val="22"/>
+          <w:szCs w:val="22"/>
+        </w:rPr>
+        <w:t xml:space="preserve">: </w:t>
+      </w:r>
+      <w:proofErr w:type="spellStart"/>
+      <w:r>
+        <w:rPr>
+          <w:rFonts w:ascii="Roboto" w:hAnsi="Roboto"/>
+          <w:color w:val="2E74B5" w:themeColor="accent5" w:themeShade="BF"/>
+          <w:sz w:val="22"/>
+          <w:szCs w:val="22"/>
+        </w:rPr>
+        <w:t>diminuant</w:t>
+      </w:r>
+      <w:proofErr w:type="spellEnd"/>
+      <w:r>
+        <w:rPr>
+          <w:rFonts w:ascii="Roboto" w:hAnsi="Roboto"/>
+          <w:color w:val="2E74B5" w:themeColor="accent5" w:themeShade="BF"/>
+          <w:sz w:val="22"/>
+          <w:szCs w:val="22"/>
+        </w:rPr>
+        <w:t xml:space="preserve"> </w:t>
+      </w:r>
+      <w:r>
+        <w:rPr>
+          <w:rFonts w:ascii="Roboto" w:hAnsi="Roboto"/>
+          <w:color w:val="2E74B5" w:themeColor="accent5" w:themeShade="BF"/>
+          <w:sz w:val="22"/>
+          <w:szCs w:val="22"/>
+        </w:rPr>
+        <w:br/>
+      </w:r>
+      <w:r>
+        <w:rPr>
+          <w:rStyle w:val="Strong"/>
+          <w:rFonts w:ascii="Roboto" w:hAnsi="Roboto"/>
+          <w:color w:val="2E74B5" w:themeColor="accent5" w:themeShade="BF"/>
+          <w:sz w:val="22"/>
+          <w:szCs w:val="22"/>
+        </w:rPr>
+        <w:t>Deepen (to), deepening (DPN</w:t>
       </w:r>
       <w:proofErr w:type="gramStart"/>
       <w:r>
         <w:rPr>
           <w:rStyle w:val="Strong"/>
           <w:rFonts w:ascii="Roboto" w:hAnsi="Roboto"/>
-          <w:sz w:val="22"/>
-          <w:szCs w:val="22"/>
-        </w:rPr>
-        <w:t xml:space="preserve">Damp </w:t>
-      </w:r>
-      <w:r>
-        <w:rPr>
-          <w:rFonts w:ascii="Roboto" w:hAnsi="Roboto"/>
+          <w:color w:val="2E74B5" w:themeColor="accent5" w:themeShade="BF"/>
+          <w:sz w:val="22"/>
+          <w:szCs w:val="22"/>
+        </w:rPr>
+        <w:t xml:space="preserve">) </w:t>
+      </w:r>
+      <w:r>
+        <w:rPr>
+          <w:rFonts w:ascii="Roboto" w:hAnsi="Roboto"/>
+          <w:color w:val="2E74B5" w:themeColor="accent5" w:themeShade="BF"/>
           <w:sz w:val="22"/>
           <w:szCs w:val="22"/>
         </w:rPr>
@@ -1285,6 +1521,79 @@
       <w:r>
         <w:rPr>
           <w:rFonts w:ascii="Roboto" w:hAnsi="Roboto"/>
+          <w:color w:val="2E74B5" w:themeColor="accent5" w:themeShade="BF"/>
+          <w:sz w:val="22"/>
+          <w:szCs w:val="22"/>
+        </w:rPr>
+        <w:t xml:space="preserve"> se </w:t>
+      </w:r>
+      <w:proofErr w:type="spellStart"/>
+      <w:r>
+        <w:rPr>
+          <w:rFonts w:ascii="Roboto" w:hAnsi="Roboto"/>
+          <w:color w:val="2E74B5" w:themeColor="accent5" w:themeShade="BF"/>
+          <w:sz w:val="22"/>
+          <w:szCs w:val="22"/>
+        </w:rPr>
+        <w:t>creuser</w:t>
+      </w:r>
+      <w:proofErr w:type="spellEnd"/>
+      <w:r>
+        <w:rPr>
+          <w:rFonts w:ascii="Roboto" w:hAnsi="Roboto"/>
+          <w:color w:val="2E74B5" w:themeColor="accent5" w:themeShade="BF"/>
+          <w:sz w:val="22"/>
+          <w:szCs w:val="22"/>
+        </w:rPr>
+        <w:t xml:space="preserve">, se </w:t>
+      </w:r>
+      <w:proofErr w:type="spellStart"/>
+      <w:r>
+        <w:rPr>
+          <w:rFonts w:ascii="Roboto" w:hAnsi="Roboto"/>
+          <w:color w:val="2E74B5" w:themeColor="accent5" w:themeShade="BF"/>
+          <w:sz w:val="22"/>
+          <w:szCs w:val="22"/>
+        </w:rPr>
+        <w:t>creusant</w:t>
+      </w:r>
+      <w:proofErr w:type="spellEnd"/>
+      <w:r>
+        <w:rPr>
+          <w:rFonts w:ascii="Roboto" w:hAnsi="Roboto"/>
+          <w:color w:val="2E74B5" w:themeColor="accent5" w:themeShade="BF"/>
+          <w:sz w:val="22"/>
+          <w:szCs w:val="22"/>
+        </w:rPr>
+        <w:br/>
+      </w:r>
+      <w:r>
+        <w:rPr>
+          <w:rStyle w:val="Strong"/>
+          <w:rFonts w:ascii="Roboto" w:hAnsi="Roboto"/>
+          <w:color w:val="2E74B5" w:themeColor="accent5" w:themeShade="BF"/>
+          <w:sz w:val="22"/>
+          <w:szCs w:val="22"/>
+        </w:rPr>
+        <w:t>Depression (</w:t>
+      </w:r>
+      <w:proofErr w:type="spellStart"/>
+      <w:r>
+        <w:rPr>
+          <w:rStyle w:val="Strong"/>
+          <w:rFonts w:ascii="Roboto" w:hAnsi="Roboto"/>
+          <w:color w:val="2E74B5" w:themeColor="accent5" w:themeShade="BF"/>
+          <w:sz w:val="22"/>
+          <w:szCs w:val="22"/>
+        </w:rPr>
+        <w:t>voir</w:t>
+      </w:r>
+      <w:proofErr w:type="spellEnd"/>
+      <w:r>
+        <w:rPr>
+          <w:rStyle w:val="Strong"/>
+          <w:rFonts w:ascii="Roboto" w:hAnsi="Roboto"/>
+          <w:color w:val="2E74B5" w:themeColor="accent5" w:themeShade="BF"/>
           <w:sz w:val="22"/>
           <w:szCs w:val="22"/>
         </w:rPr>
@@ -1293,16 +1602,49 @@
       <w:proofErr w:type="spellStart"/>
       <w:r>
         <w:rPr>
-          <w:rFonts w:ascii="Roboto" w:hAnsi="Roboto"/>
-          <w:sz w:val="22"/>
-          <w:szCs w:val="22"/>
-        </w:rPr>
-        <w:t>humide</w:t>
-      </w:r>
-      <w:proofErr w:type="spellEnd"/>
-      <w:r>
-        <w:rPr>
-          <w:rFonts w:ascii="Roboto" w:hAnsi="Roboto"/>
+          <w:rStyle w:val="Strong"/>
+          <w:rFonts w:ascii="Roboto" w:hAnsi="Roboto"/>
+          <w:color w:val="2E74B5" w:themeColor="accent5" w:themeShade="BF"/>
+          <w:sz w:val="22"/>
+          <w:szCs w:val="22"/>
+        </w:rPr>
+        <w:t>aussi</w:t>
+      </w:r>
+      <w:proofErr w:type="spellEnd"/>
+      <w:r>
+        <w:rPr>
+          <w:rStyle w:val="Strong"/>
+          <w:rFonts w:ascii="Roboto" w:hAnsi="Roboto"/>
+          <w:color w:val="2E74B5" w:themeColor="accent5" w:themeShade="BF"/>
+          <w:sz w:val="22"/>
+          <w:szCs w:val="22"/>
+        </w:rPr>
+        <w:t xml:space="preserve"> low)</w:t>
+      </w:r>
+      <w:r>
+        <w:rPr>
+          <w:rFonts w:ascii="Roboto" w:hAnsi="Roboto"/>
+          <w:color w:val="2E74B5" w:themeColor="accent5" w:themeShade="BF"/>
+          <w:sz w:val="22"/>
+          <w:szCs w:val="22"/>
+        </w:rPr>
+        <w:t xml:space="preserve">: </w:t>
+      </w:r>
+      <w:proofErr w:type="spellStart"/>
+      <w:r>
+        <w:rPr>
+          <w:rFonts w:ascii="Roboto" w:hAnsi="Roboto"/>
+          <w:color w:val="2E74B5" w:themeColor="accent5" w:themeShade="BF"/>
+          <w:sz w:val="22"/>
+          <w:szCs w:val="22"/>
+        </w:rPr>
+        <w:t>dépression</w:t>
+      </w:r>
+      <w:proofErr w:type="spellEnd"/>
+      <w:r>
+        <w:rPr>
+          <w:rFonts w:ascii="Roboto" w:hAnsi="Roboto"/>
+          <w:color w:val="2E74B5" w:themeColor="accent5" w:themeShade="BF"/>
           <w:sz w:val="22"/>
           <w:szCs w:val="22"/>
         </w:rPr>
@@ -1311,48 +1653,54 @@
       <w:r>
         <w:rPr>
           <w:rFonts w:ascii="Roboto" w:hAnsi="Roboto"/>
-          <w:sz w:val="22"/>
-          <w:szCs w:val="22"/>
-        </w:rPr>
-        <w:br/>
-      </w:r>
-      <w:r>
-        <w:rPr>
-          <w:rStyle w:val="Strong"/>
-          <w:rFonts w:ascii="Roboto" w:hAnsi="Roboto"/>
-          <w:sz w:val="22"/>
-          <w:szCs w:val="22"/>
-        </w:rPr>
-        <w:t xml:space="preserve">Day </w:t>
-      </w:r>
-      <w:r>
-        <w:rPr>
-          <w:rFonts w:ascii="Roboto" w:hAnsi="Roboto"/>
-          <w:sz w:val="22"/>
-          <w:szCs w:val="22"/>
-        </w:rPr>
-        <w:t xml:space="preserve">: jour </w:t>
-      </w:r>
-      <w:r>
-        <w:rPr>
-          <w:rFonts w:ascii="Roboto" w:hAnsi="Roboto"/>
-          <w:sz w:val="22"/>
-          <w:szCs w:val="22"/>
-        </w:rPr>
-        <w:br/>
-      </w:r>
-      <w:r>
-        <w:rPr>
-          <w:rStyle w:val="Strong"/>
-          <w:rFonts w:ascii="Roboto" w:hAnsi="Roboto"/>
-          <w:sz w:val="22"/>
-          <w:szCs w:val="22"/>
-        </w:rPr>
-        <w:t>Decreasing (DECR)</w:t>
-      </w:r>
-      <w:r>
-        <w:rPr>
-          <w:rFonts w:ascii="Roboto" w:hAnsi="Roboto"/>
+          <w:color w:val="2E74B5" w:themeColor="accent5" w:themeShade="BF"/>
+          <w:sz w:val="22"/>
+          <w:szCs w:val="22"/>
+        </w:rPr>
+        <w:br/>
+      </w:r>
+      <w:r>
+        <w:rPr>
+          <w:rStyle w:val="Strong"/>
+          <w:rFonts w:ascii="Roboto" w:hAnsi="Roboto"/>
+          <w:color w:val="2E74B5" w:themeColor="accent5" w:themeShade="BF"/>
+          <w:sz w:val="22"/>
+          <w:szCs w:val="22"/>
+        </w:rPr>
+        <w:t xml:space="preserve">Disturbance </w:t>
+      </w:r>
+      <w:r>
+        <w:rPr>
+          <w:rFonts w:ascii="Roboto" w:hAnsi="Roboto"/>
+          <w:color w:val="2E74B5" w:themeColor="accent5" w:themeShade="BF"/>
+          <w:sz w:val="22"/>
+          <w:szCs w:val="22"/>
+        </w:rPr>
+        <w:t xml:space="preserve">: perturbation </w:t>
+      </w:r>
+      <w:r>
+        <w:rPr>
+          <w:rFonts w:ascii="Roboto" w:hAnsi="Roboto"/>
+          <w:color w:val="2E74B5" w:themeColor="accent5" w:themeShade="BF"/>
+          <w:sz w:val="22"/>
+          <w:szCs w:val="22"/>
+        </w:rPr>
+        <w:br/>
+      </w:r>
+      <w:r>
+        <w:rPr>
+          <w:rStyle w:val="Strong"/>
+          <w:rFonts w:ascii="Roboto" w:hAnsi="Roboto"/>
+          <w:color w:val="2E74B5" w:themeColor="accent5" w:themeShade="BF"/>
+          <w:sz w:val="22"/>
+          <w:szCs w:val="22"/>
+        </w:rPr>
+        <w:t xml:space="preserve">Drizzle (DZ) </w:t>
+      </w:r>
+      <w:r>
+        <w:rPr>
+          <w:rFonts w:ascii="Roboto" w:hAnsi="Roboto"/>
+          <w:color w:val="2E74B5" w:themeColor="accent5" w:themeShade="BF"/>
           <w:sz w:val="22"/>
           <w:szCs w:val="22"/>
         </w:rPr>
@@ -1362,15 +1710,17 @@
       <w:r>
         <w:rPr>
           <w:rFonts w:ascii="Roboto" w:hAnsi="Roboto"/>
-          <w:sz w:val="22"/>
-          <w:szCs w:val="22"/>
-        </w:rPr>
-        <w:t>diminuant</w:t>
-      </w:r>
-      <w:proofErr w:type="spellEnd"/>
-      <w:r>
-        <w:rPr>
-          <w:rFonts w:ascii="Roboto" w:hAnsi="Roboto"/>
+          <w:color w:val="2E74B5" w:themeColor="accent5" w:themeShade="BF"/>
+          <w:sz w:val="22"/>
+          <w:szCs w:val="22"/>
+        </w:rPr>
+        <w:t>bruine</w:t>
+      </w:r>
+      <w:proofErr w:type="spellEnd"/>
+      <w:r>
+        <w:rPr>
+          <w:rFonts w:ascii="Roboto" w:hAnsi="Roboto"/>
+          <w:color w:val="2E74B5" w:themeColor="accent5" w:themeShade="BF"/>
           <w:sz w:val="22"/>
           <w:szCs w:val="22"/>
         </w:rPr>
@@ -1379,219 +1729,17 @@
       <w:r>
         <w:rPr>
           <w:rFonts w:ascii="Roboto" w:hAnsi="Roboto"/>
-          <w:sz w:val="22"/>
-          <w:szCs w:val="22"/>
-        </w:rPr>
-        <w:br/>
-      </w:r>
-      <w:r>
-        <w:rPr>
-          <w:rStyle w:val="Strong"/>
-          <w:rFonts w:ascii="Roboto" w:hAnsi="Roboto"/>
-          <w:sz w:val="22"/>
-          <w:szCs w:val="22"/>
-        </w:rPr>
-        <w:t xml:space="preserve">Deepen (to), deepening (DPN) </w:t>
-      </w:r>
-      <w:r>
-        <w:rPr>
-          <w:rFonts w:ascii="Roboto" w:hAnsi="Roboto"/>
-          <w:sz w:val="22"/>
-          <w:szCs w:val="22"/>
-        </w:rPr>
-        <w:t xml:space="preserve">: se </w:t>
-      </w:r>
-      <w:proofErr w:type="spellStart"/>
-      <w:r>
-        <w:rPr>
-          <w:rFonts w:ascii="Roboto" w:hAnsi="Roboto"/>
-          <w:sz w:val="22"/>
-          <w:szCs w:val="22"/>
-        </w:rPr>
-        <w:t>creuser</w:t>
-      </w:r>
-      <w:proofErr w:type="spellEnd"/>
-      <w:r>
-        <w:rPr>
-          <w:rFonts w:ascii="Roboto" w:hAnsi="Roboto"/>
-          <w:sz w:val="22"/>
-          <w:szCs w:val="22"/>
-        </w:rPr>
-        <w:t xml:space="preserve">, se </w:t>
-      </w:r>
-      <w:proofErr w:type="spellStart"/>
-      <w:r>
-        <w:rPr>
-          <w:rFonts w:ascii="Roboto" w:hAnsi="Roboto"/>
-          <w:sz w:val="22"/>
-          <w:szCs w:val="22"/>
-        </w:rPr>
-        <w:t>creusant</w:t>
-      </w:r>
-      <w:proofErr w:type="spellEnd"/>
-      <w:r>
-        <w:rPr>
-          <w:rFonts w:ascii="Roboto" w:hAnsi="Roboto"/>
-          <w:sz w:val="22"/>
-          <w:szCs w:val="22"/>
-        </w:rPr>
-        <w:br/>
-      </w:r>
-      <w:r>
-        <w:rPr>
-          <w:rStyle w:val="Strong"/>
-          <w:rFonts w:ascii="Roboto" w:hAnsi="Roboto"/>
-          <w:sz w:val="22"/>
-          <w:szCs w:val="22"/>
-        </w:rPr>
-        <w:t>Depression (</w:t>
-      </w:r>
-      <w:proofErr w:type="spellStart"/>
-      <w:r>
-        <w:rPr>
-          <w:rStyle w:val="Strong"/>
-          <w:rFonts w:ascii="Roboto" w:hAnsi="Roboto"/>
-          <w:sz w:val="22"/>
-          <w:szCs w:val="22"/>
-        </w:rPr>
-        <w:t>voir</w:t>
-      </w:r>
-      <w:proofErr w:type="spellEnd"/>
-      <w:r>
-        <w:rPr>
-          <w:rStyle w:val="Strong"/>
-          <w:rFonts w:ascii="Roboto" w:hAnsi="Roboto"/>
-          <w:sz w:val="22"/>
-          <w:szCs w:val="22"/>
-        </w:rPr>
-        <w:t xml:space="preserve"> </w:t>
-      </w:r>
-      <w:proofErr w:type="spellStart"/>
-      <w:r>
-        <w:rPr>
-          <w:rStyle w:val="Strong"/>
-          <w:rFonts w:ascii="Roboto" w:hAnsi="Roboto"/>
-          <w:sz w:val="22"/>
-          <w:szCs w:val="22"/>
-        </w:rPr>
-        <w:t>aussi</w:t>
-      </w:r>
-      <w:proofErr w:type="spellEnd"/>
-      <w:r>
-        <w:rPr>
-          <w:rStyle w:val="Strong"/>
-          <w:rFonts w:ascii="Roboto" w:hAnsi="Roboto"/>
-          <w:sz w:val="22"/>
-          <w:szCs w:val="22"/>
-        </w:rPr>
-        <w:t xml:space="preserve"> low)</w:t>
-      </w:r>
-      <w:r>
-        <w:rPr>
-          <w:rFonts w:ascii="Roboto" w:hAnsi="Roboto"/>
-          <w:sz w:val="22"/>
-          <w:szCs w:val="22"/>
-        </w:rPr>
-        <w:t xml:space="preserve">: </w:t>
-      </w:r>
-      <w:proofErr w:type="spellStart"/>
-      <w:r>
-        <w:rPr>
-          <w:rFonts w:ascii="Roboto" w:hAnsi="Roboto"/>
-          <w:sz w:val="22"/>
-          <w:szCs w:val="22"/>
-        </w:rPr>
-        <w:t>dépression</w:t>
-      </w:r>
-      <w:proofErr w:type="spellEnd"/>
-      <w:r>
-        <w:rPr>
-          <w:rFonts w:ascii="Roboto" w:hAnsi="Roboto"/>
-          <w:sz w:val="22"/>
-          <w:szCs w:val="22"/>
-        </w:rPr>
-        <w:t xml:space="preserve"> </w:t>
-      </w:r>
-      <w:r>
-        <w:rPr>
-          <w:rFonts w:ascii="Roboto" w:hAnsi="Roboto"/>
-          <w:sz w:val="22"/>
-          <w:szCs w:val="22"/>
-        </w:rPr>
-        <w:br/>
-      </w:r>
-      <w:r>
-        <w:rPr>
-          <w:rStyle w:val="Strong"/>
-          <w:rFonts w:ascii="Roboto" w:hAnsi="Roboto"/>
-          <w:sz w:val="22"/>
-          <w:szCs w:val="22"/>
-        </w:rPr>
-        <w:t xml:space="preserve">Disturbance </w:t>
-      </w:r>
-      <w:r>
-        <w:rPr>
-          <w:rFonts w:ascii="Roboto" w:hAnsi="Roboto"/>
-          <w:sz w:val="22"/>
-          <w:szCs w:val="22"/>
-        </w:rPr>
-        <w:t xml:space="preserve">: perturbation </w:t>
-      </w:r>
-      <w:r>
-        <w:rPr>
-          <w:rFonts w:ascii="Roboto" w:hAnsi="Roboto"/>
-          <w:sz w:val="22"/>
-          <w:szCs w:val="22"/>
-        </w:rPr>
-        <w:br/>
-      </w:r>
-      <w:r>
-        <w:rPr>
-          <w:rStyle w:val="Strong"/>
-          <w:rFonts w:ascii="Roboto" w:hAnsi="Roboto"/>
-          <w:sz w:val="22"/>
-          <w:szCs w:val="22"/>
-        </w:rPr>
-        <w:t xml:space="preserve">Drizzle (DZ) </w:t>
-      </w:r>
-      <w:r>
-        <w:rPr>
-          <w:rFonts w:ascii="Roboto" w:hAnsi="Roboto"/>
-          <w:sz w:val="22"/>
-          <w:szCs w:val="22"/>
-        </w:rPr>
-        <w:t xml:space="preserve">: </w:t>
-      </w:r>
-      <w:proofErr w:type="spellStart"/>
-      <w:r>
-        <w:rPr>
-          <w:rFonts w:ascii="Roboto" w:hAnsi="Roboto"/>
-          <w:sz w:val="22"/>
-          <w:szCs w:val="22"/>
-        </w:rPr>
-        <w:t>bruine</w:t>
-      </w:r>
-      <w:proofErr w:type="spellEnd"/>
-      <w:r>
-        <w:rPr>
-          <w:rFonts w:ascii="Roboto" w:hAnsi="Roboto"/>
-          <w:sz w:val="22"/>
-          <w:szCs w:val="22"/>
-        </w:rPr>
-        <w:t xml:space="preserve"> </w:t>
-      </w:r>
-      <w:r>
-        <w:rPr>
-          <w:rFonts w:ascii="Roboto" w:hAnsi="Roboto"/>
-          <w:sz w:val="22"/>
-          <w:szCs w:val="22"/>
-        </w:rPr>
-        <w:br/>
-      </w:r>
-      <w:r>
-        <w:rPr>
-          <w:rStyle w:val="Strong"/>
-          <w:rFonts w:ascii="Roboto" w:hAnsi="Roboto"/>
+          <w:color w:val="2E74B5" w:themeColor="accent5" w:themeShade="BF"/>
+          <w:sz w:val="22"/>
+          <w:szCs w:val="22"/>
+        </w:rPr>
+        <w:br/>
+      </w:r>
+      <w:r>
+        <w:rPr>
+          <w:rStyle w:val="Strong"/>
+          <w:rFonts w:ascii="Roboto" w:hAnsi="Roboto"/>
+          <w:color w:val="2E74B5" w:themeColor="accent5" w:themeShade="BF"/>
           <w:sz w:val="22"/>
           <w:szCs w:val="22"/>
         </w:rPr>
@@ -1600,6 +1748,7 @@
       <w:r>
         <w:rPr>
           <w:rFonts w:ascii="Roboto" w:hAnsi="Roboto"/>
+          <w:color w:val="2E74B5" w:themeColor="accent5" w:themeShade="BF"/>
           <w:sz w:val="22"/>
           <w:szCs w:val="22"/>
         </w:rPr>
@@ -1612,6 +1761,7 @@
         <w:spacing w:after="240" w:afterAutospacing="0"/>
         <w:rPr>
           <w:rFonts w:ascii="Roboto" w:hAnsi="Roboto"/>
+          <w:color w:val="2E74B5" w:themeColor="accent5" w:themeShade="BF"/>
           <w:sz w:val="22"/>
           <w:szCs w:val="22"/>
           <w:lang w:val="fr-FR"/>
@@ -1623,6 +1773,7 @@
         <w:rPr>
           <w:rStyle w:val="lettre"/>
           <w:rFonts w:ascii="Roboto" w:hAnsi="Roboto"/>
+          <w:color w:val="2E74B5" w:themeColor="accent5" w:themeShade="BF"/>
           <w:sz w:val="22"/>
           <w:szCs w:val="22"/>
           <w:lang w:val="fr-FR"/>
@@ -1632,16 +1783,18 @@
       <w:r>
         <w:rPr>
           <w:rFonts w:ascii="Roboto" w:hAnsi="Roboto"/>
-          <w:sz w:val="22"/>
-          <w:szCs w:val="22"/>
-          <w:lang w:val="fr-FR"/>
-        </w:rPr>
-        <w:br/>
-      </w:r>
-      <w:r>
-        <w:rPr>
-          <w:rStyle w:val="Strong"/>
-          <w:rFonts w:ascii="Roboto" w:hAnsi="Roboto"/>
+          <w:color w:val="2E74B5" w:themeColor="accent5" w:themeShade="BF"/>
+          <w:sz w:val="22"/>
+          <w:szCs w:val="22"/>
+          <w:lang w:val="fr-FR"/>
+        </w:rPr>
+        <w:br/>
+      </w:r>
+      <w:r>
+        <w:rPr>
+          <w:rStyle w:val="Strong"/>
+          <w:rFonts w:ascii="Roboto" w:hAnsi="Roboto"/>
+          <w:color w:val="2E74B5" w:themeColor="accent5" w:themeShade="BF"/>
           <w:sz w:val="22"/>
           <w:szCs w:val="22"/>
           <w:lang w:val="fr-FR"/>
@@ -1653,6 +1806,7 @@
         <w:rPr>
           <w:rStyle w:val="Strong"/>
           <w:rFonts w:ascii="Roboto" w:hAnsi="Roboto"/>
+          <w:color w:val="2E74B5" w:themeColor="accent5" w:themeShade="BF"/>
           <w:sz w:val="22"/>
           <w:szCs w:val="22"/>
           <w:lang w:val="fr-FR"/>
@@ -1664,6 +1818,7 @@
         <w:rPr>
           <w:rStyle w:val="Strong"/>
           <w:rFonts w:ascii="Roboto" w:hAnsi="Roboto"/>
+          <w:color w:val="2E74B5" w:themeColor="accent5" w:themeShade="BF"/>
           <w:sz w:val="22"/>
           <w:szCs w:val="22"/>
           <w:lang w:val="fr-FR"/>
@@ -1673,6 +1828,7 @@
       <w:r>
         <w:rPr>
           <w:rFonts w:ascii="Roboto" w:hAnsi="Roboto"/>
+          <w:color w:val="2E74B5" w:themeColor="accent5" w:themeShade="BF"/>
           <w:sz w:val="22"/>
           <w:szCs w:val="22"/>
           <w:lang w:val="fr-FR"/>
@@ -1683,6 +1839,7 @@
       <w:r>
         <w:rPr>
           <w:rFonts w:ascii="Roboto" w:hAnsi="Roboto"/>
+          <w:color w:val="2E74B5" w:themeColor="accent5" w:themeShade="BF"/>
           <w:sz w:val="22"/>
           <w:szCs w:val="22"/>
           <w:lang w:val="fr-FR"/>
@@ -1693,6 +1850,7 @@
       <w:r>
         <w:rPr>
           <w:rFonts w:ascii="Roboto" w:hAnsi="Roboto"/>
+          <w:color w:val="2E74B5" w:themeColor="accent5" w:themeShade="BF"/>
           <w:sz w:val="22"/>
           <w:szCs w:val="22"/>
           <w:lang w:val="fr-FR"/>
@@ -1702,17 +1860,19 @@
       <w:r>
         <w:rPr>
           <w:rFonts w:ascii="Roboto" w:hAnsi="Roboto"/>
-          <w:sz w:val="22"/>
-          <w:szCs w:val="22"/>
-          <w:lang w:val="fr-FR"/>
-        </w:rPr>
-        <w:br/>
-      </w:r>
-      <w:proofErr w:type="spellStart"/>
-      <w:r>
-        <w:rPr>
-          <w:rStyle w:val="Strong"/>
-          <w:rFonts w:ascii="Roboto" w:hAnsi="Roboto"/>
+          <w:color w:val="2E74B5" w:themeColor="accent5" w:themeShade="BF"/>
+          <w:sz w:val="22"/>
+          <w:szCs w:val="22"/>
+          <w:lang w:val="fr-FR"/>
+        </w:rPr>
+        <w:br/>
+      </w:r>
+      <w:proofErr w:type="spellStart"/>
+      <w:r>
+        <w:rPr>
+          <w:rStyle w:val="Strong"/>
+          <w:rFonts w:ascii="Roboto" w:hAnsi="Roboto"/>
+          <w:color w:val="2E74B5" w:themeColor="accent5" w:themeShade="BF"/>
           <w:sz w:val="22"/>
           <w:szCs w:val="22"/>
           <w:lang w:val="fr-FR"/>
@@ -1724,6 +1884,7 @@
         <w:rPr>
           <w:rStyle w:val="Strong"/>
           <w:rFonts w:ascii="Roboto" w:hAnsi="Roboto"/>
+          <w:color w:val="2E74B5" w:themeColor="accent5" w:themeShade="BF"/>
           <w:sz w:val="22"/>
           <w:szCs w:val="22"/>
           <w:lang w:val="fr-FR"/>
@@ -1735,6 +1896,7 @@
         <w:rPr>
           <w:rStyle w:val="Strong"/>
           <w:rFonts w:ascii="Roboto" w:hAnsi="Roboto"/>
+          <w:color w:val="2E74B5" w:themeColor="accent5" w:themeShade="BF"/>
           <w:sz w:val="22"/>
           <w:szCs w:val="22"/>
           <w:lang w:val="fr-FR"/>
@@ -1746,6 +1908,7 @@
         <w:rPr>
           <w:rStyle w:val="Strong"/>
           <w:rFonts w:ascii="Roboto" w:hAnsi="Roboto"/>
+          <w:color w:val="2E74B5" w:themeColor="accent5" w:themeShade="BF"/>
           <w:sz w:val="22"/>
           <w:szCs w:val="22"/>
           <w:lang w:val="fr-FR"/>
@@ -1755,6 +1918,7 @@
       <w:r>
         <w:rPr>
           <w:rFonts w:ascii="Roboto" w:hAnsi="Roboto"/>
+          <w:color w:val="2E74B5" w:themeColor="accent5" w:themeShade="BF"/>
           <w:sz w:val="22"/>
           <w:szCs w:val="22"/>
           <w:lang w:val="fr-FR"/>
@@ -1764,16 +1928,18 @@
       <w:r>
         <w:rPr>
           <w:rFonts w:ascii="Roboto" w:hAnsi="Roboto"/>
-          <w:sz w:val="22"/>
-          <w:szCs w:val="22"/>
-          <w:lang w:val="fr-FR"/>
-        </w:rPr>
-        <w:br/>
-      </w:r>
-      <w:r>
-        <w:rPr>
-          <w:rStyle w:val="Strong"/>
-          <w:rFonts w:ascii="Roboto" w:hAnsi="Roboto"/>
+          <w:color w:val="2E74B5" w:themeColor="accent5" w:themeShade="BF"/>
+          <w:sz w:val="22"/>
+          <w:szCs w:val="22"/>
+          <w:lang w:val="fr-FR"/>
+        </w:rPr>
+        <w:br/>
+      </w:r>
+      <w:r>
+        <w:rPr>
+          <w:rStyle w:val="Strong"/>
+          <w:rFonts w:ascii="Roboto" w:hAnsi="Roboto"/>
+          <w:color w:val="2E74B5" w:themeColor="accent5" w:themeShade="BF"/>
           <w:sz w:val="22"/>
           <w:szCs w:val="22"/>
           <w:lang w:val="fr-FR"/>
@@ -1783,6 +1949,7 @@
       <w:r>
         <w:rPr>
           <w:rFonts w:ascii="Roboto" w:hAnsi="Roboto"/>
+          <w:color w:val="2E74B5" w:themeColor="accent5" w:themeShade="BF"/>
           <w:sz w:val="22"/>
           <w:szCs w:val="22"/>
           <w:lang w:val="fr-FR"/>
@@ -1796,6 +1963,7 @@
         <w:spacing w:after="240" w:afterAutospacing="0"/>
         <w:rPr>
           <w:rFonts w:ascii="Roboto" w:hAnsi="Roboto"/>
+          <w:color w:val="2E74B5" w:themeColor="accent5" w:themeShade="BF"/>
           <w:sz w:val="22"/>
           <w:szCs w:val="22"/>
           <w:lang w:val="fr-FR"/>
@@ -1807,6 +1975,7 @@
         <w:rPr>
           <w:rStyle w:val="lettre"/>
           <w:rFonts w:ascii="Roboto" w:hAnsi="Roboto"/>
+          <w:color w:val="2E74B5" w:themeColor="accent5" w:themeShade="BF"/>
           <w:sz w:val="22"/>
           <w:szCs w:val="22"/>
           <w:lang w:val="fr-FR"/>
@@ -1816,17 +1985,19 @@
       <w:r>
         <w:rPr>
           <w:rFonts w:ascii="Roboto" w:hAnsi="Roboto"/>
-          <w:sz w:val="22"/>
-          <w:szCs w:val="22"/>
-          <w:lang w:val="fr-FR"/>
-        </w:rPr>
-        <w:br/>
-      </w:r>
-      <w:proofErr w:type="spellStart"/>
-      <w:r>
-        <w:rPr>
-          <w:rStyle w:val="Strong"/>
-          <w:rFonts w:ascii="Roboto" w:hAnsi="Roboto"/>
+          <w:color w:val="2E74B5" w:themeColor="accent5" w:themeShade="BF"/>
+          <w:sz w:val="22"/>
+          <w:szCs w:val="22"/>
+          <w:lang w:val="fr-FR"/>
+        </w:rPr>
+        <w:br/>
+      </w:r>
+      <w:proofErr w:type="spellStart"/>
+      <w:r>
+        <w:rPr>
+          <w:rStyle w:val="Strong"/>
+          <w:rFonts w:ascii="Roboto" w:hAnsi="Roboto"/>
+          <w:color w:val="2E74B5" w:themeColor="accent5" w:themeShade="BF"/>
           <w:sz w:val="22"/>
           <w:szCs w:val="22"/>
           <w:lang w:val="fr-FR"/>
@@ -1838,6 +2009,7 @@
         <w:rPr>
           <w:rStyle w:val="Strong"/>
           <w:rFonts w:ascii="Roboto" w:hAnsi="Roboto"/>
+          <w:color w:val="2E74B5" w:themeColor="accent5" w:themeShade="BF"/>
           <w:sz w:val="22"/>
           <w:szCs w:val="22"/>
           <w:lang w:val="fr-FR"/>
@@ -1847,6 +2019,7 @@
       <w:r>
         <w:rPr>
           <w:rFonts w:ascii="Roboto" w:hAnsi="Roboto"/>
+          <w:color w:val="2E74B5" w:themeColor="accent5" w:themeShade="BF"/>
           <w:sz w:val="22"/>
           <w:szCs w:val="22"/>
           <w:lang w:val="fr-FR"/>
@@ -1857,6 +2030,7 @@
       <w:r>
         <w:rPr>
           <w:rFonts w:ascii="Roboto" w:hAnsi="Roboto"/>
+          <w:color w:val="2E74B5" w:themeColor="accent5" w:themeShade="BF"/>
           <w:sz w:val="22"/>
           <w:szCs w:val="22"/>
           <w:lang w:val="fr-FR"/>
@@ -1867,6 +2041,7 @@
       <w:r>
         <w:rPr>
           <w:rFonts w:ascii="Roboto" w:hAnsi="Roboto"/>
+          <w:color w:val="2E74B5" w:themeColor="accent5" w:themeShade="BF"/>
           <w:sz w:val="22"/>
           <w:szCs w:val="22"/>
           <w:lang w:val="fr-FR"/>
@@ -1877,6 +2052,7 @@
       <w:r>
         <w:rPr>
           <w:rFonts w:ascii="Roboto" w:hAnsi="Roboto"/>
+          <w:color w:val="2E74B5" w:themeColor="accent5" w:themeShade="BF"/>
           <w:sz w:val="22"/>
           <w:szCs w:val="22"/>
           <w:lang w:val="fr-FR"/>
@@ -1887,6 +2063,7 @@
       <w:r>
         <w:rPr>
           <w:rFonts w:ascii="Roboto" w:hAnsi="Roboto"/>
+          <w:color w:val="2E74B5" w:themeColor="accent5" w:themeShade="BF"/>
           <w:sz w:val="22"/>
           <w:szCs w:val="22"/>
           <w:lang w:val="fr-FR"/>
@@ -1897,6 +2074,7 @@
       <w:r>
         <w:rPr>
           <w:rFonts w:ascii="Roboto" w:hAnsi="Roboto"/>
+          <w:color w:val="2E74B5" w:themeColor="accent5" w:themeShade="BF"/>
           <w:sz w:val="22"/>
           <w:szCs w:val="22"/>
           <w:lang w:val="fr-FR"/>
@@ -1907,6 +2085,7 @@
       <w:r>
         <w:rPr>
           <w:rFonts w:ascii="Roboto" w:hAnsi="Roboto"/>
+          <w:color w:val="2E74B5" w:themeColor="accent5" w:themeShade="BF"/>
           <w:sz w:val="22"/>
           <w:szCs w:val="22"/>
           <w:lang w:val="fr-FR"/>
@@ -1917,6 +2096,7 @@
       <w:r>
         <w:rPr>
           <w:rFonts w:ascii="Roboto" w:hAnsi="Roboto"/>
+          <w:color w:val="2E74B5" w:themeColor="accent5" w:themeShade="BF"/>
           <w:sz w:val="22"/>
           <w:szCs w:val="22"/>
           <w:lang w:val="fr-FR"/>
@@ -1927,6 +2107,7 @@
       <w:r>
         <w:rPr>
           <w:rFonts w:ascii="Roboto" w:hAnsi="Roboto"/>
+          <w:color w:val="2E74B5" w:themeColor="accent5" w:themeShade="BF"/>
           <w:sz w:val="22"/>
           <w:szCs w:val="22"/>
           <w:lang w:val="fr-FR"/>
@@ -1936,17 +2117,19 @@
       <w:r>
         <w:rPr>
           <w:rFonts w:ascii="Roboto" w:hAnsi="Roboto"/>
-          <w:sz w:val="22"/>
-          <w:szCs w:val="22"/>
-          <w:lang w:val="fr-FR"/>
-        </w:rPr>
-        <w:br/>
-      </w:r>
-      <w:proofErr w:type="spellStart"/>
-      <w:r>
-        <w:rPr>
-          <w:rStyle w:val="Strong"/>
-          <w:rFonts w:ascii="Roboto" w:hAnsi="Roboto"/>
+          <w:color w:val="2E74B5" w:themeColor="accent5" w:themeShade="BF"/>
+          <w:sz w:val="22"/>
+          <w:szCs w:val="22"/>
+          <w:lang w:val="fr-FR"/>
+        </w:rPr>
+        <w:br/>
+      </w:r>
+      <w:proofErr w:type="spellStart"/>
+      <w:r>
+        <w:rPr>
+          <w:rStyle w:val="Strong"/>
+          <w:rFonts w:ascii="Roboto" w:hAnsi="Roboto"/>
+          <w:color w:val="2E74B5" w:themeColor="accent5" w:themeShade="BF"/>
           <w:sz w:val="22"/>
           <w:szCs w:val="22"/>
           <w:lang w:val="fr-FR"/>
@@ -1958,6 +2141,7 @@
         <w:rPr>
           <w:rStyle w:val="Strong"/>
           <w:rFonts w:ascii="Roboto" w:hAnsi="Roboto"/>
+          <w:color w:val="2E74B5" w:themeColor="accent5" w:themeShade="BF"/>
           <w:sz w:val="22"/>
           <w:szCs w:val="22"/>
           <w:lang w:val="fr-FR"/>
@@ -1967,6 +2151,7 @@
       <w:r>
         <w:rPr>
           <w:rFonts w:ascii="Roboto" w:hAnsi="Roboto"/>
+          <w:color w:val="2E74B5" w:themeColor="accent5" w:themeShade="BF"/>
           <w:sz w:val="22"/>
           <w:szCs w:val="22"/>
           <w:lang w:val="fr-FR"/>
@@ -1976,17 +2161,19 @@
       <w:r>
         <w:rPr>
           <w:rFonts w:ascii="Roboto" w:hAnsi="Roboto"/>
-          <w:sz w:val="22"/>
-          <w:szCs w:val="22"/>
-          <w:lang w:val="fr-FR"/>
-        </w:rPr>
-        <w:br/>
-      </w:r>
-      <w:proofErr w:type="spellStart"/>
-      <w:r>
-        <w:rPr>
-          <w:rStyle w:val="Strong"/>
-          <w:rFonts w:ascii="Roboto" w:hAnsi="Roboto"/>
+          <w:color w:val="2E74B5" w:themeColor="accent5" w:themeShade="BF"/>
+          <w:sz w:val="22"/>
+          <w:szCs w:val="22"/>
+          <w:lang w:val="fr-FR"/>
+        </w:rPr>
+        <w:br/>
+      </w:r>
+      <w:proofErr w:type="spellStart"/>
+      <w:r>
+        <w:rPr>
+          <w:rStyle w:val="Strong"/>
+          <w:rFonts w:ascii="Roboto" w:hAnsi="Roboto"/>
+          <w:color w:val="2E74B5" w:themeColor="accent5" w:themeShade="BF"/>
           <w:sz w:val="22"/>
           <w:szCs w:val="22"/>
           <w:lang w:val="fr-FR"/>
@@ -1998,6 +2185,7 @@
         <w:rPr>
           <w:rStyle w:val="Strong"/>
           <w:rFonts w:ascii="Roboto" w:hAnsi="Roboto"/>
+          <w:color w:val="2E74B5" w:themeColor="accent5" w:themeShade="BF"/>
           <w:sz w:val="22"/>
           <w:szCs w:val="22"/>
           <w:lang w:val="fr-FR"/>
@@ -2009,6 +2197,7 @@
         <w:rPr>
           <w:rStyle w:val="Strong"/>
           <w:rFonts w:ascii="Roboto" w:hAnsi="Roboto"/>
+          <w:color w:val="2E74B5" w:themeColor="accent5" w:themeShade="BF"/>
           <w:sz w:val="22"/>
           <w:szCs w:val="22"/>
           <w:lang w:val="fr-FR"/>
@@ -2020,6 +2209,7 @@
         <w:rPr>
           <w:rStyle w:val="Strong"/>
           <w:rFonts w:ascii="Roboto" w:hAnsi="Roboto"/>
+          <w:color w:val="2E74B5" w:themeColor="accent5" w:themeShade="BF"/>
           <w:sz w:val="22"/>
           <w:szCs w:val="22"/>
           <w:lang w:val="fr-FR"/>
@@ -2029,6 +2219,7 @@
       <w:r>
         <w:rPr>
           <w:rFonts w:ascii="Roboto" w:hAnsi="Roboto"/>
+          <w:color w:val="2E74B5" w:themeColor="accent5" w:themeShade="BF"/>
           <w:sz w:val="22"/>
           <w:szCs w:val="22"/>
           <w:lang w:val="fr-FR"/>
@@ -2038,28 +2229,179 @@
       <w:r>
         <w:rPr>
           <w:rFonts w:ascii="Roboto" w:hAnsi="Roboto"/>
-          <w:sz w:val="22"/>
-          <w:szCs w:val="22"/>
-          <w:lang w:val="fr-FR"/>
-        </w:rPr>
-        <w:br/>
-      </w:r>
-      <w:proofErr w:type="spellStart"/>
-      <w:r>
-        <w:rPr>
-          <w:rStyle w:val="Strong"/>
-          <w:rFonts w:ascii="Roboto" w:hAnsi="Roboto"/>
-          <w:sz w:val="22"/>
-          <w:szCs w:val="22"/>
-          <w:lang w:val="fr-FR"/>
-        </w:rPr>
-        <w:t>Fetch</w:t>
-      </w:r>
-      <w:proofErr w:type="spellEnd"/>
-      <w:r>
-        <w:rPr>
-          <w:rStyle w:val="Strong"/>
-          <w:rFonts w:ascii="Roboto" w:hAnsi="Roboto"/>
+          <w:color w:val="2E74B5" w:themeColor="accent5" w:themeShade="BF"/>
+          <w:sz w:val="22"/>
+          <w:szCs w:val="22"/>
+          <w:lang w:val="fr-FR"/>
+        </w:rPr>
+        <w:br/>
+      </w:r>
+      <w:r>
+        <w:rPr>
+          <w:rStyle w:val="Strong"/>
+          <w:rFonts w:ascii="Roboto" w:hAnsi="Roboto"/>
+          <w:color w:val="2E74B5" w:themeColor="accent5" w:themeShade="BF"/>
+          <w:sz w:val="22"/>
+          <w:szCs w:val="22"/>
+          <w:lang w:val="fr-FR"/>
+        </w:rPr>
+        <w:t xml:space="preserve">Fetch </w:t>
+      </w:r>
+      <w:r>
+        <w:rPr>
+          <w:rFonts w:ascii="Roboto" w:hAnsi="Roboto"/>
+          <w:color w:val="2E74B5" w:themeColor="accent5" w:themeShade="BF"/>
+          <w:sz w:val="22"/>
+          <w:szCs w:val="22"/>
+          <w:lang w:val="fr-FR"/>
+        </w:rPr>
+        <w:t>: zone où les vagues sont issues du vent et de direction stable</w:t>
+      </w:r>
+      <w:r>
+        <w:rPr>
+          <w:rFonts w:ascii="Roboto" w:hAnsi="Roboto"/>
+          <w:color w:val="2E74B5" w:themeColor="accent5" w:themeShade="BF"/>
+          <w:sz w:val="22"/>
+          <w:szCs w:val="22"/>
+          <w:lang w:val="fr-FR"/>
+        </w:rPr>
+        <w:br/>
+      </w:r>
+      <w:r>
+        <w:rPr>
+          <w:rStyle w:val="Strong"/>
+          <w:rFonts w:ascii="Roboto" w:hAnsi="Roboto"/>
+          <w:color w:val="2E74B5" w:themeColor="accent5" w:themeShade="BF"/>
+          <w:sz w:val="22"/>
+          <w:szCs w:val="22"/>
+          <w:lang w:val="fr-FR"/>
+        </w:rPr>
+        <w:t xml:space="preserve">Field </w:t>
+      </w:r>
+      <w:r>
+        <w:rPr>
+          <w:rFonts w:ascii="Roboto" w:hAnsi="Roboto"/>
+          <w:color w:val="2E74B5" w:themeColor="accent5" w:themeShade="BF"/>
+          <w:sz w:val="22"/>
+          <w:szCs w:val="22"/>
+          <w:lang w:val="fr-FR"/>
+        </w:rPr>
+        <w:t>: champ</w:t>
+      </w:r>
+      <w:r>
+        <w:rPr>
+          <w:rFonts w:ascii="Roboto" w:hAnsi="Roboto"/>
+          <w:color w:val="2E74B5" w:themeColor="accent5" w:themeShade="BF"/>
+          <w:sz w:val="22"/>
+          <w:szCs w:val="22"/>
+          <w:lang w:val="fr-FR"/>
+        </w:rPr>
+        <w:br/>
+      </w:r>
+      <w:proofErr w:type="spellStart"/>
+      <w:r>
+        <w:rPr>
+          <w:rStyle w:val="Strong"/>
+          <w:rFonts w:ascii="Roboto" w:hAnsi="Roboto"/>
+          <w:color w:val="2E74B5" w:themeColor="accent5" w:themeShade="BF"/>
+          <w:sz w:val="22"/>
+          <w:szCs w:val="22"/>
+          <w:lang w:val="fr-FR"/>
+        </w:rPr>
+        <w:t>Filling</w:t>
+      </w:r>
+      <w:proofErr w:type="spellEnd"/>
+      <w:r>
+        <w:rPr>
+          <w:rStyle w:val="Strong"/>
+          <w:rFonts w:ascii="Roboto" w:hAnsi="Roboto"/>
+          <w:color w:val="2E74B5" w:themeColor="accent5" w:themeShade="BF"/>
+          <w:sz w:val="22"/>
+          <w:szCs w:val="22"/>
+          <w:lang w:val="fr-FR"/>
+        </w:rPr>
+        <w:t xml:space="preserve"> (FLN) </w:t>
+      </w:r>
+      <w:r>
+        <w:rPr>
+          <w:rFonts w:ascii="Roboto" w:hAnsi="Roboto"/>
+          <w:color w:val="2E74B5" w:themeColor="accent5" w:themeShade="BF"/>
+          <w:sz w:val="22"/>
+          <w:szCs w:val="22"/>
+          <w:lang w:val="fr-FR"/>
+        </w:rPr>
+        <w:t>: se comblant, remplir</w:t>
+      </w:r>
+      <w:r>
+        <w:rPr>
+          <w:rFonts w:ascii="Roboto" w:hAnsi="Roboto"/>
+          <w:color w:val="2E74B5" w:themeColor="accent5" w:themeShade="BF"/>
+          <w:sz w:val="22"/>
+          <w:szCs w:val="22"/>
+          <w:lang w:val="fr-FR"/>
+        </w:rPr>
+        <w:br/>
+      </w:r>
+      <w:r>
+        <w:rPr>
+          <w:rStyle w:val="Strong"/>
+          <w:rFonts w:ascii="Roboto" w:hAnsi="Roboto"/>
+          <w:color w:val="2E74B5" w:themeColor="accent5" w:themeShade="BF"/>
+          <w:sz w:val="22"/>
+          <w:szCs w:val="22"/>
+          <w:lang w:val="fr-FR"/>
+        </w:rPr>
+        <w:t xml:space="preserve">Fine </w:t>
+      </w:r>
+      <w:r>
+        <w:rPr>
+          <w:rFonts w:ascii="Roboto" w:hAnsi="Roboto"/>
+          <w:color w:val="2E74B5" w:themeColor="accent5" w:themeShade="BF"/>
+          <w:sz w:val="22"/>
+          <w:szCs w:val="22"/>
+          <w:lang w:val="fr-FR"/>
+        </w:rPr>
+        <w:t>: beau temps</w:t>
+      </w:r>
+      <w:r>
+        <w:rPr>
+          <w:rFonts w:ascii="Roboto" w:hAnsi="Roboto"/>
+          <w:color w:val="2E74B5" w:themeColor="accent5" w:themeShade="BF"/>
+          <w:sz w:val="22"/>
+          <w:szCs w:val="22"/>
+          <w:lang w:val="fr-FR"/>
+        </w:rPr>
+        <w:br/>
+      </w:r>
+      <w:r>
+        <w:rPr>
+          <w:rStyle w:val="Strong"/>
+          <w:rFonts w:ascii="Roboto" w:hAnsi="Roboto"/>
+          <w:color w:val="2E74B5" w:themeColor="accent5" w:themeShade="BF"/>
+          <w:sz w:val="22"/>
+          <w:szCs w:val="22"/>
+          <w:lang w:val="fr-FR"/>
+        </w:rPr>
+        <w:t xml:space="preserve">Flat </w:t>
+      </w:r>
+      <w:proofErr w:type="spellStart"/>
+      <w:r>
+        <w:rPr>
+          <w:rStyle w:val="Strong"/>
+          <w:rFonts w:ascii="Roboto" w:hAnsi="Roboto"/>
+          <w:color w:val="2E74B5" w:themeColor="accent5" w:themeShade="BF"/>
+          <w:sz w:val="22"/>
+          <w:szCs w:val="22"/>
+          <w:lang w:val="fr-FR"/>
+        </w:rPr>
+        <w:t>low</w:t>
+      </w:r>
+      <w:proofErr w:type="spellEnd"/>
+      <w:r>
+        <w:rPr>
+          <w:rStyle w:val="Strong"/>
+          <w:rFonts w:ascii="Roboto" w:hAnsi="Roboto"/>
+          <w:color w:val="2E74B5" w:themeColor="accent5" w:themeShade="BF"/>
           <w:sz w:val="22"/>
           <w:szCs w:val="22"/>
           <w:lang w:val="fr-FR"/>
@@ -2069,143 +2411,220 @@
       <w:r>
         <w:rPr>
           <w:rFonts w:ascii="Roboto" w:hAnsi="Roboto"/>
-          <w:sz w:val="22"/>
-          <w:szCs w:val="22"/>
-          <w:lang w:val="fr-FR"/>
-        </w:rPr>
-        <w:t>: zone où les vagues sont issues du vent et de direction stable</w:t>
-      </w:r>
-      <w:r>
-        <w:rPr>
-          <w:rFonts w:ascii="Roboto" w:hAnsi="Roboto"/>
-          <w:sz w:val="22"/>
-          <w:szCs w:val="22"/>
-          <w:lang w:val="fr-FR"/>
-        </w:rPr>
-        <w:br/>
-      </w:r>
-      <w:r>
-        <w:rPr>
-          <w:rStyle w:val="Strong"/>
-          <w:rFonts w:ascii="Roboto" w:hAnsi="Roboto"/>
-          <w:sz w:val="22"/>
-          <w:szCs w:val="22"/>
-          <w:lang w:val="fr-FR"/>
-        </w:rPr>
-        <w:t xml:space="preserve">Field </w:t>
-      </w:r>
-      <w:r>
-        <w:rPr>
-          <w:rFonts w:ascii="Roboto" w:hAnsi="Roboto"/>
-          <w:sz w:val="22"/>
-          <w:szCs w:val="22"/>
-          <w:lang w:val="fr-FR"/>
-        </w:rPr>
-        <w:t>: champ</w:t>
-      </w:r>
-      <w:r>
-        <w:rPr>
-          <w:rFonts w:ascii="Roboto" w:hAnsi="Roboto"/>
-          <w:sz w:val="22"/>
-          <w:szCs w:val="22"/>
-          <w:lang w:val="fr-FR"/>
-        </w:rPr>
-        <w:br/>
-      </w:r>
-      <w:proofErr w:type="spellStart"/>
-      <w:r>
-        <w:rPr>
-          <w:rStyle w:val="Strong"/>
-          <w:rFonts w:ascii="Roboto" w:hAnsi="Roboto"/>
-          <w:sz w:val="22"/>
-          <w:szCs w:val="22"/>
-          <w:lang w:val="fr-FR"/>
-        </w:rPr>
-        <w:t>Filling</w:t>
-      </w:r>
-      <w:proofErr w:type="spellEnd"/>
-      <w:r>
-        <w:rPr>
-          <w:rStyle w:val="Strong"/>
-          <w:rFonts w:ascii="Roboto" w:hAnsi="Roboto"/>
-          <w:sz w:val="22"/>
-          <w:szCs w:val="22"/>
-          <w:lang w:val="fr-FR"/>
-        </w:rPr>
-        <w:t xml:space="preserve"> (FLN) </w:t>
-      </w:r>
-      <w:r>
-        <w:rPr>
-          <w:rFonts w:ascii="Roboto" w:hAnsi="Roboto"/>
-          <w:sz w:val="22"/>
-          <w:szCs w:val="22"/>
-          <w:lang w:val="fr-FR"/>
-        </w:rPr>
-        <w:t>: se comblant, remplir</w:t>
-      </w:r>
-      <w:r>
-        <w:rPr>
-          <w:rFonts w:ascii="Roboto" w:hAnsi="Roboto"/>
-          <w:sz w:val="22"/>
-          <w:szCs w:val="22"/>
-          <w:lang w:val="fr-FR"/>
-        </w:rPr>
-        <w:br/>
-      </w:r>
-      <w:r>
-        <w:rPr>
-          <w:rStyle w:val="Strong"/>
-          <w:rFonts w:ascii="Roboto" w:hAnsi="Roboto"/>
-          <w:sz w:val="22"/>
-          <w:szCs w:val="22"/>
-          <w:lang w:val="fr-FR"/>
-        </w:rPr>
-        <w:t xml:space="preserve">Fine </w:t>
-      </w:r>
-      <w:r>
-        <w:rPr>
-          <w:rFonts w:ascii="Roboto" w:hAnsi="Roboto"/>
-          <w:sz w:val="22"/>
-          <w:szCs w:val="22"/>
-          <w:lang w:val="fr-FR"/>
-        </w:rPr>
-        <w:t>: beau temps</w:t>
-      </w:r>
-      <w:r>
-        <w:rPr>
-          <w:rFonts w:ascii="Roboto" w:hAnsi="Roboto"/>
-          <w:sz w:val="22"/>
-          <w:szCs w:val="22"/>
-          <w:lang w:val="fr-FR"/>
-        </w:rPr>
-        <w:br/>
-      </w:r>
-      <w:r>
-        <w:rPr>
-          <w:rStyle w:val="Strong"/>
-          <w:rFonts w:ascii="Roboto" w:hAnsi="Roboto"/>
-          <w:sz w:val="22"/>
-          <w:szCs w:val="22"/>
-          <w:lang w:val="fr-FR"/>
-        </w:rPr>
-        <w:t xml:space="preserve">Flat </w:t>
-      </w:r>
-      <w:proofErr w:type="spellStart"/>
-      <w:r>
-        <w:rPr>
-          <w:rStyle w:val="Strong"/>
-          <w:rFonts w:ascii="Roboto" w:hAnsi="Roboto"/>
-          <w:sz w:val="22"/>
-          <w:szCs w:val="22"/>
-          <w:lang w:val="fr-FR"/>
-        </w:rPr>
-        <w:t>low</w:t>
-      </w:r>
-      <w:proofErr w:type="spellEnd"/>
-      <w:r>
-        <w:rPr>
-          <w:rStyle w:val="Strong"/>
-          <w:rFonts w:ascii="Roboto" w:hAnsi="Roboto"/>
+          <w:color w:val="2E74B5" w:themeColor="accent5" w:themeShade="BF"/>
+          <w:sz w:val="22"/>
+          <w:szCs w:val="22"/>
+          <w:lang w:val="fr-FR"/>
+        </w:rPr>
+        <w:t>: marais barométrique, peu de gradient de pression et vents faibles</w:t>
+      </w:r>
+      <w:r>
+        <w:rPr>
+          <w:rFonts w:ascii="Roboto" w:hAnsi="Roboto"/>
+          <w:color w:val="2E74B5" w:themeColor="accent5" w:themeShade="BF"/>
+          <w:sz w:val="22"/>
+          <w:szCs w:val="22"/>
+          <w:lang w:val="fr-FR"/>
+        </w:rPr>
+        <w:br/>
+      </w:r>
+      <w:r>
+        <w:rPr>
+          <w:rStyle w:val="Strong"/>
+          <w:rFonts w:ascii="Roboto" w:hAnsi="Roboto"/>
+          <w:color w:val="2E74B5" w:themeColor="accent5" w:themeShade="BF"/>
+          <w:sz w:val="22"/>
+          <w:szCs w:val="22"/>
+          <w:lang w:val="fr-FR"/>
+        </w:rPr>
+        <w:t xml:space="preserve">Flow </w:t>
+      </w:r>
+      <w:r>
+        <w:rPr>
+          <w:rFonts w:ascii="Roboto" w:hAnsi="Roboto"/>
+          <w:color w:val="2E74B5" w:themeColor="accent5" w:themeShade="BF"/>
+          <w:sz w:val="22"/>
+          <w:szCs w:val="22"/>
+          <w:lang w:val="fr-FR"/>
+        </w:rPr>
+        <w:t>: flux, écoulement d'air à grande échelle</w:t>
+      </w:r>
+      <w:r>
+        <w:rPr>
+          <w:rFonts w:ascii="Roboto" w:hAnsi="Roboto"/>
+          <w:color w:val="2E74B5" w:themeColor="accent5" w:themeShade="BF"/>
+          <w:sz w:val="22"/>
+          <w:szCs w:val="22"/>
+          <w:lang w:val="fr-FR"/>
+        </w:rPr>
+        <w:br/>
+      </w:r>
+      <w:r>
+        <w:rPr>
+          <w:rStyle w:val="Strong"/>
+          <w:rFonts w:ascii="Roboto" w:hAnsi="Roboto"/>
+          <w:color w:val="2E74B5" w:themeColor="accent5" w:themeShade="BF"/>
+          <w:sz w:val="22"/>
+          <w:szCs w:val="22"/>
+          <w:lang w:val="fr-FR"/>
+        </w:rPr>
+        <w:t xml:space="preserve">Fog </w:t>
+      </w:r>
+      <w:r>
+        <w:rPr>
+          <w:rFonts w:ascii="Roboto" w:hAnsi="Roboto"/>
+          <w:color w:val="2E74B5" w:themeColor="accent5" w:themeShade="BF"/>
+          <w:sz w:val="22"/>
+          <w:szCs w:val="22"/>
+          <w:lang w:val="fr-FR"/>
+        </w:rPr>
+        <w:t>: brume, brouillard, visibilité inférieure à 0.5 NM</w:t>
+      </w:r>
+      <w:r>
+        <w:rPr>
+          <w:rFonts w:ascii="Roboto" w:hAnsi="Roboto"/>
+          <w:color w:val="2E74B5" w:themeColor="accent5" w:themeShade="BF"/>
+          <w:sz w:val="22"/>
+          <w:szCs w:val="22"/>
+          <w:lang w:val="fr-FR"/>
+        </w:rPr>
+        <w:br/>
+      </w:r>
+      <w:r>
+        <w:rPr>
+          <w:rStyle w:val="Strong"/>
+          <w:rFonts w:ascii="Roboto" w:hAnsi="Roboto"/>
+          <w:color w:val="2E74B5" w:themeColor="accent5" w:themeShade="BF"/>
+          <w:sz w:val="22"/>
+          <w:szCs w:val="22"/>
+          <w:lang w:val="fr-FR"/>
+        </w:rPr>
+        <w:t>Following (FLW)</w:t>
+      </w:r>
+      <w:r>
+        <w:rPr>
+          <w:rFonts w:ascii="Roboto" w:hAnsi="Roboto"/>
+          <w:color w:val="2E74B5" w:themeColor="accent5" w:themeShade="BF"/>
+          <w:sz w:val="22"/>
+          <w:szCs w:val="22"/>
+          <w:lang w:val="fr-FR"/>
+        </w:rPr>
+        <w:t xml:space="preserve"> : suivant</w:t>
+      </w:r>
+      <w:r>
+        <w:rPr>
+          <w:rFonts w:ascii="Roboto" w:hAnsi="Roboto"/>
+          <w:color w:val="2E74B5" w:themeColor="accent5" w:themeShade="BF"/>
+          <w:sz w:val="22"/>
+          <w:szCs w:val="22"/>
+          <w:lang w:val="fr-FR"/>
+        </w:rPr>
+        <w:br/>
+      </w:r>
+      <w:proofErr w:type="spellStart"/>
+      <w:r>
+        <w:rPr>
+          <w:rStyle w:val="Strong"/>
+          <w:rFonts w:ascii="Roboto" w:hAnsi="Roboto"/>
+          <w:color w:val="2E74B5" w:themeColor="accent5" w:themeShade="BF"/>
+          <w:sz w:val="22"/>
+          <w:szCs w:val="22"/>
+          <w:lang w:val="fr-FR"/>
+        </w:rPr>
+        <w:t>Forecast</w:t>
+      </w:r>
+      <w:proofErr w:type="spellEnd"/>
+      <w:r>
+        <w:rPr>
+          <w:rStyle w:val="Strong"/>
+          <w:rFonts w:ascii="Roboto" w:hAnsi="Roboto"/>
+          <w:color w:val="2E74B5" w:themeColor="accent5" w:themeShade="BF"/>
+          <w:sz w:val="22"/>
+          <w:szCs w:val="22"/>
+          <w:lang w:val="fr-FR"/>
+        </w:rPr>
+        <w:t xml:space="preserve"> (FCST)</w:t>
+      </w:r>
+      <w:r>
+        <w:rPr>
+          <w:rFonts w:ascii="Roboto" w:hAnsi="Roboto"/>
+          <w:color w:val="2E74B5" w:themeColor="accent5" w:themeShade="BF"/>
+          <w:sz w:val="22"/>
+          <w:szCs w:val="22"/>
+          <w:lang w:val="fr-FR"/>
+        </w:rPr>
+        <w:t xml:space="preserve"> : prévision</w:t>
+      </w:r>
+      <w:r>
+        <w:rPr>
+          <w:rFonts w:ascii="Roboto" w:hAnsi="Roboto"/>
+          <w:color w:val="2E74B5" w:themeColor="accent5" w:themeShade="BF"/>
+          <w:sz w:val="22"/>
+          <w:szCs w:val="22"/>
+          <w:lang w:val="fr-FR"/>
+        </w:rPr>
+        <w:br/>
+      </w:r>
+      <w:r>
+        <w:rPr>
+          <w:rStyle w:val="Strong"/>
+          <w:rFonts w:ascii="Roboto" w:hAnsi="Roboto"/>
+          <w:color w:val="2E74B5" w:themeColor="accent5" w:themeShade="BF"/>
+          <w:sz w:val="22"/>
+          <w:szCs w:val="22"/>
+          <w:lang w:val="fr-FR"/>
+        </w:rPr>
+        <w:t xml:space="preserve">Forming </w:t>
+      </w:r>
+      <w:r>
+        <w:rPr>
+          <w:rFonts w:ascii="Roboto" w:hAnsi="Roboto"/>
+          <w:color w:val="2E74B5" w:themeColor="accent5" w:themeShade="BF"/>
+          <w:sz w:val="22"/>
+          <w:szCs w:val="22"/>
+          <w:lang w:val="fr-FR"/>
+        </w:rPr>
+        <w:t>: en formation</w:t>
+      </w:r>
+      <w:r>
+        <w:rPr>
+          <w:rFonts w:ascii="Roboto" w:hAnsi="Roboto"/>
+          <w:color w:val="2E74B5" w:themeColor="accent5" w:themeShade="BF"/>
+          <w:sz w:val="22"/>
+          <w:szCs w:val="22"/>
+          <w:lang w:val="fr-FR"/>
+        </w:rPr>
+        <w:br/>
+      </w:r>
+      <w:r>
+        <w:rPr>
+          <w:rStyle w:val="Strong"/>
+          <w:rFonts w:ascii="Roboto" w:hAnsi="Roboto"/>
+          <w:color w:val="2E74B5" w:themeColor="accent5" w:themeShade="BF"/>
+          <w:sz w:val="22"/>
+          <w:szCs w:val="22"/>
+          <w:lang w:val="fr-FR"/>
+        </w:rPr>
+        <w:t xml:space="preserve">Freeze (to), </w:t>
+      </w:r>
+      <w:proofErr w:type="spellStart"/>
+      <w:r>
+        <w:rPr>
+          <w:rStyle w:val="Strong"/>
+          <w:rFonts w:ascii="Roboto" w:hAnsi="Roboto"/>
+          <w:color w:val="2E74B5" w:themeColor="accent5" w:themeShade="BF"/>
+          <w:sz w:val="22"/>
+          <w:szCs w:val="22"/>
+          <w:lang w:val="fr-FR"/>
+        </w:rPr>
+        <w:t>Freezing</w:t>
+      </w:r>
+      <w:proofErr w:type="spellEnd"/>
+      <w:r>
+        <w:rPr>
+          <w:rStyle w:val="Strong"/>
+          <w:rFonts w:ascii="Roboto" w:hAnsi="Roboto"/>
+          <w:color w:val="2E74B5" w:themeColor="accent5" w:themeShade="BF"/>
           <w:sz w:val="22"/>
           <w:szCs w:val="22"/>
           <w:lang w:val="fr-FR"/>
@@ -2215,199 +2634,97 @@
       <w:r>
         <w:rPr>
           <w:rFonts w:ascii="Roboto" w:hAnsi="Roboto"/>
-          <w:sz w:val="22"/>
-          <w:szCs w:val="22"/>
-          <w:lang w:val="fr-FR"/>
-        </w:rPr>
-        <w:t>: marais barométrique, peu de gradient de pression et vents faibles</w:t>
-      </w:r>
-      <w:r>
-        <w:rPr>
-          <w:rFonts w:ascii="Roboto" w:hAnsi="Roboto"/>
-          <w:sz w:val="22"/>
-          <w:szCs w:val="22"/>
-          <w:lang w:val="fr-FR"/>
-        </w:rPr>
-        <w:br/>
-      </w:r>
-      <w:r>
-        <w:rPr>
-          <w:rStyle w:val="Strong"/>
-          <w:rFonts w:ascii="Roboto" w:hAnsi="Roboto"/>
-          <w:sz w:val="22"/>
-          <w:szCs w:val="22"/>
-          <w:lang w:val="fr-FR"/>
-        </w:rPr>
-        <w:t xml:space="preserve">Flow </w:t>
-      </w:r>
-      <w:r>
-        <w:rPr>
-          <w:rFonts w:ascii="Roboto" w:hAnsi="Roboto"/>
-          <w:sz w:val="22"/>
-          <w:szCs w:val="22"/>
-          <w:lang w:val="fr-FR"/>
-        </w:rPr>
-        <w:t>: flux, écoulement d'air à grande échelle</w:t>
-      </w:r>
-      <w:r>
-        <w:rPr>
-          <w:rFonts w:ascii="Roboto" w:hAnsi="Roboto"/>
-          <w:sz w:val="22"/>
-          <w:szCs w:val="22"/>
-          <w:lang w:val="fr-FR"/>
-        </w:rPr>
-        <w:br/>
-      </w:r>
-      <w:r>
-        <w:rPr>
-          <w:rStyle w:val="Strong"/>
-          <w:rFonts w:ascii="Roboto" w:hAnsi="Roboto"/>
-          <w:sz w:val="22"/>
-          <w:szCs w:val="22"/>
-          <w:lang w:val="fr-FR"/>
-        </w:rPr>
-        <w:t xml:space="preserve">Fog </w:t>
-      </w:r>
-      <w:r>
-        <w:rPr>
-          <w:rFonts w:ascii="Roboto" w:hAnsi="Roboto"/>
-          <w:sz w:val="22"/>
-          <w:szCs w:val="22"/>
-          <w:lang w:val="fr-FR"/>
-        </w:rPr>
-        <w:t>: brume, brouillard, visibilité inférieure à 0.5 NM</w:t>
-      </w:r>
-      <w:r>
-        <w:rPr>
-          <w:rFonts w:ascii="Roboto" w:hAnsi="Roboto"/>
-          <w:sz w:val="22"/>
-          <w:szCs w:val="22"/>
-          <w:lang w:val="fr-FR"/>
-        </w:rPr>
-        <w:br/>
-      </w:r>
-      <w:r>
-        <w:rPr>
-          <w:rStyle w:val="Strong"/>
-          <w:rFonts w:ascii="Roboto" w:hAnsi="Roboto"/>
-          <w:sz w:val="22"/>
-          <w:szCs w:val="22"/>
-          <w:lang w:val="fr-FR"/>
-        </w:rPr>
-        <w:t>Following (FLW)</w:t>
-      </w:r>
-      <w:r>
-        <w:rPr>
-          <w:rFonts w:ascii="Roboto" w:hAnsi="Roboto"/>
-          <w:sz w:val="22"/>
-          <w:szCs w:val="22"/>
-          <w:lang w:val="fr-FR"/>
-        </w:rPr>
-        <w:t xml:space="preserve"> : suivant</w:t>
-      </w:r>
-      <w:r>
-        <w:rPr>
-          <w:rFonts w:ascii="Roboto" w:hAnsi="Roboto"/>
-          <w:sz w:val="22"/>
-          <w:szCs w:val="22"/>
-          <w:lang w:val="fr-FR"/>
-        </w:rPr>
-        <w:br/>
-      </w:r>
-      <w:proofErr w:type="spellStart"/>
-      <w:r>
-        <w:rPr>
-          <w:rStyle w:val="Strong"/>
-          <w:rFonts w:ascii="Roboto" w:hAnsi="Roboto"/>
-          <w:sz w:val="22"/>
-          <w:szCs w:val="22"/>
-          <w:lang w:val="fr-FR"/>
-        </w:rPr>
-        <w:t>Forecast</w:t>
-      </w:r>
-      <w:proofErr w:type="spellEnd"/>
-      <w:r>
-        <w:rPr>
-          <w:rStyle w:val="Strong"/>
-          <w:rFonts w:ascii="Roboto" w:hAnsi="Roboto"/>
-          <w:sz w:val="22"/>
-          <w:szCs w:val="22"/>
-          <w:lang w:val="fr-FR"/>
-        </w:rPr>
-        <w:t xml:space="preserve"> (FCST)</w:t>
-      </w:r>
-      <w:r>
-        <w:rPr>
-          <w:rFonts w:ascii="Roboto" w:hAnsi="Roboto"/>
-          <w:sz w:val="22"/>
-          <w:szCs w:val="22"/>
-          <w:lang w:val="fr-FR"/>
-        </w:rPr>
-        <w:t xml:space="preserve"> : prévision</w:t>
-      </w:r>
-      <w:r>
-        <w:rPr>
-          <w:rFonts w:ascii="Roboto" w:hAnsi="Roboto"/>
-          <w:sz w:val="22"/>
-          <w:szCs w:val="22"/>
-          <w:lang w:val="fr-FR"/>
-        </w:rPr>
-        <w:br/>
-      </w:r>
-      <w:r>
-        <w:rPr>
-          <w:rStyle w:val="Strong"/>
-          <w:rFonts w:ascii="Roboto" w:hAnsi="Roboto"/>
-          <w:sz w:val="22"/>
-          <w:szCs w:val="22"/>
-          <w:lang w:val="fr-FR"/>
-        </w:rPr>
-        <w:t xml:space="preserve">Forming </w:t>
-      </w:r>
-      <w:r>
-        <w:rPr>
-          <w:rFonts w:ascii="Roboto" w:hAnsi="Roboto"/>
-          <w:sz w:val="22"/>
-          <w:szCs w:val="22"/>
-          <w:lang w:val="fr-FR"/>
-        </w:rPr>
-        <w:t>: en formation</w:t>
-      </w:r>
-      <w:r>
-        <w:rPr>
-          <w:rFonts w:ascii="Roboto" w:hAnsi="Roboto"/>
-          <w:sz w:val="22"/>
-          <w:szCs w:val="22"/>
-          <w:lang w:val="fr-FR"/>
-        </w:rPr>
-        <w:br/>
-      </w:r>
-      <w:r>
-        <w:rPr>
-          <w:rStyle w:val="Strong"/>
-          <w:rFonts w:ascii="Roboto" w:hAnsi="Roboto"/>
-          <w:sz w:val="22"/>
-          <w:szCs w:val="22"/>
-          <w:lang w:val="fr-FR"/>
-        </w:rPr>
-        <w:t xml:space="preserve">Freeze (to), </w:t>
-      </w:r>
-      <w:proofErr w:type="spellStart"/>
-      <w:r>
-        <w:rPr>
-          <w:rStyle w:val="Strong"/>
-          <w:rFonts w:ascii="Roboto" w:hAnsi="Roboto"/>
-          <w:sz w:val="22"/>
-          <w:szCs w:val="22"/>
-          <w:lang w:val="fr-FR"/>
-        </w:rPr>
-        <w:t>Freezing</w:t>
-      </w:r>
-      <w:proofErr w:type="spellEnd"/>
-      <w:r>
-        <w:rPr>
-          <w:rStyle w:val="Strong"/>
-          <w:rFonts w:ascii="Roboto" w:hAnsi="Roboto"/>
+          <w:color w:val="2E74B5" w:themeColor="accent5" w:themeShade="BF"/>
+          <w:sz w:val="22"/>
+          <w:szCs w:val="22"/>
+          <w:lang w:val="fr-FR"/>
+        </w:rPr>
+        <w:t xml:space="preserve">: geler, </w:t>
+      </w:r>
+      <w:proofErr w:type="spellStart"/>
+      <w:r>
+        <w:rPr>
+          <w:rFonts w:ascii="Roboto" w:hAnsi="Roboto"/>
+          <w:color w:val="2E74B5" w:themeColor="accent5" w:themeShade="BF"/>
+          <w:sz w:val="22"/>
+          <w:szCs w:val="22"/>
+          <w:lang w:val="fr-FR"/>
+        </w:rPr>
+        <w:t>gêle</w:t>
+      </w:r>
+      <w:proofErr w:type="spellEnd"/>
+      <w:r>
+        <w:rPr>
+          <w:rFonts w:ascii="Roboto" w:hAnsi="Roboto"/>
+          <w:color w:val="2E74B5" w:themeColor="accent5" w:themeShade="BF"/>
+          <w:sz w:val="22"/>
+          <w:szCs w:val="22"/>
+          <w:lang w:val="fr-FR"/>
+        </w:rPr>
+        <w:br/>
+      </w:r>
+      <w:proofErr w:type="spellStart"/>
+      <w:r>
+        <w:rPr>
+          <w:rStyle w:val="Strong"/>
+          <w:rFonts w:ascii="Roboto" w:hAnsi="Roboto"/>
+          <w:color w:val="2E74B5" w:themeColor="accent5" w:themeShade="BF"/>
+          <w:sz w:val="22"/>
+          <w:szCs w:val="22"/>
+          <w:lang w:val="fr-FR"/>
+        </w:rPr>
+        <w:t>Frequent</w:t>
+      </w:r>
+      <w:proofErr w:type="spellEnd"/>
+      <w:r>
+        <w:rPr>
+          <w:rStyle w:val="Strong"/>
+          <w:rFonts w:ascii="Roboto" w:hAnsi="Roboto"/>
+          <w:color w:val="2E74B5" w:themeColor="accent5" w:themeShade="BF"/>
+          <w:sz w:val="22"/>
+          <w:szCs w:val="22"/>
+          <w:lang w:val="fr-FR"/>
+        </w:rPr>
+        <w:t>, Frequency (FRQ)</w:t>
+      </w:r>
+      <w:r>
+        <w:rPr>
+          <w:rFonts w:ascii="Roboto" w:hAnsi="Roboto"/>
+          <w:color w:val="2E74B5" w:themeColor="accent5" w:themeShade="BF"/>
+          <w:sz w:val="22"/>
+          <w:szCs w:val="22"/>
+          <w:lang w:val="fr-FR"/>
+        </w:rPr>
+        <w:t xml:space="preserve"> : fréquent, fréquence</w:t>
+      </w:r>
+      <w:r>
+        <w:rPr>
+          <w:rFonts w:ascii="Roboto" w:hAnsi="Roboto"/>
+          <w:color w:val="2E74B5" w:themeColor="accent5" w:themeShade="BF"/>
+          <w:sz w:val="22"/>
+          <w:szCs w:val="22"/>
+          <w:lang w:val="fr-FR"/>
+        </w:rPr>
+        <w:br/>
+      </w:r>
+      <w:proofErr w:type="spellStart"/>
+      <w:r>
+        <w:rPr>
+          <w:rStyle w:val="Strong"/>
+          <w:rFonts w:ascii="Roboto" w:hAnsi="Roboto"/>
+          <w:color w:val="2E74B5" w:themeColor="accent5" w:themeShade="BF"/>
+          <w:sz w:val="22"/>
+          <w:szCs w:val="22"/>
+          <w:lang w:val="fr-FR"/>
+        </w:rPr>
+        <w:t>Fresh</w:t>
+      </w:r>
+      <w:proofErr w:type="spellEnd"/>
+      <w:r>
+        <w:rPr>
+          <w:rStyle w:val="Strong"/>
+          <w:rFonts w:ascii="Roboto" w:hAnsi="Roboto"/>
+          <w:color w:val="2E74B5" w:themeColor="accent5" w:themeShade="BF"/>
           <w:sz w:val="22"/>
           <w:szCs w:val="22"/>
           <w:lang w:val="fr-FR"/>
@@ -2417,235 +2734,159 @@
       <w:r>
         <w:rPr>
           <w:rFonts w:ascii="Roboto" w:hAnsi="Roboto"/>
-          <w:sz w:val="22"/>
-          <w:szCs w:val="22"/>
-          <w:lang w:val="fr-FR"/>
-        </w:rPr>
-        <w:t xml:space="preserve">: geler, </w:t>
-      </w:r>
-      <w:proofErr w:type="spellStart"/>
-      <w:r>
-        <w:rPr>
-          <w:rFonts w:ascii="Roboto" w:hAnsi="Roboto"/>
-          <w:sz w:val="22"/>
-          <w:szCs w:val="22"/>
-          <w:lang w:val="fr-FR"/>
-        </w:rPr>
-        <w:t>gêle</w:t>
-      </w:r>
-      <w:proofErr w:type="spellEnd"/>
-      <w:r>
-        <w:rPr>
-          <w:rFonts w:ascii="Roboto" w:hAnsi="Roboto"/>
-          <w:sz w:val="22"/>
-          <w:szCs w:val="22"/>
-          <w:lang w:val="fr-FR"/>
-        </w:rPr>
-        <w:br/>
-      </w:r>
-      <w:proofErr w:type="spellStart"/>
-      <w:r>
-        <w:rPr>
-          <w:rStyle w:val="Strong"/>
-          <w:rFonts w:ascii="Roboto" w:hAnsi="Roboto"/>
-          <w:sz w:val="22"/>
-          <w:szCs w:val="22"/>
-          <w:lang w:val="fr-FR"/>
-        </w:rPr>
-        <w:t>Frequent</w:t>
-      </w:r>
-      <w:proofErr w:type="spellEnd"/>
-      <w:r>
-        <w:rPr>
-          <w:rStyle w:val="Strong"/>
-          <w:rFonts w:ascii="Roboto" w:hAnsi="Roboto"/>
-          <w:sz w:val="22"/>
-          <w:szCs w:val="22"/>
-          <w:lang w:val="fr-FR"/>
-        </w:rPr>
-        <w:t>, Frequency (FRQ)</w:t>
-      </w:r>
-      <w:r>
-        <w:rPr>
-          <w:rFonts w:ascii="Roboto" w:hAnsi="Roboto"/>
-          <w:sz w:val="22"/>
-          <w:szCs w:val="22"/>
-          <w:lang w:val="fr-FR"/>
-        </w:rPr>
-        <w:t xml:space="preserve"> : fréquent, fréquence</w:t>
-      </w:r>
-      <w:r>
-        <w:rPr>
-          <w:rFonts w:ascii="Roboto" w:hAnsi="Roboto"/>
-          <w:sz w:val="22"/>
-          <w:szCs w:val="22"/>
-          <w:lang w:val="fr-FR"/>
-        </w:rPr>
-        <w:br/>
-      </w:r>
-      <w:proofErr w:type="spellStart"/>
-      <w:r>
-        <w:rPr>
-          <w:rStyle w:val="Strong"/>
-          <w:rFonts w:ascii="Roboto" w:hAnsi="Roboto"/>
-          <w:sz w:val="22"/>
-          <w:szCs w:val="22"/>
-          <w:lang w:val="fr-FR"/>
-        </w:rPr>
-        <w:t>Fresh</w:t>
-      </w:r>
-      <w:proofErr w:type="spellEnd"/>
-      <w:r>
-        <w:rPr>
-          <w:rStyle w:val="Strong"/>
-          <w:rFonts w:ascii="Roboto" w:hAnsi="Roboto"/>
+          <w:color w:val="2E74B5" w:themeColor="accent5" w:themeShade="BF"/>
+          <w:sz w:val="22"/>
+          <w:szCs w:val="22"/>
+          <w:lang w:val="fr-FR"/>
+        </w:rPr>
+        <w:t>: frais</w:t>
+      </w:r>
+      <w:r>
+        <w:rPr>
+          <w:rFonts w:ascii="Roboto" w:hAnsi="Roboto"/>
+          <w:color w:val="2E74B5" w:themeColor="accent5" w:themeShade="BF"/>
+          <w:sz w:val="22"/>
+          <w:szCs w:val="22"/>
+          <w:lang w:val="fr-FR"/>
+        </w:rPr>
+        <w:br/>
+      </w:r>
+      <w:proofErr w:type="spellStart"/>
+      <w:r>
+        <w:rPr>
+          <w:rStyle w:val="Strong"/>
+          <w:rFonts w:ascii="Roboto" w:hAnsi="Roboto"/>
+          <w:color w:val="2E74B5" w:themeColor="accent5" w:themeShade="BF"/>
+          <w:sz w:val="22"/>
+          <w:szCs w:val="22"/>
+          <w:lang w:val="fr-FR"/>
+        </w:rPr>
+        <w:t>From</w:t>
+      </w:r>
+      <w:proofErr w:type="spellEnd"/>
+      <w:r>
+        <w:rPr>
+          <w:rStyle w:val="Strong"/>
+          <w:rFonts w:ascii="Roboto" w:hAnsi="Roboto"/>
+          <w:color w:val="2E74B5" w:themeColor="accent5" w:themeShade="BF"/>
+          <w:sz w:val="22"/>
+          <w:szCs w:val="22"/>
+          <w:lang w:val="fr-FR"/>
+        </w:rPr>
+        <w:t xml:space="preserve"> (FM) </w:t>
+      </w:r>
+      <w:r>
+        <w:rPr>
+          <w:rFonts w:ascii="Roboto" w:hAnsi="Roboto"/>
+          <w:color w:val="2E74B5" w:themeColor="accent5" w:themeShade="BF"/>
+          <w:sz w:val="22"/>
+          <w:szCs w:val="22"/>
+          <w:lang w:val="fr-FR"/>
+        </w:rPr>
+        <w:t>:venant de</w:t>
+      </w:r>
+      <w:r>
+        <w:rPr>
+          <w:rFonts w:ascii="Roboto" w:hAnsi="Roboto"/>
+          <w:color w:val="2E74B5" w:themeColor="accent5" w:themeShade="BF"/>
+          <w:sz w:val="22"/>
+          <w:szCs w:val="22"/>
+          <w:lang w:val="fr-FR"/>
+        </w:rPr>
+        <w:br/>
+      </w:r>
+      <w:r>
+        <w:rPr>
+          <w:rStyle w:val="Strong"/>
+          <w:rFonts w:ascii="Roboto" w:hAnsi="Roboto"/>
+          <w:color w:val="2E74B5" w:themeColor="accent5" w:themeShade="BF"/>
+          <w:sz w:val="22"/>
+          <w:szCs w:val="22"/>
+          <w:lang w:val="fr-FR"/>
+        </w:rPr>
+        <w:t xml:space="preserve">Front </w:t>
+      </w:r>
+      <w:r>
+        <w:rPr>
+          <w:rFonts w:ascii="Roboto" w:hAnsi="Roboto"/>
+          <w:color w:val="2E74B5" w:themeColor="accent5" w:themeShade="BF"/>
+          <w:sz w:val="22"/>
+          <w:szCs w:val="22"/>
+          <w:lang w:val="fr-FR"/>
+        </w:rPr>
+        <w:t>: front</w:t>
+      </w:r>
+      <w:r>
+        <w:rPr>
+          <w:rFonts w:ascii="Roboto" w:hAnsi="Roboto"/>
+          <w:color w:val="2E74B5" w:themeColor="accent5" w:themeShade="BF"/>
+          <w:sz w:val="22"/>
+          <w:szCs w:val="22"/>
+          <w:lang w:val="fr-FR"/>
+        </w:rPr>
+        <w:br/>
+      </w:r>
+      <w:r>
+        <w:rPr>
+          <w:rStyle w:val="Strong"/>
+          <w:rFonts w:ascii="Roboto" w:hAnsi="Roboto"/>
+          <w:color w:val="2E74B5" w:themeColor="accent5" w:themeShade="BF"/>
+          <w:sz w:val="22"/>
+          <w:szCs w:val="22"/>
+          <w:lang w:val="fr-FR"/>
+        </w:rPr>
+        <w:t xml:space="preserve">Frost </w:t>
+      </w:r>
+      <w:r>
+        <w:rPr>
+          <w:rFonts w:ascii="Roboto" w:hAnsi="Roboto"/>
+          <w:color w:val="2E74B5" w:themeColor="accent5" w:themeShade="BF"/>
+          <w:sz w:val="22"/>
+          <w:szCs w:val="22"/>
+          <w:lang w:val="fr-FR"/>
+        </w:rPr>
+        <w:t>: gelée</w:t>
+      </w:r>
+      <w:r>
+        <w:rPr>
+          <w:rFonts w:ascii="Roboto" w:hAnsi="Roboto"/>
+          <w:color w:val="2E74B5" w:themeColor="accent5" w:themeShade="BF"/>
+          <w:sz w:val="22"/>
+          <w:szCs w:val="22"/>
+          <w:lang w:val="fr-FR"/>
+        </w:rPr>
+        <w:br/>
+      </w:r>
+      <w:proofErr w:type="spellStart"/>
+      <w:r>
+        <w:rPr>
+          <w:rStyle w:val="Strong"/>
+          <w:rFonts w:ascii="Roboto" w:hAnsi="Roboto"/>
+          <w:color w:val="2E74B5" w:themeColor="accent5" w:themeShade="BF"/>
+          <w:sz w:val="22"/>
+          <w:szCs w:val="22"/>
+          <w:lang w:val="fr-FR"/>
+        </w:rPr>
+        <w:t>Further</w:t>
+      </w:r>
+      <w:proofErr w:type="spellEnd"/>
+      <w:r>
+        <w:rPr>
+          <w:rStyle w:val="Strong"/>
+          <w:rFonts w:ascii="Roboto" w:hAnsi="Roboto"/>
+          <w:color w:val="2E74B5" w:themeColor="accent5" w:themeShade="BF"/>
           <w:sz w:val="22"/>
           <w:szCs w:val="22"/>
           <w:lang w:val="fr-FR"/>
         </w:rPr>
         <w:t xml:space="preserve"> </w:t>
       </w:r>
-      <w:r>
-        <w:rPr>
-          <w:rFonts w:ascii="Roboto" w:hAnsi="Roboto"/>
-          <w:sz w:val="22"/>
-          <w:szCs w:val="22"/>
-          <w:lang w:val="fr-FR"/>
-        </w:rPr>
-        <w:t>: frais</w:t>
-      </w:r>
-      <w:r>
-        <w:rPr>
-          <w:rFonts w:ascii="Roboto" w:hAnsi="Roboto"/>
-          <w:sz w:val="22"/>
-          <w:szCs w:val="22"/>
-          <w:lang w:val="fr-FR"/>
-        </w:rPr>
-        <w:br/>
-      </w:r>
-      <w:proofErr w:type="spellStart"/>
-      <w:r>
-        <w:rPr>
-          <w:rStyle w:val="Strong"/>
-          <w:rFonts w:ascii="Roboto" w:hAnsi="Roboto"/>
-          <w:sz w:val="22"/>
-          <w:szCs w:val="22"/>
-          <w:lang w:val="fr-FR"/>
-        </w:rPr>
-        <w:t>From</w:t>
-      </w:r>
-      <w:proofErr w:type="spellEnd"/>
-      <w:r>
-        <w:rPr>
-          <w:rStyle w:val="Strong"/>
-          <w:rFonts w:ascii="Roboto" w:hAnsi="Roboto"/>
-          <w:sz w:val="22"/>
-          <w:szCs w:val="22"/>
-          <w:lang w:val="fr-FR"/>
-        </w:rPr>
-        <w:t xml:space="preserve"> (FM) </w:t>
-      </w:r>
-      <w:r>
-        <w:rPr>
-          <w:rFonts w:ascii="Roboto" w:hAnsi="Roboto"/>
-          <w:sz w:val="22"/>
-          <w:szCs w:val="22"/>
-          <w:lang w:val="fr-FR"/>
-        </w:rPr>
-        <w:t>:venant de</w:t>
-      </w:r>
-      <w:r>
-        <w:rPr>
-          <w:rFonts w:ascii="Roboto" w:hAnsi="Roboto"/>
-          <w:sz w:val="22"/>
-          <w:szCs w:val="22"/>
-          <w:lang w:val="fr-FR"/>
-        </w:rPr>
-        <w:br/>
-      </w:r>
-      <w:r>
-        <w:rPr>
-          <w:rStyle w:val="Strong"/>
-          <w:rFonts w:ascii="Roboto" w:hAnsi="Roboto"/>
-          <w:sz w:val="22"/>
-          <w:szCs w:val="22"/>
-          <w:lang w:val="fr-FR"/>
-        </w:rPr>
-        <w:t xml:space="preserve">Front </w:t>
-      </w:r>
-      <w:r>
-        <w:rPr>
-          <w:rFonts w:ascii="Roboto" w:hAnsi="Roboto"/>
-          <w:sz w:val="22"/>
-          <w:szCs w:val="22"/>
-          <w:lang w:val="fr-FR"/>
-        </w:rPr>
-        <w:t>: front</w:t>
-      </w:r>
-      <w:r>
-        <w:rPr>
-          <w:rFonts w:ascii="Roboto" w:hAnsi="Roboto"/>
-          <w:sz w:val="22"/>
-          <w:szCs w:val="22"/>
-          <w:lang w:val="fr-FR"/>
-        </w:rPr>
-        <w:br/>
-      </w:r>
-      <w:r>
-        <w:rPr>
-          <w:rStyle w:val="Strong"/>
-          <w:rFonts w:ascii="Roboto" w:hAnsi="Roboto"/>
-          <w:sz w:val="22"/>
-          <w:szCs w:val="22"/>
-          <w:lang w:val="fr-FR"/>
-        </w:rPr>
-        <w:t xml:space="preserve">Frost </w:t>
-      </w:r>
-      <w:r>
-        <w:rPr>
-          <w:rFonts w:ascii="Roboto" w:hAnsi="Roboto"/>
-          <w:sz w:val="22"/>
-          <w:szCs w:val="22"/>
-          <w:lang w:val="fr-FR"/>
-        </w:rPr>
-        <w:t>: gelée</w:t>
-      </w:r>
-      <w:r>
-        <w:rPr>
-          <w:rFonts w:ascii="Roboto" w:hAnsi="Roboto"/>
-          <w:sz w:val="22"/>
-          <w:szCs w:val="22"/>
-          <w:lang w:val="fr-FR"/>
-        </w:rPr>
-        <w:br/>
-      </w:r>
-      <w:proofErr w:type="spellStart"/>
-      <w:r>
-        <w:rPr>
-          <w:rStyle w:val="Strong"/>
-          <w:rFonts w:ascii="Roboto" w:hAnsi="Roboto"/>
-          <w:sz w:val="22"/>
-          <w:szCs w:val="22"/>
-          <w:lang w:val="fr-FR"/>
-        </w:rPr>
-        <w:t>Further</w:t>
-      </w:r>
-      <w:proofErr w:type="spellEnd"/>
-      <w:r>
-        <w:rPr>
-          <w:rStyle w:val="Strong"/>
-          <w:rFonts w:ascii="Roboto" w:hAnsi="Roboto"/>
-          <w:sz w:val="22"/>
-          <w:szCs w:val="22"/>
-          <w:lang w:val="fr-FR"/>
-        </w:rPr>
-        <w:t xml:space="preserve"> </w:t>
-      </w:r>
-      <w:proofErr w:type="spellStart"/>
-      <w:r>
-        <w:rPr>
-          <w:rStyle w:val="Strong"/>
-          <w:rFonts w:ascii="Roboto" w:hAnsi="Roboto"/>
+      <w:proofErr w:type="spellStart"/>
+      <w:r>
+        <w:rPr>
+          <w:rStyle w:val="Strong"/>
+          <w:rFonts w:ascii="Roboto" w:hAnsi="Roboto"/>
+          <w:color w:val="2E74B5" w:themeColor="accent5" w:themeShade="BF"/>
           <w:sz w:val="22"/>
           <w:szCs w:val="22"/>
           <w:lang w:val="fr-FR"/>
@@ -2656,6 +2897,7 @@
       <w:r>
         <w:rPr>
           <w:rFonts w:ascii="Roboto" w:hAnsi="Roboto"/>
+          <w:color w:val="2E74B5" w:themeColor="accent5" w:themeShade="BF"/>
           <w:sz w:val="22"/>
           <w:szCs w:val="22"/>
           <w:lang w:val="fr-FR"/>
@@ -2669,6 +2911,7 @@
         <w:spacing w:after="240" w:afterAutospacing="0"/>
         <w:rPr>
           <w:rFonts w:ascii="Roboto" w:hAnsi="Roboto"/>
+          <w:color w:val="2E74B5" w:themeColor="accent5" w:themeShade="BF"/>
           <w:sz w:val="22"/>
           <w:szCs w:val="22"/>
           <w:lang w:val="fr-FR"/>
@@ -2680,6 +2923,7 @@
         <w:rPr>
           <w:rStyle w:val="lettre"/>
           <w:rFonts w:ascii="Roboto" w:hAnsi="Roboto"/>
+          <w:color w:val="2E74B5" w:themeColor="accent5" w:themeShade="BF"/>
           <w:sz w:val="22"/>
           <w:szCs w:val="22"/>
           <w:lang w:val="fr-FR"/>
@@ -2689,16 +2933,18 @@
       <w:r>
         <w:rPr>
           <w:rFonts w:ascii="Roboto" w:hAnsi="Roboto"/>
-          <w:sz w:val="22"/>
-          <w:szCs w:val="22"/>
-          <w:lang w:val="fr-FR"/>
-        </w:rPr>
-        <w:br/>
-      </w:r>
-      <w:r>
-        <w:rPr>
-          <w:rStyle w:val="Strong"/>
-          <w:rFonts w:ascii="Roboto" w:hAnsi="Roboto"/>
+          <w:color w:val="2E74B5" w:themeColor="accent5" w:themeShade="BF"/>
+          <w:sz w:val="22"/>
+          <w:szCs w:val="22"/>
+          <w:lang w:val="fr-FR"/>
+        </w:rPr>
+        <w:br/>
+      </w:r>
+      <w:r>
+        <w:rPr>
+          <w:rStyle w:val="Strong"/>
+          <w:rFonts w:ascii="Roboto" w:hAnsi="Roboto"/>
+          <w:color w:val="2E74B5" w:themeColor="accent5" w:themeShade="BF"/>
           <w:sz w:val="22"/>
           <w:szCs w:val="22"/>
           <w:lang w:val="fr-FR"/>
@@ -2708,6 +2954,7 @@
       <w:r>
         <w:rPr>
           <w:rFonts w:ascii="Roboto" w:hAnsi="Roboto"/>
+          <w:color w:val="2E74B5" w:themeColor="accent5" w:themeShade="BF"/>
           <w:sz w:val="22"/>
           <w:szCs w:val="22"/>
           <w:lang w:val="fr-FR"/>
@@ -2717,16 +2964,18 @@
       <w:r>
         <w:rPr>
           <w:rFonts w:ascii="Roboto" w:hAnsi="Roboto"/>
-          <w:sz w:val="22"/>
-          <w:szCs w:val="22"/>
-          <w:lang w:val="fr-FR"/>
-        </w:rPr>
-        <w:br/>
-      </w:r>
-      <w:r>
-        <w:rPr>
-          <w:rStyle w:val="Strong"/>
-          <w:rFonts w:ascii="Roboto" w:hAnsi="Roboto"/>
+          <w:color w:val="2E74B5" w:themeColor="accent5" w:themeShade="BF"/>
+          <w:sz w:val="22"/>
+          <w:szCs w:val="22"/>
+          <w:lang w:val="fr-FR"/>
+        </w:rPr>
+        <w:br/>
+      </w:r>
+      <w:r>
+        <w:rPr>
+          <w:rStyle w:val="Strong"/>
+          <w:rFonts w:ascii="Roboto" w:hAnsi="Roboto"/>
+          <w:color w:val="2E74B5" w:themeColor="accent5" w:themeShade="BF"/>
           <w:sz w:val="22"/>
           <w:szCs w:val="22"/>
           <w:lang w:val="fr-FR"/>
@@ -2736,6 +2985,7 @@
       <w:r>
         <w:rPr>
           <w:rFonts w:ascii="Roboto" w:hAnsi="Roboto"/>
+          <w:color w:val="2E74B5" w:themeColor="accent5" w:themeShade="BF"/>
           <w:sz w:val="22"/>
           <w:szCs w:val="22"/>
           <w:lang w:val="fr-FR"/>
@@ -2745,16 +2995,18 @@
       <w:r>
         <w:rPr>
           <w:rFonts w:ascii="Roboto" w:hAnsi="Roboto"/>
-          <w:sz w:val="22"/>
-          <w:szCs w:val="22"/>
-          <w:lang w:val="fr-FR"/>
-        </w:rPr>
-        <w:br/>
-      </w:r>
-      <w:r>
-        <w:rPr>
-          <w:rStyle w:val="Strong"/>
-          <w:rFonts w:ascii="Roboto" w:hAnsi="Roboto"/>
+          <w:color w:val="2E74B5" w:themeColor="accent5" w:themeShade="BF"/>
+          <w:sz w:val="22"/>
+          <w:szCs w:val="22"/>
+          <w:lang w:val="fr-FR"/>
+        </w:rPr>
+        <w:br/>
+      </w:r>
+      <w:r>
+        <w:rPr>
+          <w:rStyle w:val="Strong"/>
+          <w:rFonts w:ascii="Roboto" w:hAnsi="Roboto"/>
+          <w:color w:val="2E74B5" w:themeColor="accent5" w:themeShade="BF"/>
           <w:sz w:val="22"/>
           <w:szCs w:val="22"/>
           <w:lang w:val="fr-FR"/>
@@ -2764,6 +3016,7 @@
       <w:r>
         <w:rPr>
           <w:rFonts w:ascii="Roboto" w:hAnsi="Roboto"/>
+          <w:color w:val="2E74B5" w:themeColor="accent5" w:themeShade="BF"/>
           <w:sz w:val="22"/>
           <w:szCs w:val="22"/>
           <w:lang w:val="fr-FR"/>
@@ -2773,16 +3026,18 @@
       <w:r>
         <w:rPr>
           <w:rFonts w:ascii="Roboto" w:hAnsi="Roboto"/>
-          <w:sz w:val="22"/>
-          <w:szCs w:val="22"/>
-          <w:lang w:val="fr-FR"/>
-        </w:rPr>
-        <w:br/>
-      </w:r>
-      <w:r>
-        <w:rPr>
-          <w:rStyle w:val="Strong"/>
-          <w:rFonts w:ascii="Roboto" w:hAnsi="Roboto"/>
+          <w:color w:val="2E74B5" w:themeColor="accent5" w:themeShade="BF"/>
+          <w:sz w:val="22"/>
+          <w:szCs w:val="22"/>
+          <w:lang w:val="fr-FR"/>
+        </w:rPr>
+        <w:br/>
+      </w:r>
+      <w:r>
+        <w:rPr>
+          <w:rStyle w:val="Strong"/>
+          <w:rFonts w:ascii="Roboto" w:hAnsi="Roboto"/>
+          <w:color w:val="2E74B5" w:themeColor="accent5" w:themeShade="BF"/>
           <w:sz w:val="22"/>
           <w:szCs w:val="22"/>
           <w:lang w:val="fr-FR"/>
@@ -2794,6 +3049,7 @@
         <w:rPr>
           <w:rStyle w:val="Strong"/>
           <w:rFonts w:ascii="Roboto" w:hAnsi="Roboto"/>
+          <w:color w:val="2E74B5" w:themeColor="accent5" w:themeShade="BF"/>
           <w:sz w:val="22"/>
           <w:szCs w:val="22"/>
           <w:lang w:val="fr-FR"/>
@@ -2805,6 +3061,7 @@
         <w:rPr>
           <w:rStyle w:val="Strong"/>
           <w:rFonts w:ascii="Roboto" w:hAnsi="Roboto"/>
+          <w:color w:val="2E74B5" w:themeColor="accent5" w:themeShade="BF"/>
           <w:sz w:val="22"/>
           <w:szCs w:val="22"/>
           <w:lang w:val="fr-FR"/>
@@ -2814,6 +3071,7 @@
       <w:r>
         <w:rPr>
           <w:rFonts w:ascii="Roboto" w:hAnsi="Roboto"/>
+          <w:color w:val="2E74B5" w:themeColor="accent5" w:themeShade="BF"/>
           <w:sz w:val="22"/>
           <w:szCs w:val="22"/>
           <w:lang w:val="fr-FR"/>
@@ -2827,6 +3085,7 @@
         <w:spacing w:after="240" w:afterAutospacing="0"/>
         <w:rPr>
           <w:rFonts w:ascii="Roboto" w:hAnsi="Roboto"/>
+          <w:color w:val="2E74B5" w:themeColor="accent5" w:themeShade="BF"/>
           <w:sz w:val="22"/>
           <w:szCs w:val="22"/>
           <w:lang w:val="fr-FR"/>
@@ -2838,6 +3097,7 @@
         <w:rPr>
           <w:rStyle w:val="lettre"/>
           <w:rFonts w:ascii="Roboto" w:hAnsi="Roboto"/>
+          <w:color w:val="2E74B5" w:themeColor="accent5" w:themeShade="BF"/>
           <w:sz w:val="22"/>
           <w:szCs w:val="22"/>
           <w:lang w:val="fr-FR"/>
@@ -2847,17 +3107,19 @@
       <w:r>
         <w:rPr>
           <w:rFonts w:ascii="Roboto" w:hAnsi="Roboto"/>
-          <w:sz w:val="22"/>
-          <w:szCs w:val="22"/>
-          <w:lang w:val="fr-FR"/>
-        </w:rPr>
-        <w:br/>
-      </w:r>
-      <w:proofErr w:type="spellStart"/>
-      <w:r>
-        <w:rPr>
-          <w:rStyle w:val="Strong"/>
-          <w:rFonts w:ascii="Roboto" w:hAnsi="Roboto"/>
+          <w:color w:val="2E74B5" w:themeColor="accent5" w:themeShade="BF"/>
+          <w:sz w:val="22"/>
+          <w:szCs w:val="22"/>
+          <w:lang w:val="fr-FR"/>
+        </w:rPr>
+        <w:br/>
+      </w:r>
+      <w:proofErr w:type="spellStart"/>
+      <w:r>
+        <w:rPr>
+          <w:rStyle w:val="Strong"/>
+          <w:rFonts w:ascii="Roboto" w:hAnsi="Roboto"/>
+          <w:color w:val="2E74B5" w:themeColor="accent5" w:themeShade="BF"/>
           <w:sz w:val="22"/>
           <w:szCs w:val="22"/>
           <w:lang w:val="fr-FR"/>
@@ -2869,6 +3131,7 @@
         <w:rPr>
           <w:rStyle w:val="Strong"/>
           <w:rFonts w:ascii="Roboto" w:hAnsi="Roboto"/>
+          <w:color w:val="2E74B5" w:themeColor="accent5" w:themeShade="BF"/>
           <w:sz w:val="22"/>
           <w:szCs w:val="22"/>
           <w:lang w:val="fr-FR"/>
@@ -2878,6 +3141,7 @@
       <w:r>
         <w:rPr>
           <w:rFonts w:ascii="Roboto" w:hAnsi="Roboto"/>
+          <w:color w:val="2E74B5" w:themeColor="accent5" w:themeShade="BF"/>
           <w:sz w:val="22"/>
           <w:szCs w:val="22"/>
           <w:lang w:val="fr-FR"/>
@@ -2887,17 +3151,19 @@
       <w:r>
         <w:rPr>
           <w:rFonts w:ascii="Roboto" w:hAnsi="Roboto"/>
-          <w:sz w:val="22"/>
-          <w:szCs w:val="22"/>
-          <w:lang w:val="fr-FR"/>
-        </w:rPr>
-        <w:br/>
-      </w:r>
-      <w:proofErr w:type="spellStart"/>
-      <w:r>
-        <w:rPr>
-          <w:rStyle w:val="Strong"/>
-          <w:rFonts w:ascii="Roboto" w:hAnsi="Roboto"/>
+          <w:color w:val="2E74B5" w:themeColor="accent5" w:themeShade="BF"/>
+          <w:sz w:val="22"/>
+          <w:szCs w:val="22"/>
+          <w:lang w:val="fr-FR"/>
+        </w:rPr>
+        <w:br/>
+      </w:r>
+      <w:proofErr w:type="spellStart"/>
+      <w:r>
+        <w:rPr>
+          <w:rStyle w:val="Strong"/>
+          <w:rFonts w:ascii="Roboto" w:hAnsi="Roboto"/>
+          <w:color w:val="2E74B5" w:themeColor="accent5" w:themeShade="BF"/>
           <w:sz w:val="22"/>
           <w:szCs w:val="22"/>
           <w:lang w:val="fr-FR"/>
@@ -2909,6 +3175,7 @@
         <w:rPr>
           <w:rStyle w:val="Strong"/>
           <w:rFonts w:ascii="Roboto" w:hAnsi="Roboto"/>
+          <w:color w:val="2E74B5" w:themeColor="accent5" w:themeShade="BF"/>
           <w:sz w:val="22"/>
           <w:szCs w:val="22"/>
           <w:lang w:val="fr-FR"/>
@@ -2918,6 +3185,7 @@
       <w:r>
         <w:rPr>
           <w:rFonts w:ascii="Roboto" w:hAnsi="Roboto"/>
+          <w:color w:val="2E74B5" w:themeColor="accent5" w:themeShade="BF"/>
           <w:sz w:val="22"/>
           <w:szCs w:val="22"/>
           <w:lang w:val="fr-FR"/>
@@ -2927,16 +3195,18 @@
       <w:r>
         <w:rPr>
           <w:rFonts w:ascii="Roboto" w:hAnsi="Roboto"/>
-          <w:sz w:val="22"/>
-          <w:szCs w:val="22"/>
-          <w:lang w:val="fr-FR"/>
-        </w:rPr>
-        <w:br/>
-      </w:r>
-      <w:r>
-        <w:rPr>
-          <w:rStyle w:val="Strong"/>
-          <w:rFonts w:ascii="Roboto" w:hAnsi="Roboto"/>
+          <w:color w:val="2E74B5" w:themeColor="accent5" w:themeShade="BF"/>
+          <w:sz w:val="22"/>
+          <w:szCs w:val="22"/>
+          <w:lang w:val="fr-FR"/>
+        </w:rPr>
+        <w:br/>
+      </w:r>
+      <w:r>
+        <w:rPr>
+          <w:rStyle w:val="Strong"/>
+          <w:rFonts w:ascii="Roboto" w:hAnsi="Roboto"/>
+          <w:color w:val="2E74B5" w:themeColor="accent5" w:themeShade="BF"/>
           <w:sz w:val="22"/>
           <w:szCs w:val="22"/>
           <w:lang w:val="fr-FR"/>
@@ -2946,6 +3216,7 @@
       <w:r>
         <w:rPr>
           <w:rFonts w:ascii="Roboto" w:hAnsi="Roboto"/>
+          <w:color w:val="2E74B5" w:themeColor="accent5" w:themeShade="BF"/>
           <w:sz w:val="22"/>
           <w:szCs w:val="22"/>
           <w:lang w:val="fr-FR"/>
@@ -2955,16 +3226,18 @@
       <w:r>
         <w:rPr>
           <w:rFonts w:ascii="Roboto" w:hAnsi="Roboto"/>
-          <w:sz w:val="22"/>
-          <w:szCs w:val="22"/>
-          <w:lang w:val="fr-FR"/>
-        </w:rPr>
-        <w:br/>
-      </w:r>
-      <w:r>
-        <w:rPr>
-          <w:rStyle w:val="Strong"/>
-          <w:rFonts w:ascii="Roboto" w:hAnsi="Roboto"/>
+          <w:color w:val="2E74B5" w:themeColor="accent5" w:themeShade="BF"/>
+          <w:sz w:val="22"/>
+          <w:szCs w:val="22"/>
+          <w:lang w:val="fr-FR"/>
+        </w:rPr>
+        <w:br/>
+      </w:r>
+      <w:r>
+        <w:rPr>
+          <w:rStyle w:val="Strong"/>
+          <w:rFonts w:ascii="Roboto" w:hAnsi="Roboto"/>
+          <w:color w:val="2E74B5" w:themeColor="accent5" w:themeShade="BF"/>
           <w:sz w:val="22"/>
           <w:szCs w:val="22"/>
           <w:lang w:val="fr-FR"/>
@@ -2974,6 +3247,7 @@
       <w:r>
         <w:rPr>
           <w:rFonts w:ascii="Roboto" w:hAnsi="Roboto"/>
+          <w:color w:val="2E74B5" w:themeColor="accent5" w:themeShade="BF"/>
           <w:sz w:val="22"/>
           <w:szCs w:val="22"/>
           <w:lang w:val="fr-FR"/>
@@ -2983,16 +3257,18 @@
       <w:r>
         <w:rPr>
           <w:rFonts w:ascii="Roboto" w:hAnsi="Roboto"/>
-          <w:sz w:val="22"/>
-          <w:szCs w:val="22"/>
-          <w:lang w:val="fr-FR"/>
-        </w:rPr>
-        <w:br/>
-      </w:r>
-      <w:r>
-        <w:rPr>
-          <w:rStyle w:val="Strong"/>
-          <w:rFonts w:ascii="Roboto" w:hAnsi="Roboto"/>
+          <w:color w:val="2E74B5" w:themeColor="accent5" w:themeShade="BF"/>
+          <w:sz w:val="22"/>
+          <w:szCs w:val="22"/>
+          <w:lang w:val="fr-FR"/>
+        </w:rPr>
+        <w:br/>
+      </w:r>
+      <w:r>
+        <w:rPr>
+          <w:rStyle w:val="Strong"/>
+          <w:rFonts w:ascii="Roboto" w:hAnsi="Roboto"/>
+          <w:color w:val="2E74B5" w:themeColor="accent5" w:themeShade="BF"/>
           <w:sz w:val="22"/>
           <w:szCs w:val="22"/>
           <w:lang w:val="fr-FR"/>
@@ -3002,6 +3278,7 @@
       <w:r>
         <w:rPr>
           <w:rFonts w:ascii="Roboto" w:hAnsi="Roboto"/>
+          <w:color w:val="2E74B5" w:themeColor="accent5" w:themeShade="BF"/>
           <w:sz w:val="22"/>
           <w:szCs w:val="22"/>
           <w:lang w:val="fr-FR"/>
@@ -3011,16 +3288,18 @@
       <w:r>
         <w:rPr>
           <w:rFonts w:ascii="Roboto" w:hAnsi="Roboto"/>
-          <w:sz w:val="22"/>
-          <w:szCs w:val="22"/>
-          <w:lang w:val="fr-FR"/>
-        </w:rPr>
-        <w:br/>
-      </w:r>
-      <w:r>
-        <w:rPr>
-          <w:rStyle w:val="Strong"/>
-          <w:rFonts w:ascii="Roboto" w:hAnsi="Roboto"/>
+          <w:color w:val="2E74B5" w:themeColor="accent5" w:themeShade="BF"/>
+          <w:sz w:val="22"/>
+          <w:szCs w:val="22"/>
+          <w:lang w:val="fr-FR"/>
+        </w:rPr>
+        <w:br/>
+      </w:r>
+      <w:r>
+        <w:rPr>
+          <w:rStyle w:val="Strong"/>
+          <w:rFonts w:ascii="Roboto" w:hAnsi="Roboto"/>
+          <w:color w:val="2E74B5" w:themeColor="accent5" w:themeShade="BF"/>
           <w:sz w:val="22"/>
           <w:szCs w:val="22"/>
           <w:lang w:val="fr-FR"/>
@@ -3032,6 +3311,7 @@
         <w:rPr>
           <w:rStyle w:val="Strong"/>
           <w:rFonts w:ascii="Roboto" w:hAnsi="Roboto"/>
+          <w:color w:val="2E74B5" w:themeColor="accent5" w:themeShade="BF"/>
           <w:sz w:val="22"/>
           <w:szCs w:val="22"/>
           <w:lang w:val="fr-FR"/>
@@ -3042,6 +3322,7 @@
       <w:r>
         <w:rPr>
           <w:rFonts w:ascii="Roboto" w:hAnsi="Roboto"/>
+          <w:color w:val="2E74B5" w:themeColor="accent5" w:themeShade="BF"/>
           <w:sz w:val="22"/>
           <w:szCs w:val="22"/>
           <w:lang w:val="fr-FR"/>
@@ -3051,16 +3332,18 @@
       <w:r>
         <w:rPr>
           <w:rFonts w:ascii="Roboto" w:hAnsi="Roboto"/>
-          <w:sz w:val="22"/>
-          <w:szCs w:val="22"/>
-          <w:lang w:val="fr-FR"/>
-        </w:rPr>
-        <w:br/>
-      </w:r>
-      <w:r>
-        <w:rPr>
-          <w:rStyle w:val="Strong"/>
-          <w:rFonts w:ascii="Roboto" w:hAnsi="Roboto"/>
+          <w:color w:val="2E74B5" w:themeColor="accent5" w:themeShade="BF"/>
+          <w:sz w:val="22"/>
+          <w:szCs w:val="22"/>
+          <w:lang w:val="fr-FR"/>
+        </w:rPr>
+        <w:br/>
+      </w:r>
+      <w:r>
+        <w:rPr>
+          <w:rStyle w:val="Strong"/>
+          <w:rFonts w:ascii="Roboto" w:hAnsi="Roboto"/>
+          <w:color w:val="2E74B5" w:themeColor="accent5" w:themeShade="BF"/>
           <w:sz w:val="22"/>
           <w:szCs w:val="22"/>
           <w:lang w:val="fr-FR"/>
@@ -3070,6 +3353,7 @@
       <w:r>
         <w:rPr>
           <w:rFonts w:ascii="Roboto" w:hAnsi="Roboto"/>
+          <w:color w:val="2E74B5" w:themeColor="accent5" w:themeShade="BF"/>
           <w:sz w:val="22"/>
           <w:szCs w:val="22"/>
           <w:lang w:val="fr-FR"/>
@@ -3083,6 +3367,7 @@
         <w:spacing w:after="240" w:afterAutospacing="0"/>
         <w:rPr>
           <w:rFonts w:ascii="Roboto" w:hAnsi="Roboto"/>
+          <w:color w:val="2E74B5" w:themeColor="accent5" w:themeShade="BF"/>
           <w:sz w:val="22"/>
           <w:szCs w:val="22"/>
           <w:lang w:val="fr-FR"/>
@@ -3094,6 +3379,7 @@
         <w:rPr>
           <w:rStyle w:val="lettre"/>
           <w:rFonts w:ascii="Roboto" w:hAnsi="Roboto"/>
+          <w:color w:val="2E74B5" w:themeColor="accent5" w:themeShade="BF"/>
           <w:sz w:val="22"/>
           <w:szCs w:val="22"/>
           <w:lang w:val="fr-FR"/>
@@ -3103,17 +3389,19 @@
       <w:r>
         <w:rPr>
           <w:rFonts w:ascii="Roboto" w:hAnsi="Roboto"/>
-          <w:sz w:val="22"/>
-          <w:szCs w:val="22"/>
-          <w:lang w:val="fr-FR"/>
-        </w:rPr>
-        <w:br/>
-      </w:r>
-      <w:proofErr w:type="spellStart"/>
-      <w:r>
-        <w:rPr>
-          <w:rStyle w:val="Strong"/>
-          <w:rFonts w:ascii="Roboto" w:hAnsi="Roboto"/>
+          <w:color w:val="2E74B5" w:themeColor="accent5" w:themeShade="BF"/>
+          <w:sz w:val="22"/>
+          <w:szCs w:val="22"/>
+          <w:lang w:val="fr-FR"/>
+        </w:rPr>
+        <w:br/>
+      </w:r>
+      <w:proofErr w:type="spellStart"/>
+      <w:r>
+        <w:rPr>
+          <w:rStyle w:val="Strong"/>
+          <w:rFonts w:ascii="Roboto" w:hAnsi="Roboto"/>
+          <w:color w:val="2E74B5" w:themeColor="accent5" w:themeShade="BF"/>
           <w:sz w:val="22"/>
           <w:szCs w:val="22"/>
           <w:lang w:val="fr-FR"/>
@@ -3125,6 +3413,7 @@
         <w:rPr>
           <w:rStyle w:val="Strong"/>
           <w:rFonts w:ascii="Roboto" w:hAnsi="Roboto"/>
+          <w:color w:val="2E74B5" w:themeColor="accent5" w:themeShade="BF"/>
           <w:sz w:val="22"/>
           <w:szCs w:val="22"/>
           <w:lang w:val="fr-FR"/>
@@ -3136,6 +3425,7 @@
         <w:rPr>
           <w:rStyle w:val="Strong"/>
           <w:rFonts w:ascii="Roboto" w:hAnsi="Roboto"/>
+          <w:color w:val="2E74B5" w:themeColor="accent5" w:themeShade="BF"/>
           <w:sz w:val="22"/>
           <w:szCs w:val="22"/>
           <w:lang w:val="fr-FR"/>
@@ -3147,6 +3437,7 @@
         <w:rPr>
           <w:rStyle w:val="Strong"/>
           <w:rFonts w:ascii="Roboto" w:hAnsi="Roboto"/>
+          <w:color w:val="2E74B5" w:themeColor="accent5" w:themeShade="BF"/>
           <w:sz w:val="22"/>
           <w:szCs w:val="22"/>
           <w:lang w:val="fr-FR"/>
@@ -3156,6 +3447,7 @@
       <w:r>
         <w:rPr>
           <w:rFonts w:ascii="Roboto" w:hAnsi="Roboto"/>
+          <w:color w:val="2E74B5" w:themeColor="accent5" w:themeShade="BF"/>
           <w:sz w:val="22"/>
           <w:szCs w:val="22"/>
           <w:lang w:val="fr-FR"/>
@@ -3165,17 +3457,19 @@
       <w:r>
         <w:rPr>
           <w:rFonts w:ascii="Roboto" w:hAnsi="Roboto"/>
-          <w:sz w:val="22"/>
-          <w:szCs w:val="22"/>
-          <w:lang w:val="fr-FR"/>
-        </w:rPr>
-        <w:br/>
-      </w:r>
-      <w:proofErr w:type="spellStart"/>
-      <w:r>
-        <w:rPr>
-          <w:rStyle w:val="Strong"/>
-          <w:rFonts w:ascii="Roboto" w:hAnsi="Roboto"/>
+          <w:color w:val="2E74B5" w:themeColor="accent5" w:themeShade="BF"/>
+          <w:sz w:val="22"/>
+          <w:szCs w:val="22"/>
+          <w:lang w:val="fr-FR"/>
+        </w:rPr>
+        <w:br/>
+      </w:r>
+      <w:proofErr w:type="spellStart"/>
+      <w:r>
+        <w:rPr>
+          <w:rStyle w:val="Strong"/>
+          <w:rFonts w:ascii="Roboto" w:hAnsi="Roboto"/>
+          <w:color w:val="2E74B5" w:themeColor="accent5" w:themeShade="BF"/>
           <w:sz w:val="22"/>
           <w:szCs w:val="22"/>
           <w:lang w:val="fr-FR"/>
@@ -3187,6 +3481,7 @@
         <w:rPr>
           <w:rStyle w:val="Strong"/>
           <w:rFonts w:ascii="Roboto" w:hAnsi="Roboto"/>
+          <w:color w:val="2E74B5" w:themeColor="accent5" w:themeShade="BF"/>
           <w:sz w:val="22"/>
           <w:szCs w:val="22"/>
           <w:lang w:val="fr-FR"/>
@@ -3196,6 +3491,7 @@
       <w:r>
         <w:rPr>
           <w:rFonts w:ascii="Roboto" w:hAnsi="Roboto"/>
+          <w:color w:val="2E74B5" w:themeColor="accent5" w:themeShade="BF"/>
           <w:sz w:val="22"/>
           <w:szCs w:val="22"/>
           <w:lang w:val="fr-FR"/>
@@ -3205,16 +3501,18 @@
       <w:r>
         <w:rPr>
           <w:rFonts w:ascii="Roboto" w:hAnsi="Roboto"/>
-          <w:sz w:val="22"/>
-          <w:szCs w:val="22"/>
-          <w:lang w:val="fr-FR"/>
-        </w:rPr>
-        <w:br/>
-      </w:r>
-      <w:r>
-        <w:rPr>
-          <w:rStyle w:val="Strong"/>
-          <w:rFonts w:ascii="Roboto" w:hAnsi="Roboto"/>
+          <w:color w:val="2E74B5" w:themeColor="accent5" w:themeShade="BF"/>
+          <w:sz w:val="22"/>
+          <w:szCs w:val="22"/>
+          <w:lang w:val="fr-FR"/>
+        </w:rPr>
+        <w:br/>
+      </w:r>
+      <w:r>
+        <w:rPr>
+          <w:rStyle w:val="Strong"/>
+          <w:rFonts w:ascii="Roboto" w:hAnsi="Roboto"/>
+          <w:color w:val="2E74B5" w:themeColor="accent5" w:themeShade="BF"/>
           <w:sz w:val="22"/>
           <w:szCs w:val="22"/>
           <w:lang w:val="fr-FR"/>
@@ -3224,6 +3522,7 @@
       <w:r>
         <w:rPr>
           <w:rFonts w:ascii="Roboto" w:hAnsi="Roboto"/>
+          <w:color w:val="2E74B5" w:themeColor="accent5" w:themeShade="BF"/>
           <w:sz w:val="22"/>
           <w:szCs w:val="22"/>
           <w:lang w:val="fr-FR"/>
@@ -3234,6 +3533,7 @@
       <w:r>
         <w:rPr>
           <w:rFonts w:ascii="Roboto" w:hAnsi="Roboto"/>
+          <w:color w:val="2E74B5" w:themeColor="accent5" w:themeShade="BF"/>
           <w:sz w:val="22"/>
           <w:szCs w:val="22"/>
           <w:lang w:val="fr-FR"/>
@@ -3244,6 +3544,7 @@
       <w:r>
         <w:rPr>
           <w:rFonts w:ascii="Roboto" w:hAnsi="Roboto"/>
+          <w:color w:val="2E74B5" w:themeColor="accent5" w:themeShade="BF"/>
           <w:sz w:val="22"/>
           <w:szCs w:val="22"/>
           <w:lang w:val="fr-FR"/>
@@ -3253,16 +3554,18 @@
       <w:r>
         <w:rPr>
           <w:rFonts w:ascii="Roboto" w:hAnsi="Roboto"/>
-          <w:sz w:val="22"/>
-          <w:szCs w:val="22"/>
-          <w:lang w:val="fr-FR"/>
-        </w:rPr>
-        <w:br/>
-      </w:r>
-      <w:r>
-        <w:rPr>
-          <w:rStyle w:val="Strong"/>
-          <w:rFonts w:ascii="Roboto" w:hAnsi="Roboto"/>
+          <w:color w:val="2E74B5" w:themeColor="accent5" w:themeShade="BF"/>
+          <w:sz w:val="22"/>
+          <w:szCs w:val="22"/>
+          <w:lang w:val="fr-FR"/>
+        </w:rPr>
+        <w:br/>
+      </w:r>
+      <w:r>
+        <w:rPr>
+          <w:rStyle w:val="Strong"/>
+          <w:rFonts w:ascii="Roboto" w:hAnsi="Roboto"/>
+          <w:color w:val="2E74B5" w:themeColor="accent5" w:themeShade="BF"/>
           <w:sz w:val="22"/>
           <w:szCs w:val="22"/>
           <w:lang w:val="fr-FR"/>
@@ -3272,6 +3575,7 @@
       <w:r>
         <w:rPr>
           <w:rFonts w:ascii="Roboto" w:hAnsi="Roboto"/>
+          <w:color w:val="2E74B5" w:themeColor="accent5" w:themeShade="BF"/>
           <w:sz w:val="22"/>
           <w:szCs w:val="22"/>
           <w:lang w:val="fr-FR"/>
@@ -3281,17 +3585,19 @@
       <w:r>
         <w:rPr>
           <w:rFonts w:ascii="Roboto" w:hAnsi="Roboto"/>
-          <w:sz w:val="22"/>
-          <w:szCs w:val="22"/>
-          <w:lang w:val="fr-FR"/>
-        </w:rPr>
-        <w:br/>
-      </w:r>
-      <w:proofErr w:type="spellStart"/>
-      <w:r>
-        <w:rPr>
-          <w:rStyle w:val="Strong"/>
-          <w:rFonts w:ascii="Roboto" w:hAnsi="Roboto"/>
+          <w:color w:val="2E74B5" w:themeColor="accent5" w:themeShade="BF"/>
+          <w:sz w:val="22"/>
+          <w:szCs w:val="22"/>
+          <w:lang w:val="fr-FR"/>
+        </w:rPr>
+        <w:br/>
+      </w:r>
+      <w:proofErr w:type="spellStart"/>
+      <w:r>
+        <w:rPr>
+          <w:rStyle w:val="Strong"/>
+          <w:rFonts w:ascii="Roboto" w:hAnsi="Roboto"/>
+          <w:color w:val="2E74B5" w:themeColor="accent5" w:themeShade="BF"/>
           <w:sz w:val="22"/>
           <w:szCs w:val="22"/>
           <w:lang w:val="fr-FR"/>
@@ -3302,6 +3608,7 @@
       <w:r>
         <w:rPr>
           <w:rFonts w:ascii="Roboto" w:hAnsi="Roboto"/>
+          <w:color w:val="2E74B5" w:themeColor="accent5" w:themeShade="BF"/>
           <w:sz w:val="22"/>
           <w:szCs w:val="22"/>
           <w:lang w:val="fr-FR"/>
@@ -3311,17 +3618,19 @@
       <w:r>
         <w:rPr>
           <w:rFonts w:ascii="Roboto" w:hAnsi="Roboto"/>
-          <w:sz w:val="22"/>
-          <w:szCs w:val="22"/>
-          <w:lang w:val="fr-FR"/>
-        </w:rPr>
-        <w:br/>
-      </w:r>
-      <w:proofErr w:type="spellStart"/>
-      <w:r>
-        <w:rPr>
-          <w:rStyle w:val="Strong"/>
-          <w:rFonts w:ascii="Roboto" w:hAnsi="Roboto"/>
+          <w:color w:val="2E74B5" w:themeColor="accent5" w:themeShade="BF"/>
+          <w:sz w:val="22"/>
+          <w:szCs w:val="22"/>
+          <w:lang w:val="fr-FR"/>
+        </w:rPr>
+        <w:br/>
+      </w:r>
+      <w:proofErr w:type="spellStart"/>
+      <w:r>
+        <w:rPr>
+          <w:rStyle w:val="Strong"/>
+          <w:rFonts w:ascii="Roboto" w:hAnsi="Roboto"/>
+          <w:color w:val="2E74B5" w:themeColor="accent5" w:themeShade="BF"/>
           <w:sz w:val="22"/>
           <w:szCs w:val="22"/>
           <w:lang w:val="fr-FR"/>
@@ -3332,6 +3641,7 @@
       <w:r>
         <w:rPr>
           <w:rFonts w:ascii="Roboto" w:hAnsi="Roboto"/>
+          <w:color w:val="2E74B5" w:themeColor="accent5" w:themeShade="BF"/>
           <w:sz w:val="22"/>
           <w:szCs w:val="22"/>
           <w:lang w:val="fr-FR"/>
@@ -3345,6 +3655,7 @@
         <w:spacing w:after="240" w:afterAutospacing="0"/>
         <w:rPr>
           <w:rFonts w:ascii="Roboto" w:hAnsi="Roboto"/>
+          <w:color w:val="2E74B5" w:themeColor="accent5" w:themeShade="BF"/>
           <w:sz w:val="22"/>
           <w:szCs w:val="22"/>
           <w:lang w:val="fr-FR"/>
@@ -3356,6 +3667,7 @@
         <w:rPr>
           <w:rStyle w:val="lettre"/>
           <w:rFonts w:ascii="Roboto" w:hAnsi="Roboto"/>
+          <w:color w:val="2E74B5" w:themeColor="accent5" w:themeShade="BF"/>
           <w:sz w:val="22"/>
           <w:szCs w:val="22"/>
           <w:lang w:val="fr-FR"/>
@@ -3365,16 +3677,18 @@
       <w:r>
         <w:rPr>
           <w:rFonts w:ascii="Roboto" w:hAnsi="Roboto"/>
-          <w:sz w:val="22"/>
-          <w:szCs w:val="22"/>
-          <w:lang w:val="fr-FR"/>
-        </w:rPr>
-        <w:br/>
-      </w:r>
-      <w:r>
-        <w:rPr>
-          <w:rStyle w:val="Strong"/>
-          <w:rFonts w:ascii="Roboto" w:hAnsi="Roboto"/>
+          <w:color w:val="2E74B5" w:themeColor="accent5" w:themeShade="BF"/>
+          <w:sz w:val="22"/>
+          <w:szCs w:val="22"/>
+          <w:lang w:val="fr-FR"/>
+        </w:rPr>
+        <w:br/>
+      </w:r>
+      <w:r>
+        <w:rPr>
+          <w:rStyle w:val="Strong"/>
+          <w:rFonts w:ascii="Roboto" w:hAnsi="Roboto"/>
+          <w:color w:val="2E74B5" w:themeColor="accent5" w:themeShade="BF"/>
           <w:sz w:val="22"/>
           <w:szCs w:val="22"/>
           <w:lang w:val="fr-FR"/>
@@ -3384,6 +3698,7 @@
       <w:r>
         <w:rPr>
           <w:rFonts w:ascii="Roboto" w:hAnsi="Roboto"/>
+          <w:color w:val="2E74B5" w:themeColor="accent5" w:themeShade="BF"/>
           <w:sz w:val="22"/>
           <w:szCs w:val="22"/>
           <w:lang w:val="fr-FR"/>
@@ -3397,6 +3712,7 @@
         <w:spacing w:after="240" w:afterAutospacing="0"/>
         <w:rPr>
           <w:rFonts w:ascii="Roboto" w:hAnsi="Roboto"/>
+          <w:color w:val="2E74B5" w:themeColor="accent5" w:themeShade="BF"/>
           <w:sz w:val="22"/>
           <w:szCs w:val="22"/>
         </w:rPr>
@@ -3407,6 +3723,7 @@
         <w:rPr>
           <w:rStyle w:val="lettre"/>
           <w:rFonts w:ascii="Roboto" w:hAnsi="Roboto"/>
+          <w:color w:val="2E74B5" w:themeColor="accent5" w:themeShade="BF"/>
           <w:sz w:val="22"/>
           <w:szCs w:val="22"/>
         </w:rPr>
@@ -3415,15 +3732,17 @@
       <w:r>
         <w:rPr>
           <w:rFonts w:ascii="Roboto" w:hAnsi="Roboto"/>
-          <w:sz w:val="22"/>
-          <w:szCs w:val="22"/>
-        </w:rPr>
-        <w:br/>
-      </w:r>
-      <w:r>
-        <w:rPr>
-          <w:rStyle w:val="Strong"/>
-          <w:rFonts w:ascii="Roboto" w:hAnsi="Roboto"/>
+          <w:color w:val="2E74B5" w:themeColor="accent5" w:themeShade="BF"/>
+          <w:sz w:val="22"/>
+          <w:szCs w:val="22"/>
+        </w:rPr>
+        <w:br/>
+      </w:r>
+      <w:r>
+        <w:rPr>
+          <w:rStyle w:val="Strong"/>
+          <w:rFonts w:ascii="Roboto" w:hAnsi="Roboto"/>
+          <w:color w:val="2E74B5" w:themeColor="accent5" w:themeShade="BF"/>
           <w:sz w:val="22"/>
           <w:szCs w:val="22"/>
         </w:rPr>
@@ -3434,6 +3753,7 @@
         <w:rPr>
           <w:rStyle w:val="Strong"/>
           <w:rFonts w:ascii="Roboto" w:hAnsi="Roboto"/>
+          <w:color w:val="2E74B5" w:themeColor="accent5" w:themeShade="BF"/>
           <w:sz w:val="22"/>
           <w:szCs w:val="22"/>
         </w:rPr>
@@ -3442,6 +3762,7 @@
       <w:r>
         <w:rPr>
           <w:rFonts w:ascii="Roboto" w:hAnsi="Roboto"/>
+          <w:color w:val="2E74B5" w:themeColor="accent5" w:themeShade="BF"/>
           <w:sz w:val="22"/>
           <w:szCs w:val="22"/>
         </w:rPr>
@@ -3451,6 +3772,7 @@
       <w:r>
         <w:rPr>
           <w:rFonts w:ascii="Roboto" w:hAnsi="Roboto"/>
+          <w:color w:val="2E74B5" w:themeColor="accent5" w:themeShade="BF"/>
           <w:sz w:val="22"/>
           <w:szCs w:val="22"/>
         </w:rPr>
@@ -3460,6 +3782,7 @@
       <w:r>
         <w:rPr>
           <w:rFonts w:ascii="Roboto" w:hAnsi="Roboto"/>
+          <w:color w:val="2E74B5" w:themeColor="accent5" w:themeShade="BF"/>
           <w:sz w:val="22"/>
           <w:szCs w:val="22"/>
         </w:rPr>
@@ -3469,6 +3792,7 @@
       <w:r>
         <w:rPr>
           <w:rFonts w:ascii="Roboto" w:hAnsi="Roboto"/>
+          <w:color w:val="2E74B5" w:themeColor="accent5" w:themeShade="BF"/>
           <w:sz w:val="22"/>
           <w:szCs w:val="22"/>
         </w:rPr>
@@ -3481,6 +3805,7 @@
         <w:spacing w:after="240" w:afterAutospacing="0"/>
         <w:rPr>
           <w:rFonts w:ascii="Roboto" w:hAnsi="Roboto"/>
+          <w:color w:val="2E74B5" w:themeColor="accent5" w:themeShade="BF"/>
           <w:sz w:val="22"/>
           <w:szCs w:val="22"/>
           <w:lang w:val="fr-FR"/>
@@ -3493,6 +3818,7 @@
         <w:rPr>
           <w:rStyle w:val="lettre"/>
           <w:rFonts w:ascii="Roboto" w:hAnsi="Roboto"/>
+          <w:color w:val="2E74B5" w:themeColor="accent5" w:themeShade="BF"/>
           <w:sz w:val="22"/>
           <w:szCs w:val="22"/>
           <w:lang w:val="fr-FR"/>
@@ -3503,16 +3829,18 @@
       <w:r>
         <w:rPr>
           <w:rFonts w:ascii="Roboto" w:hAnsi="Roboto"/>
-          <w:sz w:val="22"/>
-          <w:szCs w:val="22"/>
-          <w:lang w:val="fr-FR"/>
-        </w:rPr>
-        <w:br/>
-      </w:r>
-      <w:r>
-        <w:rPr>
-          <w:rStyle w:val="Strong"/>
-          <w:rFonts w:ascii="Roboto" w:hAnsi="Roboto"/>
+          <w:color w:val="2E74B5" w:themeColor="accent5" w:themeShade="BF"/>
+          <w:sz w:val="22"/>
+          <w:szCs w:val="22"/>
+          <w:lang w:val="fr-FR"/>
+        </w:rPr>
+        <w:br/>
+      </w:r>
+      <w:r>
+        <w:rPr>
+          <w:rStyle w:val="Strong"/>
+          <w:rFonts w:ascii="Roboto" w:hAnsi="Roboto"/>
+          <w:color w:val="2E74B5" w:themeColor="accent5" w:themeShade="BF"/>
           <w:sz w:val="22"/>
           <w:szCs w:val="22"/>
           <w:lang w:val="fr-FR"/>
@@ -3524,6 +3852,7 @@
         <w:rPr>
           <w:rStyle w:val="Strong"/>
           <w:rFonts w:ascii="Roboto" w:hAnsi="Roboto"/>
+          <w:color w:val="2E74B5" w:themeColor="accent5" w:themeShade="BF"/>
           <w:sz w:val="22"/>
           <w:szCs w:val="22"/>
           <w:lang w:val="fr-FR"/>
@@ -3534,6 +3863,7 @@
       <w:r>
         <w:rPr>
           <w:rFonts w:ascii="Roboto" w:hAnsi="Roboto"/>
+          <w:color w:val="2E74B5" w:themeColor="accent5" w:themeShade="BF"/>
           <w:sz w:val="22"/>
           <w:szCs w:val="22"/>
           <w:lang w:val="fr-FR"/>
@@ -3543,16 +3873,18 @@
       <w:r>
         <w:rPr>
           <w:rFonts w:ascii="Roboto" w:hAnsi="Roboto"/>
-          <w:sz w:val="22"/>
-          <w:szCs w:val="22"/>
-          <w:lang w:val="fr-FR"/>
-        </w:rPr>
-        <w:br/>
-      </w:r>
-      <w:r>
-        <w:rPr>
-          <w:rStyle w:val="Strong"/>
-          <w:rFonts w:ascii="Roboto" w:hAnsi="Roboto"/>
+          <w:color w:val="2E74B5" w:themeColor="accent5" w:themeShade="BF"/>
+          <w:sz w:val="22"/>
+          <w:szCs w:val="22"/>
+          <w:lang w:val="fr-FR"/>
+        </w:rPr>
+        <w:br/>
+      </w:r>
+      <w:r>
+        <w:rPr>
+          <w:rStyle w:val="Strong"/>
+          <w:rFonts w:ascii="Roboto" w:hAnsi="Roboto"/>
+          <w:color w:val="2E74B5" w:themeColor="accent5" w:themeShade="BF"/>
           <w:sz w:val="22"/>
           <w:szCs w:val="22"/>
           <w:lang w:val="fr-FR"/>
@@ -3562,6 +3894,7 @@
       <w:r>
         <w:rPr>
           <w:rFonts w:ascii="Roboto" w:hAnsi="Roboto"/>
+          <w:color w:val="2E74B5" w:themeColor="accent5" w:themeShade="BF"/>
           <w:sz w:val="22"/>
           <w:szCs w:val="22"/>
           <w:lang w:val="fr-FR"/>
@@ -3571,16 +3904,18 @@
       <w:r>
         <w:rPr>
           <w:rFonts w:ascii="Roboto" w:hAnsi="Roboto"/>
-          <w:sz w:val="22"/>
-          <w:szCs w:val="22"/>
-          <w:lang w:val="fr-FR"/>
-        </w:rPr>
-        <w:br/>
-      </w:r>
-      <w:r>
-        <w:rPr>
-          <w:rStyle w:val="Strong"/>
-          <w:rFonts w:ascii="Roboto" w:hAnsi="Roboto"/>
+          <w:color w:val="2E74B5" w:themeColor="accent5" w:themeShade="BF"/>
+          <w:sz w:val="22"/>
+          <w:szCs w:val="22"/>
+          <w:lang w:val="fr-FR"/>
+        </w:rPr>
+        <w:br/>
+      </w:r>
+      <w:r>
+        <w:rPr>
+          <w:rStyle w:val="Strong"/>
+          <w:rFonts w:ascii="Roboto" w:hAnsi="Roboto"/>
+          <w:color w:val="2E74B5" w:themeColor="accent5" w:themeShade="BF"/>
           <w:sz w:val="22"/>
           <w:szCs w:val="22"/>
           <w:lang w:val="fr-FR"/>
@@ -3590,6 +3925,7 @@
       <w:r>
         <w:rPr>
           <w:rFonts w:ascii="Roboto" w:hAnsi="Roboto"/>
+          <w:color w:val="2E74B5" w:themeColor="accent5" w:themeShade="BF"/>
           <w:sz w:val="22"/>
           <w:szCs w:val="22"/>
           <w:lang w:val="fr-FR"/>
@@ -3599,16 +3935,18 @@
       <w:r>
         <w:rPr>
           <w:rFonts w:ascii="Roboto" w:hAnsi="Roboto"/>
-          <w:sz w:val="22"/>
-          <w:szCs w:val="22"/>
-          <w:lang w:val="fr-FR"/>
-        </w:rPr>
-        <w:br/>
-      </w:r>
-      <w:r>
-        <w:rPr>
-          <w:rStyle w:val="Strong"/>
-          <w:rFonts w:ascii="Roboto" w:hAnsi="Roboto"/>
+          <w:color w:val="2E74B5" w:themeColor="accent5" w:themeShade="BF"/>
+          <w:sz w:val="22"/>
+          <w:szCs w:val="22"/>
+          <w:lang w:val="fr-FR"/>
+        </w:rPr>
+        <w:br/>
+      </w:r>
+      <w:r>
+        <w:rPr>
+          <w:rStyle w:val="Strong"/>
+          <w:rFonts w:ascii="Roboto" w:hAnsi="Roboto"/>
+          <w:color w:val="2E74B5" w:themeColor="accent5" w:themeShade="BF"/>
           <w:sz w:val="22"/>
           <w:szCs w:val="22"/>
           <w:lang w:val="fr-FR"/>
@@ -3618,6 +3956,7 @@
       <w:r>
         <w:rPr>
           <w:rFonts w:ascii="Roboto" w:hAnsi="Roboto"/>
+          <w:color w:val="2E74B5" w:themeColor="accent5" w:themeShade="BF"/>
           <w:sz w:val="22"/>
           <w:szCs w:val="22"/>
           <w:lang w:val="fr-FR"/>
@@ -3627,16 +3966,18 @@
       <w:r>
         <w:rPr>
           <w:rFonts w:ascii="Roboto" w:hAnsi="Roboto"/>
-          <w:sz w:val="22"/>
-          <w:szCs w:val="22"/>
-          <w:lang w:val="fr-FR"/>
-        </w:rPr>
-        <w:br/>
-      </w:r>
-      <w:r>
-        <w:rPr>
-          <w:rStyle w:val="Strong"/>
-          <w:rFonts w:ascii="Roboto" w:hAnsi="Roboto"/>
+          <w:color w:val="2E74B5" w:themeColor="accent5" w:themeShade="BF"/>
+          <w:sz w:val="22"/>
+          <w:szCs w:val="22"/>
+          <w:lang w:val="fr-FR"/>
+        </w:rPr>
+        <w:br/>
+      </w:r>
+      <w:r>
+        <w:rPr>
+          <w:rStyle w:val="Strong"/>
+          <w:rFonts w:ascii="Roboto" w:hAnsi="Roboto"/>
+          <w:color w:val="2E74B5" w:themeColor="accent5" w:themeShade="BF"/>
           <w:sz w:val="22"/>
           <w:szCs w:val="22"/>
           <w:lang w:val="fr-FR"/>
@@ -3648,6 +3989,7 @@
         <w:rPr>
           <w:rStyle w:val="Strong"/>
           <w:rFonts w:ascii="Roboto" w:hAnsi="Roboto"/>
+          <w:color w:val="2E74B5" w:themeColor="accent5" w:themeShade="BF"/>
           <w:sz w:val="22"/>
           <w:szCs w:val="22"/>
           <w:lang w:val="fr-FR"/>
@@ -3658,6 +4000,7 @@
       <w:r>
         <w:rPr>
           <w:rFonts w:ascii="Roboto" w:hAnsi="Roboto"/>
+          <w:color w:val="2E74B5" w:themeColor="accent5" w:themeShade="BF"/>
           <w:sz w:val="22"/>
           <w:szCs w:val="22"/>
           <w:lang w:val="fr-FR"/>
@@ -3667,17 +4010,19 @@
       <w:r>
         <w:rPr>
           <w:rFonts w:ascii="Roboto" w:hAnsi="Roboto"/>
-          <w:sz w:val="22"/>
-          <w:szCs w:val="22"/>
-          <w:lang w:val="fr-FR"/>
-        </w:rPr>
-        <w:br/>
-      </w:r>
-      <w:proofErr w:type="spellStart"/>
-      <w:r>
-        <w:rPr>
-          <w:rStyle w:val="Strong"/>
-          <w:rFonts w:ascii="Roboto" w:hAnsi="Roboto"/>
+          <w:color w:val="2E74B5" w:themeColor="accent5" w:themeShade="BF"/>
+          <w:sz w:val="22"/>
+          <w:szCs w:val="22"/>
+          <w:lang w:val="fr-FR"/>
+        </w:rPr>
+        <w:br/>
+      </w:r>
+      <w:proofErr w:type="spellStart"/>
+      <w:r>
+        <w:rPr>
+          <w:rStyle w:val="Strong"/>
+          <w:rFonts w:ascii="Roboto" w:hAnsi="Roboto"/>
+          <w:color w:val="2E74B5" w:themeColor="accent5" w:themeShade="BF"/>
           <w:sz w:val="22"/>
           <w:szCs w:val="22"/>
           <w:lang w:val="fr-FR"/>
@@ -3690,6 +4035,7 @@
         <w:rPr>
           <w:rStyle w:val="Strong"/>
           <w:rFonts w:ascii="Roboto" w:hAnsi="Roboto"/>
+          <w:color w:val="2E74B5" w:themeColor="accent5" w:themeShade="BF"/>
           <w:sz w:val="22"/>
           <w:szCs w:val="22"/>
           <w:lang w:val="fr-FR"/>
@@ -3699,6 +4045,7 @@
       <w:r>
         <w:rPr>
           <w:rFonts w:ascii="Roboto" w:hAnsi="Roboto"/>
+          <w:color w:val="2E74B5" w:themeColor="accent5" w:themeShade="BF"/>
           <w:sz w:val="22"/>
           <w:szCs w:val="22"/>
           <w:lang w:val="fr-FR"/>
@@ -3708,16 +4055,18 @@
       <w:r>
         <w:rPr>
           <w:rFonts w:ascii="Roboto" w:hAnsi="Roboto"/>
-          <w:sz w:val="22"/>
-          <w:szCs w:val="22"/>
-          <w:lang w:val="fr-FR"/>
-        </w:rPr>
-        <w:br/>
-      </w:r>
-      <w:r>
-        <w:rPr>
-          <w:rStyle w:val="Strong"/>
-          <w:rFonts w:ascii="Roboto" w:hAnsi="Roboto"/>
+          <w:color w:val="2E74B5" w:themeColor="accent5" w:themeShade="BF"/>
+          <w:sz w:val="22"/>
+          <w:szCs w:val="22"/>
+          <w:lang w:val="fr-FR"/>
+        </w:rPr>
+        <w:br/>
+      </w:r>
+      <w:r>
+        <w:rPr>
+          <w:rStyle w:val="Strong"/>
+          <w:rFonts w:ascii="Roboto" w:hAnsi="Roboto"/>
+          <w:color w:val="2E74B5" w:themeColor="accent5" w:themeShade="BF"/>
           <w:sz w:val="22"/>
           <w:szCs w:val="22"/>
           <w:lang w:val="fr-FR"/>
@@ -3727,6 +4076,7 @@
       <w:r>
         <w:rPr>
           <w:rFonts w:ascii="Roboto" w:hAnsi="Roboto"/>
+          <w:color w:val="2E74B5" w:themeColor="accent5" w:themeShade="BF"/>
           <w:sz w:val="22"/>
           <w:szCs w:val="22"/>
           <w:lang w:val="fr-FR"/>
@@ -3740,6 +4090,7 @@
         <w:spacing w:after="240" w:afterAutospacing="0"/>
         <w:rPr>
           <w:rFonts w:ascii="Roboto" w:hAnsi="Roboto"/>
+          <w:color w:val="2E74B5" w:themeColor="accent5" w:themeShade="BF"/>
           <w:sz w:val="22"/>
           <w:szCs w:val="22"/>
           <w:lang w:val="fr-FR"/>
@@ -3751,6 +4102,7 @@
         <w:rPr>
           <w:rStyle w:val="lettre"/>
           <w:rFonts w:ascii="Roboto" w:hAnsi="Roboto"/>
+          <w:color w:val="2E74B5" w:themeColor="accent5" w:themeShade="BF"/>
           <w:sz w:val="22"/>
           <w:szCs w:val="22"/>
           <w:lang w:val="fr-FR"/>
@@ -3760,16 +4112,18 @@
       <w:r>
         <w:rPr>
           <w:rFonts w:ascii="Roboto" w:hAnsi="Roboto"/>
-          <w:sz w:val="22"/>
-          <w:szCs w:val="22"/>
-          <w:lang w:val="fr-FR"/>
-        </w:rPr>
-        <w:br/>
-      </w:r>
-      <w:r>
-        <w:rPr>
-          <w:rStyle w:val="Strong"/>
-          <w:rFonts w:ascii="Roboto" w:hAnsi="Roboto"/>
+          <w:color w:val="2E74B5" w:themeColor="accent5" w:themeShade="BF"/>
+          <w:sz w:val="22"/>
+          <w:szCs w:val="22"/>
+          <w:lang w:val="fr-FR"/>
+        </w:rPr>
+        <w:br/>
+      </w:r>
+      <w:r>
+        <w:rPr>
+          <w:rStyle w:val="Strong"/>
+          <w:rFonts w:ascii="Roboto" w:hAnsi="Roboto"/>
+          <w:color w:val="2E74B5" w:themeColor="accent5" w:themeShade="BF"/>
           <w:sz w:val="22"/>
           <w:szCs w:val="22"/>
           <w:lang w:val="fr-FR"/>
@@ -3779,6 +4133,7 @@
       <w:r>
         <w:rPr>
           <w:rFonts w:ascii="Roboto" w:hAnsi="Roboto"/>
+          <w:color w:val="2E74B5" w:themeColor="accent5" w:themeShade="BF"/>
           <w:sz w:val="22"/>
           <w:szCs w:val="22"/>
           <w:lang w:val="fr-FR"/>
@@ -3788,17 +4143,19 @@
       <w:r>
         <w:rPr>
           <w:rFonts w:ascii="Roboto" w:hAnsi="Roboto"/>
-          <w:sz w:val="22"/>
-          <w:szCs w:val="22"/>
-          <w:lang w:val="fr-FR"/>
-        </w:rPr>
-        <w:br/>
-      </w:r>
-      <w:proofErr w:type="spellStart"/>
-      <w:r>
-        <w:rPr>
-          <w:rStyle w:val="Strong"/>
-          <w:rFonts w:ascii="Roboto" w:hAnsi="Roboto"/>
+          <w:color w:val="2E74B5" w:themeColor="accent5" w:themeShade="BF"/>
+          <w:sz w:val="22"/>
+          <w:szCs w:val="22"/>
+          <w:lang w:val="fr-FR"/>
+        </w:rPr>
+        <w:br/>
+      </w:r>
+      <w:proofErr w:type="spellStart"/>
+      <w:r>
+        <w:rPr>
+          <w:rStyle w:val="Strong"/>
+          <w:rFonts w:ascii="Roboto" w:hAnsi="Roboto"/>
+          <w:color w:val="2E74B5" w:themeColor="accent5" w:themeShade="BF"/>
           <w:sz w:val="22"/>
           <w:szCs w:val="22"/>
           <w:lang w:val="fr-FR"/>
@@ -3810,6 +4167,7 @@
         <w:rPr>
           <w:rStyle w:val="Strong"/>
           <w:rFonts w:ascii="Roboto" w:hAnsi="Roboto"/>
+          <w:color w:val="2E74B5" w:themeColor="accent5" w:themeShade="BF"/>
           <w:sz w:val="22"/>
           <w:szCs w:val="22"/>
           <w:lang w:val="fr-FR"/>
@@ -3821,6 +4179,7 @@
         <w:rPr>
           <w:rStyle w:val="Strong"/>
           <w:rFonts w:ascii="Roboto" w:hAnsi="Roboto"/>
+          <w:color w:val="2E74B5" w:themeColor="accent5" w:themeShade="BF"/>
           <w:sz w:val="22"/>
           <w:szCs w:val="22"/>
           <w:lang w:val="fr-FR"/>
@@ -3832,6 +4191,7 @@
         <w:rPr>
           <w:rStyle w:val="Strong"/>
           <w:rFonts w:ascii="Roboto" w:hAnsi="Roboto"/>
+          <w:color w:val="2E74B5" w:themeColor="accent5" w:themeShade="BF"/>
           <w:sz w:val="22"/>
           <w:szCs w:val="22"/>
           <w:lang w:val="fr-FR"/>
@@ -3841,6 +4201,7 @@
       <w:r>
         <w:rPr>
           <w:rFonts w:ascii="Roboto" w:hAnsi="Roboto"/>
+          <w:color w:val="2E74B5" w:themeColor="accent5" w:themeShade="BF"/>
           <w:sz w:val="22"/>
           <w:szCs w:val="22"/>
           <w:lang w:val="fr-FR"/>
@@ -3850,17 +4211,19 @@
       <w:r>
         <w:rPr>
           <w:rFonts w:ascii="Roboto" w:hAnsi="Roboto"/>
-          <w:sz w:val="22"/>
-          <w:szCs w:val="22"/>
-          <w:lang w:val="fr-FR"/>
-        </w:rPr>
-        <w:br/>
-      </w:r>
-      <w:proofErr w:type="spellStart"/>
-      <w:r>
-        <w:rPr>
-          <w:rStyle w:val="Strong"/>
-          <w:rFonts w:ascii="Roboto" w:hAnsi="Roboto"/>
+          <w:color w:val="2E74B5" w:themeColor="accent5" w:themeShade="BF"/>
+          <w:sz w:val="22"/>
+          <w:szCs w:val="22"/>
+          <w:lang w:val="fr-FR"/>
+        </w:rPr>
+        <w:br/>
+      </w:r>
+      <w:proofErr w:type="spellStart"/>
+      <w:r>
+        <w:rPr>
+          <w:rStyle w:val="Strong"/>
+          <w:rFonts w:ascii="Roboto" w:hAnsi="Roboto"/>
+          <w:color w:val="2E74B5" w:themeColor="accent5" w:themeShade="BF"/>
           <w:sz w:val="22"/>
           <w:szCs w:val="22"/>
           <w:lang w:val="fr-FR"/>
@@ -3871,6 +4234,7 @@
       <w:r>
         <w:rPr>
           <w:rFonts w:ascii="Roboto" w:hAnsi="Roboto"/>
+          <w:color w:val="2E74B5" w:themeColor="accent5" w:themeShade="BF"/>
           <w:sz w:val="22"/>
           <w:szCs w:val="22"/>
           <w:lang w:val="fr-FR"/>
@@ -3880,16 +4244,18 @@
       <w:r>
         <w:rPr>
           <w:rFonts w:ascii="Roboto" w:hAnsi="Roboto"/>
-          <w:sz w:val="22"/>
-          <w:szCs w:val="22"/>
-          <w:lang w:val="fr-FR"/>
-        </w:rPr>
-        <w:br/>
-      </w:r>
-      <w:r>
-        <w:rPr>
-          <w:rStyle w:val="Strong"/>
-          <w:rFonts w:ascii="Roboto" w:hAnsi="Roboto"/>
+          <w:color w:val="2E74B5" w:themeColor="accent5" w:themeShade="BF"/>
+          <w:sz w:val="22"/>
+          <w:szCs w:val="22"/>
+          <w:lang w:val="fr-FR"/>
+        </w:rPr>
+        <w:br/>
+      </w:r>
+      <w:r>
+        <w:rPr>
+          <w:rStyle w:val="Strong"/>
+          <w:rFonts w:ascii="Roboto" w:hAnsi="Roboto"/>
+          <w:color w:val="2E74B5" w:themeColor="accent5" w:themeShade="BF"/>
           <w:sz w:val="22"/>
           <w:szCs w:val="22"/>
           <w:lang w:val="fr-FR"/>
@@ -3899,6 +4265,7 @@
       <w:r>
         <w:rPr>
           <w:rFonts w:ascii="Roboto" w:hAnsi="Roboto"/>
+          <w:color w:val="2E74B5" w:themeColor="accent5" w:themeShade="BF"/>
           <w:sz w:val="22"/>
           <w:szCs w:val="22"/>
           <w:lang w:val="fr-FR"/>
@@ -3912,6 +4279,7 @@
         <w:spacing w:after="240" w:afterAutospacing="0"/>
         <w:rPr>
           <w:rFonts w:ascii="Roboto" w:hAnsi="Roboto"/>
+          <w:color w:val="2E74B5" w:themeColor="accent5" w:themeShade="BF"/>
           <w:sz w:val="22"/>
           <w:szCs w:val="22"/>
           <w:lang w:val="fr-FR"/>
@@ -3923,6 +4291,7 @@
         <w:rPr>
           <w:rStyle w:val="lettre"/>
           <w:rFonts w:ascii="Roboto" w:hAnsi="Roboto"/>
+          <w:color w:val="2E74B5" w:themeColor="accent5" w:themeShade="BF"/>
           <w:sz w:val="22"/>
           <w:szCs w:val="22"/>
           <w:lang w:val="fr-FR"/>
@@ -3932,17 +4301,19 @@
       <w:r>
         <w:rPr>
           <w:rFonts w:ascii="Roboto" w:hAnsi="Roboto"/>
-          <w:sz w:val="22"/>
-          <w:szCs w:val="22"/>
-          <w:lang w:val="fr-FR"/>
-        </w:rPr>
-        <w:br/>
-      </w:r>
-      <w:proofErr w:type="spellStart"/>
-      <w:r>
-        <w:rPr>
-          <w:rStyle w:val="Strong"/>
-          <w:rFonts w:ascii="Roboto" w:hAnsi="Roboto"/>
+          <w:color w:val="2E74B5" w:themeColor="accent5" w:themeShade="BF"/>
+          <w:sz w:val="22"/>
+          <w:szCs w:val="22"/>
+          <w:lang w:val="fr-FR"/>
+        </w:rPr>
+        <w:br/>
+      </w:r>
+      <w:proofErr w:type="spellStart"/>
+      <w:r>
+        <w:rPr>
+          <w:rStyle w:val="Strong"/>
+          <w:rFonts w:ascii="Roboto" w:hAnsi="Roboto"/>
+          <w:color w:val="2E74B5" w:themeColor="accent5" w:themeShade="BF"/>
           <w:sz w:val="22"/>
           <w:szCs w:val="22"/>
           <w:lang w:val="fr-FR"/>
@@ -3954,6 +4325,7 @@
         <w:rPr>
           <w:rStyle w:val="Strong"/>
           <w:rFonts w:ascii="Roboto" w:hAnsi="Roboto"/>
+          <w:color w:val="2E74B5" w:themeColor="accent5" w:themeShade="BF"/>
           <w:sz w:val="22"/>
           <w:szCs w:val="22"/>
           <w:lang w:val="fr-FR"/>
@@ -3963,6 +4335,7 @@
       <w:r>
         <w:rPr>
           <w:rFonts w:ascii="Roboto" w:hAnsi="Roboto"/>
+          <w:color w:val="2E74B5" w:themeColor="accent5" w:themeShade="BF"/>
           <w:sz w:val="22"/>
           <w:szCs w:val="22"/>
           <w:lang w:val="fr-FR"/>
@@ -3972,16 +4345,18 @@
       <w:r>
         <w:rPr>
           <w:rFonts w:ascii="Roboto" w:hAnsi="Roboto"/>
-          <w:sz w:val="22"/>
-          <w:szCs w:val="22"/>
-          <w:lang w:val="fr-FR"/>
-        </w:rPr>
-        <w:br/>
-      </w:r>
-      <w:r>
-        <w:rPr>
-          <w:rStyle w:val="Strong"/>
-          <w:rFonts w:ascii="Roboto" w:hAnsi="Roboto"/>
+          <w:color w:val="2E74B5" w:themeColor="accent5" w:themeShade="BF"/>
+          <w:sz w:val="22"/>
+          <w:szCs w:val="22"/>
+          <w:lang w:val="fr-FR"/>
+        </w:rPr>
+        <w:br/>
+      </w:r>
+      <w:r>
+        <w:rPr>
+          <w:rStyle w:val="Strong"/>
+          <w:rFonts w:ascii="Roboto" w:hAnsi="Roboto"/>
+          <w:color w:val="2E74B5" w:themeColor="accent5" w:themeShade="BF"/>
           <w:sz w:val="22"/>
           <w:szCs w:val="22"/>
           <w:lang w:val="fr-FR"/>
@@ -3991,6 +4366,7 @@
       <w:r>
         <w:rPr>
           <w:rFonts w:ascii="Roboto" w:hAnsi="Roboto"/>
+          <w:color w:val="2E74B5" w:themeColor="accent5" w:themeShade="BF"/>
           <w:sz w:val="22"/>
           <w:szCs w:val="22"/>
           <w:lang w:val="fr-FR"/>
@@ -4000,16 +4376,18 @@
       <w:r>
         <w:rPr>
           <w:rFonts w:ascii="Roboto" w:hAnsi="Roboto"/>
-          <w:sz w:val="22"/>
-          <w:szCs w:val="22"/>
-          <w:lang w:val="fr-FR"/>
-        </w:rPr>
-        <w:br/>
-      </w:r>
-      <w:r>
-        <w:rPr>
-          <w:rStyle w:val="Strong"/>
-          <w:rFonts w:ascii="Roboto" w:hAnsi="Roboto"/>
+          <w:color w:val="2E74B5" w:themeColor="accent5" w:themeShade="BF"/>
+          <w:sz w:val="22"/>
+          <w:szCs w:val="22"/>
+          <w:lang w:val="fr-FR"/>
+        </w:rPr>
+        <w:br/>
+      </w:r>
+      <w:r>
+        <w:rPr>
+          <w:rStyle w:val="Strong"/>
+          <w:rFonts w:ascii="Roboto" w:hAnsi="Roboto"/>
+          <w:color w:val="2E74B5" w:themeColor="accent5" w:themeShade="BF"/>
           <w:sz w:val="22"/>
           <w:szCs w:val="22"/>
           <w:lang w:val="fr-FR"/>
@@ -4019,6 +4397,7 @@
       <w:r>
         <w:rPr>
           <w:rFonts w:ascii="Roboto" w:hAnsi="Roboto"/>
+          <w:color w:val="2E74B5" w:themeColor="accent5" w:themeShade="BF"/>
           <w:sz w:val="22"/>
           <w:szCs w:val="22"/>
           <w:lang w:val="fr-FR"/>
@@ -4028,16 +4407,18 @@
       <w:r>
         <w:rPr>
           <w:rFonts w:ascii="Roboto" w:hAnsi="Roboto"/>
-          <w:sz w:val="22"/>
-          <w:szCs w:val="22"/>
-          <w:lang w:val="fr-FR"/>
-        </w:rPr>
-        <w:br/>
-      </w:r>
-      <w:r>
-        <w:rPr>
-          <w:rStyle w:val="Strong"/>
-          <w:rFonts w:ascii="Roboto" w:hAnsi="Roboto"/>
+          <w:color w:val="2E74B5" w:themeColor="accent5" w:themeShade="BF"/>
+          <w:sz w:val="22"/>
+          <w:szCs w:val="22"/>
+          <w:lang w:val="fr-FR"/>
+        </w:rPr>
+        <w:br/>
+      </w:r>
+      <w:r>
+        <w:rPr>
+          <w:rStyle w:val="Strong"/>
+          <w:rFonts w:ascii="Roboto" w:hAnsi="Roboto"/>
+          <w:color w:val="2E74B5" w:themeColor="accent5" w:themeShade="BF"/>
           <w:sz w:val="22"/>
           <w:szCs w:val="22"/>
           <w:lang w:val="fr-FR"/>
@@ -4047,6 +4428,7 @@
       <w:r>
         <w:rPr>
           <w:rFonts w:ascii="Roboto" w:hAnsi="Roboto"/>
+          <w:color w:val="2E74B5" w:themeColor="accent5" w:themeShade="BF"/>
           <w:sz w:val="22"/>
           <w:szCs w:val="22"/>
           <w:lang w:val="fr-FR"/>
@@ -4056,16 +4438,18 @@
       <w:r>
         <w:rPr>
           <w:rFonts w:ascii="Roboto" w:hAnsi="Roboto"/>
-          <w:sz w:val="22"/>
-          <w:szCs w:val="22"/>
-          <w:lang w:val="fr-FR"/>
-        </w:rPr>
-        <w:br/>
-      </w:r>
-      <w:r>
-        <w:rPr>
-          <w:rStyle w:val="Strong"/>
-          <w:rFonts w:ascii="Roboto" w:hAnsi="Roboto"/>
+          <w:color w:val="2E74B5" w:themeColor="accent5" w:themeShade="BF"/>
+          <w:sz w:val="22"/>
+          <w:szCs w:val="22"/>
+          <w:lang w:val="fr-FR"/>
+        </w:rPr>
+        <w:br/>
+      </w:r>
+      <w:r>
+        <w:rPr>
+          <w:rStyle w:val="Strong"/>
+          <w:rFonts w:ascii="Roboto" w:hAnsi="Roboto"/>
+          <w:color w:val="2E74B5" w:themeColor="accent5" w:themeShade="BF"/>
           <w:sz w:val="22"/>
           <w:szCs w:val="22"/>
           <w:lang w:val="fr-FR"/>
@@ -4075,6 +4459,7 @@
       <w:r>
         <w:rPr>
           <w:rFonts w:ascii="Roboto" w:hAnsi="Roboto"/>
+          <w:color w:val="2E74B5" w:themeColor="accent5" w:themeShade="BF"/>
           <w:sz w:val="22"/>
           <w:szCs w:val="22"/>
           <w:lang w:val="fr-FR"/>
@@ -4084,16 +4469,18 @@
       <w:r>
         <w:rPr>
           <w:rFonts w:ascii="Roboto" w:hAnsi="Roboto"/>
-          <w:sz w:val="22"/>
-          <w:szCs w:val="22"/>
-          <w:lang w:val="fr-FR"/>
-        </w:rPr>
-        <w:br/>
-      </w:r>
-      <w:r>
-        <w:rPr>
-          <w:rStyle w:val="Strong"/>
-          <w:rFonts w:ascii="Roboto" w:hAnsi="Roboto"/>
+          <w:color w:val="2E74B5" w:themeColor="accent5" w:themeShade="BF"/>
+          <w:sz w:val="22"/>
+          <w:szCs w:val="22"/>
+          <w:lang w:val="fr-FR"/>
+        </w:rPr>
+        <w:br/>
+      </w:r>
+      <w:r>
+        <w:rPr>
+          <w:rStyle w:val="Strong"/>
+          <w:rFonts w:ascii="Roboto" w:hAnsi="Roboto"/>
+          <w:color w:val="2E74B5" w:themeColor="accent5" w:themeShade="BF"/>
           <w:sz w:val="22"/>
           <w:szCs w:val="22"/>
           <w:lang w:val="fr-FR"/>
@@ -4105,6 +4492,7 @@
         <w:rPr>
           <w:rStyle w:val="Strong"/>
           <w:rFonts w:ascii="Roboto" w:hAnsi="Roboto"/>
+          <w:color w:val="2E74B5" w:themeColor="accent5" w:themeShade="BF"/>
           <w:sz w:val="22"/>
           <w:szCs w:val="22"/>
           <w:lang w:val="fr-FR"/>
@@ -4116,6 +4504,7 @@
         <w:rPr>
           <w:rStyle w:val="Strong"/>
           <w:rFonts w:ascii="Roboto" w:hAnsi="Roboto"/>
+          <w:color w:val="2E74B5" w:themeColor="accent5" w:themeShade="BF"/>
           <w:sz w:val="22"/>
           <w:szCs w:val="22"/>
           <w:lang w:val="fr-FR"/>
@@ -4125,6 +4514,7 @@
       <w:r>
         <w:rPr>
           <w:rFonts w:ascii="Roboto" w:hAnsi="Roboto"/>
+          <w:color w:val="2E74B5" w:themeColor="accent5" w:themeShade="BF"/>
           <w:sz w:val="22"/>
           <w:szCs w:val="22"/>
           <w:lang w:val="fr-FR"/>
@@ -4138,6 +4528,7 @@
         <w:spacing w:after="240" w:afterAutospacing="0"/>
         <w:rPr>
           <w:rFonts w:ascii="Roboto" w:hAnsi="Roboto"/>
+          <w:color w:val="2E74B5" w:themeColor="accent5" w:themeShade="BF"/>
           <w:sz w:val="22"/>
           <w:szCs w:val="22"/>
           <w:lang w:val="fr-FR"/>
@@ -4149,6 +4540,7 @@
         <w:rPr>
           <w:rStyle w:val="lettre"/>
           <w:rFonts w:ascii="Roboto" w:hAnsi="Roboto"/>
+          <w:color w:val="2E74B5" w:themeColor="accent5" w:themeShade="BF"/>
           <w:sz w:val="22"/>
           <w:szCs w:val="22"/>
           <w:lang w:val="fr-FR"/>
@@ -4158,16 +4550,18 @@
       <w:r>
         <w:rPr>
           <w:rFonts w:ascii="Roboto" w:hAnsi="Roboto"/>
-          <w:sz w:val="22"/>
-          <w:szCs w:val="22"/>
-          <w:lang w:val="fr-FR"/>
-        </w:rPr>
-        <w:br/>
-      </w:r>
-      <w:r>
-        <w:rPr>
-          <w:rStyle w:val="Strong"/>
-          <w:rFonts w:ascii="Roboto" w:hAnsi="Roboto"/>
+          <w:color w:val="2E74B5" w:themeColor="accent5" w:themeShade="BF"/>
+          <w:sz w:val="22"/>
+          <w:szCs w:val="22"/>
+          <w:lang w:val="fr-FR"/>
+        </w:rPr>
+        <w:br/>
+      </w:r>
+      <w:r>
+        <w:rPr>
+          <w:rStyle w:val="Strong"/>
+          <w:rFonts w:ascii="Roboto" w:hAnsi="Roboto"/>
+          <w:color w:val="2E74B5" w:themeColor="accent5" w:themeShade="BF"/>
           <w:sz w:val="22"/>
           <w:szCs w:val="22"/>
           <w:lang w:val="fr-FR"/>
@@ -4177,6 +4571,7 @@
       <w:r>
         <w:rPr>
           <w:rFonts w:ascii="Roboto" w:hAnsi="Roboto"/>
+          <w:color w:val="2E74B5" w:themeColor="accent5" w:themeShade="BF"/>
           <w:sz w:val="22"/>
           <w:szCs w:val="22"/>
           <w:lang w:val="fr-FR"/>
@@ -4186,16 +4581,18 @@
       <w:r>
         <w:rPr>
           <w:rFonts w:ascii="Roboto" w:hAnsi="Roboto"/>
-          <w:sz w:val="22"/>
-          <w:szCs w:val="22"/>
-          <w:lang w:val="fr-FR"/>
-        </w:rPr>
-        <w:br/>
-      </w:r>
-      <w:r>
-        <w:rPr>
-          <w:rStyle w:val="Strong"/>
-          <w:rFonts w:ascii="Roboto" w:hAnsi="Roboto"/>
+          <w:color w:val="2E74B5" w:themeColor="accent5" w:themeShade="BF"/>
+          <w:sz w:val="22"/>
+          <w:szCs w:val="22"/>
+          <w:lang w:val="fr-FR"/>
+        </w:rPr>
+        <w:br/>
+      </w:r>
+      <w:r>
+        <w:rPr>
+          <w:rStyle w:val="Strong"/>
+          <w:rFonts w:ascii="Roboto" w:hAnsi="Roboto"/>
+          <w:color w:val="2E74B5" w:themeColor="accent5" w:themeShade="BF"/>
           <w:sz w:val="22"/>
           <w:szCs w:val="22"/>
           <w:lang w:val="fr-FR"/>
@@ -4205,6 +4602,7 @@
       <w:r>
         <w:rPr>
           <w:rFonts w:ascii="Roboto" w:hAnsi="Roboto"/>
+          <w:color w:val="2E74B5" w:themeColor="accent5" w:themeShade="BF"/>
           <w:sz w:val="22"/>
           <w:szCs w:val="22"/>
           <w:lang w:val="fr-FR"/>
@@ -4214,17 +4612,19 @@
       <w:r>
         <w:rPr>
           <w:rFonts w:ascii="Roboto" w:hAnsi="Roboto"/>
-          <w:sz w:val="22"/>
-          <w:szCs w:val="22"/>
-          <w:lang w:val="fr-FR"/>
-        </w:rPr>
-        <w:br/>
-      </w:r>
-      <w:proofErr w:type="spellStart"/>
-      <w:r>
-        <w:rPr>
-          <w:rStyle w:val="Strong"/>
-          <w:rFonts w:ascii="Roboto" w:hAnsi="Roboto"/>
+          <w:color w:val="2E74B5" w:themeColor="accent5" w:themeShade="BF"/>
+          <w:sz w:val="22"/>
+          <w:szCs w:val="22"/>
+          <w:lang w:val="fr-FR"/>
+        </w:rPr>
+        <w:br/>
+      </w:r>
+      <w:proofErr w:type="spellStart"/>
+      <w:r>
+        <w:rPr>
+          <w:rStyle w:val="Strong"/>
+          <w:rFonts w:ascii="Roboto" w:hAnsi="Roboto"/>
+          <w:color w:val="2E74B5" w:themeColor="accent5" w:themeShade="BF"/>
           <w:sz w:val="22"/>
           <w:szCs w:val="22"/>
           <w:lang w:val="fr-FR"/>
@@ -4236,6 +4636,7 @@
         <w:rPr>
           <w:rStyle w:val="Strong"/>
           <w:rFonts w:ascii="Roboto" w:hAnsi="Roboto"/>
+          <w:color w:val="2E74B5" w:themeColor="accent5" w:themeShade="BF"/>
           <w:sz w:val="22"/>
           <w:szCs w:val="22"/>
           <w:lang w:val="fr-FR"/>
@@ -4247,6 +4648,7 @@
         <w:rPr>
           <w:rStyle w:val="Strong"/>
           <w:rFonts w:ascii="Roboto" w:hAnsi="Roboto"/>
+          <w:color w:val="2E74B5" w:themeColor="accent5" w:themeShade="BF"/>
           <w:sz w:val="22"/>
           <w:szCs w:val="22"/>
           <w:lang w:val="fr-FR"/>
@@ -4258,6 +4660,7 @@
         <w:rPr>
           <w:rStyle w:val="Strong"/>
           <w:rFonts w:ascii="Roboto" w:hAnsi="Roboto"/>
+          <w:color w:val="2E74B5" w:themeColor="accent5" w:themeShade="BF"/>
           <w:sz w:val="22"/>
           <w:szCs w:val="22"/>
           <w:lang w:val="fr-FR"/>
@@ -4267,6 +4670,7 @@
       <w:r>
         <w:rPr>
           <w:rFonts w:ascii="Roboto" w:hAnsi="Roboto"/>
+          <w:color w:val="2E74B5" w:themeColor="accent5" w:themeShade="BF"/>
           <w:sz w:val="22"/>
           <w:szCs w:val="22"/>
           <w:lang w:val="fr-FR"/>
@@ -4276,16 +4680,18 @@
       <w:r>
         <w:rPr>
           <w:rFonts w:ascii="Roboto" w:hAnsi="Roboto"/>
-          <w:sz w:val="22"/>
-          <w:szCs w:val="22"/>
-          <w:lang w:val="fr-FR"/>
-        </w:rPr>
-        <w:br/>
-      </w:r>
-      <w:r>
-        <w:rPr>
-          <w:rStyle w:val="Strong"/>
-          <w:rFonts w:ascii="Roboto" w:hAnsi="Roboto"/>
+          <w:color w:val="2E74B5" w:themeColor="accent5" w:themeShade="BF"/>
+          <w:sz w:val="22"/>
+          <w:szCs w:val="22"/>
+          <w:lang w:val="fr-FR"/>
+        </w:rPr>
+        <w:br/>
+      </w:r>
+      <w:r>
+        <w:rPr>
+          <w:rStyle w:val="Strong"/>
+          <w:rFonts w:ascii="Roboto" w:hAnsi="Roboto"/>
+          <w:color w:val="2E74B5" w:themeColor="accent5" w:themeShade="BF"/>
           <w:sz w:val="22"/>
           <w:szCs w:val="22"/>
           <w:lang w:val="fr-FR"/>
@@ -4295,6 +4701,7 @@
       <w:r>
         <w:rPr>
           <w:rFonts w:ascii="Roboto" w:hAnsi="Roboto"/>
+          <w:color w:val="2E74B5" w:themeColor="accent5" w:themeShade="BF"/>
           <w:sz w:val="22"/>
           <w:szCs w:val="22"/>
           <w:lang w:val="fr-FR"/>
@@ -4304,17 +4711,19 @@
       <w:r>
         <w:rPr>
           <w:rFonts w:ascii="Roboto" w:hAnsi="Roboto"/>
-          <w:sz w:val="22"/>
-          <w:szCs w:val="22"/>
-          <w:lang w:val="fr-FR"/>
-        </w:rPr>
-        <w:br/>
-      </w:r>
-      <w:proofErr w:type="spellStart"/>
-      <w:r>
-        <w:rPr>
-          <w:rStyle w:val="Strong"/>
-          <w:rFonts w:ascii="Roboto" w:hAnsi="Roboto"/>
+          <w:color w:val="2E74B5" w:themeColor="accent5" w:themeShade="BF"/>
+          <w:sz w:val="22"/>
+          <w:szCs w:val="22"/>
+          <w:lang w:val="fr-FR"/>
+        </w:rPr>
+        <w:br/>
+      </w:r>
+      <w:proofErr w:type="spellStart"/>
+      <w:r>
+        <w:rPr>
+          <w:rStyle w:val="Strong"/>
+          <w:rFonts w:ascii="Roboto" w:hAnsi="Roboto"/>
+          <w:color w:val="2E74B5" w:themeColor="accent5" w:themeShade="BF"/>
           <w:sz w:val="22"/>
           <w:szCs w:val="22"/>
           <w:lang w:val="fr-FR"/>
@@ -4326,6 +4735,7 @@
         <w:rPr>
           <w:rStyle w:val="Strong"/>
           <w:rFonts w:ascii="Roboto" w:hAnsi="Roboto"/>
+          <w:color w:val="2E74B5" w:themeColor="accent5" w:themeShade="BF"/>
           <w:sz w:val="22"/>
           <w:szCs w:val="22"/>
           <w:lang w:val="fr-FR"/>
@@ -4335,6 +4745,7 @@
       <w:r>
         <w:rPr>
           <w:rFonts w:ascii="Roboto" w:hAnsi="Roboto"/>
+          <w:color w:val="2E74B5" w:themeColor="accent5" w:themeShade="BF"/>
           <w:sz w:val="22"/>
           <w:szCs w:val="22"/>
           <w:lang w:val="fr-FR"/>
@@ -4344,17 +4755,19 @@
       <w:r>
         <w:rPr>
           <w:rFonts w:ascii="Roboto" w:hAnsi="Roboto"/>
-          <w:sz w:val="22"/>
-          <w:szCs w:val="22"/>
-          <w:lang w:val="fr-FR"/>
-        </w:rPr>
-        <w:br/>
-      </w:r>
-      <w:proofErr w:type="spellStart"/>
-      <w:r>
-        <w:rPr>
-          <w:rStyle w:val="Strong"/>
-          <w:rFonts w:ascii="Roboto" w:hAnsi="Roboto"/>
+          <w:color w:val="2E74B5" w:themeColor="accent5" w:themeShade="BF"/>
+          <w:sz w:val="22"/>
+          <w:szCs w:val="22"/>
+          <w:lang w:val="fr-FR"/>
+        </w:rPr>
+        <w:br/>
+      </w:r>
+      <w:proofErr w:type="spellStart"/>
+      <w:r>
+        <w:rPr>
+          <w:rStyle w:val="Strong"/>
+          <w:rFonts w:ascii="Roboto" w:hAnsi="Roboto"/>
+          <w:color w:val="2E74B5" w:themeColor="accent5" w:themeShade="BF"/>
           <w:sz w:val="22"/>
           <w:szCs w:val="22"/>
           <w:lang w:val="fr-FR"/>
@@ -4366,6 +4779,7 @@
         <w:rPr>
           <w:rStyle w:val="Strong"/>
           <w:rFonts w:ascii="Roboto" w:hAnsi="Roboto"/>
+          <w:color w:val="2E74B5" w:themeColor="accent5" w:themeShade="BF"/>
           <w:sz w:val="22"/>
           <w:szCs w:val="22"/>
           <w:lang w:val="fr-FR"/>
@@ -4375,6 +4789,7 @@
       <w:r>
         <w:rPr>
           <w:rFonts w:ascii="Roboto" w:hAnsi="Roboto"/>
+          <w:color w:val="2E74B5" w:themeColor="accent5" w:themeShade="BF"/>
           <w:sz w:val="22"/>
           <w:szCs w:val="22"/>
           <w:lang w:val="fr-FR"/>
@@ -4388,6 +4803,7 @@
         <w:spacing w:after="240" w:afterAutospacing="0"/>
         <w:rPr>
           <w:rFonts w:ascii="Roboto" w:hAnsi="Roboto"/>
+          <w:color w:val="2E74B5" w:themeColor="accent5" w:themeShade="BF"/>
           <w:sz w:val="22"/>
           <w:szCs w:val="22"/>
           <w:lang w:val="fr-FR"/>
@@ -4399,6 +4815,7 @@
         <w:rPr>
           <w:rStyle w:val="lettre"/>
           <w:rFonts w:ascii="Roboto" w:hAnsi="Roboto"/>
+          <w:color w:val="2E74B5" w:themeColor="accent5" w:themeShade="BF"/>
           <w:sz w:val="22"/>
           <w:szCs w:val="22"/>
           <w:lang w:val="fr-FR"/>
@@ -4408,16 +4825,18 @@
       <w:r>
         <w:rPr>
           <w:rFonts w:ascii="Roboto" w:hAnsi="Roboto"/>
-          <w:sz w:val="22"/>
-          <w:szCs w:val="22"/>
-          <w:lang w:val="fr-FR"/>
-        </w:rPr>
-        <w:br/>
-      </w:r>
-      <w:r>
-        <w:rPr>
-          <w:rStyle w:val="Strong"/>
-          <w:rFonts w:ascii="Roboto" w:hAnsi="Roboto"/>
+          <w:color w:val="2E74B5" w:themeColor="accent5" w:themeShade="BF"/>
+          <w:sz w:val="22"/>
+          <w:szCs w:val="22"/>
+          <w:lang w:val="fr-FR"/>
+        </w:rPr>
+        <w:br/>
+      </w:r>
+      <w:r>
+        <w:rPr>
+          <w:rStyle w:val="Strong"/>
+          <w:rFonts w:ascii="Roboto" w:hAnsi="Roboto"/>
+          <w:color w:val="2E74B5" w:themeColor="accent5" w:themeShade="BF"/>
           <w:sz w:val="22"/>
           <w:szCs w:val="22"/>
           <w:lang w:val="fr-FR"/>
@@ -4427,6 +4846,7 @@
       <w:r>
         <w:rPr>
           <w:rFonts w:ascii="Roboto" w:hAnsi="Roboto"/>
+          <w:color w:val="2E74B5" w:themeColor="accent5" w:themeShade="BF"/>
           <w:sz w:val="22"/>
           <w:szCs w:val="22"/>
           <w:lang w:val="fr-FR"/>
@@ -4436,16 +4856,18 @@
       <w:r>
         <w:rPr>
           <w:rFonts w:ascii="Roboto" w:hAnsi="Roboto"/>
-          <w:sz w:val="22"/>
-          <w:szCs w:val="22"/>
-          <w:lang w:val="fr-FR"/>
-        </w:rPr>
-        <w:br/>
-      </w:r>
-      <w:r>
-        <w:rPr>
-          <w:rStyle w:val="Strong"/>
-          <w:rFonts w:ascii="Roboto" w:hAnsi="Roboto"/>
+          <w:color w:val="2E74B5" w:themeColor="accent5" w:themeShade="BF"/>
+          <w:sz w:val="22"/>
+          <w:szCs w:val="22"/>
+          <w:lang w:val="fr-FR"/>
+        </w:rPr>
+        <w:br/>
+      </w:r>
+      <w:r>
+        <w:rPr>
+          <w:rStyle w:val="Strong"/>
+          <w:rFonts w:ascii="Roboto" w:hAnsi="Roboto"/>
+          <w:color w:val="2E74B5" w:themeColor="accent5" w:themeShade="BF"/>
           <w:sz w:val="22"/>
           <w:szCs w:val="22"/>
           <w:lang w:val="fr-FR"/>
@@ -4457,6 +4879,7 @@
         <w:rPr>
           <w:rStyle w:val="Strong"/>
           <w:rFonts w:ascii="Roboto" w:hAnsi="Roboto"/>
+          <w:color w:val="2E74B5" w:themeColor="accent5" w:themeShade="BF"/>
           <w:sz w:val="22"/>
           <w:szCs w:val="22"/>
           <w:lang w:val="fr-FR"/>
@@ -4468,6 +4891,7 @@
         <w:rPr>
           <w:rStyle w:val="Strong"/>
           <w:rFonts w:ascii="Roboto" w:hAnsi="Roboto"/>
+          <w:color w:val="2E74B5" w:themeColor="accent5" w:themeShade="BF"/>
           <w:sz w:val="22"/>
           <w:szCs w:val="22"/>
           <w:lang w:val="fr-FR"/>
@@ -4477,6 +4901,7 @@
       <w:r>
         <w:rPr>
           <w:rFonts w:ascii="Roboto" w:hAnsi="Roboto"/>
+          <w:color w:val="2E74B5" w:themeColor="accent5" w:themeShade="BF"/>
           <w:sz w:val="22"/>
           <w:szCs w:val="22"/>
           <w:lang w:val="fr-FR"/>
@@ -4486,16 +4911,18 @@
       <w:r>
         <w:rPr>
           <w:rFonts w:ascii="Roboto" w:hAnsi="Roboto"/>
-          <w:sz w:val="22"/>
-          <w:szCs w:val="22"/>
-          <w:lang w:val="fr-FR"/>
-        </w:rPr>
-        <w:br/>
-      </w:r>
-      <w:r>
-        <w:rPr>
-          <w:rStyle w:val="Strong"/>
-          <w:rFonts w:ascii="Roboto" w:hAnsi="Roboto"/>
+          <w:color w:val="2E74B5" w:themeColor="accent5" w:themeShade="BF"/>
+          <w:sz w:val="22"/>
+          <w:szCs w:val="22"/>
+          <w:lang w:val="fr-FR"/>
+        </w:rPr>
+        <w:br/>
+      </w:r>
+      <w:r>
+        <w:rPr>
+          <w:rStyle w:val="Strong"/>
+          <w:rFonts w:ascii="Roboto" w:hAnsi="Roboto"/>
+          <w:color w:val="2E74B5" w:themeColor="accent5" w:themeShade="BF"/>
           <w:sz w:val="22"/>
           <w:szCs w:val="22"/>
           <w:lang w:val="fr-FR"/>
@@ -4505,6 +4932,7 @@
       <w:r>
         <w:rPr>
           <w:rFonts w:ascii="Roboto" w:hAnsi="Roboto"/>
+          <w:color w:val="2E74B5" w:themeColor="accent5" w:themeShade="BF"/>
           <w:sz w:val="22"/>
           <w:szCs w:val="22"/>
           <w:lang w:val="fr-FR"/>
@@ -4514,16 +4942,18 @@
       <w:r>
         <w:rPr>
           <w:rFonts w:ascii="Roboto" w:hAnsi="Roboto"/>
-          <w:sz w:val="22"/>
-          <w:szCs w:val="22"/>
-          <w:lang w:val="fr-FR"/>
-        </w:rPr>
-        <w:br/>
-      </w:r>
-      <w:r>
-        <w:rPr>
-          <w:rStyle w:val="Strong"/>
-          <w:rFonts w:ascii="Roboto" w:hAnsi="Roboto"/>
+          <w:color w:val="2E74B5" w:themeColor="accent5" w:themeShade="BF"/>
+          <w:sz w:val="22"/>
+          <w:szCs w:val="22"/>
+          <w:lang w:val="fr-FR"/>
+        </w:rPr>
+        <w:br/>
+      </w:r>
+      <w:r>
+        <w:rPr>
+          <w:rStyle w:val="Strong"/>
+          <w:rFonts w:ascii="Roboto" w:hAnsi="Roboto"/>
+          <w:color w:val="2E74B5" w:themeColor="accent5" w:themeShade="BF"/>
           <w:sz w:val="22"/>
           <w:szCs w:val="22"/>
           <w:lang w:val="fr-FR"/>
@@ -4533,6 +4963,7 @@
       <w:r>
         <w:rPr>
           <w:rFonts w:ascii="Roboto" w:hAnsi="Roboto"/>
+          <w:color w:val="2E74B5" w:themeColor="accent5" w:themeShade="BF"/>
           <w:sz w:val="22"/>
           <w:szCs w:val="22"/>
           <w:lang w:val="fr-FR"/>
@@ -4542,17 +4973,19 @@
       <w:r>
         <w:rPr>
           <w:rFonts w:ascii="Roboto" w:hAnsi="Roboto"/>
-          <w:sz w:val="22"/>
-          <w:szCs w:val="22"/>
-          <w:lang w:val="fr-FR"/>
-        </w:rPr>
-        <w:br/>
-      </w:r>
-      <w:proofErr w:type="spellStart"/>
-      <w:r>
-        <w:rPr>
-          <w:rStyle w:val="Strong"/>
-          <w:rFonts w:ascii="Roboto" w:hAnsi="Roboto"/>
+          <w:color w:val="2E74B5" w:themeColor="accent5" w:themeShade="BF"/>
+          <w:sz w:val="22"/>
+          <w:szCs w:val="22"/>
+          <w:lang w:val="fr-FR"/>
+        </w:rPr>
+        <w:br/>
+      </w:r>
+      <w:proofErr w:type="spellStart"/>
+      <w:r>
+        <w:rPr>
+          <w:rStyle w:val="Strong"/>
+          <w:rFonts w:ascii="Roboto" w:hAnsi="Roboto"/>
+          <w:color w:val="2E74B5" w:themeColor="accent5" w:themeShade="BF"/>
           <w:sz w:val="22"/>
           <w:szCs w:val="22"/>
           <w:lang w:val="fr-FR"/>
@@ -4564,6 +4997,7 @@
         <w:rPr>
           <w:rStyle w:val="Strong"/>
           <w:rFonts w:ascii="Roboto" w:hAnsi="Roboto"/>
+          <w:color w:val="2E74B5" w:themeColor="accent5" w:themeShade="BF"/>
           <w:sz w:val="22"/>
           <w:szCs w:val="22"/>
           <w:lang w:val="fr-FR"/>
@@ -4575,6 +5009,7 @@
         <w:rPr>
           <w:rStyle w:val="Strong"/>
           <w:rFonts w:ascii="Roboto" w:hAnsi="Roboto"/>
+          <w:color w:val="2E74B5" w:themeColor="accent5" w:themeShade="BF"/>
           <w:sz w:val="22"/>
           <w:szCs w:val="22"/>
           <w:lang w:val="fr-FR"/>
@@ -4585,6 +5020,7 @@
       <w:r>
         <w:rPr>
           <w:rFonts w:ascii="Roboto" w:hAnsi="Roboto"/>
+          <w:color w:val="2E74B5" w:themeColor="accent5" w:themeShade="BF"/>
           <w:sz w:val="22"/>
           <w:szCs w:val="22"/>
           <w:lang w:val="fr-FR"/>
@@ -4598,6 +5034,7 @@
         <w:spacing w:after="240" w:afterAutospacing="0"/>
         <w:rPr>
           <w:rFonts w:ascii="Roboto" w:hAnsi="Roboto"/>
+          <w:color w:val="2E74B5" w:themeColor="accent5" w:themeShade="BF"/>
           <w:sz w:val="22"/>
           <w:szCs w:val="22"/>
           <w:lang w:val="fr-FR"/>
@@ -4609,6 +5046,7 @@
         <w:rPr>
           <w:rStyle w:val="lettre"/>
           <w:rFonts w:ascii="Roboto" w:hAnsi="Roboto"/>
+          <w:color w:val="2E74B5" w:themeColor="accent5" w:themeShade="BF"/>
           <w:sz w:val="22"/>
           <w:szCs w:val="22"/>
           <w:lang w:val="fr-FR"/>
@@ -4618,17 +5056,19 @@
       <w:r>
         <w:rPr>
           <w:rFonts w:ascii="Roboto" w:hAnsi="Roboto"/>
-          <w:sz w:val="22"/>
-          <w:szCs w:val="22"/>
-          <w:lang w:val="fr-FR"/>
-        </w:rPr>
-        <w:br/>
-      </w:r>
-      <w:proofErr w:type="spellStart"/>
-      <w:r>
-        <w:rPr>
-          <w:rStyle w:val="Strong"/>
-          <w:rFonts w:ascii="Roboto" w:hAnsi="Roboto"/>
+          <w:color w:val="2E74B5" w:themeColor="accent5" w:themeShade="BF"/>
+          <w:sz w:val="22"/>
+          <w:szCs w:val="22"/>
+          <w:lang w:val="fr-FR"/>
+        </w:rPr>
+        <w:br/>
+      </w:r>
+      <w:proofErr w:type="spellStart"/>
+      <w:r>
+        <w:rPr>
+          <w:rStyle w:val="Strong"/>
+          <w:rFonts w:ascii="Roboto" w:hAnsi="Roboto"/>
+          <w:color w:val="2E74B5" w:themeColor="accent5" w:themeShade="BF"/>
           <w:sz w:val="22"/>
           <w:szCs w:val="22"/>
           <w:lang w:val="fr-FR"/>
@@ -4640,6 +5080,7 @@
         <w:rPr>
           <w:rStyle w:val="Strong"/>
           <w:rFonts w:ascii="Roboto" w:hAnsi="Roboto"/>
+          <w:color w:val="2E74B5" w:themeColor="accent5" w:themeShade="BF"/>
           <w:sz w:val="22"/>
           <w:szCs w:val="22"/>
           <w:lang w:val="fr-FR"/>
@@ -4649,6 +5090,7 @@
       <w:r>
         <w:rPr>
           <w:rFonts w:ascii="Roboto" w:hAnsi="Roboto"/>
+          <w:color w:val="2E74B5" w:themeColor="accent5" w:themeShade="BF"/>
           <w:sz w:val="22"/>
           <w:szCs w:val="22"/>
           <w:lang w:val="fr-FR"/>
@@ -4662,6 +5104,7 @@
         <w:spacing w:after="240" w:afterAutospacing="0"/>
         <w:rPr>
           <w:rFonts w:ascii="Roboto" w:hAnsi="Roboto"/>
+          <w:color w:val="2E74B5" w:themeColor="accent5" w:themeShade="BF"/>
           <w:sz w:val="22"/>
           <w:szCs w:val="22"/>
           <w:lang w:val="fr-FR"/>
@@ -4673,6 +5116,7 @@
         <w:rPr>
           <w:rStyle w:val="lettre"/>
           <w:rFonts w:ascii="Roboto" w:hAnsi="Roboto"/>
+          <w:color w:val="2E74B5" w:themeColor="accent5" w:themeShade="BF"/>
           <w:sz w:val="22"/>
           <w:szCs w:val="22"/>
           <w:lang w:val="fr-FR"/>
@@ -4682,16 +5126,18 @@
       <w:r>
         <w:rPr>
           <w:rFonts w:ascii="Roboto" w:hAnsi="Roboto"/>
-          <w:sz w:val="22"/>
-          <w:szCs w:val="22"/>
-          <w:lang w:val="fr-FR"/>
-        </w:rPr>
-        <w:br/>
-      </w:r>
-      <w:r>
-        <w:rPr>
-          <w:rStyle w:val="Strong"/>
-          <w:rFonts w:ascii="Roboto" w:hAnsi="Roboto"/>
+          <w:color w:val="2E74B5" w:themeColor="accent5" w:themeShade="BF"/>
+          <w:sz w:val="22"/>
+          <w:szCs w:val="22"/>
+          <w:lang w:val="fr-FR"/>
+        </w:rPr>
+        <w:br/>
+      </w:r>
+      <w:r>
+        <w:rPr>
+          <w:rStyle w:val="Strong"/>
+          <w:rFonts w:ascii="Roboto" w:hAnsi="Roboto"/>
+          <w:color w:val="2E74B5" w:themeColor="accent5" w:themeShade="BF"/>
           <w:sz w:val="22"/>
           <w:szCs w:val="22"/>
           <w:lang w:val="fr-FR"/>
@@ -4701,6 +5147,7 @@
       <w:r>
         <w:rPr>
           <w:rFonts w:ascii="Roboto" w:hAnsi="Roboto"/>
+          <w:color w:val="2E74B5" w:themeColor="accent5" w:themeShade="BF"/>
           <w:sz w:val="22"/>
           <w:szCs w:val="22"/>
           <w:lang w:val="fr-FR"/>
@@ -4710,16 +5157,18 @@
       <w:r>
         <w:rPr>
           <w:rFonts w:ascii="Roboto" w:hAnsi="Roboto"/>
-          <w:sz w:val="22"/>
-          <w:szCs w:val="22"/>
-          <w:lang w:val="fr-FR"/>
-        </w:rPr>
-        <w:br/>
-      </w:r>
-      <w:r>
-        <w:rPr>
-          <w:rStyle w:val="Strong"/>
-          <w:rFonts w:ascii="Roboto" w:hAnsi="Roboto"/>
+          <w:color w:val="2E74B5" w:themeColor="accent5" w:themeShade="BF"/>
+          <w:sz w:val="22"/>
+          <w:szCs w:val="22"/>
+          <w:lang w:val="fr-FR"/>
+        </w:rPr>
+        <w:br/>
+      </w:r>
+      <w:r>
+        <w:rPr>
+          <w:rStyle w:val="Strong"/>
+          <w:rFonts w:ascii="Roboto" w:hAnsi="Roboto"/>
+          <w:color w:val="2E74B5" w:themeColor="accent5" w:themeShade="BF"/>
           <w:sz w:val="22"/>
           <w:szCs w:val="22"/>
           <w:lang w:val="fr-FR"/>
@@ -4729,6 +5178,7 @@
       <w:r>
         <w:rPr>
           <w:rFonts w:ascii="Roboto" w:hAnsi="Roboto"/>
+          <w:color w:val="2E74B5" w:themeColor="accent5" w:themeShade="BF"/>
           <w:sz w:val="22"/>
           <w:szCs w:val="22"/>
           <w:lang w:val="fr-FR"/>
@@ -4738,17 +5188,19 @@
       <w:r>
         <w:rPr>
           <w:rFonts w:ascii="Roboto" w:hAnsi="Roboto"/>
-          <w:sz w:val="22"/>
-          <w:szCs w:val="22"/>
-          <w:lang w:val="fr-FR"/>
-        </w:rPr>
-        <w:br/>
-      </w:r>
-      <w:proofErr w:type="spellStart"/>
-      <w:r>
-        <w:rPr>
-          <w:rStyle w:val="Strong"/>
-          <w:rFonts w:ascii="Roboto" w:hAnsi="Roboto"/>
+          <w:color w:val="2E74B5" w:themeColor="accent5" w:themeShade="BF"/>
+          <w:sz w:val="22"/>
+          <w:szCs w:val="22"/>
+          <w:lang w:val="fr-FR"/>
+        </w:rPr>
+        <w:br/>
+      </w:r>
+      <w:proofErr w:type="spellStart"/>
+      <w:r>
+        <w:rPr>
+          <w:rStyle w:val="Strong"/>
+          <w:rFonts w:ascii="Roboto" w:hAnsi="Roboto"/>
+          <w:color w:val="2E74B5" w:themeColor="accent5" w:themeShade="BF"/>
           <w:sz w:val="22"/>
           <w:szCs w:val="22"/>
           <w:lang w:val="fr-FR"/>
@@ -4760,6 +5212,7 @@
         <w:rPr>
           <w:rStyle w:val="Strong"/>
           <w:rFonts w:ascii="Roboto" w:hAnsi="Roboto"/>
+          <w:color w:val="2E74B5" w:themeColor="accent5" w:themeShade="BF"/>
           <w:sz w:val="22"/>
           <w:szCs w:val="22"/>
           <w:lang w:val="fr-FR"/>
@@ -4771,6 +5224,7 @@
         <w:rPr>
           <w:rStyle w:val="Strong"/>
           <w:rFonts w:ascii="Roboto" w:hAnsi="Roboto"/>
+          <w:color w:val="2E74B5" w:themeColor="accent5" w:themeShade="BF"/>
           <w:sz w:val="22"/>
           <w:szCs w:val="22"/>
           <w:lang w:val="fr-FR"/>
@@ -4782,6 +5236,7 @@
         <w:rPr>
           <w:rStyle w:val="Strong"/>
           <w:rFonts w:ascii="Roboto" w:hAnsi="Roboto"/>
+          <w:color w:val="2E74B5" w:themeColor="accent5" w:themeShade="BF"/>
           <w:sz w:val="22"/>
           <w:szCs w:val="22"/>
           <w:lang w:val="fr-FR"/>
@@ -4791,6 +5246,7 @@
       <w:r>
         <w:rPr>
           <w:rFonts w:ascii="Roboto" w:hAnsi="Roboto"/>
+          <w:color w:val="2E74B5" w:themeColor="accent5" w:themeShade="BF"/>
           <w:sz w:val="22"/>
           <w:szCs w:val="22"/>
           <w:lang w:val="fr-FR"/>
@@ -4800,16 +5256,18 @@
       <w:r>
         <w:rPr>
           <w:rFonts w:ascii="Roboto" w:hAnsi="Roboto"/>
-          <w:sz w:val="22"/>
-          <w:szCs w:val="22"/>
-          <w:lang w:val="fr-FR"/>
-        </w:rPr>
-        <w:br/>
-      </w:r>
-      <w:r>
-        <w:rPr>
-          <w:rStyle w:val="Strong"/>
-          <w:rFonts w:ascii="Roboto" w:hAnsi="Roboto"/>
+          <w:color w:val="2E74B5" w:themeColor="accent5" w:themeShade="BF"/>
+          <w:sz w:val="22"/>
+          <w:szCs w:val="22"/>
+          <w:lang w:val="fr-FR"/>
+        </w:rPr>
+        <w:br/>
+      </w:r>
+      <w:r>
+        <w:rPr>
+          <w:rStyle w:val="Strong"/>
+          <w:rFonts w:ascii="Roboto" w:hAnsi="Roboto"/>
+          <w:color w:val="2E74B5" w:themeColor="accent5" w:themeShade="BF"/>
           <w:sz w:val="22"/>
           <w:szCs w:val="22"/>
           <w:lang w:val="fr-FR"/>
@@ -4821,6 +5279,7 @@
         <w:rPr>
           <w:rStyle w:val="Strong"/>
           <w:rFonts w:ascii="Roboto" w:hAnsi="Roboto"/>
+          <w:color w:val="2E74B5" w:themeColor="accent5" w:themeShade="BF"/>
           <w:sz w:val="22"/>
           <w:szCs w:val="22"/>
           <w:lang w:val="fr-FR"/>
@@ -4832,6 +5291,7 @@
         <w:rPr>
           <w:rStyle w:val="Strong"/>
           <w:rFonts w:ascii="Roboto" w:hAnsi="Roboto"/>
+          <w:color w:val="2E74B5" w:themeColor="accent5" w:themeShade="BF"/>
           <w:sz w:val="22"/>
           <w:szCs w:val="22"/>
           <w:lang w:val="fr-FR"/>
@@ -4841,6 +5301,7 @@
       <w:r>
         <w:rPr>
           <w:rFonts w:ascii="Roboto" w:hAnsi="Roboto"/>
+          <w:color w:val="2E74B5" w:themeColor="accent5" w:themeShade="BF"/>
           <w:sz w:val="22"/>
           <w:szCs w:val="22"/>
           <w:lang w:val="fr-FR"/>
@@ -4850,16 +5311,18 @@
       <w:r>
         <w:rPr>
           <w:rFonts w:ascii="Roboto" w:hAnsi="Roboto"/>
-          <w:sz w:val="22"/>
-          <w:szCs w:val="22"/>
-          <w:lang w:val="fr-FR"/>
-        </w:rPr>
-        <w:br/>
-      </w:r>
-      <w:r>
-        <w:rPr>
-          <w:rStyle w:val="Strong"/>
-          <w:rFonts w:ascii="Roboto" w:hAnsi="Roboto"/>
+          <w:color w:val="2E74B5" w:themeColor="accent5" w:themeShade="BF"/>
+          <w:sz w:val="22"/>
+          <w:szCs w:val="22"/>
+          <w:lang w:val="fr-FR"/>
+        </w:rPr>
+        <w:br/>
+      </w:r>
+      <w:r>
+        <w:rPr>
+          <w:rStyle w:val="Strong"/>
+          <w:rFonts w:ascii="Roboto" w:hAnsi="Roboto"/>
+          <w:color w:val="2E74B5" w:themeColor="accent5" w:themeShade="BF"/>
           <w:sz w:val="22"/>
           <w:szCs w:val="22"/>
           <w:lang w:val="fr-FR"/>
@@ -4871,6 +5334,7 @@
         <w:rPr>
           <w:rStyle w:val="Strong"/>
           <w:rFonts w:ascii="Roboto" w:hAnsi="Roboto"/>
+          <w:color w:val="2E74B5" w:themeColor="accent5" w:themeShade="BF"/>
           <w:sz w:val="22"/>
           <w:szCs w:val="22"/>
           <w:lang w:val="fr-FR"/>
@@ -4882,6 +5346,7 @@
         <w:rPr>
           <w:rStyle w:val="Strong"/>
           <w:rFonts w:ascii="Roboto" w:hAnsi="Roboto"/>
+          <w:color w:val="2E74B5" w:themeColor="accent5" w:themeShade="BF"/>
           <w:sz w:val="22"/>
           <w:szCs w:val="22"/>
           <w:lang w:val="fr-FR"/>
@@ -4891,6 +5356,7 @@
       <w:r>
         <w:rPr>
           <w:rFonts w:ascii="Roboto" w:hAnsi="Roboto"/>
+          <w:color w:val="2E74B5" w:themeColor="accent5" w:themeShade="BF"/>
           <w:sz w:val="22"/>
           <w:szCs w:val="22"/>
           <w:lang w:val="fr-FR"/>
@@ -4904,6 +5370,7 @@
         <w:spacing w:after="240" w:afterAutospacing="0"/>
         <w:rPr>
           <w:rFonts w:ascii="Roboto" w:hAnsi="Roboto"/>
+          <w:color w:val="2E74B5" w:themeColor="accent5" w:themeShade="BF"/>
           <w:sz w:val="22"/>
           <w:szCs w:val="22"/>
           <w:lang w:val="fr-FR"/>
@@ -4915,6 +5382,7 @@
         <w:rPr>
           <w:rStyle w:val="lettre"/>
           <w:rFonts w:ascii="Roboto" w:hAnsi="Roboto"/>
+          <w:color w:val="2E74B5" w:themeColor="accent5" w:themeShade="BF"/>
           <w:sz w:val="22"/>
           <w:szCs w:val="22"/>
           <w:lang w:val="fr-FR"/>
@@ -4924,17 +5392,19 @@
       <w:r>
         <w:rPr>
           <w:rFonts w:ascii="Roboto" w:hAnsi="Roboto"/>
-          <w:sz w:val="22"/>
-          <w:szCs w:val="22"/>
-          <w:lang w:val="fr-FR"/>
-        </w:rPr>
-        <w:br/>
-      </w:r>
-      <w:proofErr w:type="spellStart"/>
-      <w:r>
-        <w:rPr>
-          <w:rStyle w:val="Strong"/>
-          <w:rFonts w:ascii="Roboto" w:hAnsi="Roboto"/>
+          <w:color w:val="2E74B5" w:themeColor="accent5" w:themeShade="BF"/>
+          <w:sz w:val="22"/>
+          <w:szCs w:val="22"/>
+          <w:lang w:val="fr-FR"/>
+        </w:rPr>
+        <w:br/>
+      </w:r>
+      <w:proofErr w:type="spellStart"/>
+      <w:r>
+        <w:rPr>
+          <w:rStyle w:val="Strong"/>
+          <w:rFonts w:ascii="Roboto" w:hAnsi="Roboto"/>
+          <w:color w:val="2E74B5" w:themeColor="accent5" w:themeShade="BF"/>
           <w:sz w:val="22"/>
           <w:szCs w:val="22"/>
           <w:lang w:val="fr-FR"/>
@@ -4946,6 +5416,7 @@
         <w:rPr>
           <w:rStyle w:val="Strong"/>
           <w:rFonts w:ascii="Roboto" w:hAnsi="Roboto"/>
+          <w:color w:val="2E74B5" w:themeColor="accent5" w:themeShade="BF"/>
           <w:sz w:val="22"/>
           <w:szCs w:val="22"/>
           <w:lang w:val="fr-FR"/>
@@ -4955,6 +5426,7 @@
       <w:r>
         <w:rPr>
           <w:rFonts w:ascii="Roboto" w:hAnsi="Roboto"/>
+          <w:color w:val="2E74B5" w:themeColor="accent5" w:themeShade="BF"/>
           <w:sz w:val="22"/>
           <w:szCs w:val="22"/>
           <w:lang w:val="fr-FR"/>
@@ -4964,17 +5436,19 @@
       <w:r>
         <w:rPr>
           <w:rFonts w:ascii="Roboto" w:hAnsi="Roboto"/>
-          <w:sz w:val="22"/>
-          <w:szCs w:val="22"/>
-          <w:lang w:val="fr-FR"/>
-        </w:rPr>
-        <w:br/>
-      </w:r>
-      <w:proofErr w:type="spellStart"/>
-      <w:r>
-        <w:rPr>
-          <w:rStyle w:val="Strong"/>
-          <w:rFonts w:ascii="Roboto" w:hAnsi="Roboto"/>
+          <w:color w:val="2E74B5" w:themeColor="accent5" w:themeShade="BF"/>
+          <w:sz w:val="22"/>
+          <w:szCs w:val="22"/>
+          <w:lang w:val="fr-FR"/>
+        </w:rPr>
+        <w:br/>
+      </w:r>
+      <w:proofErr w:type="spellStart"/>
+      <w:r>
+        <w:rPr>
+          <w:rStyle w:val="Strong"/>
+          <w:rFonts w:ascii="Roboto" w:hAnsi="Roboto"/>
+          <w:color w:val="2E74B5" w:themeColor="accent5" w:themeShade="BF"/>
           <w:sz w:val="22"/>
           <w:szCs w:val="22"/>
           <w:lang w:val="fr-FR"/>
@@ -4986,6 +5460,7 @@
         <w:rPr>
           <w:rStyle w:val="Strong"/>
           <w:rFonts w:ascii="Roboto" w:hAnsi="Roboto"/>
+          <w:color w:val="2E74B5" w:themeColor="accent5" w:themeShade="BF"/>
           <w:sz w:val="22"/>
           <w:szCs w:val="22"/>
           <w:lang w:val="fr-FR"/>
@@ -4997,6 +5472,7 @@
         <w:rPr>
           <w:rStyle w:val="Strong"/>
           <w:rFonts w:ascii="Roboto" w:hAnsi="Roboto"/>
+          <w:color w:val="2E74B5" w:themeColor="accent5" w:themeShade="BF"/>
           <w:sz w:val="22"/>
           <w:szCs w:val="22"/>
           <w:lang w:val="fr-FR"/>
@@ -5007,6 +5483,7 @@
       <w:r>
         <w:rPr>
           <w:rFonts w:ascii="Roboto" w:hAnsi="Roboto"/>
+          <w:color w:val="2E74B5" w:themeColor="accent5" w:themeShade="BF"/>
           <w:sz w:val="22"/>
           <w:szCs w:val="22"/>
           <w:lang w:val="fr-FR"/>
@@ -5016,17 +5493,19 @@
       <w:r>
         <w:rPr>
           <w:rFonts w:ascii="Roboto" w:hAnsi="Roboto"/>
-          <w:sz w:val="22"/>
-          <w:szCs w:val="22"/>
-          <w:lang w:val="fr-FR"/>
-        </w:rPr>
-        <w:br/>
-      </w:r>
-      <w:proofErr w:type="spellStart"/>
-      <w:r>
-        <w:rPr>
-          <w:rStyle w:val="Strong"/>
-          <w:rFonts w:ascii="Roboto" w:hAnsi="Roboto"/>
+          <w:color w:val="2E74B5" w:themeColor="accent5" w:themeShade="BF"/>
+          <w:sz w:val="22"/>
+          <w:szCs w:val="22"/>
+          <w:lang w:val="fr-FR"/>
+        </w:rPr>
+        <w:br/>
+      </w:r>
+      <w:proofErr w:type="spellStart"/>
+      <w:r>
+        <w:rPr>
+          <w:rStyle w:val="Strong"/>
+          <w:rFonts w:ascii="Roboto" w:hAnsi="Roboto"/>
+          <w:color w:val="2E74B5" w:themeColor="accent5" w:themeShade="BF"/>
           <w:sz w:val="22"/>
           <w:szCs w:val="22"/>
           <w:lang w:val="fr-FR"/>
@@ -5038,6 +5517,7 @@
         <w:rPr>
           <w:rStyle w:val="Strong"/>
           <w:rFonts w:ascii="Roboto" w:hAnsi="Roboto"/>
+          <w:color w:val="2E74B5" w:themeColor="accent5" w:themeShade="BF"/>
           <w:sz w:val="22"/>
           <w:szCs w:val="22"/>
           <w:lang w:val="fr-FR"/>
@@ -5047,6 +5527,7 @@
       <w:r>
         <w:rPr>
           <w:rFonts w:ascii="Roboto" w:hAnsi="Roboto"/>
+          <w:color w:val="2E74B5" w:themeColor="accent5" w:themeShade="BF"/>
           <w:sz w:val="22"/>
           <w:szCs w:val="22"/>
           <w:lang w:val="fr-FR"/>
@@ -5056,17 +5537,19 @@
       <w:r>
         <w:rPr>
           <w:rFonts w:ascii="Roboto" w:hAnsi="Roboto"/>
-          <w:sz w:val="22"/>
-          <w:szCs w:val="22"/>
-          <w:lang w:val="fr-FR"/>
-        </w:rPr>
-        <w:br/>
-      </w:r>
-      <w:proofErr w:type="spellStart"/>
-      <w:r>
-        <w:rPr>
-          <w:rStyle w:val="Strong"/>
-          <w:rFonts w:ascii="Roboto" w:hAnsi="Roboto"/>
+          <w:color w:val="2E74B5" w:themeColor="accent5" w:themeShade="BF"/>
+          <w:sz w:val="22"/>
+          <w:szCs w:val="22"/>
+          <w:lang w:val="fr-FR"/>
+        </w:rPr>
+        <w:br/>
+      </w:r>
+      <w:proofErr w:type="spellStart"/>
+      <w:r>
+        <w:rPr>
+          <w:rStyle w:val="Strong"/>
+          <w:rFonts w:ascii="Roboto" w:hAnsi="Roboto"/>
+          <w:color w:val="2E74B5" w:themeColor="accent5" w:themeShade="BF"/>
           <w:sz w:val="22"/>
           <w:szCs w:val="22"/>
           <w:lang w:val="fr-FR"/>
@@ -5078,6 +5561,7 @@
         <w:rPr>
           <w:rStyle w:val="Strong"/>
           <w:rFonts w:ascii="Roboto" w:hAnsi="Roboto"/>
+          <w:color w:val="2E74B5" w:themeColor="accent5" w:themeShade="BF"/>
           <w:sz w:val="22"/>
           <w:szCs w:val="22"/>
           <w:lang w:val="fr-FR"/>
@@ -5087,6 +5571,7 @@
       <w:r>
         <w:rPr>
           <w:rFonts w:ascii="Roboto" w:hAnsi="Roboto"/>
+          <w:color w:val="2E74B5" w:themeColor="accent5" w:themeShade="BF"/>
           <w:sz w:val="22"/>
           <w:szCs w:val="22"/>
           <w:lang w:val="fr-FR"/>
@@ -5096,17 +5581,19 @@
       <w:r>
         <w:rPr>
           <w:rFonts w:ascii="Roboto" w:hAnsi="Roboto"/>
-          <w:sz w:val="22"/>
-          <w:szCs w:val="22"/>
-          <w:lang w:val="fr-FR"/>
-        </w:rPr>
-        <w:br/>
-      </w:r>
-      <w:proofErr w:type="spellStart"/>
-      <w:r>
-        <w:rPr>
-          <w:rStyle w:val="Strong"/>
-          <w:rFonts w:ascii="Roboto" w:hAnsi="Roboto"/>
+          <w:color w:val="2E74B5" w:themeColor="accent5" w:themeShade="BF"/>
+          <w:sz w:val="22"/>
+          <w:szCs w:val="22"/>
+          <w:lang w:val="fr-FR"/>
+        </w:rPr>
+        <w:br/>
+      </w:r>
+      <w:proofErr w:type="spellStart"/>
+      <w:r>
+        <w:rPr>
+          <w:rStyle w:val="Strong"/>
+          <w:rFonts w:ascii="Roboto" w:hAnsi="Roboto"/>
+          <w:color w:val="2E74B5" w:themeColor="accent5" w:themeShade="BF"/>
           <w:sz w:val="22"/>
           <w:szCs w:val="22"/>
           <w:lang w:val="fr-FR"/>
@@ -5118,6 +5605,7 @@
         <w:rPr>
           <w:rStyle w:val="Strong"/>
           <w:rFonts w:ascii="Roboto" w:hAnsi="Roboto"/>
+          <w:color w:val="2E74B5" w:themeColor="accent5" w:themeShade="BF"/>
           <w:sz w:val="22"/>
           <w:szCs w:val="22"/>
           <w:lang w:val="fr-FR"/>
@@ -5129,6 +5617,7 @@
         <w:rPr>
           <w:rStyle w:val="Strong"/>
           <w:rFonts w:ascii="Roboto" w:hAnsi="Roboto"/>
+          <w:color w:val="2E74B5" w:themeColor="accent5" w:themeShade="BF"/>
           <w:sz w:val="22"/>
           <w:szCs w:val="22"/>
           <w:lang w:val="fr-FR"/>
@@ -5140,6 +5629,7 @@
         <w:rPr>
           <w:rStyle w:val="Strong"/>
           <w:rFonts w:ascii="Roboto" w:hAnsi="Roboto"/>
+          <w:color w:val="2E74B5" w:themeColor="accent5" w:themeShade="BF"/>
           <w:sz w:val="22"/>
           <w:szCs w:val="22"/>
           <w:lang w:val="fr-FR"/>
@@ -5149,6 +5639,7 @@
       <w:r>
         <w:rPr>
           <w:rFonts w:ascii="Roboto" w:hAnsi="Roboto"/>
+          <w:color w:val="2E74B5" w:themeColor="accent5" w:themeShade="BF"/>
           <w:sz w:val="22"/>
           <w:szCs w:val="22"/>
           <w:lang w:val="fr-FR"/>
@@ -5158,17 +5649,19 @@
       <w:r>
         <w:rPr>
           <w:rFonts w:ascii="Roboto" w:hAnsi="Roboto"/>
-          <w:sz w:val="22"/>
-          <w:szCs w:val="22"/>
-          <w:lang w:val="fr-FR"/>
-        </w:rPr>
-        <w:br/>
-      </w:r>
-      <w:proofErr w:type="spellStart"/>
-      <w:r>
-        <w:rPr>
-          <w:rStyle w:val="Strong"/>
-          <w:rFonts w:ascii="Roboto" w:hAnsi="Roboto"/>
+          <w:color w:val="2E74B5" w:themeColor="accent5" w:themeShade="BF"/>
+          <w:sz w:val="22"/>
+          <w:szCs w:val="22"/>
+          <w:lang w:val="fr-FR"/>
+        </w:rPr>
+        <w:br/>
+      </w:r>
+      <w:proofErr w:type="spellStart"/>
+      <w:r>
+        <w:rPr>
+          <w:rStyle w:val="Strong"/>
+          <w:rFonts w:ascii="Roboto" w:hAnsi="Roboto"/>
+          <w:color w:val="2E74B5" w:themeColor="accent5" w:themeShade="BF"/>
           <w:sz w:val="22"/>
           <w:szCs w:val="22"/>
           <w:lang w:val="fr-FR"/>
@@ -5180,6 +5673,7 @@
         <w:rPr>
           <w:rStyle w:val="Strong"/>
           <w:rFonts w:ascii="Roboto" w:hAnsi="Roboto"/>
+          <w:color w:val="2E74B5" w:themeColor="accent5" w:themeShade="BF"/>
           <w:sz w:val="22"/>
           <w:szCs w:val="22"/>
           <w:lang w:val="fr-FR"/>
@@ -5189,6 +5683,7 @@
       <w:r>
         <w:rPr>
           <w:rFonts w:ascii="Roboto" w:hAnsi="Roboto"/>
+          <w:color w:val="2E74B5" w:themeColor="accent5" w:themeShade="BF"/>
           <w:sz w:val="22"/>
           <w:szCs w:val="22"/>
           <w:lang w:val="fr-FR"/>
@@ -5198,16 +5693,18 @@
       <w:r>
         <w:rPr>
           <w:rFonts w:ascii="Roboto" w:hAnsi="Roboto"/>
-          <w:sz w:val="22"/>
-          <w:szCs w:val="22"/>
-          <w:lang w:val="fr-FR"/>
-        </w:rPr>
-        <w:br/>
-      </w:r>
-      <w:r>
-        <w:rPr>
-          <w:rStyle w:val="Strong"/>
-          <w:rFonts w:ascii="Roboto" w:hAnsi="Roboto"/>
+          <w:color w:val="2E74B5" w:themeColor="accent5" w:themeShade="BF"/>
+          <w:sz w:val="22"/>
+          <w:szCs w:val="22"/>
+          <w:lang w:val="fr-FR"/>
+        </w:rPr>
+        <w:br/>
+      </w:r>
+      <w:r>
+        <w:rPr>
+          <w:rStyle w:val="Strong"/>
+          <w:rFonts w:ascii="Roboto" w:hAnsi="Roboto"/>
+          <w:color w:val="2E74B5" w:themeColor="accent5" w:themeShade="BF"/>
           <w:sz w:val="22"/>
           <w:szCs w:val="22"/>
           <w:lang w:val="fr-FR"/>
@@ -5217,6 +5714,7 @@
       <w:r>
         <w:rPr>
           <w:rFonts w:ascii="Roboto" w:hAnsi="Roboto"/>
+          <w:color w:val="2E74B5" w:themeColor="accent5" w:themeShade="BF"/>
           <w:sz w:val="22"/>
           <w:szCs w:val="22"/>
           <w:lang w:val="fr-FR"/>
@@ -5226,17 +5724,19 @@
       <w:r>
         <w:rPr>
           <w:rFonts w:ascii="Roboto" w:hAnsi="Roboto"/>
-          <w:sz w:val="22"/>
-          <w:szCs w:val="22"/>
-          <w:lang w:val="fr-FR"/>
-        </w:rPr>
-        <w:br/>
-      </w:r>
-      <w:proofErr w:type="spellStart"/>
-      <w:r>
-        <w:rPr>
-          <w:rStyle w:val="Strong"/>
-          <w:rFonts w:ascii="Roboto" w:hAnsi="Roboto"/>
+          <w:color w:val="2E74B5" w:themeColor="accent5" w:themeShade="BF"/>
+          <w:sz w:val="22"/>
+          <w:szCs w:val="22"/>
+          <w:lang w:val="fr-FR"/>
+        </w:rPr>
+        <w:br/>
+      </w:r>
+      <w:proofErr w:type="spellStart"/>
+      <w:r>
+        <w:rPr>
+          <w:rStyle w:val="Strong"/>
+          <w:rFonts w:ascii="Roboto" w:hAnsi="Roboto"/>
+          <w:color w:val="2E74B5" w:themeColor="accent5" w:themeShade="BF"/>
           <w:sz w:val="22"/>
           <w:szCs w:val="22"/>
           <w:lang w:val="fr-FR"/>
@@ -5248,6 +5748,7 @@
         <w:rPr>
           <w:rStyle w:val="Strong"/>
           <w:rFonts w:ascii="Roboto" w:hAnsi="Roboto"/>
+          <w:color w:val="2E74B5" w:themeColor="accent5" w:themeShade="BF"/>
           <w:sz w:val="22"/>
           <w:szCs w:val="22"/>
           <w:lang w:val="fr-FR"/>
@@ -5259,6 +5760,7 @@
         <w:rPr>
           <w:rStyle w:val="Strong"/>
           <w:rFonts w:ascii="Roboto" w:hAnsi="Roboto"/>
+          <w:color w:val="2E74B5" w:themeColor="accent5" w:themeShade="BF"/>
           <w:sz w:val="22"/>
           <w:szCs w:val="22"/>
           <w:lang w:val="fr-FR"/>
@@ -5269,6 +5771,7 @@
       <w:r>
         <w:rPr>
           <w:rFonts w:ascii="Roboto" w:hAnsi="Roboto"/>
+          <w:color w:val="2E74B5" w:themeColor="accent5" w:themeShade="BF"/>
           <w:sz w:val="22"/>
           <w:szCs w:val="22"/>
           <w:lang w:val="fr-FR"/>
@@ -5278,17 +5781,19 @@
       <w:r>
         <w:rPr>
           <w:rFonts w:ascii="Roboto" w:hAnsi="Roboto"/>
-          <w:sz w:val="22"/>
-          <w:szCs w:val="22"/>
-          <w:lang w:val="fr-FR"/>
-        </w:rPr>
-        <w:br/>
-      </w:r>
-      <w:proofErr w:type="spellStart"/>
-      <w:r>
-        <w:rPr>
-          <w:rStyle w:val="Strong"/>
-          <w:rFonts w:ascii="Roboto" w:hAnsi="Roboto"/>
+          <w:color w:val="2E74B5" w:themeColor="accent5" w:themeShade="BF"/>
+          <w:sz w:val="22"/>
+          <w:szCs w:val="22"/>
+          <w:lang w:val="fr-FR"/>
+        </w:rPr>
+        <w:br/>
+      </w:r>
+      <w:proofErr w:type="spellStart"/>
+      <w:r>
+        <w:rPr>
+          <w:rStyle w:val="Strong"/>
+          <w:rFonts w:ascii="Roboto" w:hAnsi="Roboto"/>
+          <w:color w:val="2E74B5" w:themeColor="accent5" w:themeShade="BF"/>
           <w:sz w:val="22"/>
           <w:szCs w:val="22"/>
           <w:lang w:val="fr-FR"/>
@@ -5300,6 +5805,7 @@
         <w:rPr>
           <w:rStyle w:val="Strong"/>
           <w:rFonts w:ascii="Roboto" w:hAnsi="Roboto"/>
+          <w:color w:val="2E74B5" w:themeColor="accent5" w:themeShade="BF"/>
           <w:sz w:val="22"/>
           <w:szCs w:val="22"/>
           <w:lang w:val="fr-FR"/>
@@ -5309,6 +5815,7 @@
       <w:r>
         <w:rPr>
           <w:rFonts w:ascii="Roboto" w:hAnsi="Roboto"/>
+          <w:color w:val="2E74B5" w:themeColor="accent5" w:themeShade="BF"/>
           <w:sz w:val="22"/>
           <w:szCs w:val="22"/>
           <w:lang w:val="fr-FR"/>
@@ -5318,17 +5825,19 @@
       <w:r>
         <w:rPr>
           <w:rFonts w:ascii="Roboto" w:hAnsi="Roboto"/>
-          <w:sz w:val="22"/>
-          <w:szCs w:val="22"/>
-          <w:lang w:val="fr-FR"/>
-        </w:rPr>
-        <w:br/>
-      </w:r>
-      <w:proofErr w:type="spellStart"/>
-      <w:r>
-        <w:rPr>
-          <w:rStyle w:val="Strong"/>
-          <w:rFonts w:ascii="Roboto" w:hAnsi="Roboto"/>
+          <w:color w:val="2E74B5" w:themeColor="accent5" w:themeShade="BF"/>
+          <w:sz w:val="22"/>
+          <w:szCs w:val="22"/>
+          <w:lang w:val="fr-FR"/>
+        </w:rPr>
+        <w:br/>
+      </w:r>
+      <w:proofErr w:type="spellStart"/>
+      <w:r>
+        <w:rPr>
+          <w:rStyle w:val="Strong"/>
+          <w:rFonts w:ascii="Roboto" w:hAnsi="Roboto"/>
+          <w:color w:val="2E74B5" w:themeColor="accent5" w:themeShade="BF"/>
           <w:sz w:val="22"/>
           <w:szCs w:val="22"/>
           <w:lang w:val="fr-FR"/>
@@ -5340,6 +5849,7 @@
         <w:rPr>
           <w:rStyle w:val="Strong"/>
           <w:rFonts w:ascii="Roboto" w:hAnsi="Roboto"/>
+          <w:color w:val="2E74B5" w:themeColor="accent5" w:themeShade="BF"/>
           <w:sz w:val="22"/>
           <w:szCs w:val="22"/>
           <w:lang w:val="fr-FR"/>
@@ -5351,6 +5861,7 @@
         <w:rPr>
           <w:rStyle w:val="Strong"/>
           <w:rFonts w:ascii="Roboto" w:hAnsi="Roboto"/>
+          <w:color w:val="2E74B5" w:themeColor="accent5" w:themeShade="BF"/>
           <w:sz w:val="22"/>
           <w:szCs w:val="22"/>
           <w:lang w:val="fr-FR"/>
@@ -5362,6 +5873,7 @@
         <w:rPr>
           <w:rStyle w:val="Strong"/>
           <w:rFonts w:ascii="Roboto" w:hAnsi="Roboto"/>
+          <w:color w:val="2E74B5" w:themeColor="accent5" w:themeShade="BF"/>
           <w:sz w:val="22"/>
           <w:szCs w:val="22"/>
           <w:lang w:val="fr-FR"/>
@@ -5371,6 +5883,7 @@
       <w:r>
         <w:rPr>
           <w:rFonts w:ascii="Roboto" w:hAnsi="Roboto"/>
+          <w:color w:val="2E74B5" w:themeColor="accent5" w:themeShade="BF"/>
           <w:sz w:val="22"/>
           <w:szCs w:val="22"/>
           <w:lang w:val="fr-FR"/>
@@ -5380,17 +5893,19 @@
       <w:r>
         <w:rPr>
           <w:rFonts w:ascii="Roboto" w:hAnsi="Roboto"/>
-          <w:sz w:val="22"/>
-          <w:szCs w:val="22"/>
-          <w:lang w:val="fr-FR"/>
-        </w:rPr>
-        <w:br/>
-      </w:r>
-      <w:proofErr w:type="spellStart"/>
-      <w:r>
-        <w:rPr>
-          <w:rStyle w:val="Strong"/>
-          <w:rFonts w:ascii="Roboto" w:hAnsi="Roboto"/>
+          <w:color w:val="2E74B5" w:themeColor="accent5" w:themeShade="BF"/>
+          <w:sz w:val="22"/>
+          <w:szCs w:val="22"/>
+          <w:lang w:val="fr-FR"/>
+        </w:rPr>
+        <w:br/>
+      </w:r>
+      <w:proofErr w:type="spellStart"/>
+      <w:r>
+        <w:rPr>
+          <w:rStyle w:val="Strong"/>
+          <w:rFonts w:ascii="Roboto" w:hAnsi="Roboto"/>
+          <w:color w:val="2E74B5" w:themeColor="accent5" w:themeShade="BF"/>
           <w:sz w:val="22"/>
           <w:szCs w:val="22"/>
           <w:lang w:val="fr-FR"/>
@@ -5402,6 +5917,7 @@
         <w:rPr>
           <w:rStyle w:val="Strong"/>
           <w:rFonts w:ascii="Roboto" w:hAnsi="Roboto"/>
+          <w:color w:val="2E74B5" w:themeColor="accent5" w:themeShade="BF"/>
           <w:sz w:val="22"/>
           <w:szCs w:val="22"/>
           <w:lang w:val="fr-FR"/>
@@ -5411,6 +5927,7 @@
       <w:r>
         <w:rPr>
           <w:rFonts w:ascii="Roboto" w:hAnsi="Roboto"/>
+          <w:color w:val="2E74B5" w:themeColor="accent5" w:themeShade="BF"/>
           <w:sz w:val="22"/>
           <w:szCs w:val="22"/>
           <w:lang w:val="fr-FR"/>
@@ -5420,17 +5937,19 @@
       <w:r>
         <w:rPr>
           <w:rFonts w:ascii="Roboto" w:hAnsi="Roboto"/>
-          <w:sz w:val="22"/>
-          <w:szCs w:val="22"/>
-          <w:lang w:val="fr-FR"/>
-        </w:rPr>
-        <w:br/>
-      </w:r>
-      <w:proofErr w:type="spellStart"/>
-      <w:r>
-        <w:rPr>
-          <w:rStyle w:val="Strong"/>
-          <w:rFonts w:ascii="Roboto" w:hAnsi="Roboto"/>
+          <w:color w:val="2E74B5" w:themeColor="accent5" w:themeShade="BF"/>
+          <w:sz w:val="22"/>
+          <w:szCs w:val="22"/>
+          <w:lang w:val="fr-FR"/>
+        </w:rPr>
+        <w:br/>
+      </w:r>
+      <w:proofErr w:type="spellStart"/>
+      <w:r>
+        <w:rPr>
+          <w:rStyle w:val="Strong"/>
+          <w:rFonts w:ascii="Roboto" w:hAnsi="Roboto"/>
+          <w:color w:val="2E74B5" w:themeColor="accent5" w:themeShade="BF"/>
           <w:sz w:val="22"/>
           <w:szCs w:val="22"/>
           <w:lang w:val="fr-FR"/>
@@ -5442,6 +5961,7 @@
         <w:rPr>
           <w:rStyle w:val="Strong"/>
           <w:rFonts w:ascii="Roboto" w:hAnsi="Roboto"/>
+          <w:color w:val="2E74B5" w:themeColor="accent5" w:themeShade="BF"/>
           <w:sz w:val="22"/>
           <w:szCs w:val="22"/>
           <w:lang w:val="fr-FR"/>
@@ -5451,6 +5971,7 @@
       <w:r>
         <w:rPr>
           <w:rFonts w:ascii="Roboto" w:hAnsi="Roboto"/>
+          <w:color w:val="2E74B5" w:themeColor="accent5" w:themeShade="BF"/>
           <w:sz w:val="22"/>
           <w:szCs w:val="22"/>
           <w:lang w:val="fr-FR"/>
@@ -5460,17 +5981,19 @@
       <w:r>
         <w:rPr>
           <w:rFonts w:ascii="Roboto" w:hAnsi="Roboto"/>
-          <w:sz w:val="22"/>
-          <w:szCs w:val="22"/>
-          <w:lang w:val="fr-FR"/>
-        </w:rPr>
-        <w:br/>
-      </w:r>
-      <w:proofErr w:type="spellStart"/>
-      <w:r>
-        <w:rPr>
-          <w:rStyle w:val="Strong"/>
-          <w:rFonts w:ascii="Roboto" w:hAnsi="Roboto"/>
+          <w:color w:val="2E74B5" w:themeColor="accent5" w:themeShade="BF"/>
+          <w:sz w:val="22"/>
+          <w:szCs w:val="22"/>
+          <w:lang w:val="fr-FR"/>
+        </w:rPr>
+        <w:br/>
+      </w:r>
+      <w:proofErr w:type="spellStart"/>
+      <w:r>
+        <w:rPr>
+          <w:rStyle w:val="Strong"/>
+          <w:rFonts w:ascii="Roboto" w:hAnsi="Roboto"/>
+          <w:color w:val="2E74B5" w:themeColor="accent5" w:themeShade="BF"/>
           <w:sz w:val="22"/>
           <w:szCs w:val="22"/>
           <w:lang w:val="fr-FR"/>
@@ -5482,6 +6005,7 @@
         <w:rPr>
           <w:rStyle w:val="Strong"/>
           <w:rFonts w:ascii="Roboto" w:hAnsi="Roboto"/>
+          <w:color w:val="2E74B5" w:themeColor="accent5" w:themeShade="BF"/>
           <w:sz w:val="22"/>
           <w:szCs w:val="22"/>
           <w:lang w:val="fr-FR"/>
@@ -5491,6 +6015,7 @@
       <w:r>
         <w:rPr>
           <w:rFonts w:ascii="Roboto" w:hAnsi="Roboto"/>
+          <w:color w:val="2E74B5" w:themeColor="accent5" w:themeShade="BF"/>
           <w:sz w:val="22"/>
           <w:szCs w:val="22"/>
           <w:lang w:val="fr-FR"/>
@@ -5500,17 +6025,19 @@
       <w:r>
         <w:rPr>
           <w:rFonts w:ascii="Roboto" w:hAnsi="Roboto"/>
-          <w:sz w:val="22"/>
-          <w:szCs w:val="22"/>
-          <w:lang w:val="fr-FR"/>
-        </w:rPr>
-        <w:br/>
-      </w:r>
-      <w:proofErr w:type="spellStart"/>
-      <w:r>
-        <w:rPr>
-          <w:rStyle w:val="Strong"/>
-          <w:rFonts w:ascii="Roboto" w:hAnsi="Roboto"/>
+          <w:color w:val="2E74B5" w:themeColor="accent5" w:themeShade="BF"/>
+          <w:sz w:val="22"/>
+          <w:szCs w:val="22"/>
+          <w:lang w:val="fr-FR"/>
+        </w:rPr>
+        <w:br/>
+      </w:r>
+      <w:proofErr w:type="spellStart"/>
+      <w:r>
+        <w:rPr>
+          <w:rStyle w:val="Strong"/>
+          <w:rFonts w:ascii="Roboto" w:hAnsi="Roboto"/>
+          <w:color w:val="2E74B5" w:themeColor="accent5" w:themeShade="BF"/>
           <w:sz w:val="22"/>
           <w:szCs w:val="22"/>
           <w:lang w:val="fr-FR"/>
@@ -5522,6 +6049,7 @@
         <w:rPr>
           <w:rStyle w:val="Strong"/>
           <w:rFonts w:ascii="Roboto" w:hAnsi="Roboto"/>
+          <w:color w:val="2E74B5" w:themeColor="accent5" w:themeShade="BF"/>
           <w:sz w:val="22"/>
           <w:szCs w:val="22"/>
           <w:lang w:val="fr-FR"/>
@@ -5531,6 +6059,7 @@
       <w:r>
         <w:rPr>
           <w:rFonts w:ascii="Roboto" w:hAnsi="Roboto"/>
+          <w:color w:val="2E74B5" w:themeColor="accent5" w:themeShade="BF"/>
           <w:sz w:val="22"/>
           <w:szCs w:val="22"/>
           <w:lang w:val="fr-FR"/>
@@ -5540,17 +6069,19 @@
       <w:r>
         <w:rPr>
           <w:rFonts w:ascii="Roboto" w:hAnsi="Roboto"/>
-          <w:sz w:val="22"/>
-          <w:szCs w:val="22"/>
-          <w:lang w:val="fr-FR"/>
-        </w:rPr>
-        <w:br/>
-      </w:r>
-      <w:proofErr w:type="spellStart"/>
-      <w:r>
-        <w:rPr>
-          <w:rStyle w:val="Strong"/>
-          <w:rFonts w:ascii="Roboto" w:hAnsi="Roboto"/>
+          <w:color w:val="2E74B5" w:themeColor="accent5" w:themeShade="BF"/>
+          <w:sz w:val="22"/>
+          <w:szCs w:val="22"/>
+          <w:lang w:val="fr-FR"/>
+        </w:rPr>
+        <w:br/>
+      </w:r>
+      <w:proofErr w:type="spellStart"/>
+      <w:r>
+        <w:rPr>
+          <w:rStyle w:val="Strong"/>
+          <w:rFonts w:ascii="Roboto" w:hAnsi="Roboto"/>
+          <w:color w:val="2E74B5" w:themeColor="accent5" w:themeShade="BF"/>
           <w:sz w:val="22"/>
           <w:szCs w:val="22"/>
           <w:lang w:val="fr-FR"/>
@@ -5561,6 +6092,7 @@
       <w:r>
         <w:rPr>
           <w:rFonts w:ascii="Roboto" w:hAnsi="Roboto"/>
+          <w:color w:val="2E74B5" w:themeColor="accent5" w:themeShade="BF"/>
           <w:sz w:val="22"/>
           <w:szCs w:val="22"/>
           <w:lang w:val="fr-FR"/>
@@ -5570,16 +6102,18 @@
       <w:r>
         <w:rPr>
           <w:rFonts w:ascii="Roboto" w:hAnsi="Roboto"/>
-          <w:sz w:val="22"/>
-          <w:szCs w:val="22"/>
-          <w:lang w:val="fr-FR"/>
-        </w:rPr>
-        <w:br/>
-      </w:r>
-      <w:r>
-        <w:rPr>
-          <w:rStyle w:val="Strong"/>
-          <w:rFonts w:ascii="Roboto" w:hAnsi="Roboto"/>
+          <w:color w:val="2E74B5" w:themeColor="accent5" w:themeShade="BF"/>
+          <w:sz w:val="22"/>
+          <w:szCs w:val="22"/>
+          <w:lang w:val="fr-FR"/>
+        </w:rPr>
+        <w:br/>
+      </w:r>
+      <w:r>
+        <w:rPr>
+          <w:rStyle w:val="Strong"/>
+          <w:rFonts w:ascii="Roboto" w:hAnsi="Roboto"/>
+          <w:color w:val="2E74B5" w:themeColor="accent5" w:themeShade="BF"/>
           <w:sz w:val="22"/>
           <w:szCs w:val="22"/>
           <w:lang w:val="fr-FR"/>
@@ -5589,6 +6123,7 @@
       <w:r>
         <w:rPr>
           <w:rFonts w:ascii="Roboto" w:hAnsi="Roboto"/>
+          <w:color w:val="2E74B5" w:themeColor="accent5" w:themeShade="BF"/>
           <w:sz w:val="22"/>
           <w:szCs w:val="22"/>
           <w:lang w:val="fr-FR"/>
@@ -5598,16 +6133,18 @@
       <w:r>
         <w:rPr>
           <w:rFonts w:ascii="Roboto" w:hAnsi="Roboto"/>
-          <w:sz w:val="22"/>
-          <w:szCs w:val="22"/>
-          <w:lang w:val="fr-FR"/>
-        </w:rPr>
-        <w:br/>
-      </w:r>
-      <w:r>
-        <w:rPr>
-          <w:rStyle w:val="Strong"/>
-          <w:rFonts w:ascii="Roboto" w:hAnsi="Roboto"/>
+          <w:color w:val="2E74B5" w:themeColor="accent5" w:themeShade="BF"/>
+          <w:sz w:val="22"/>
+          <w:szCs w:val="22"/>
+          <w:lang w:val="fr-FR"/>
+        </w:rPr>
+        <w:br/>
+      </w:r>
+      <w:r>
+        <w:rPr>
+          <w:rStyle w:val="Strong"/>
+          <w:rFonts w:ascii="Roboto" w:hAnsi="Roboto"/>
+          <w:color w:val="2E74B5" w:themeColor="accent5" w:themeShade="BF"/>
           <w:sz w:val="22"/>
           <w:szCs w:val="22"/>
           <w:lang w:val="fr-FR"/>
@@ -5617,6 +6154,7 @@
       <w:r>
         <w:rPr>
           <w:rFonts w:ascii="Roboto" w:hAnsi="Roboto"/>
+          <w:color w:val="2E74B5" w:themeColor="accent5" w:themeShade="BF"/>
           <w:sz w:val="22"/>
           <w:szCs w:val="22"/>
           <w:lang w:val="fr-FR"/>
@@ -5626,16 +6164,18 @@
       <w:r>
         <w:rPr>
           <w:rFonts w:ascii="Roboto" w:hAnsi="Roboto"/>
-          <w:sz w:val="22"/>
-          <w:szCs w:val="22"/>
-          <w:lang w:val="fr-FR"/>
-        </w:rPr>
-        <w:br/>
-      </w:r>
-      <w:r>
-        <w:rPr>
-          <w:rStyle w:val="Strong"/>
-          <w:rFonts w:ascii="Roboto" w:hAnsi="Roboto"/>
+          <w:color w:val="2E74B5" w:themeColor="accent5" w:themeShade="BF"/>
+          <w:sz w:val="22"/>
+          <w:szCs w:val="22"/>
+          <w:lang w:val="fr-FR"/>
+        </w:rPr>
+        <w:br/>
+      </w:r>
+      <w:r>
+        <w:rPr>
+          <w:rStyle w:val="Strong"/>
+          <w:rFonts w:ascii="Roboto" w:hAnsi="Roboto"/>
+          <w:color w:val="2E74B5" w:themeColor="accent5" w:themeShade="BF"/>
           <w:sz w:val="22"/>
           <w:szCs w:val="22"/>
           <w:lang w:val="fr-FR"/>
@@ -5645,6 +6185,7 @@
       <w:r>
         <w:rPr>
           <w:rFonts w:ascii="Roboto" w:hAnsi="Roboto"/>
+          <w:color w:val="2E74B5" w:themeColor="accent5" w:themeShade="BF"/>
           <w:sz w:val="22"/>
           <w:szCs w:val="22"/>
           <w:lang w:val="fr-FR"/>
@@ -5654,17 +6195,19 @@
       <w:r>
         <w:rPr>
           <w:rFonts w:ascii="Roboto" w:hAnsi="Roboto"/>
-          <w:sz w:val="22"/>
-          <w:szCs w:val="22"/>
-          <w:lang w:val="fr-FR"/>
-        </w:rPr>
-        <w:br/>
-      </w:r>
-      <w:proofErr w:type="spellStart"/>
-      <w:r>
-        <w:rPr>
-          <w:rStyle w:val="Strong"/>
-          <w:rFonts w:ascii="Roboto" w:hAnsi="Roboto"/>
+          <w:color w:val="2E74B5" w:themeColor="accent5" w:themeShade="BF"/>
+          <w:sz w:val="22"/>
+          <w:szCs w:val="22"/>
+          <w:lang w:val="fr-FR"/>
+        </w:rPr>
+        <w:br/>
+      </w:r>
+      <w:proofErr w:type="spellStart"/>
+      <w:r>
+        <w:rPr>
+          <w:rStyle w:val="Strong"/>
+          <w:rFonts w:ascii="Roboto" w:hAnsi="Roboto"/>
+          <w:color w:val="2E74B5" w:themeColor="accent5" w:themeShade="BF"/>
           <w:sz w:val="22"/>
           <w:szCs w:val="22"/>
           <w:lang w:val="fr-FR"/>
@@ -5676,6 +6219,7 @@
         <w:rPr>
           <w:rStyle w:val="Strong"/>
           <w:rFonts w:ascii="Roboto" w:hAnsi="Roboto"/>
+          <w:color w:val="2E74B5" w:themeColor="accent5" w:themeShade="BF"/>
           <w:sz w:val="22"/>
           <w:szCs w:val="22"/>
           <w:lang w:val="fr-FR"/>
@@ -5685,6 +6229,7 @@
       <w:r>
         <w:rPr>
           <w:rFonts w:ascii="Roboto" w:hAnsi="Roboto"/>
+          <w:color w:val="2E74B5" w:themeColor="accent5" w:themeShade="BF"/>
           <w:sz w:val="22"/>
           <w:szCs w:val="22"/>
           <w:lang w:val="fr-FR"/>
@@ -5694,16 +6239,18 @@
       <w:r>
         <w:rPr>
           <w:rFonts w:ascii="Roboto" w:hAnsi="Roboto"/>
-          <w:sz w:val="22"/>
-          <w:szCs w:val="22"/>
-          <w:lang w:val="fr-FR"/>
-        </w:rPr>
-        <w:br/>
-      </w:r>
-      <w:r>
-        <w:rPr>
-          <w:rStyle w:val="Strong"/>
-          <w:rFonts w:ascii="Roboto" w:hAnsi="Roboto"/>
+          <w:color w:val="2E74B5" w:themeColor="accent5" w:themeShade="BF"/>
+          <w:sz w:val="22"/>
+          <w:szCs w:val="22"/>
+          <w:lang w:val="fr-FR"/>
+        </w:rPr>
+        <w:br/>
+      </w:r>
+      <w:r>
+        <w:rPr>
+          <w:rStyle w:val="Strong"/>
+          <w:rFonts w:ascii="Roboto" w:hAnsi="Roboto"/>
+          <w:color w:val="2E74B5" w:themeColor="accent5" w:themeShade="BF"/>
           <w:sz w:val="22"/>
           <w:szCs w:val="22"/>
           <w:lang w:val="fr-FR"/>
@@ -5713,6 +6260,7 @@
       <w:r>
         <w:rPr>
           <w:rFonts w:ascii="Roboto" w:hAnsi="Roboto"/>
+          <w:color w:val="2E74B5" w:themeColor="accent5" w:themeShade="BF"/>
           <w:sz w:val="22"/>
           <w:szCs w:val="22"/>
           <w:lang w:val="fr-FR"/>
@@ -5726,6 +6274,7 @@
         <w:spacing w:after="240" w:afterAutospacing="0"/>
         <w:rPr>
           <w:rFonts w:ascii="Roboto" w:hAnsi="Roboto"/>
+          <w:color w:val="2E74B5" w:themeColor="accent5" w:themeShade="BF"/>
           <w:sz w:val="22"/>
           <w:szCs w:val="22"/>
           <w:lang w:val="fr-FR"/>
@@ -5737,6 +6286,7 @@
         <w:rPr>
           <w:rStyle w:val="lettre"/>
           <w:rFonts w:ascii="Roboto" w:hAnsi="Roboto"/>
+          <w:color w:val="2E74B5" w:themeColor="accent5" w:themeShade="BF"/>
           <w:sz w:val="22"/>
           <w:szCs w:val="22"/>
           <w:lang w:val="fr-FR"/>
@@ -5746,17 +6296,19 @@
       <w:r>
         <w:rPr>
           <w:rFonts w:ascii="Roboto" w:hAnsi="Roboto"/>
-          <w:sz w:val="22"/>
-          <w:szCs w:val="22"/>
-          <w:lang w:val="fr-FR"/>
-        </w:rPr>
-        <w:br/>
-      </w:r>
-      <w:proofErr w:type="spellStart"/>
-      <w:r>
-        <w:rPr>
-          <w:rStyle w:val="Strong"/>
-          <w:rFonts w:ascii="Roboto" w:hAnsi="Roboto"/>
+          <w:color w:val="2E74B5" w:themeColor="accent5" w:themeShade="BF"/>
+          <w:sz w:val="22"/>
+          <w:szCs w:val="22"/>
+          <w:lang w:val="fr-FR"/>
+        </w:rPr>
+        <w:br/>
+      </w:r>
+      <w:proofErr w:type="spellStart"/>
+      <w:r>
+        <w:rPr>
+          <w:rStyle w:val="Strong"/>
+          <w:rFonts w:ascii="Roboto" w:hAnsi="Roboto"/>
+          <w:color w:val="2E74B5" w:themeColor="accent5" w:themeShade="BF"/>
           <w:sz w:val="22"/>
           <w:szCs w:val="22"/>
           <w:lang w:val="fr-FR"/>
@@ -5768,6 +6320,7 @@
         <w:rPr>
           <w:rStyle w:val="Strong"/>
           <w:rFonts w:ascii="Roboto" w:hAnsi="Roboto"/>
+          <w:color w:val="2E74B5" w:themeColor="accent5" w:themeShade="BF"/>
           <w:sz w:val="22"/>
           <w:szCs w:val="22"/>
           <w:lang w:val="fr-FR"/>
@@ -5777,6 +6330,7 @@
       <w:r>
         <w:rPr>
           <w:rFonts w:ascii="Roboto" w:hAnsi="Roboto"/>
+          <w:color w:val="2E74B5" w:themeColor="accent5" w:themeShade="BF"/>
           <w:sz w:val="22"/>
           <w:szCs w:val="22"/>
           <w:lang w:val="fr-FR"/>
@@ -5786,17 +6340,19 @@
       <w:r>
         <w:rPr>
           <w:rFonts w:ascii="Roboto" w:hAnsi="Roboto"/>
-          <w:sz w:val="22"/>
-          <w:szCs w:val="22"/>
-          <w:lang w:val="fr-FR"/>
-        </w:rPr>
-        <w:br/>
-      </w:r>
-      <w:proofErr w:type="spellStart"/>
-      <w:r>
-        <w:rPr>
-          <w:rStyle w:val="Strong"/>
-          <w:rFonts w:ascii="Roboto" w:hAnsi="Roboto"/>
+          <w:color w:val="2E74B5" w:themeColor="accent5" w:themeShade="BF"/>
+          <w:sz w:val="22"/>
+          <w:szCs w:val="22"/>
+          <w:lang w:val="fr-FR"/>
+        </w:rPr>
+        <w:br/>
+      </w:r>
+      <w:proofErr w:type="spellStart"/>
+      <w:r>
+        <w:rPr>
+          <w:rStyle w:val="Strong"/>
+          <w:rFonts w:ascii="Roboto" w:hAnsi="Roboto"/>
+          <w:color w:val="2E74B5" w:themeColor="accent5" w:themeShade="BF"/>
           <w:sz w:val="22"/>
           <w:szCs w:val="22"/>
           <w:lang w:val="fr-FR"/>
@@ -5808,6 +6364,7 @@
         <w:rPr>
           <w:rStyle w:val="Strong"/>
           <w:rFonts w:ascii="Roboto" w:hAnsi="Roboto"/>
+          <w:color w:val="2E74B5" w:themeColor="accent5" w:themeShade="BF"/>
           <w:sz w:val="22"/>
           <w:szCs w:val="22"/>
           <w:lang w:val="fr-FR"/>
@@ -5817,6 +6374,7 @@
       <w:r>
         <w:rPr>
           <w:rFonts w:ascii="Roboto" w:hAnsi="Roboto"/>
+          <w:color w:val="2E74B5" w:themeColor="accent5" w:themeShade="BF"/>
           <w:sz w:val="22"/>
           <w:szCs w:val="22"/>
           <w:lang w:val="fr-FR"/>
@@ -5826,16 +6384,18 @@
       <w:r>
         <w:rPr>
           <w:rFonts w:ascii="Roboto" w:hAnsi="Roboto"/>
-          <w:sz w:val="22"/>
-          <w:szCs w:val="22"/>
-          <w:lang w:val="fr-FR"/>
-        </w:rPr>
-        <w:br/>
-      </w:r>
-      <w:r>
-        <w:rPr>
-          <w:rStyle w:val="Strong"/>
-          <w:rFonts w:ascii="Roboto" w:hAnsi="Roboto"/>
+          <w:color w:val="2E74B5" w:themeColor="accent5" w:themeShade="BF"/>
+          <w:sz w:val="22"/>
+          <w:szCs w:val="22"/>
+          <w:lang w:val="fr-FR"/>
+        </w:rPr>
+        <w:br/>
+      </w:r>
+      <w:r>
+        <w:rPr>
+          <w:rStyle w:val="Strong"/>
+          <w:rFonts w:ascii="Roboto" w:hAnsi="Roboto"/>
+          <w:color w:val="2E74B5" w:themeColor="accent5" w:themeShade="BF"/>
           <w:sz w:val="22"/>
           <w:szCs w:val="22"/>
           <w:lang w:val="fr-FR"/>
@@ -5845,6 +6405,7 @@
       <w:r>
         <w:rPr>
           <w:rFonts w:ascii="Roboto" w:hAnsi="Roboto"/>
+          <w:color w:val="2E74B5" w:themeColor="accent5" w:themeShade="BF"/>
           <w:sz w:val="22"/>
           <w:szCs w:val="22"/>
           <w:lang w:val="fr-FR"/>
@@ -5854,16 +6415,18 @@
       <w:r>
         <w:rPr>
           <w:rFonts w:ascii="Roboto" w:hAnsi="Roboto"/>
-          <w:sz w:val="22"/>
-          <w:szCs w:val="22"/>
-          <w:lang w:val="fr-FR"/>
-        </w:rPr>
-        <w:br/>
-      </w:r>
-      <w:r>
-        <w:rPr>
-          <w:rStyle w:val="Strong"/>
-          <w:rFonts w:ascii="Roboto" w:hAnsi="Roboto"/>
+          <w:color w:val="2E74B5" w:themeColor="accent5" w:themeShade="BF"/>
+          <w:sz w:val="22"/>
+          <w:szCs w:val="22"/>
+          <w:lang w:val="fr-FR"/>
+        </w:rPr>
+        <w:br/>
+      </w:r>
+      <w:r>
+        <w:rPr>
+          <w:rStyle w:val="Strong"/>
+          <w:rFonts w:ascii="Roboto" w:hAnsi="Roboto"/>
+          <w:color w:val="2E74B5" w:themeColor="accent5" w:themeShade="BF"/>
           <w:sz w:val="22"/>
           <w:szCs w:val="22"/>
           <w:lang w:val="fr-FR"/>
@@ -5873,6 +6436,7 @@
       <w:r>
         <w:rPr>
           <w:rFonts w:ascii="Roboto" w:hAnsi="Roboto"/>
+          <w:color w:val="2E74B5" w:themeColor="accent5" w:themeShade="BF"/>
           <w:sz w:val="22"/>
           <w:szCs w:val="22"/>
           <w:lang w:val="fr-FR"/>
@@ -5882,16 +6446,18 @@
       <w:r>
         <w:rPr>
           <w:rFonts w:ascii="Roboto" w:hAnsi="Roboto"/>
-          <w:sz w:val="22"/>
-          <w:szCs w:val="22"/>
-          <w:lang w:val="fr-FR"/>
-        </w:rPr>
-        <w:br/>
-      </w:r>
-      <w:r>
-        <w:rPr>
-          <w:rStyle w:val="Strong"/>
-          <w:rFonts w:ascii="Roboto" w:hAnsi="Roboto"/>
+          <w:color w:val="2E74B5" w:themeColor="accent5" w:themeShade="BF"/>
+          <w:sz w:val="22"/>
+          <w:szCs w:val="22"/>
+          <w:lang w:val="fr-FR"/>
+        </w:rPr>
+        <w:br/>
+      </w:r>
+      <w:r>
+        <w:rPr>
+          <w:rStyle w:val="Strong"/>
+          <w:rFonts w:ascii="Roboto" w:hAnsi="Roboto"/>
+          <w:color w:val="2E74B5" w:themeColor="accent5" w:themeShade="BF"/>
           <w:sz w:val="22"/>
           <w:szCs w:val="22"/>
           <w:lang w:val="fr-FR"/>
@@ -5903,6 +6469,7 @@
         <w:rPr>
           <w:rStyle w:val="Strong"/>
           <w:rFonts w:ascii="Roboto" w:hAnsi="Roboto"/>
+          <w:color w:val="2E74B5" w:themeColor="accent5" w:themeShade="BF"/>
           <w:sz w:val="22"/>
           <w:szCs w:val="22"/>
           <w:lang w:val="fr-FR"/>
@@ -5914,6 +6481,7 @@
         <w:rPr>
           <w:rStyle w:val="Strong"/>
           <w:rFonts w:ascii="Roboto" w:hAnsi="Roboto"/>
+          <w:color w:val="2E74B5" w:themeColor="accent5" w:themeShade="BF"/>
           <w:sz w:val="22"/>
           <w:szCs w:val="22"/>
           <w:lang w:val="fr-FR"/>
@@ -5923,6 +6491,7 @@
       <w:r>
         <w:rPr>
           <w:rFonts w:ascii="Roboto" w:hAnsi="Roboto"/>
+          <w:color w:val="2E74B5" w:themeColor="accent5" w:themeShade="BF"/>
           <w:sz w:val="22"/>
           <w:szCs w:val="22"/>
           <w:lang w:val="fr-FR"/>
@@ -5932,16 +6501,18 @@
       <w:r>
         <w:rPr>
           <w:rFonts w:ascii="Roboto" w:hAnsi="Roboto"/>
-          <w:sz w:val="22"/>
-          <w:szCs w:val="22"/>
-          <w:lang w:val="fr-FR"/>
-        </w:rPr>
-        <w:br/>
-      </w:r>
-      <w:r>
-        <w:rPr>
-          <w:rStyle w:val="Strong"/>
-          <w:rFonts w:ascii="Roboto" w:hAnsi="Roboto"/>
+          <w:color w:val="2E74B5" w:themeColor="accent5" w:themeShade="BF"/>
+          <w:sz w:val="22"/>
+          <w:szCs w:val="22"/>
+          <w:lang w:val="fr-FR"/>
+        </w:rPr>
+        <w:br/>
+      </w:r>
+      <w:r>
+        <w:rPr>
+          <w:rStyle w:val="Strong"/>
+          <w:rFonts w:ascii="Roboto" w:hAnsi="Roboto"/>
+          <w:color w:val="2E74B5" w:themeColor="accent5" w:themeShade="BF"/>
           <w:sz w:val="22"/>
           <w:szCs w:val="22"/>
           <w:lang w:val="fr-FR"/>
@@ -5953,6 +6524,7 @@
         <w:rPr>
           <w:rStyle w:val="Strong"/>
           <w:rFonts w:ascii="Roboto" w:hAnsi="Roboto"/>
+          <w:color w:val="2E74B5" w:themeColor="accent5" w:themeShade="BF"/>
           <w:sz w:val="22"/>
           <w:szCs w:val="22"/>
           <w:lang w:val="fr-FR"/>
@@ -5963,6 +6535,7 @@
       <w:r>
         <w:rPr>
           <w:rFonts w:ascii="Roboto" w:hAnsi="Roboto"/>
+          <w:color w:val="2E74B5" w:themeColor="accent5" w:themeShade="BF"/>
           <w:sz w:val="22"/>
           <w:szCs w:val="22"/>
           <w:lang w:val="fr-FR"/>
@@ -5972,17 +6545,19 @@
       <w:r>
         <w:rPr>
           <w:rFonts w:ascii="Roboto" w:hAnsi="Roboto"/>
-          <w:sz w:val="22"/>
-          <w:szCs w:val="22"/>
-          <w:lang w:val="fr-FR"/>
-        </w:rPr>
-        <w:br/>
-      </w:r>
-      <w:proofErr w:type="spellStart"/>
-      <w:r>
-        <w:rPr>
-          <w:rStyle w:val="Strong"/>
-          <w:rFonts w:ascii="Roboto" w:hAnsi="Roboto"/>
+          <w:color w:val="2E74B5" w:themeColor="accent5" w:themeShade="BF"/>
+          <w:sz w:val="22"/>
+          <w:szCs w:val="22"/>
+          <w:lang w:val="fr-FR"/>
+        </w:rPr>
+        <w:br/>
+      </w:r>
+      <w:proofErr w:type="spellStart"/>
+      <w:r>
+        <w:rPr>
+          <w:rStyle w:val="Strong"/>
+          <w:rFonts w:ascii="Roboto" w:hAnsi="Roboto"/>
+          <w:color w:val="2E74B5" w:themeColor="accent5" w:themeShade="BF"/>
           <w:sz w:val="22"/>
           <w:szCs w:val="22"/>
           <w:lang w:val="fr-FR"/>
@@ -5994,6 +6569,7 @@
         <w:rPr>
           <w:rStyle w:val="Strong"/>
           <w:rFonts w:ascii="Roboto" w:hAnsi="Roboto"/>
+          <w:color w:val="2E74B5" w:themeColor="accent5" w:themeShade="BF"/>
           <w:sz w:val="22"/>
           <w:szCs w:val="22"/>
           <w:lang w:val="fr-FR"/>
@@ -6003,6 +6579,7 @@
       <w:r>
         <w:rPr>
           <w:rFonts w:ascii="Roboto" w:hAnsi="Roboto"/>
+          <w:color w:val="2E74B5" w:themeColor="accent5" w:themeShade="BF"/>
           <w:sz w:val="22"/>
           <w:szCs w:val="22"/>
           <w:lang w:val="fr-FR"/>
@@ -6016,6 +6593,7 @@
         <w:spacing w:after="240" w:afterAutospacing="0"/>
         <w:rPr>
           <w:rFonts w:ascii="Roboto" w:hAnsi="Roboto"/>
+          <w:color w:val="2E74B5" w:themeColor="accent5" w:themeShade="BF"/>
           <w:sz w:val="22"/>
           <w:szCs w:val="22"/>
           <w:lang w:val="fr-FR"/>
@@ -6027,6 +6605,7 @@
         <w:rPr>
           <w:rStyle w:val="lettre"/>
           <w:rFonts w:ascii="Roboto" w:hAnsi="Roboto"/>
+          <w:color w:val="2E74B5" w:themeColor="accent5" w:themeShade="BF"/>
           <w:sz w:val="22"/>
           <w:szCs w:val="22"/>
           <w:lang w:val="fr-FR"/>
@@ -6036,17 +6615,19 @@
       <w:r>
         <w:rPr>
           <w:rFonts w:ascii="Roboto" w:hAnsi="Roboto"/>
-          <w:sz w:val="22"/>
-          <w:szCs w:val="22"/>
-          <w:lang w:val="fr-FR"/>
-        </w:rPr>
-        <w:br/>
-      </w:r>
-      <w:proofErr w:type="spellStart"/>
-      <w:r>
-        <w:rPr>
-          <w:rStyle w:val="Strong"/>
-          <w:rFonts w:ascii="Roboto" w:hAnsi="Roboto"/>
+          <w:color w:val="2E74B5" w:themeColor="accent5" w:themeShade="BF"/>
+          <w:sz w:val="22"/>
+          <w:szCs w:val="22"/>
+          <w:lang w:val="fr-FR"/>
+        </w:rPr>
+        <w:br/>
+      </w:r>
+      <w:proofErr w:type="spellStart"/>
+      <w:r>
+        <w:rPr>
+          <w:rStyle w:val="Strong"/>
+          <w:rFonts w:ascii="Roboto" w:hAnsi="Roboto"/>
+          <w:color w:val="2E74B5" w:themeColor="accent5" w:themeShade="BF"/>
           <w:sz w:val="22"/>
           <w:szCs w:val="22"/>
           <w:lang w:val="fr-FR"/>
@@ -6058,6 +6639,7 @@
         <w:rPr>
           <w:rStyle w:val="Strong"/>
           <w:rFonts w:ascii="Roboto" w:hAnsi="Roboto"/>
+          <w:color w:val="2E74B5" w:themeColor="accent5" w:themeShade="BF"/>
           <w:sz w:val="22"/>
           <w:szCs w:val="22"/>
           <w:lang w:val="fr-FR"/>
@@ -6067,6 +6649,7 @@
       <w:r>
         <w:rPr>
           <w:rFonts w:ascii="Roboto" w:hAnsi="Roboto"/>
+          <w:color w:val="2E74B5" w:themeColor="accent5" w:themeShade="BF"/>
           <w:sz w:val="22"/>
           <w:szCs w:val="22"/>
           <w:lang w:val="fr-FR"/>
@@ -6077,6 +6660,7 @@
       <w:r>
         <w:rPr>
           <w:rFonts w:ascii="Roboto" w:hAnsi="Roboto"/>
+          <w:color w:val="2E74B5" w:themeColor="accent5" w:themeShade="BF"/>
           <w:sz w:val="22"/>
           <w:szCs w:val="22"/>
           <w:lang w:val="fr-FR"/>
@@ -6091,6 +6675,7 @@
         <w:spacing w:after="240" w:afterAutospacing="0"/>
         <w:rPr>
           <w:rFonts w:ascii="Roboto" w:hAnsi="Roboto"/>
+          <w:color w:val="2E74B5" w:themeColor="accent5" w:themeShade="BF"/>
           <w:sz w:val="22"/>
           <w:szCs w:val="22"/>
           <w:lang w:val="fr-FR"/>
@@ -6102,6 +6687,7 @@
         <w:rPr>
           <w:rStyle w:val="lettre"/>
           <w:rFonts w:ascii="Roboto" w:hAnsi="Roboto"/>
+          <w:color w:val="2E74B5" w:themeColor="accent5" w:themeShade="BF"/>
           <w:sz w:val="22"/>
           <w:szCs w:val="22"/>
           <w:lang w:val="fr-FR"/>
@@ -6111,16 +6697,18 @@
       <w:r>
         <w:rPr>
           <w:rFonts w:ascii="Roboto" w:hAnsi="Roboto"/>
-          <w:sz w:val="22"/>
-          <w:szCs w:val="22"/>
-          <w:lang w:val="fr-FR"/>
-        </w:rPr>
-        <w:br/>
-      </w:r>
-      <w:r>
-        <w:rPr>
-          <w:rStyle w:val="Strong"/>
-          <w:rFonts w:ascii="Roboto" w:hAnsi="Roboto"/>
+          <w:color w:val="2E74B5" w:themeColor="accent5" w:themeShade="BF"/>
+          <w:sz w:val="22"/>
+          <w:szCs w:val="22"/>
+          <w:lang w:val="fr-FR"/>
+        </w:rPr>
+        <w:br/>
+      </w:r>
+      <w:r>
+        <w:rPr>
+          <w:rStyle w:val="Strong"/>
+          <w:rFonts w:ascii="Roboto" w:hAnsi="Roboto"/>
+          <w:color w:val="2E74B5" w:themeColor="accent5" w:themeShade="BF"/>
           <w:sz w:val="22"/>
           <w:szCs w:val="22"/>
           <w:lang w:val="fr-FR"/>
@@ -6130,6 +6718,7 @@
       <w:r>
         <w:rPr>
           <w:rFonts w:ascii="Roboto" w:hAnsi="Roboto"/>
+          <w:color w:val="2E74B5" w:themeColor="accent5" w:themeShade="BF"/>
           <w:sz w:val="22"/>
           <w:szCs w:val="22"/>
           <w:lang w:val="fr-FR"/>
@@ -6139,17 +6728,19 @@
       <w:r>
         <w:rPr>
           <w:rFonts w:ascii="Roboto" w:hAnsi="Roboto"/>
-          <w:sz w:val="22"/>
-          <w:szCs w:val="22"/>
-          <w:lang w:val="fr-FR"/>
-        </w:rPr>
-        <w:br/>
-      </w:r>
-      <w:proofErr w:type="spellStart"/>
-      <w:r>
-        <w:rPr>
-          <w:rStyle w:val="Strong"/>
-          <w:rFonts w:ascii="Roboto" w:hAnsi="Roboto"/>
+          <w:color w:val="2E74B5" w:themeColor="accent5" w:themeShade="BF"/>
+          <w:sz w:val="22"/>
+          <w:szCs w:val="22"/>
+          <w:lang w:val="fr-FR"/>
+        </w:rPr>
+        <w:br/>
+      </w:r>
+      <w:proofErr w:type="spellStart"/>
+      <w:r>
+        <w:rPr>
+          <w:rStyle w:val="Strong"/>
+          <w:rFonts w:ascii="Roboto" w:hAnsi="Roboto"/>
+          <w:color w:val="2E74B5" w:themeColor="accent5" w:themeShade="BF"/>
           <w:sz w:val="22"/>
           <w:szCs w:val="22"/>
           <w:lang w:val="fr-FR"/>
@@ -6161,6 +6752,7 @@
         <w:rPr>
           <w:rStyle w:val="Strong"/>
           <w:rFonts w:ascii="Roboto" w:hAnsi="Roboto"/>
+          <w:color w:val="2E74B5" w:themeColor="accent5" w:themeShade="BF"/>
           <w:sz w:val="22"/>
           <w:szCs w:val="22"/>
           <w:lang w:val="fr-FR"/>
@@ -6172,6 +6764,7 @@
         <w:rPr>
           <w:rStyle w:val="Strong"/>
           <w:rFonts w:ascii="Roboto" w:hAnsi="Roboto"/>
+          <w:color w:val="2E74B5" w:themeColor="accent5" w:themeShade="BF"/>
           <w:sz w:val="22"/>
           <w:szCs w:val="22"/>
           <w:lang w:val="fr-FR"/>
@@ -6181,6 +6774,7 @@
       <w:r>
         <w:rPr>
           <w:rFonts w:ascii="Roboto" w:hAnsi="Roboto"/>
+          <w:color w:val="2E74B5" w:themeColor="accent5" w:themeShade="BF"/>
           <w:sz w:val="22"/>
           <w:szCs w:val="22"/>
           <w:lang w:val="fr-FR"/>
@@ -6191,6 +6785,7 @@
       <w:r>
         <w:rPr>
           <w:rFonts w:ascii="Roboto" w:hAnsi="Roboto"/>
+          <w:color w:val="2E74B5" w:themeColor="accent5" w:themeShade="BF"/>
           <w:sz w:val="22"/>
           <w:szCs w:val="22"/>
           <w:lang w:val="fr-FR"/>
@@ -6200,17 +6795,19 @@
       <w:r>
         <w:rPr>
           <w:rFonts w:ascii="Roboto" w:hAnsi="Roboto"/>
-          <w:sz w:val="22"/>
-          <w:szCs w:val="22"/>
-          <w:lang w:val="fr-FR"/>
-        </w:rPr>
-        <w:br/>
-      </w:r>
-      <w:proofErr w:type="spellStart"/>
-      <w:r>
-        <w:rPr>
-          <w:rStyle w:val="Strong"/>
-          <w:rFonts w:ascii="Roboto" w:hAnsi="Roboto"/>
+          <w:color w:val="2E74B5" w:themeColor="accent5" w:themeShade="BF"/>
+          <w:sz w:val="22"/>
+          <w:szCs w:val="22"/>
+          <w:lang w:val="fr-FR"/>
+        </w:rPr>
+        <w:br/>
+      </w:r>
+      <w:proofErr w:type="spellStart"/>
+      <w:r>
+        <w:rPr>
+          <w:rStyle w:val="Strong"/>
+          <w:rFonts w:ascii="Roboto" w:hAnsi="Roboto"/>
+          <w:color w:val="2E74B5" w:themeColor="accent5" w:themeShade="BF"/>
           <w:sz w:val="22"/>
           <w:szCs w:val="22"/>
           <w:lang w:val="fr-FR"/>
@@ -6222,6 +6819,7 @@
         <w:rPr>
           <w:rStyle w:val="Strong"/>
           <w:rFonts w:ascii="Roboto" w:hAnsi="Roboto"/>
+          <w:color w:val="2E74B5" w:themeColor="accent5" w:themeShade="BF"/>
           <w:sz w:val="22"/>
           <w:szCs w:val="22"/>
           <w:lang w:val="fr-FR"/>
@@ -6233,6 +6831,7 @@
         <w:rPr>
           <w:rStyle w:val="Strong"/>
           <w:rFonts w:ascii="Roboto" w:hAnsi="Roboto"/>
+          <w:color w:val="2E74B5" w:themeColor="accent5" w:themeShade="BF"/>
           <w:sz w:val="22"/>
           <w:szCs w:val="22"/>
           <w:lang w:val="fr-FR"/>
@@ -6244,6 +6843,7 @@
         <w:rPr>
           <w:rStyle w:val="Strong"/>
           <w:rFonts w:ascii="Roboto" w:hAnsi="Roboto"/>
+          <w:color w:val="2E74B5" w:themeColor="accent5" w:themeShade="BF"/>
           <w:sz w:val="22"/>
           <w:szCs w:val="22"/>
           <w:lang w:val="fr-FR"/>
@@ -6255,6 +6855,7 @@
         <w:rPr>
           <w:rStyle w:val="Strong"/>
           <w:rFonts w:ascii="Roboto" w:hAnsi="Roboto"/>
+          <w:color w:val="2E74B5" w:themeColor="accent5" w:themeShade="BF"/>
           <w:sz w:val="22"/>
           <w:szCs w:val="22"/>
           <w:lang w:val="fr-FR"/>
@@ -6266,6 +6867,7 @@
         <w:rPr>
           <w:rStyle w:val="Strong"/>
           <w:rFonts w:ascii="Roboto" w:hAnsi="Roboto"/>
+          <w:color w:val="2E74B5" w:themeColor="accent5" w:themeShade="BF"/>
           <w:sz w:val="22"/>
           <w:szCs w:val="22"/>
           <w:lang w:val="fr-FR"/>
@@ -6275,6 +6877,7 @@
       <w:r>
         <w:rPr>
           <w:rFonts w:ascii="Roboto" w:hAnsi="Roboto"/>
+          <w:color w:val="2E74B5" w:themeColor="accent5" w:themeShade="BF"/>
           <w:sz w:val="22"/>
           <w:szCs w:val="22"/>
           <w:lang w:val="fr-FR"/>
@@ -6284,17 +6887,19 @@
       <w:r>
         <w:rPr>
           <w:rFonts w:ascii="Roboto" w:hAnsi="Roboto"/>
-          <w:sz w:val="22"/>
-          <w:szCs w:val="22"/>
-          <w:lang w:val="fr-FR"/>
-        </w:rPr>
-        <w:br/>
-      </w:r>
-      <w:proofErr w:type="spellStart"/>
-      <w:r>
-        <w:rPr>
-          <w:rStyle w:val="Strong"/>
-          <w:rFonts w:ascii="Roboto" w:hAnsi="Roboto"/>
+          <w:color w:val="2E74B5" w:themeColor="accent5" w:themeShade="BF"/>
+          <w:sz w:val="22"/>
+          <w:szCs w:val="22"/>
+          <w:lang w:val="fr-FR"/>
+        </w:rPr>
+        <w:br/>
+      </w:r>
+      <w:proofErr w:type="spellStart"/>
+      <w:r>
+        <w:rPr>
+          <w:rStyle w:val="Strong"/>
+          <w:rFonts w:ascii="Roboto" w:hAnsi="Roboto"/>
+          <w:color w:val="2E74B5" w:themeColor="accent5" w:themeShade="BF"/>
           <w:sz w:val="22"/>
           <w:szCs w:val="22"/>
           <w:lang w:val="fr-FR"/>
@@ -6306,6 +6911,7 @@
         <w:rPr>
           <w:rStyle w:val="Strong"/>
           <w:rFonts w:ascii="Roboto" w:hAnsi="Roboto"/>
+          <w:color w:val="2E74B5" w:themeColor="accent5" w:themeShade="BF"/>
           <w:sz w:val="22"/>
           <w:szCs w:val="22"/>
           <w:lang w:val="fr-FR"/>
@@ -6315,6 +6921,7 @@
       <w:r>
         <w:rPr>
           <w:rFonts w:ascii="Roboto" w:hAnsi="Roboto"/>
+          <w:color w:val="2E74B5" w:themeColor="accent5" w:themeShade="BF"/>
           <w:sz w:val="22"/>
           <w:szCs w:val="22"/>
           <w:lang w:val="fr-FR"/>
@@ -6328,6 +6935,7 @@
         <w:spacing w:after="240" w:afterAutospacing="0"/>
         <w:rPr>
           <w:rFonts w:ascii="Roboto" w:hAnsi="Roboto"/>
+          <w:color w:val="2E74B5" w:themeColor="accent5" w:themeShade="BF"/>
           <w:sz w:val="22"/>
           <w:szCs w:val="22"/>
           <w:lang w:val="fr-FR"/>
@@ -6339,6 +6947,7 @@
         <w:rPr>
           <w:rStyle w:val="lettre"/>
           <w:rFonts w:ascii="Roboto" w:hAnsi="Roboto"/>
+          <w:color w:val="2E74B5" w:themeColor="accent5" w:themeShade="BF"/>
           <w:sz w:val="22"/>
           <w:szCs w:val="22"/>
           <w:lang w:val="fr-FR"/>
@@ -6348,16 +6957,18 @@
       <w:r>
         <w:rPr>
           <w:rFonts w:ascii="Roboto" w:hAnsi="Roboto"/>
-          <w:sz w:val="22"/>
-          <w:szCs w:val="22"/>
-          <w:lang w:val="fr-FR"/>
-        </w:rPr>
-        <w:br/>
-      </w:r>
-      <w:r>
-        <w:rPr>
-          <w:rStyle w:val="Strong"/>
-          <w:rFonts w:ascii="Roboto" w:hAnsi="Roboto"/>
+          <w:color w:val="2E74B5" w:themeColor="accent5" w:themeShade="BF"/>
+          <w:sz w:val="22"/>
+          <w:szCs w:val="22"/>
+          <w:lang w:val="fr-FR"/>
+        </w:rPr>
+        <w:br/>
+      </w:r>
+      <w:r>
+        <w:rPr>
+          <w:rStyle w:val="Strong"/>
+          <w:rFonts w:ascii="Roboto" w:hAnsi="Roboto"/>
+          <w:color w:val="2E74B5" w:themeColor="accent5" w:themeShade="BF"/>
           <w:sz w:val="22"/>
           <w:szCs w:val="22"/>
           <w:lang w:val="fr-FR"/>
@@ -6367,6 +6978,7 @@
       <w:r>
         <w:rPr>
           <w:rFonts w:ascii="Roboto" w:hAnsi="Roboto"/>
+          <w:color w:val="2E74B5" w:themeColor="accent5" w:themeShade="BF"/>
           <w:sz w:val="22"/>
           <w:szCs w:val="22"/>
           <w:lang w:val="fr-FR"/>
@@ -6376,16 +6988,18 @@
       <w:r>
         <w:rPr>
           <w:rFonts w:ascii="Roboto" w:hAnsi="Roboto"/>
-          <w:sz w:val="22"/>
-          <w:szCs w:val="22"/>
-          <w:lang w:val="fr-FR"/>
-        </w:rPr>
-        <w:br/>
-      </w:r>
-      <w:r>
-        <w:rPr>
-          <w:rStyle w:val="Strong"/>
-          <w:rFonts w:ascii="Roboto" w:hAnsi="Roboto"/>
+          <w:color w:val="2E74B5" w:themeColor="accent5" w:themeShade="BF"/>
+          <w:sz w:val="22"/>
+          <w:szCs w:val="22"/>
+          <w:lang w:val="fr-FR"/>
+        </w:rPr>
+        <w:br/>
+      </w:r>
+      <w:r>
+        <w:rPr>
+          <w:rStyle w:val="Strong"/>
+          <w:rFonts w:ascii="Roboto" w:hAnsi="Roboto"/>
+          <w:color w:val="2E74B5" w:themeColor="accent5" w:themeShade="BF"/>
           <w:sz w:val="22"/>
           <w:szCs w:val="22"/>
           <w:lang w:val="fr-FR"/>
@@ -6395,6 +7009,7 @@
       <w:r>
         <w:rPr>
           <w:rFonts w:ascii="Roboto" w:hAnsi="Roboto"/>
+          <w:color w:val="2E74B5" w:themeColor="accent5" w:themeShade="BF"/>
           <w:sz w:val="22"/>
           <w:szCs w:val="22"/>
           <w:lang w:val="fr-FR"/>
@@ -6404,17 +7019,19 @@
       <w:r>
         <w:rPr>
           <w:rFonts w:ascii="Roboto" w:hAnsi="Roboto"/>
-          <w:sz w:val="22"/>
-          <w:szCs w:val="22"/>
-          <w:lang w:val="fr-FR"/>
-        </w:rPr>
-        <w:br/>
-      </w:r>
-      <w:proofErr w:type="spellStart"/>
-      <w:r>
-        <w:rPr>
-          <w:rStyle w:val="Strong"/>
-          <w:rFonts w:ascii="Roboto" w:hAnsi="Roboto"/>
+          <w:color w:val="2E74B5" w:themeColor="accent5" w:themeShade="BF"/>
+          <w:sz w:val="22"/>
+          <w:szCs w:val="22"/>
+          <w:lang w:val="fr-FR"/>
+        </w:rPr>
+        <w:br/>
+      </w:r>
+      <w:proofErr w:type="spellStart"/>
+      <w:r>
+        <w:rPr>
+          <w:rStyle w:val="Strong"/>
+          <w:rFonts w:ascii="Roboto" w:hAnsi="Roboto"/>
+          <w:color w:val="2E74B5" w:themeColor="accent5" w:themeShade="BF"/>
           <w:sz w:val="22"/>
           <w:szCs w:val="22"/>
           <w:lang w:val="fr-FR"/>
@@ -6426,6 +7043,7 @@
         <w:rPr>
           <w:rStyle w:val="Strong"/>
           <w:rFonts w:ascii="Roboto" w:hAnsi="Roboto"/>
+          <w:color w:val="2E74B5" w:themeColor="accent5" w:themeShade="BF"/>
           <w:sz w:val="22"/>
           <w:szCs w:val="22"/>
           <w:lang w:val="fr-FR"/>
@@ -6435,6 +7053,7 @@
       <w:r>
         <w:rPr>
           <w:rFonts w:ascii="Roboto" w:hAnsi="Roboto"/>
+          <w:color w:val="2E74B5" w:themeColor="accent5" w:themeShade="BF"/>
           <w:sz w:val="22"/>
           <w:szCs w:val="22"/>
           <w:lang w:val="fr-FR"/>
@@ -6444,17 +7063,19 @@
       <w:r>
         <w:rPr>
           <w:rFonts w:ascii="Roboto" w:hAnsi="Roboto"/>
-          <w:sz w:val="22"/>
-          <w:szCs w:val="22"/>
-          <w:lang w:val="fr-FR"/>
-        </w:rPr>
-        <w:br/>
-      </w:r>
-      <w:proofErr w:type="spellStart"/>
-      <w:r>
-        <w:rPr>
-          <w:rStyle w:val="Strong"/>
-          <w:rFonts w:ascii="Roboto" w:hAnsi="Roboto"/>
+          <w:color w:val="2E74B5" w:themeColor="accent5" w:themeShade="BF"/>
+          <w:sz w:val="22"/>
+          <w:szCs w:val="22"/>
+          <w:lang w:val="fr-FR"/>
+        </w:rPr>
+        <w:br/>
+      </w:r>
+      <w:proofErr w:type="spellStart"/>
+      <w:r>
+        <w:rPr>
+          <w:rStyle w:val="Strong"/>
+          <w:rFonts w:ascii="Roboto" w:hAnsi="Roboto"/>
+          <w:color w:val="2E74B5" w:themeColor="accent5" w:themeShade="BF"/>
           <w:sz w:val="22"/>
           <w:szCs w:val="22"/>
           <w:lang w:val="fr-FR"/>
@@ -6466,6 +7087,7 @@
         <w:rPr>
           <w:rStyle w:val="Strong"/>
           <w:rFonts w:ascii="Roboto" w:hAnsi="Roboto"/>
+          <w:color w:val="2E74B5" w:themeColor="accent5" w:themeShade="BF"/>
           <w:sz w:val="22"/>
           <w:szCs w:val="22"/>
           <w:lang w:val="fr-FR"/>
@@ -6477,6 +7099,7 @@
         <w:rPr>
           <w:rStyle w:val="Strong"/>
           <w:rFonts w:ascii="Roboto" w:hAnsi="Roboto"/>
+          <w:color w:val="2E74B5" w:themeColor="accent5" w:themeShade="BF"/>
           <w:sz w:val="22"/>
           <w:szCs w:val="22"/>
           <w:lang w:val="fr-FR"/>
@@ -6488,6 +7111,7 @@
         <w:rPr>
           <w:rStyle w:val="Strong"/>
           <w:rFonts w:ascii="Roboto" w:hAnsi="Roboto"/>
+          <w:color w:val="2E74B5" w:themeColor="accent5" w:themeShade="BF"/>
           <w:sz w:val="22"/>
           <w:szCs w:val="22"/>
           <w:lang w:val="fr-FR"/>
@@ -6499,6 +7123,7 @@
         <w:rPr>
           <w:rStyle w:val="Strong"/>
           <w:rFonts w:ascii="Roboto" w:hAnsi="Roboto"/>
+          <w:color w:val="2E74B5" w:themeColor="accent5" w:themeShade="BF"/>
           <w:sz w:val="22"/>
           <w:szCs w:val="22"/>
           <w:lang w:val="fr-FR"/>
@@ -6510,6 +7135,7 @@
         <w:rPr>
           <w:rStyle w:val="Strong"/>
           <w:rFonts w:ascii="Roboto" w:hAnsi="Roboto"/>
+          <w:color w:val="2E74B5" w:themeColor="accent5" w:themeShade="BF"/>
           <w:sz w:val="22"/>
           <w:szCs w:val="22"/>
           <w:lang w:val="fr-FR"/>
@@ -6521,6 +7147,7 @@
         <w:rPr>
           <w:rStyle w:val="Strong"/>
           <w:rFonts w:ascii="Roboto" w:hAnsi="Roboto"/>
+          <w:color w:val="2E74B5" w:themeColor="accent5" w:themeShade="BF"/>
           <w:sz w:val="22"/>
           <w:szCs w:val="22"/>
           <w:lang w:val="fr-FR"/>
@@ -6528,10 +7155,12 @@
         <w:t>Period</w:t>
       </w:r>
       <w:proofErr w:type="spellEnd"/>
-      <w:r>
-        <w:rPr>
-          <w:rStyle w:val="Strong"/>
-          <w:rFonts w:ascii="Roboto" w:hAnsi="Roboto"/>
+      <w:proofErr w:type="gramStart"/>
+      <w:r>
+        <w:rPr>
+          <w:rStyle w:val="Strong"/>
+          <w:rFonts w:ascii="Roboto" w:hAnsi="Roboto"/>
+          <w:color w:val="2E74B5" w:themeColor="accent5" w:themeShade="BF"/>
           <w:sz w:val="22"/>
           <w:szCs w:val="22"/>
           <w:lang w:val="fr-FR"/>
@@ -6541,26 +7170,40 @@
       <w:r>
         <w:rPr>
           <w:rFonts w:ascii="Roboto" w:hAnsi="Roboto"/>
-          <w:sz w:val="22"/>
-          <w:szCs w:val="22"/>
-          <w:lang w:val="fr-FR"/>
-        </w:rPr>
-        <w:t>: vague (hauteur, espacement, temps entre 2 vagues)</w:t>
-      </w:r>
-      <w:r>
-        <w:rPr>
-          <w:rFonts w:ascii="Roboto" w:hAnsi="Roboto"/>
-          <w:sz w:val="22"/>
-          <w:szCs w:val="22"/>
-          <w:lang w:val="fr-FR"/>
-        </w:rPr>
-        <w:br/>
-      </w:r>
-      <w:proofErr w:type="spellStart"/>
-      <w:r>
-        <w:rPr>
-          <w:rStyle w:val="Strong"/>
-          <w:rFonts w:ascii="Roboto" w:hAnsi="Roboto"/>
+          <w:color w:val="2E74B5" w:themeColor="accent5" w:themeShade="BF"/>
+          <w:sz w:val="22"/>
+          <w:szCs w:val="22"/>
+          <w:lang w:val="fr-FR"/>
+        </w:rPr>
+        <w:t>:</w:t>
+      </w:r>
+      <w:proofErr w:type="gramEnd"/>
+      <w:r>
+        <w:rPr>
+          <w:rFonts w:ascii="Roboto" w:hAnsi="Roboto"/>
+          <w:color w:val="2E74B5" w:themeColor="accent5" w:themeShade="BF"/>
+          <w:sz w:val="22"/>
+          <w:szCs w:val="22"/>
+          <w:lang w:val="fr-FR"/>
+        </w:rPr>
+        <w:t xml:space="preserve"> vague (hauteur, espacement, temps entre 2 vagues)</w:t>
+      </w:r>
+      <w:r>
+        <w:rPr>
+          <w:rFonts w:ascii="Roboto" w:hAnsi="Roboto"/>
+          <w:color w:val="2E74B5" w:themeColor="accent5" w:themeShade="BF"/>
+          <w:sz w:val="22"/>
+          <w:szCs w:val="22"/>
+          <w:lang w:val="fr-FR"/>
+        </w:rPr>
+        <w:br/>
+      </w:r>
+      <w:proofErr w:type="spellStart"/>
+      <w:r>
+        <w:rPr>
+          <w:rStyle w:val="Strong"/>
+          <w:rFonts w:ascii="Roboto" w:hAnsi="Roboto"/>
+          <w:color w:val="2E74B5" w:themeColor="accent5" w:themeShade="BF"/>
           <w:sz w:val="22"/>
           <w:szCs w:val="22"/>
           <w:lang w:val="fr-FR"/>
@@ -6572,6 +7215,7 @@
         <w:rPr>
           <w:rStyle w:val="Strong"/>
           <w:rFonts w:ascii="Roboto" w:hAnsi="Roboto"/>
+          <w:color w:val="2E74B5" w:themeColor="accent5" w:themeShade="BF"/>
           <w:sz w:val="22"/>
           <w:szCs w:val="22"/>
           <w:lang w:val="fr-FR"/>
@@ -6581,6 +7225,7 @@
       <w:r>
         <w:rPr>
           <w:rFonts w:ascii="Roboto" w:hAnsi="Roboto"/>
+          <w:color w:val="2E74B5" w:themeColor="accent5" w:themeShade="BF"/>
           <w:sz w:val="22"/>
           <w:szCs w:val="22"/>
           <w:lang w:val="fr-FR"/>
@@ -6591,6 +7236,7 @@
       <w:r>
         <w:rPr>
           <w:rFonts w:ascii="Roboto" w:hAnsi="Roboto"/>
+          <w:color w:val="2E74B5" w:themeColor="accent5" w:themeShade="BF"/>
           <w:sz w:val="22"/>
           <w:szCs w:val="22"/>
           <w:lang w:val="fr-FR"/>
@@ -6601,6 +7247,7 @@
       <w:r>
         <w:rPr>
           <w:rFonts w:ascii="Roboto" w:hAnsi="Roboto"/>
+          <w:color w:val="2E74B5" w:themeColor="accent5" w:themeShade="BF"/>
           <w:sz w:val="22"/>
           <w:szCs w:val="22"/>
           <w:lang w:val="fr-FR"/>
@@ -6611,6 +7258,7 @@
       <w:r>
         <w:rPr>
           <w:rFonts w:ascii="Roboto" w:hAnsi="Roboto"/>
+          <w:color w:val="2E74B5" w:themeColor="accent5" w:themeShade="BF"/>
           <w:sz w:val="22"/>
           <w:szCs w:val="22"/>
           <w:lang w:val="fr-FR"/>
@@ -6621,6 +7269,7 @@
       <w:r>
         <w:rPr>
           <w:rFonts w:ascii="Roboto" w:hAnsi="Roboto"/>
+          <w:color w:val="2E74B5" w:themeColor="accent5" w:themeShade="BF"/>
           <w:sz w:val="22"/>
           <w:szCs w:val="22"/>
           <w:lang w:val="fr-FR"/>
@@ -6630,17 +7279,19 @@
       <w:r>
         <w:rPr>
           <w:rFonts w:ascii="Roboto" w:hAnsi="Roboto"/>
-          <w:sz w:val="22"/>
-          <w:szCs w:val="22"/>
-          <w:lang w:val="fr-FR"/>
-        </w:rPr>
-        <w:br/>
-      </w:r>
-      <w:proofErr w:type="spellStart"/>
-      <w:r>
-        <w:rPr>
-          <w:rStyle w:val="Strong"/>
-          <w:rFonts w:ascii="Roboto" w:hAnsi="Roboto"/>
+          <w:color w:val="2E74B5" w:themeColor="accent5" w:themeShade="BF"/>
+          <w:sz w:val="22"/>
+          <w:szCs w:val="22"/>
+          <w:lang w:val="fr-FR"/>
+        </w:rPr>
+        <w:br/>
+      </w:r>
+      <w:proofErr w:type="spellStart"/>
+      <w:r>
+        <w:rPr>
+          <w:rStyle w:val="Strong"/>
+          <w:rFonts w:ascii="Roboto" w:hAnsi="Roboto"/>
+          <w:color w:val="2E74B5" w:themeColor="accent5" w:themeShade="BF"/>
           <w:sz w:val="22"/>
           <w:szCs w:val="22"/>
           <w:lang w:val="fr-FR"/>
@@ -6652,6 +7303,7 @@
         <w:rPr>
           <w:rStyle w:val="Strong"/>
           <w:rFonts w:ascii="Roboto" w:hAnsi="Roboto"/>
+          <w:color w:val="2E74B5" w:themeColor="accent5" w:themeShade="BF"/>
           <w:sz w:val="22"/>
           <w:szCs w:val="22"/>
           <w:lang w:val="fr-FR"/>
@@ -6661,6 +7313,7 @@
       <w:r>
         <w:rPr>
           <w:rFonts w:ascii="Roboto" w:hAnsi="Roboto"/>
+          <w:color w:val="2E74B5" w:themeColor="accent5" w:themeShade="BF"/>
           <w:sz w:val="22"/>
           <w:szCs w:val="22"/>
           <w:lang w:val="fr-FR"/>
@@ -6670,17 +7323,19 @@
       <w:r>
         <w:rPr>
           <w:rFonts w:ascii="Roboto" w:hAnsi="Roboto"/>
-          <w:sz w:val="22"/>
-          <w:szCs w:val="22"/>
-          <w:lang w:val="fr-FR"/>
-        </w:rPr>
-        <w:br/>
-      </w:r>
-      <w:proofErr w:type="spellStart"/>
-      <w:r>
-        <w:rPr>
-          <w:rStyle w:val="Strong"/>
-          <w:rFonts w:ascii="Roboto" w:hAnsi="Roboto"/>
+          <w:color w:val="2E74B5" w:themeColor="accent5" w:themeShade="BF"/>
+          <w:sz w:val="22"/>
+          <w:szCs w:val="22"/>
+          <w:lang w:val="fr-FR"/>
+        </w:rPr>
+        <w:br/>
+      </w:r>
+      <w:proofErr w:type="spellStart"/>
+      <w:r>
+        <w:rPr>
+          <w:rStyle w:val="Strong"/>
+          <w:rFonts w:ascii="Roboto" w:hAnsi="Roboto"/>
+          <w:color w:val="2E74B5" w:themeColor="accent5" w:themeShade="BF"/>
           <w:sz w:val="22"/>
           <w:szCs w:val="22"/>
           <w:lang w:val="fr-FR"/>
@@ -6692,6 +7347,7 @@
         <w:rPr>
           <w:rStyle w:val="Strong"/>
           <w:rFonts w:ascii="Roboto" w:hAnsi="Roboto"/>
+          <w:color w:val="2E74B5" w:themeColor="accent5" w:themeShade="BF"/>
           <w:sz w:val="22"/>
           <w:szCs w:val="22"/>
           <w:lang w:val="fr-FR"/>
@@ -6701,6 +7357,7 @@
       <w:r>
         <w:rPr>
           <w:rFonts w:ascii="Roboto" w:hAnsi="Roboto"/>
+          <w:color w:val="2E74B5" w:themeColor="accent5" w:themeShade="BF"/>
           <w:sz w:val="22"/>
           <w:szCs w:val="22"/>
           <w:lang w:val="fr-FR"/>
@@ -6710,16 +7367,18 @@
       <w:r>
         <w:rPr>
           <w:rFonts w:ascii="Roboto" w:hAnsi="Roboto"/>
-          <w:sz w:val="22"/>
-          <w:szCs w:val="22"/>
-          <w:lang w:val="fr-FR"/>
-        </w:rPr>
-        <w:br/>
-      </w:r>
-      <w:r>
-        <w:rPr>
-          <w:rStyle w:val="Strong"/>
-          <w:rFonts w:ascii="Roboto" w:hAnsi="Roboto"/>
+          <w:color w:val="2E74B5" w:themeColor="accent5" w:themeShade="BF"/>
+          <w:sz w:val="22"/>
+          <w:szCs w:val="22"/>
+          <w:lang w:val="fr-FR"/>
+        </w:rPr>
+        <w:br/>
+      </w:r>
+      <w:r>
+        <w:rPr>
+          <w:rStyle w:val="Strong"/>
+          <w:rFonts w:ascii="Roboto" w:hAnsi="Roboto"/>
+          <w:color w:val="2E74B5" w:themeColor="accent5" w:themeShade="BF"/>
           <w:sz w:val="22"/>
           <w:szCs w:val="22"/>
           <w:lang w:val="fr-FR"/>
@@ -6729,6 +7388,7 @@
       <w:r>
         <w:rPr>
           <w:rFonts w:ascii="Roboto" w:hAnsi="Roboto"/>
+          <w:color w:val="2E74B5" w:themeColor="accent5" w:themeShade="BF"/>
           <w:sz w:val="22"/>
           <w:szCs w:val="22"/>
           <w:lang w:val="fr-FR"/>
@@ -6738,16 +7398,18 @@
       <w:r>
         <w:rPr>
           <w:rFonts w:ascii="Roboto" w:hAnsi="Roboto"/>
-          <w:sz w:val="22"/>
-          <w:szCs w:val="22"/>
-          <w:lang w:val="fr-FR"/>
-        </w:rPr>
-        <w:br/>
-      </w:r>
-      <w:r>
-        <w:rPr>
-          <w:rStyle w:val="Strong"/>
-          <w:rFonts w:ascii="Roboto" w:hAnsi="Roboto"/>
+          <w:color w:val="2E74B5" w:themeColor="accent5" w:themeShade="BF"/>
+          <w:sz w:val="22"/>
+          <w:szCs w:val="22"/>
+          <w:lang w:val="fr-FR"/>
+        </w:rPr>
+        <w:br/>
+      </w:r>
+      <w:r>
+        <w:rPr>
+          <w:rStyle w:val="Strong"/>
+          <w:rFonts w:ascii="Roboto" w:hAnsi="Roboto"/>
+          <w:color w:val="2E74B5" w:themeColor="accent5" w:themeShade="BF"/>
           <w:sz w:val="22"/>
           <w:szCs w:val="22"/>
           <w:lang w:val="fr-FR"/>
@@ -6759,6 +7421,7 @@
         <w:rPr>
           <w:rStyle w:val="Strong"/>
           <w:rFonts w:ascii="Roboto" w:hAnsi="Roboto"/>
+          <w:color w:val="2E74B5" w:themeColor="accent5" w:themeShade="BF"/>
           <w:sz w:val="22"/>
           <w:szCs w:val="22"/>
           <w:lang w:val="fr-FR"/>
@@ -6770,6 +7433,7 @@
         <w:rPr>
           <w:rStyle w:val="Strong"/>
           <w:rFonts w:ascii="Roboto" w:hAnsi="Roboto"/>
+          <w:color w:val="2E74B5" w:themeColor="accent5" w:themeShade="BF"/>
           <w:sz w:val="22"/>
           <w:szCs w:val="22"/>
           <w:lang w:val="fr-FR"/>
@@ -6779,6 +7443,7 @@
       <w:r>
         <w:rPr>
           <w:rFonts w:ascii="Roboto" w:hAnsi="Roboto"/>
+          <w:color w:val="2E74B5" w:themeColor="accent5" w:themeShade="BF"/>
           <w:sz w:val="22"/>
           <w:szCs w:val="22"/>
           <w:lang w:val="fr-FR"/>
@@ -6789,6 +7454,7 @@
       <w:r>
         <w:rPr>
           <w:rFonts w:ascii="Roboto" w:hAnsi="Roboto"/>
+          <w:color w:val="2E74B5" w:themeColor="accent5" w:themeShade="BF"/>
           <w:sz w:val="22"/>
           <w:szCs w:val="22"/>
           <w:lang w:val="fr-FR"/>
@@ -6799,49 +7465,50 @@
       <w:r>
         <w:rPr>
           <w:rFonts w:ascii="Roboto" w:hAnsi="Roboto"/>
+          <w:color w:val="2E74B5" w:themeColor="accent5" w:themeShade="BF"/>
           <w:sz w:val="22"/>
           <w:szCs w:val="22"/>
           <w:lang w:val="fr-FR"/>
         </w:rPr>
         <w:t xml:space="preserve"> de vent, ex. </w:t>
       </w:r>
-      <w:hyperlink r:id="rId7" w:history="1">
-        <w:proofErr w:type="spellStart"/>
-        <w:r>
-          <w:rPr>
-            <w:rStyle w:val="Hyperlink"/>
-            <w:rFonts w:ascii="Roboto" w:hAnsi="Roboto"/>
-            <w:sz w:val="22"/>
-            <w:szCs w:val="22"/>
-            <w:lang w:val="fr-FR"/>
-          </w:rPr>
-          <w:t>echelle</w:t>
-        </w:r>
-        <w:proofErr w:type="spellEnd"/>
-        <w:r>
-          <w:rPr>
-            <w:rStyle w:val="Hyperlink"/>
-            <w:rFonts w:ascii="Roboto" w:hAnsi="Roboto"/>
-            <w:sz w:val="22"/>
-            <w:szCs w:val="22"/>
-            <w:lang w:val="fr-FR"/>
-          </w:rPr>
-          <w:t xml:space="preserve"> de beaufort</w:t>
-        </w:r>
-      </w:hyperlink>
-      <w:r>
-        <w:rPr>
-          <w:rFonts w:ascii="Roboto" w:hAnsi="Roboto"/>
-          <w:sz w:val="22"/>
-          <w:szCs w:val="22"/>
-          <w:lang w:val="fr-FR"/>
-        </w:rPr>
-        <w:br/>
-      </w:r>
-      <w:r>
-        <w:rPr>
-          <w:rStyle w:val="Strong"/>
-          <w:rFonts w:ascii="Roboto" w:hAnsi="Roboto"/>
+      <w:proofErr w:type="spellStart"/>
+      <w:r>
+        <w:rPr>
+          <w:rFonts w:ascii="Roboto" w:hAnsi="Roboto"/>
+          <w:color w:val="2E74B5" w:themeColor="accent5" w:themeShade="BF"/>
+          <w:sz w:val="22"/>
+          <w:szCs w:val="22"/>
+          <w:lang w:val="fr-FR"/>
+        </w:rPr>
+        <w:t>echelle</w:t>
+      </w:r>
+      <w:proofErr w:type="spellEnd"/>
+      <w:r>
+        <w:rPr>
+          <w:rFonts w:ascii="Roboto" w:hAnsi="Roboto"/>
+          <w:color w:val="2E74B5" w:themeColor="accent5" w:themeShade="BF"/>
+          <w:sz w:val="22"/>
+          <w:szCs w:val="22"/>
+          <w:lang w:val="fr-FR"/>
+        </w:rPr>
+        <w:t xml:space="preserve"> de beaufort</w:t>
+      </w:r>
+      <w:r>
+        <w:rPr>
+          <w:rFonts w:ascii="Roboto" w:hAnsi="Roboto"/>
+          <w:color w:val="2E74B5" w:themeColor="accent5" w:themeShade="BF"/>
+          <w:sz w:val="22"/>
+          <w:szCs w:val="22"/>
+          <w:lang w:val="fr-FR"/>
+        </w:rPr>
+        <w:br/>
+      </w:r>
+      <w:r>
+        <w:rPr>
+          <w:rStyle w:val="Strong"/>
+          <w:rFonts w:ascii="Roboto" w:hAnsi="Roboto"/>
+          <w:color w:val="2E74B5" w:themeColor="accent5" w:themeShade="BF"/>
           <w:sz w:val="22"/>
           <w:szCs w:val="22"/>
           <w:lang w:val="fr-FR"/>
@@ -6853,6 +7520,7 @@
         <w:rPr>
           <w:rStyle w:val="Strong"/>
           <w:rFonts w:ascii="Roboto" w:hAnsi="Roboto"/>
+          <w:color w:val="2E74B5" w:themeColor="accent5" w:themeShade="BF"/>
           <w:sz w:val="22"/>
           <w:szCs w:val="22"/>
           <w:lang w:val="fr-FR"/>
@@ -6864,6 +7532,7 @@
         <w:rPr>
           <w:rStyle w:val="Strong"/>
           <w:rFonts w:ascii="Roboto" w:hAnsi="Roboto"/>
+          <w:color w:val="2E74B5" w:themeColor="accent5" w:themeShade="BF"/>
           <w:sz w:val="22"/>
           <w:szCs w:val="22"/>
           <w:lang w:val="fr-FR"/>
@@ -6873,6 +7542,7 @@
       <w:r>
         <w:rPr>
           <w:rFonts w:ascii="Roboto" w:hAnsi="Roboto"/>
+          <w:color w:val="2E74B5" w:themeColor="accent5" w:themeShade="BF"/>
           <w:sz w:val="22"/>
           <w:szCs w:val="22"/>
           <w:lang w:val="fr-FR"/>
@@ -6882,17 +7552,19 @@
       <w:r>
         <w:rPr>
           <w:rFonts w:ascii="Roboto" w:hAnsi="Roboto"/>
-          <w:sz w:val="22"/>
-          <w:szCs w:val="22"/>
-          <w:lang w:val="fr-FR"/>
-        </w:rPr>
-        <w:br/>
-      </w:r>
-      <w:proofErr w:type="spellStart"/>
-      <w:r>
-        <w:rPr>
-          <w:rStyle w:val="Strong"/>
-          <w:rFonts w:ascii="Roboto" w:hAnsi="Roboto"/>
+          <w:color w:val="2E74B5" w:themeColor="accent5" w:themeShade="BF"/>
+          <w:sz w:val="22"/>
+          <w:szCs w:val="22"/>
+          <w:lang w:val="fr-FR"/>
+        </w:rPr>
+        <w:br/>
+      </w:r>
+      <w:proofErr w:type="spellStart"/>
+      <w:r>
+        <w:rPr>
+          <w:rStyle w:val="Strong"/>
+          <w:rFonts w:ascii="Roboto" w:hAnsi="Roboto"/>
+          <w:color w:val="2E74B5" w:themeColor="accent5" w:themeShade="BF"/>
           <w:sz w:val="22"/>
           <w:szCs w:val="22"/>
           <w:lang w:val="fr-FR"/>
@@ -6904,6 +7576,7 @@
         <w:rPr>
           <w:rStyle w:val="Strong"/>
           <w:rFonts w:ascii="Roboto" w:hAnsi="Roboto"/>
+          <w:color w:val="2E74B5" w:themeColor="accent5" w:themeShade="BF"/>
           <w:sz w:val="22"/>
           <w:szCs w:val="22"/>
           <w:lang w:val="fr-FR"/>
@@ -6913,6 +7586,7 @@
       <w:r>
         <w:rPr>
           <w:rFonts w:ascii="Roboto" w:hAnsi="Roboto"/>
+          <w:color w:val="2E74B5" w:themeColor="accent5" w:themeShade="BF"/>
           <w:sz w:val="22"/>
           <w:szCs w:val="22"/>
           <w:lang w:val="fr-FR"/>
@@ -6922,16 +7596,18 @@
       <w:r>
         <w:rPr>
           <w:rFonts w:ascii="Roboto" w:hAnsi="Roboto"/>
-          <w:sz w:val="22"/>
-          <w:szCs w:val="22"/>
-          <w:lang w:val="fr-FR"/>
-        </w:rPr>
-        <w:br/>
-      </w:r>
-      <w:r>
-        <w:rPr>
-          <w:rStyle w:val="Strong"/>
-          <w:rFonts w:ascii="Roboto" w:hAnsi="Roboto"/>
+          <w:color w:val="2E74B5" w:themeColor="accent5" w:themeShade="BF"/>
+          <w:sz w:val="22"/>
+          <w:szCs w:val="22"/>
+          <w:lang w:val="fr-FR"/>
+        </w:rPr>
+        <w:br/>
+      </w:r>
+      <w:r>
+        <w:rPr>
+          <w:rStyle w:val="Strong"/>
+          <w:rFonts w:ascii="Roboto" w:hAnsi="Roboto"/>
+          <w:color w:val="2E74B5" w:themeColor="accent5" w:themeShade="BF"/>
           <w:sz w:val="22"/>
           <w:szCs w:val="22"/>
           <w:lang w:val="fr-FR"/>
@@ -6943,6 +7619,7 @@
         <w:rPr>
           <w:rStyle w:val="Strong"/>
           <w:rFonts w:ascii="Roboto" w:hAnsi="Roboto"/>
+          <w:color w:val="2E74B5" w:themeColor="accent5" w:themeShade="BF"/>
           <w:sz w:val="22"/>
           <w:szCs w:val="22"/>
           <w:lang w:val="fr-FR"/>
@@ -6954,6 +7631,7 @@
         <w:rPr>
           <w:rStyle w:val="Strong"/>
           <w:rFonts w:ascii="Roboto" w:hAnsi="Roboto"/>
+          <w:color w:val="2E74B5" w:themeColor="accent5" w:themeShade="BF"/>
           <w:sz w:val="22"/>
           <w:szCs w:val="22"/>
           <w:lang w:val="fr-FR"/>
@@ -6963,6 +7641,7 @@
       <w:r>
         <w:rPr>
           <w:rFonts w:ascii="Roboto" w:hAnsi="Roboto"/>
+          <w:color w:val="2E74B5" w:themeColor="accent5" w:themeShade="BF"/>
           <w:sz w:val="22"/>
           <w:szCs w:val="22"/>
           <w:lang w:val="fr-FR"/>
@@ -6974,6 +7653,7 @@
       <w:pPr>
         <w:rPr>
           <w:rFonts w:ascii="Roboto" w:hAnsi="Roboto"/>
+          <w:color w:val="2E74B5" w:themeColor="accent5" w:themeShade="BF"/>
           <w:lang w:val="fr-FR"/>
         </w:rPr>
         <w:sectPr>
@@ -6992,6 +7672,7 @@
         <w:jc w:val="center"/>
         <w:rPr>
           <w:rFonts w:ascii="Roboto" w:hAnsi="Roboto"/>
+          <w:color w:val="2E74B5" w:themeColor="accent5" w:themeShade="BF"/>
           <w:lang w:val="fr-FR"/>
         </w:rPr>
       </w:pPr>
@@ -6999,6 +7680,7 @@
         <w:rPr>
           <w:rFonts w:ascii="Roboto" w:hAnsi="Roboto"/>
           <w:noProof/>
+          <w:color w:val="2E74B5" w:themeColor="accent5" w:themeShade="BF"/>
           <w:lang w:val="fr-FR"/>
         </w:rPr>
         <w:lastRenderedPageBreak/>
@@ -7007,6 +7689,59 @@
             <wp:extent cx="6012578" cy="8362950"/>
             <wp:effectExtent l="0" t="0" r="7620" b="0"/>
             <wp:docPr id="22" name="Picture 22"/>
+            <wp:cNvGraphicFramePr>
+              <a:graphicFrameLocks xmlns:a="http://schemas.openxmlformats.org/drawingml/2006/main" noChangeAspect="1"/>
+            </wp:cNvGraphicFramePr>
+            <a:graphic xmlns:a="http://schemas.openxmlformats.org/drawingml/2006/main">
+              <a:graphicData uri="http://schemas.openxmlformats.org/drawingml/2006/picture">
+                <pic:pic xmlns:pic="http://schemas.openxmlformats.org/drawingml/2006/picture">
+                  <pic:nvPicPr>
+                    <pic:cNvPr id="1" name=""/>
+                    <pic:cNvPicPr/>
+                  </pic:nvPicPr>
+                  <pic:blipFill>
+                    <a:blip r:embed="rId7"/>
+                    <a:stretch>
+                      <a:fillRect/>
+                    </a:stretch>
+                  </pic:blipFill>
+                  <pic:spPr>
+                    <a:xfrm>
+                      <a:off x="0" y="0"/>
+                      <a:ext cx="6018465" cy="8371139"/>
+                    </a:xfrm>
+                    <a:prstGeom prst="rect">
+                      <a:avLst/>
+                    </a:prstGeom>
+                  </pic:spPr>
+                </pic:pic>
+              </a:graphicData>
+            </a:graphic>
+          </wp:inline>
+        </w:drawing>
+      </w:r>
+    </w:p>
+    <w:p>
+      <w:pPr>
+        <w:jc w:val="center"/>
+        <w:rPr>
+          <w:rFonts w:ascii="Roboto" w:hAnsi="Roboto"/>
+          <w:color w:val="2E74B5" w:themeColor="accent5" w:themeShade="BF"/>
+          <w:lang w:val="fr-FR"/>
+        </w:rPr>
+      </w:pPr>
+      <w:r>
+        <w:rPr>
+          <w:rFonts w:ascii="Roboto" w:hAnsi="Roboto"/>
+          <w:noProof/>
+          <w:color w:val="2E74B5" w:themeColor="accent5" w:themeShade="BF"/>
+          <w:lang w:val="fr-FR"/>
+        </w:rPr>
+        <w:drawing>
+          <wp:inline distT="0" distB="0" distL="0" distR="0" wp14:anchorId="3E250E90" wp14:editId="2EAC6E80">
+            <wp:extent cx="4143375" cy="1618936"/>
+            <wp:effectExtent l="0" t="0" r="0" b="635"/>
+            <wp:docPr id="23" name="Picture 23"/>
             <wp:cNvGraphicFramePr>
               <a:graphicFrameLocks xmlns:a="http://schemas.openxmlformats.org/drawingml/2006/main" noChangeAspect="1"/>
             </wp:cNvGraphicFramePr>
@@ -7026,7 +7761,7 @@
                   <pic:spPr>
                     <a:xfrm>
                       <a:off x="0" y="0"/>
-                      <a:ext cx="6018465" cy="8371139"/>
+                      <a:ext cx="4369579" cy="1707321"/>
                     </a:xfrm>
                     <a:prstGeom prst="rect">
                       <a:avLst/>
@@ -7041,23 +7776,27 @@
     </w:p>
     <w:p>
       <w:pPr>
-        <w:jc w:val="center"/>
-        <w:rPr>
-          <w:rFonts w:ascii="Roboto" w:hAnsi="Roboto"/>
-          <w:lang w:val="fr-FR"/>
-        </w:rPr>
-      </w:pPr>
-      <w:r>
-        <w:rPr>
-          <w:rFonts w:ascii="Roboto" w:hAnsi="Roboto"/>
-          <w:noProof/>
-          <w:lang w:val="fr-FR"/>
-        </w:rPr>
+        <w:tabs>
+          <w:tab w:val="right" w:pos="11160"/>
+        </w:tabs>
+        <w:rPr>
+          <w:rFonts w:ascii="Roboto" w:hAnsi="Roboto"/>
+          <w:color w:val="2E74B5" w:themeColor="accent5" w:themeShade="BF"/>
+          <w:lang w:val="fr-FR"/>
+        </w:rPr>
+      </w:pPr>
+      <w:r>
+        <w:rPr>
+          <w:rFonts w:ascii="Roboto" w:hAnsi="Roboto"/>
+          <w:color w:val="2E74B5" w:themeColor="accent5" w:themeShade="BF"/>
+          <w:lang w:val="fr-FR"/>
+        </w:rPr>
+        <w:lastRenderedPageBreak/>
         <w:drawing>
-          <wp:inline distT="0" distB="0" distL="0" distR="0" wp14:anchorId="3E250E90" wp14:editId="2EAC6E80">
-            <wp:extent cx="4143375" cy="1618936"/>
-            <wp:effectExtent l="0" t="0" r="0" b="635"/>
-            <wp:docPr id="23" name="Picture 23"/>
+          <wp:inline distT="0" distB="0" distL="0" distR="0" wp14:anchorId="6066320F" wp14:editId="72EB6C76">
+            <wp:extent cx="3209925" cy="3324565"/>
+            <wp:effectExtent l="0" t="0" r="0" b="9525"/>
+            <wp:docPr id="2" name="Picture 2"/>
             <wp:cNvGraphicFramePr>
               <a:graphicFrameLocks xmlns:a="http://schemas.openxmlformats.org/drawingml/2006/main" noChangeAspect="1"/>
             </wp:cNvGraphicFramePr>
@@ -7077,7 +7816,7 @@
                   <pic:spPr>
                     <a:xfrm>
                       <a:off x="0" y="0"/>
-                      <a:ext cx="4369579" cy="1707321"/>
+                      <a:ext cx="3226204" cy="3341426"/>
                     </a:xfrm>
                     <a:prstGeom prst="rect">
                       <a:avLst/>
@@ -7089,26 +7828,26 @@
           </wp:inline>
         </w:drawing>
       </w:r>
-    </w:p>
-    <w:p>
-      <w:pPr>
-        <w:rPr>
-          <w:rFonts w:ascii="Roboto" w:hAnsi="Roboto"/>
-          <w:lang w:val="fr-FR"/>
-        </w:rPr>
-      </w:pPr>
+      <w:r>
+        <w:rPr>
+          <w:rFonts w:ascii="Roboto" w:hAnsi="Roboto"/>
+          <w:color w:val="2E74B5" w:themeColor="accent5" w:themeShade="BF"/>
+          <w:lang w:val="fr-FR"/>
+        </w:rPr>
+        <w:tab/>
+      </w:r>
       <w:r>
         <w:rPr>
           <w:rFonts w:ascii="Roboto" w:hAnsi="Roboto"/>
           <w:noProof/>
-          <w:lang w:val="fr-FR"/>
-        </w:rPr>
-        <w:lastRenderedPageBreak/>
+          <w:color w:val="2E74B5" w:themeColor="accent5" w:themeShade="BF"/>
+          <w:lang w:val="fr-FR"/>
+        </w:rPr>
         <w:drawing>
-          <wp:inline distT="0" distB="0" distL="0" distR="0" wp14:anchorId="2817E337" wp14:editId="37749018">
-            <wp:extent cx="1952625" cy="2138096"/>
+          <wp:inline distT="0" distB="0" distL="0" distR="0" wp14:anchorId="0DC8BDC4" wp14:editId="0D48448B">
+            <wp:extent cx="3570162" cy="3470298"/>
             <wp:effectExtent l="0" t="0" r="0" b="0"/>
-            <wp:docPr id="19" name="Picture 19"/>
+            <wp:docPr id="20" name="Picture 20"/>
             <wp:cNvGraphicFramePr>
               <a:graphicFrameLocks xmlns:a="http://schemas.openxmlformats.org/drawingml/2006/main" noChangeAspect="1"/>
             </wp:cNvGraphicFramePr>
@@ -7128,7 +7867,7 @@
                   <pic:spPr>
                     <a:xfrm>
                       <a:off x="0" y="0"/>
-                      <a:ext cx="2022906" cy="2215053"/>
+                      <a:ext cx="3707270" cy="3603571"/>
                     </a:xfrm>
                     <a:prstGeom prst="rect">
                       <a:avLst/>
@@ -7140,17 +7879,49 @@
           </wp:inline>
         </w:drawing>
       </w:r>
+    </w:p>
+    <w:p>
+      <w:pPr>
+        <w:tabs>
+          <w:tab w:val="right" w:pos="11160"/>
+        </w:tabs>
+        <w:rPr>
+          <w:rFonts w:ascii="Roboto" w:hAnsi="Roboto"/>
+          <w:color w:val="2E74B5" w:themeColor="accent5" w:themeShade="BF"/>
+          <w:lang w:val="fr-FR"/>
+        </w:rPr>
+      </w:pPr>
+    </w:p>
+    <w:p>
+      <w:pPr>
+        <w:rPr>
+          <w:rFonts w:ascii="Roboto" w:hAnsi="Roboto"/>
+          <w:color w:val="2E74B5" w:themeColor="accent5" w:themeShade="BF"/>
+          <w:lang w:val="fr-FR"/>
+        </w:rPr>
+      </w:pPr>
+    </w:p>
+    <w:p>
+      <w:pPr>
+        <w:jc w:val="center"/>
+        <w:rPr>
+          <w:rFonts w:ascii="Roboto" w:hAnsi="Roboto"/>
+          <w:color w:val="2E74B5" w:themeColor="accent5" w:themeShade="BF"/>
+          <w:lang w:val="fr-FR"/>
+        </w:rPr>
+      </w:pPr>
       <w:r>
         <w:rPr>
           <w:rFonts w:ascii="Roboto" w:hAnsi="Roboto"/>
           <w:noProof/>
+          <w:color w:val="2E74B5" w:themeColor="accent5" w:themeShade="BF"/>
           <w:lang w:val="fr-FR"/>
         </w:rPr>
         <w:drawing>
-          <wp:inline distT="0" distB="0" distL="0" distR="0" wp14:anchorId="0DC8BDC4" wp14:editId="6924C1E5">
-            <wp:extent cx="2228850" cy="2166506"/>
-            <wp:effectExtent l="0" t="0" r="0" b="5715"/>
-            <wp:docPr id="20" name="Picture 20"/>
+          <wp:inline distT="0" distB="0" distL="0" distR="0" wp14:anchorId="79EC1E9F" wp14:editId="255E8178">
+            <wp:extent cx="6533739" cy="5991225"/>
+            <wp:effectExtent l="0" t="0" r="635" b="0"/>
+            <wp:docPr id="1" name="Picture 1"/>
             <wp:cNvGraphicFramePr>
               <a:graphicFrameLocks xmlns:a="http://schemas.openxmlformats.org/drawingml/2006/main" noChangeAspect="1"/>
             </wp:cNvGraphicFramePr>
@@ -7170,7 +7941,7 @@
                   <pic:spPr>
                     <a:xfrm>
                       <a:off x="0" y="0"/>
-                      <a:ext cx="2303112" cy="2238690"/>
+                      <a:ext cx="6542620" cy="5999369"/>
                     </a:xfrm>
                     <a:prstGeom prst="rect">
                       <a:avLst/>
@@ -7182,61 +7953,949 @@
           </wp:inline>
         </w:drawing>
       </w:r>
+      <w:r>
+        <w:rPr>
+          <w:rFonts w:ascii="Roboto" w:hAnsi="Roboto"/>
+          <w:color w:val="2E74B5" w:themeColor="accent5" w:themeShade="BF"/>
+          <w:lang w:val="fr-FR"/>
+        </w:rPr>
+        <w:br w:type="page"/>
+      </w:r>
     </w:p>
     <w:p>
       <w:pPr>
-        <w:rPr>
-          <w:rFonts w:ascii="Roboto" w:hAnsi="Roboto"/>
-          <w:lang w:val="fr-FR"/>
-        </w:rPr>
-      </w:pPr>
-      <w:r>
-        <w:rPr>
-          <w:rFonts w:ascii="Roboto" w:hAnsi="Roboto"/>
-          <w:noProof/>
-          <w:lang w:val="fr-FR"/>
-        </w:rPr>
-        <w:drawing>
-          <wp:inline distT="0" distB="0" distL="0" distR="0" wp14:anchorId="422F6926" wp14:editId="2FE1B36B">
-            <wp:extent cx="5191125" cy="4133372"/>
-            <wp:effectExtent l="0" t="0" r="0" b="635"/>
-            <wp:docPr id="24" name="Picture 24"/>
-            <wp:cNvGraphicFramePr>
-              <a:graphicFrameLocks xmlns:a="http://schemas.openxmlformats.org/drawingml/2006/main" noChangeAspect="1"/>
-            </wp:cNvGraphicFramePr>
-            <a:graphic xmlns:a="http://schemas.openxmlformats.org/drawingml/2006/main">
-              <a:graphicData uri="http://schemas.openxmlformats.org/drawingml/2006/picture">
-                <pic:pic xmlns:pic="http://schemas.openxmlformats.org/drawingml/2006/picture">
-                  <pic:nvPicPr>
-                    <pic:cNvPr id="1" name=""/>
-                    <pic:cNvPicPr/>
-                  </pic:nvPicPr>
-                  <pic:blipFill>
-                    <a:blip r:embed="rId12"/>
-                    <a:stretch>
-                      <a:fillRect/>
-                    </a:stretch>
-                  </pic:blipFill>
-                  <pic:spPr>
-                    <a:xfrm>
-                      <a:off x="0" y="0"/>
-                      <a:ext cx="5199941" cy="4140391"/>
-                    </a:xfrm>
-                    <a:prstGeom prst="rect">
-                      <a:avLst/>
-                    </a:prstGeom>
-                  </pic:spPr>
-                </pic:pic>
-              </a:graphicData>
-            </a:graphic>
-          </wp:inline>
-        </w:drawing>
-      </w:r>
+        <w:jc w:val="center"/>
+        <w:rPr>
+          <w:rFonts w:ascii="Roboto" w:hAnsi="Roboto"/>
+          <w:color w:val="2E74B5" w:themeColor="accent5" w:themeShade="BF"/>
+          <w:lang w:val="fr-FR"/>
+        </w:rPr>
+      </w:pPr>
+    </w:p>
+    <w:tbl>
+      <w:tblPr>
+        <w:tblStyle w:val="TableGrid"/>
+        <w:tblW w:w="0" w:type="auto"/>
+        <w:tblBorders>
+          <w:top w:val="none" w:sz="0" w:space="0" w:color="auto"/>
+          <w:left w:val="none" w:sz="0" w:space="0" w:color="auto"/>
+          <w:bottom w:val="none" w:sz="0" w:space="0" w:color="auto"/>
+          <w:right w:val="none" w:sz="0" w:space="0" w:color="auto"/>
+          <w:insideH w:val="none" w:sz="0" w:space="0" w:color="auto"/>
+          <w:insideV w:val="none" w:sz="0" w:space="0" w:color="auto"/>
+        </w:tblBorders>
+        <w:tblLook w:val="04A0" w:firstRow="1" w:lastRow="0" w:firstColumn="1" w:lastColumn="0" w:noHBand="0" w:noVBand="1"/>
+      </w:tblPr>
+      <w:tblGrid>
+        <w:gridCol w:w="8391"/>
+        <w:gridCol w:w="2965"/>
+      </w:tblGrid>
+      <w:tr>
+        <w:tc>
+          <w:tcPr>
+            <w:tcW w:w="8391" w:type="dxa"/>
+            <w:tcBorders>
+              <w:right w:val="single" w:sz="4" w:space="0" w:color="9CC2E5" w:themeColor="accent5" w:themeTint="99"/>
+            </w:tcBorders>
+          </w:tcPr>
+          <w:p>
+            <w:pPr>
+              <w:jc w:val="center"/>
+              <w:rPr>
+                <w:rFonts w:ascii="Roboto" w:hAnsi="Roboto"/>
+                <w:color w:val="2E74B5" w:themeColor="accent5" w:themeShade="BF"/>
+                <w:lang w:val="fr-FR"/>
+              </w:rPr>
+            </w:pPr>
+            <w:r>
+              <w:rPr>
+                <w:rFonts w:ascii="Roboto" w:hAnsi="Roboto"/>
+                <w:noProof/>
+                <w:color w:val="2E74B5" w:themeColor="accent5" w:themeShade="BF"/>
+                <w:lang w:val="fr-FR"/>
+              </w:rPr>
+              <w:drawing>
+                <wp:inline distT="0" distB="0" distL="0" distR="0" wp14:anchorId="56DE8604" wp14:editId="31C83440">
+                  <wp:extent cx="5191125" cy="4133372"/>
+                  <wp:effectExtent l="0" t="0" r="0" b="635"/>
+                  <wp:docPr id="24" name="Picture 24"/>
+                  <wp:cNvGraphicFramePr>
+                    <a:graphicFrameLocks xmlns:a="http://schemas.openxmlformats.org/drawingml/2006/main" noChangeAspect="1"/>
+                  </wp:cNvGraphicFramePr>
+                  <a:graphic xmlns:a="http://schemas.openxmlformats.org/drawingml/2006/main">
+                    <a:graphicData uri="http://schemas.openxmlformats.org/drawingml/2006/picture">
+                      <pic:pic xmlns:pic="http://schemas.openxmlformats.org/drawingml/2006/picture">
+                        <pic:nvPicPr>
+                          <pic:cNvPr id="1" name=""/>
+                          <pic:cNvPicPr/>
+                        </pic:nvPicPr>
+                        <pic:blipFill>
+                          <a:blip r:embed="rId12"/>
+                          <a:stretch>
+                            <a:fillRect/>
+                          </a:stretch>
+                        </pic:blipFill>
+                        <pic:spPr>
+                          <a:xfrm>
+                            <a:off x="0" y="0"/>
+                            <a:ext cx="5199941" cy="4140391"/>
+                          </a:xfrm>
+                          <a:prstGeom prst="rect">
+                            <a:avLst/>
+                          </a:prstGeom>
+                        </pic:spPr>
+                      </pic:pic>
+                    </a:graphicData>
+                  </a:graphic>
+                </wp:inline>
+              </w:drawing>
+            </w:r>
+          </w:p>
+        </w:tc>
+        <w:tc>
+          <w:tcPr>
+            <w:tcW w:w="2965" w:type="dxa"/>
+            <w:tcBorders>
+              <w:left w:val="single" w:sz="4" w:space="0" w:color="9CC2E5" w:themeColor="accent5" w:themeTint="99"/>
+            </w:tcBorders>
+          </w:tcPr>
+          <w:p>
+            <w:pPr>
+              <w:jc w:val="center"/>
+              <w:rPr>
+                <w:rFonts w:ascii="Roboto" w:hAnsi="Roboto"/>
+                <w:color w:val="2E74B5" w:themeColor="accent5" w:themeShade="BF"/>
+                <w:sz w:val="18"/>
+                <w:szCs w:val="18"/>
+                <w:lang w:val="fr-FR"/>
+              </w:rPr>
+            </w:pPr>
+            <w:r>
+              <w:rPr>
+                <w:rFonts w:ascii="Roboto" w:hAnsi="Roboto"/>
+                <w:color w:val="2E74B5" w:themeColor="accent5" w:themeShade="BF"/>
+                <w:sz w:val="18"/>
+                <w:szCs w:val="18"/>
+                <w:lang w:val="fr-FR"/>
+              </w:rPr>
+              <w:t>Hs : Hauteur en pied (</w:t>
+            </w:r>
+            <w:r>
+              <w:rPr>
+                <w:rFonts w:ascii="Roboto" w:hAnsi="Roboto"/>
+                <w:color w:val="2E74B5" w:themeColor="accent5" w:themeShade="BF"/>
+                <w:sz w:val="18"/>
+                <w:szCs w:val="18"/>
+                <w:lang w:val="fr-FR"/>
+              </w:rPr>
+              <w:sym w:font="Symbol" w:char="F0B8"/>
+            </w:r>
+            <w:r>
+              <w:rPr>
+                <w:rFonts w:ascii="Roboto" w:hAnsi="Roboto"/>
+                <w:color w:val="2E74B5" w:themeColor="accent5" w:themeShade="BF"/>
+                <w:sz w:val="18"/>
+                <w:szCs w:val="18"/>
+                <w:lang w:val="fr-FR"/>
+              </w:rPr>
+              <w:t>3)</w:t>
+            </w:r>
+          </w:p>
+          <w:p>
+            <w:pPr>
+              <w:jc w:val="center"/>
+              <w:rPr>
+                <w:rFonts w:ascii="Roboto" w:hAnsi="Roboto"/>
+                <w:color w:val="2E74B5" w:themeColor="accent5" w:themeShade="BF"/>
+                <w:sz w:val="18"/>
+                <w:szCs w:val="18"/>
+                <w:lang w:val="fr-FR"/>
+              </w:rPr>
+            </w:pPr>
+            <w:r>
+              <w:rPr>
+                <w:rFonts w:ascii="Roboto" w:hAnsi="Roboto"/>
+                <w:color w:val="2E74B5" w:themeColor="accent5" w:themeShade="BF"/>
+                <w:sz w:val="18"/>
+                <w:szCs w:val="18"/>
+                <w:lang w:val="fr-FR"/>
+              </w:rPr>
+              <w:t xml:space="preserve">Ps : </w:t>
+            </w:r>
+            <w:proofErr w:type="spellStart"/>
+            <w:r>
+              <w:rPr>
+                <w:rFonts w:ascii="Roboto" w:hAnsi="Roboto"/>
+                <w:color w:val="2E74B5" w:themeColor="accent5" w:themeShade="BF"/>
+                <w:sz w:val="18"/>
+                <w:szCs w:val="18"/>
+                <w:lang w:val="fr-FR"/>
+              </w:rPr>
+              <w:t>Periode</w:t>
+            </w:r>
+            <w:proofErr w:type="spellEnd"/>
+            <w:r>
+              <w:rPr>
+                <w:rFonts w:ascii="Roboto" w:hAnsi="Roboto"/>
+                <w:color w:val="2E74B5" w:themeColor="accent5" w:themeShade="BF"/>
+                <w:sz w:val="18"/>
+                <w:szCs w:val="18"/>
+                <w:lang w:val="fr-FR"/>
+              </w:rPr>
+              <w:t xml:space="preserve"> en seconde</w:t>
+            </w:r>
+          </w:p>
+          <w:p>
+            <w:pPr>
+              <w:jc w:val="center"/>
+              <w:rPr>
+                <w:rFonts w:ascii="Roboto" w:hAnsi="Roboto"/>
+                <w:color w:val="2E74B5" w:themeColor="accent5" w:themeShade="BF"/>
+                <w:sz w:val="18"/>
+                <w:szCs w:val="18"/>
+                <w:lang w:val="fr-FR"/>
+              </w:rPr>
+            </w:pPr>
+          </w:p>
+          <w:p>
+            <w:pPr>
+              <w:rPr>
+                <w:rFonts w:ascii="Roboto" w:hAnsi="Roboto"/>
+                <w:color w:val="2E74B5" w:themeColor="accent5" w:themeShade="BF"/>
+                <w:sz w:val="18"/>
+                <w:szCs w:val="18"/>
+                <w:lang w:val="fr-FR"/>
+              </w:rPr>
+            </w:pPr>
+            <w:proofErr w:type="spellStart"/>
+            <w:r>
+              <w:rPr>
+                <w:rFonts w:ascii="Roboto" w:hAnsi="Roboto"/>
+                <w:color w:val="2E74B5" w:themeColor="accent5" w:themeShade="BF"/>
+                <w:sz w:val="18"/>
+                <w:szCs w:val="18"/>
+                <w:lang w:val="fr-FR"/>
+              </w:rPr>
+              <w:t>Methode</w:t>
+            </w:r>
+            <w:proofErr w:type="spellEnd"/>
+            <w:r>
+              <w:rPr>
+                <w:rFonts w:ascii="Roboto" w:hAnsi="Roboto"/>
+                <w:color w:val="2E74B5" w:themeColor="accent5" w:themeShade="BF"/>
+                <w:sz w:val="18"/>
+                <w:szCs w:val="18"/>
+                <w:lang w:val="fr-FR"/>
+              </w:rPr>
+              <w:t> :</w:t>
+            </w:r>
+          </w:p>
+          <w:p>
+            <w:pPr>
+              <w:pStyle w:val="ListParagraph"/>
+              <w:numPr>
+                <w:ilvl w:val="0"/>
+                <w:numId w:val="6"/>
+              </w:numPr>
+              <w:tabs>
+                <w:tab w:val="left" w:pos="421"/>
+              </w:tabs>
+              <w:ind w:left="226" w:hanging="46"/>
+              <w:rPr>
+                <w:rFonts w:ascii="Roboto" w:hAnsi="Roboto"/>
+                <w:color w:val="2E74B5" w:themeColor="accent5" w:themeShade="BF"/>
+                <w:sz w:val="18"/>
+                <w:szCs w:val="18"/>
+                <w:lang w:val="fr-FR"/>
+              </w:rPr>
+            </w:pPr>
+            <w:r>
+              <w:rPr>
+                <w:rFonts w:ascii="Roboto" w:hAnsi="Roboto"/>
+                <w:color w:val="2E74B5" w:themeColor="accent5" w:themeShade="BF"/>
+                <w:sz w:val="18"/>
+                <w:szCs w:val="18"/>
+                <w:lang w:val="fr-FR"/>
+              </w:rPr>
+              <w:t>Prendre un vent de X nœud</w:t>
+            </w:r>
+          </w:p>
+          <w:p>
+            <w:pPr>
+              <w:pStyle w:val="ListParagraph"/>
+              <w:numPr>
+                <w:ilvl w:val="0"/>
+                <w:numId w:val="6"/>
+              </w:numPr>
+              <w:tabs>
+                <w:tab w:val="left" w:pos="421"/>
+              </w:tabs>
+              <w:ind w:left="226" w:hanging="46"/>
+              <w:rPr>
+                <w:rFonts w:ascii="Roboto" w:hAnsi="Roboto"/>
+                <w:color w:val="2E74B5" w:themeColor="accent5" w:themeShade="BF"/>
+                <w:sz w:val="18"/>
+                <w:szCs w:val="18"/>
+                <w:lang w:val="fr-FR"/>
+              </w:rPr>
+            </w:pPr>
+            <w:r>
+              <w:rPr>
+                <w:rFonts w:ascii="Roboto" w:hAnsi="Roboto"/>
+                <w:color w:val="2E74B5" w:themeColor="accent5" w:themeShade="BF"/>
+                <w:sz w:val="18"/>
+                <w:szCs w:val="18"/>
+                <w:lang w:val="fr-FR"/>
+              </w:rPr>
+              <w:t>Suivre l’horizontale</w:t>
+            </w:r>
+          </w:p>
+          <w:p>
+            <w:pPr>
+              <w:pStyle w:val="ListParagraph"/>
+              <w:numPr>
+                <w:ilvl w:val="0"/>
+                <w:numId w:val="6"/>
+              </w:numPr>
+              <w:tabs>
+                <w:tab w:val="left" w:pos="421"/>
+              </w:tabs>
+              <w:ind w:left="226" w:hanging="46"/>
+              <w:rPr>
+                <w:rFonts w:ascii="Roboto" w:hAnsi="Roboto"/>
+                <w:color w:val="2E74B5" w:themeColor="accent5" w:themeShade="BF"/>
+                <w:sz w:val="18"/>
+                <w:szCs w:val="18"/>
+                <w:lang w:val="fr-FR"/>
+              </w:rPr>
+            </w:pPr>
+            <w:r>
+              <w:rPr>
+                <w:rFonts w:ascii="Roboto" w:hAnsi="Roboto"/>
+                <w:color w:val="2E74B5" w:themeColor="accent5" w:themeShade="BF"/>
+                <w:sz w:val="18"/>
+                <w:szCs w:val="18"/>
+                <w:lang w:val="fr-FR"/>
+              </w:rPr>
+              <w:t>Le premier qui gagne</w:t>
+            </w:r>
+          </w:p>
+          <w:p>
+            <w:pPr>
+              <w:pStyle w:val="ListParagraph"/>
+              <w:numPr>
+                <w:ilvl w:val="0"/>
+                <w:numId w:val="6"/>
+              </w:numPr>
+              <w:tabs>
+                <w:tab w:val="left" w:pos="421"/>
+              </w:tabs>
+              <w:ind w:left="586" w:hanging="46"/>
+              <w:rPr>
+                <w:rFonts w:ascii="Roboto" w:hAnsi="Roboto"/>
+                <w:color w:val="2E74B5" w:themeColor="accent5" w:themeShade="BF"/>
+                <w:sz w:val="18"/>
+                <w:szCs w:val="18"/>
+                <w:lang w:val="fr-FR"/>
+              </w:rPr>
+            </w:pPr>
+            <w:r>
+              <w:rPr>
+                <w:rFonts w:ascii="Roboto" w:hAnsi="Roboto"/>
+                <w:color w:val="2E74B5" w:themeColor="accent5" w:themeShade="BF"/>
+                <w:sz w:val="18"/>
+                <w:szCs w:val="18"/>
+                <w:lang w:val="fr-FR"/>
+              </w:rPr>
+              <w:t>Heure (pointilles)</w:t>
+            </w:r>
+          </w:p>
+          <w:p>
+            <w:pPr>
+              <w:pStyle w:val="ListParagraph"/>
+              <w:numPr>
+                <w:ilvl w:val="0"/>
+                <w:numId w:val="6"/>
+              </w:numPr>
+              <w:tabs>
+                <w:tab w:val="left" w:pos="421"/>
+              </w:tabs>
+              <w:ind w:left="586" w:hanging="46"/>
+              <w:rPr>
+                <w:rFonts w:ascii="Roboto" w:hAnsi="Roboto"/>
+                <w:color w:val="2E74B5" w:themeColor="accent5" w:themeShade="BF"/>
+                <w:sz w:val="18"/>
+                <w:szCs w:val="18"/>
+                <w:lang w:val="fr-FR"/>
+              </w:rPr>
+            </w:pPr>
+            <w:r>
+              <w:rPr>
+                <w:rFonts w:ascii="Roboto" w:hAnsi="Roboto"/>
+                <w:color w:val="2E74B5" w:themeColor="accent5" w:themeShade="BF"/>
+                <w:sz w:val="18"/>
+                <w:szCs w:val="18"/>
+                <w:lang w:val="fr-FR"/>
+              </w:rPr>
+              <w:t>Ou la distance de fetch</w:t>
+            </w:r>
+          </w:p>
+          <w:p>
+            <w:pPr>
+              <w:pStyle w:val="ListParagraph"/>
+              <w:tabs>
+                <w:tab w:val="left" w:pos="421"/>
+              </w:tabs>
+              <w:ind w:left="226"/>
+              <w:rPr>
+                <w:rFonts w:ascii="Roboto" w:hAnsi="Roboto"/>
+                <w:color w:val="2E74B5" w:themeColor="accent5" w:themeShade="BF"/>
+                <w:sz w:val="18"/>
+                <w:szCs w:val="18"/>
+                <w:lang w:val="fr-FR"/>
+              </w:rPr>
+            </w:pPr>
+          </w:p>
+          <w:p>
+            <w:pPr>
+              <w:pStyle w:val="ListParagraph"/>
+              <w:tabs>
+                <w:tab w:val="left" w:pos="421"/>
+              </w:tabs>
+              <w:ind w:left="226"/>
+              <w:rPr>
+                <w:rFonts w:ascii="Roboto" w:hAnsi="Roboto"/>
+                <w:color w:val="2E74B5" w:themeColor="accent5" w:themeShade="BF"/>
+                <w:sz w:val="18"/>
+                <w:szCs w:val="18"/>
+                <w:lang w:val="fr-FR"/>
+              </w:rPr>
+            </w:pPr>
+            <w:r>
+              <w:rPr>
+                <w:rFonts w:ascii="Roboto" w:hAnsi="Roboto"/>
+                <w:color w:val="2E74B5" w:themeColor="accent5" w:themeShade="BF"/>
+                <w:sz w:val="18"/>
+                <w:szCs w:val="18"/>
+                <w:lang w:val="fr-FR"/>
+              </w:rPr>
+              <w:t xml:space="preserve">Donne la hauteur et la </w:t>
+            </w:r>
+            <w:proofErr w:type="spellStart"/>
+            <w:r>
+              <w:rPr>
+                <w:rFonts w:ascii="Roboto" w:hAnsi="Roboto"/>
+                <w:color w:val="2E74B5" w:themeColor="accent5" w:themeShade="BF"/>
+                <w:sz w:val="18"/>
+                <w:szCs w:val="18"/>
+                <w:lang w:val="fr-FR"/>
+              </w:rPr>
+              <w:t>periode</w:t>
+            </w:r>
+            <w:proofErr w:type="spellEnd"/>
+            <w:r>
+              <w:rPr>
+                <w:rFonts w:ascii="Roboto" w:hAnsi="Roboto"/>
+                <w:color w:val="2E74B5" w:themeColor="accent5" w:themeShade="BF"/>
+                <w:sz w:val="18"/>
+                <w:szCs w:val="18"/>
+                <w:lang w:val="fr-FR"/>
+              </w:rPr>
+              <w:t xml:space="preserve"> de la houle</w:t>
+            </w:r>
+          </w:p>
+          <w:p>
+            <w:pPr>
+              <w:pStyle w:val="ListParagraph"/>
+              <w:tabs>
+                <w:tab w:val="left" w:pos="421"/>
+              </w:tabs>
+              <w:ind w:left="226"/>
+              <w:rPr>
+                <w:rFonts w:ascii="Roboto" w:hAnsi="Roboto"/>
+                <w:color w:val="2E74B5" w:themeColor="accent5" w:themeShade="BF"/>
+                <w:sz w:val="18"/>
+                <w:szCs w:val="18"/>
+                <w:lang w:val="fr-FR"/>
+              </w:rPr>
+            </w:pPr>
+          </w:p>
+          <w:p>
+            <w:pPr>
+              <w:pStyle w:val="ListParagraph"/>
+              <w:tabs>
+                <w:tab w:val="left" w:pos="421"/>
+              </w:tabs>
+              <w:ind w:left="226"/>
+              <w:rPr>
+                <w:rFonts w:ascii="Roboto" w:hAnsi="Roboto"/>
+                <w:color w:val="2E74B5" w:themeColor="accent5" w:themeShade="BF"/>
+                <w:sz w:val="18"/>
+                <w:szCs w:val="18"/>
+                <w:lang w:val="fr-FR"/>
+              </w:rPr>
+            </w:pPr>
+          </w:p>
+          <w:p>
+            <w:pPr>
+              <w:pStyle w:val="ListParagraph"/>
+              <w:tabs>
+                <w:tab w:val="left" w:pos="421"/>
+              </w:tabs>
+              <w:ind w:left="0"/>
+              <w:rPr>
+                <w:rFonts w:ascii="Roboto" w:hAnsi="Roboto"/>
+                <w:color w:val="2E74B5" w:themeColor="accent5" w:themeShade="BF"/>
+                <w:sz w:val="18"/>
+                <w:szCs w:val="18"/>
+                <w:lang w:val="fr-FR"/>
+              </w:rPr>
+            </w:pPr>
+            <w:r>
+              <w:rPr>
+                <w:rFonts w:ascii="Roboto" w:hAnsi="Roboto"/>
+                <w:color w:val="2E74B5" w:themeColor="accent5" w:themeShade="BF"/>
+                <w:sz w:val="18"/>
+                <w:szCs w:val="18"/>
+                <w:lang w:val="fr-FR"/>
+              </w:rPr>
+              <w:t>Ex : vent 30 Kt, fetch 80Mn, 12h</w:t>
+            </w:r>
+          </w:p>
+          <w:p>
+            <w:pPr>
+              <w:pStyle w:val="ListParagraph"/>
+              <w:tabs>
+                <w:tab w:val="left" w:pos="421"/>
+              </w:tabs>
+              <w:ind w:left="0"/>
+              <w:rPr>
+                <w:rFonts w:ascii="Roboto" w:hAnsi="Roboto"/>
+                <w:color w:val="2E74B5" w:themeColor="accent5" w:themeShade="BF"/>
+                <w:sz w:val="18"/>
+                <w:szCs w:val="18"/>
+                <w:lang w:val="fr-FR"/>
+              </w:rPr>
+            </w:pPr>
+            <w:r>
+              <w:rPr>
+                <w:rFonts w:ascii="Roboto" w:hAnsi="Roboto"/>
+                <w:color w:val="2E74B5" w:themeColor="accent5" w:themeShade="BF"/>
+                <w:sz w:val="18"/>
+                <w:szCs w:val="18"/>
+                <w:lang w:val="fr-FR"/>
+              </w:rPr>
+              <w:t xml:space="preserve"> </w:t>
+            </w:r>
+            <w:r>
+              <w:rPr>
+                <w:rFonts w:ascii="Roboto" w:hAnsi="Roboto"/>
+                <w:color w:val="2E74B5" w:themeColor="accent5" w:themeShade="BF"/>
+                <w:sz w:val="18"/>
+                <w:szCs w:val="18"/>
+                <w:lang w:val="fr-FR"/>
+              </w:rPr>
+              <w:tab/>
+            </w:r>
+            <w:proofErr w:type="gramStart"/>
+            <w:r>
+              <w:rPr>
+                <w:rFonts w:ascii="Roboto" w:hAnsi="Roboto"/>
+                <w:color w:val="2E74B5" w:themeColor="accent5" w:themeShade="BF"/>
+                <w:sz w:val="18"/>
+                <w:szCs w:val="18"/>
+                <w:lang w:val="fr-FR"/>
+              </w:rPr>
+              <w:t>fetch</w:t>
+            </w:r>
+            <w:proofErr w:type="gramEnd"/>
+            <w:r>
+              <w:rPr>
+                <w:rFonts w:ascii="Roboto" w:hAnsi="Roboto"/>
+                <w:color w:val="2E74B5" w:themeColor="accent5" w:themeShade="BF"/>
+                <w:sz w:val="18"/>
+                <w:szCs w:val="18"/>
+                <w:lang w:val="fr-FR"/>
+              </w:rPr>
+              <w:t xml:space="preserve"> le premier</w:t>
+            </w:r>
+          </w:p>
+          <w:p>
+            <w:pPr>
+              <w:pStyle w:val="ListParagraph"/>
+              <w:tabs>
+                <w:tab w:val="left" w:pos="421"/>
+              </w:tabs>
+              <w:ind w:left="0"/>
+              <w:rPr>
+                <w:rFonts w:ascii="Roboto" w:hAnsi="Roboto"/>
+                <w:color w:val="2E74B5" w:themeColor="accent5" w:themeShade="BF"/>
+                <w:sz w:val="18"/>
+                <w:szCs w:val="18"/>
+                <w:lang w:val="fr-FR"/>
+              </w:rPr>
+            </w:pPr>
+            <w:r>
+              <w:rPr>
+                <w:rFonts w:ascii="Roboto" w:hAnsi="Roboto"/>
+                <w:color w:val="2E74B5" w:themeColor="accent5" w:themeShade="BF"/>
+                <w:sz w:val="18"/>
+                <w:szCs w:val="18"/>
+                <w:lang w:val="fr-FR"/>
+              </w:rPr>
+              <w:tab/>
+            </w:r>
+            <w:r>
+              <w:rPr>
+                <w:rFonts w:ascii="Roboto" w:hAnsi="Roboto"/>
+                <w:color w:val="2E74B5" w:themeColor="accent5" w:themeShade="BF"/>
+                <w:sz w:val="18"/>
+                <w:szCs w:val="18"/>
+                <w:lang w:val="fr-FR"/>
+              </w:rPr>
+              <w:sym w:font="Symbol" w:char="F0DE"/>
+            </w:r>
+            <w:r>
+              <w:rPr>
+                <w:rFonts w:ascii="Roboto" w:hAnsi="Roboto"/>
+                <w:color w:val="2E74B5" w:themeColor="accent5" w:themeShade="BF"/>
+                <w:sz w:val="18"/>
+                <w:szCs w:val="18"/>
+                <w:lang w:val="fr-FR"/>
+              </w:rPr>
+              <w:t xml:space="preserve"> Hauteur : 10 </w:t>
+            </w:r>
+            <w:proofErr w:type="spellStart"/>
+            <w:r>
+              <w:rPr>
+                <w:rFonts w:ascii="Roboto" w:hAnsi="Roboto"/>
+                <w:color w:val="2E74B5" w:themeColor="accent5" w:themeShade="BF"/>
+                <w:sz w:val="18"/>
+                <w:szCs w:val="18"/>
+                <w:lang w:val="fr-FR"/>
+              </w:rPr>
+              <w:t>ft</w:t>
+            </w:r>
+            <w:proofErr w:type="spellEnd"/>
+            <w:r>
+              <w:rPr>
+                <w:rFonts w:ascii="Roboto" w:hAnsi="Roboto"/>
+                <w:color w:val="2E74B5" w:themeColor="accent5" w:themeShade="BF"/>
+                <w:sz w:val="18"/>
+                <w:szCs w:val="18"/>
+                <w:lang w:val="fr-FR"/>
+              </w:rPr>
+              <w:t xml:space="preserve"> (3m)</w:t>
+            </w:r>
+          </w:p>
+          <w:p>
+            <w:pPr>
+              <w:pStyle w:val="ListParagraph"/>
+              <w:tabs>
+                <w:tab w:val="left" w:pos="421"/>
+              </w:tabs>
+              <w:ind w:left="0"/>
+              <w:rPr>
+                <w:rFonts w:ascii="Roboto" w:hAnsi="Roboto"/>
+                <w:color w:val="2E74B5" w:themeColor="accent5" w:themeShade="BF"/>
+                <w:sz w:val="18"/>
+                <w:szCs w:val="18"/>
+              </w:rPr>
+            </w:pPr>
+            <w:r>
+              <w:rPr>
+                <w:rFonts w:ascii="Roboto" w:hAnsi="Roboto"/>
+                <w:color w:val="2E74B5" w:themeColor="accent5" w:themeShade="BF"/>
+                <w:sz w:val="18"/>
+                <w:szCs w:val="18"/>
+                <w:lang w:val="fr-FR"/>
+              </w:rPr>
+              <w:tab/>
+            </w:r>
+            <w:r>
+              <w:rPr>
+                <w:rFonts w:ascii="Roboto" w:hAnsi="Roboto"/>
+                <w:color w:val="2E74B5" w:themeColor="accent5" w:themeShade="BF"/>
+                <w:sz w:val="18"/>
+                <w:szCs w:val="18"/>
+                <w:lang w:val="fr-FR"/>
+              </w:rPr>
+              <w:tab/>
+            </w:r>
+            <w:proofErr w:type="spellStart"/>
+            <w:r>
+              <w:rPr>
+                <w:rFonts w:ascii="Roboto" w:hAnsi="Roboto"/>
+                <w:color w:val="2E74B5" w:themeColor="accent5" w:themeShade="BF"/>
+                <w:sz w:val="18"/>
+                <w:szCs w:val="18"/>
+              </w:rPr>
+              <w:t>Periode</w:t>
+            </w:r>
+            <w:proofErr w:type="spellEnd"/>
+            <w:r>
+              <w:rPr>
+                <w:rFonts w:ascii="Roboto" w:hAnsi="Roboto"/>
+                <w:color w:val="2E74B5" w:themeColor="accent5" w:themeShade="BF"/>
+                <w:sz w:val="18"/>
+                <w:szCs w:val="18"/>
+              </w:rPr>
+              <w:t xml:space="preserve"> 7s</w:t>
+            </w:r>
+          </w:p>
+          <w:p>
+            <w:pPr>
+              <w:pStyle w:val="ListParagraph"/>
+              <w:tabs>
+                <w:tab w:val="left" w:pos="421"/>
+              </w:tabs>
+              <w:ind w:left="0"/>
+              <w:rPr>
+                <w:rFonts w:ascii="Roboto" w:hAnsi="Roboto"/>
+                <w:color w:val="2E74B5" w:themeColor="accent5" w:themeShade="BF"/>
+                <w:sz w:val="18"/>
+                <w:szCs w:val="18"/>
+              </w:rPr>
+            </w:pPr>
+          </w:p>
+          <w:p>
+            <w:pPr>
+              <w:pStyle w:val="ListParagraph"/>
+              <w:tabs>
+                <w:tab w:val="left" w:pos="421"/>
+              </w:tabs>
+              <w:ind w:left="0"/>
+              <w:rPr>
+                <w:rFonts w:ascii="Roboto" w:hAnsi="Roboto"/>
+                <w:color w:val="2E74B5" w:themeColor="accent5" w:themeShade="BF"/>
+                <w:sz w:val="18"/>
+                <w:szCs w:val="18"/>
+              </w:rPr>
+            </w:pPr>
+          </w:p>
+          <w:p>
+            <w:pPr>
+              <w:pStyle w:val="ListParagraph"/>
+              <w:tabs>
+                <w:tab w:val="left" w:pos="421"/>
+              </w:tabs>
+              <w:ind w:left="0"/>
+              <w:rPr>
+                <w:rFonts w:ascii="Roboto" w:hAnsi="Roboto"/>
+                <w:color w:val="2E74B5" w:themeColor="accent5" w:themeShade="BF"/>
+                <w:sz w:val="18"/>
+                <w:szCs w:val="18"/>
+              </w:rPr>
+            </w:pPr>
+            <w:proofErr w:type="gramStart"/>
+            <w:r>
+              <w:rPr>
+                <w:rFonts w:ascii="Roboto" w:hAnsi="Roboto"/>
+                <w:color w:val="2E74B5" w:themeColor="accent5" w:themeShade="BF"/>
+                <w:sz w:val="18"/>
+                <w:szCs w:val="18"/>
+              </w:rPr>
+              <w:t>Ex :</w:t>
+            </w:r>
+            <w:proofErr w:type="gramEnd"/>
+            <w:r>
+              <w:rPr>
+                <w:rFonts w:ascii="Roboto" w:hAnsi="Roboto"/>
+                <w:color w:val="2E74B5" w:themeColor="accent5" w:themeShade="BF"/>
+                <w:sz w:val="18"/>
+                <w:szCs w:val="18"/>
+              </w:rPr>
+              <w:t xml:space="preserve"> vent 60 Kt, fetch 600Mn, 24h</w:t>
+            </w:r>
+          </w:p>
+          <w:p>
+            <w:pPr>
+              <w:pStyle w:val="ListParagraph"/>
+              <w:tabs>
+                <w:tab w:val="left" w:pos="421"/>
+              </w:tabs>
+              <w:ind w:left="0"/>
+              <w:rPr>
+                <w:rFonts w:ascii="Roboto" w:hAnsi="Roboto"/>
+                <w:color w:val="2E74B5" w:themeColor="accent5" w:themeShade="BF"/>
+                <w:sz w:val="18"/>
+                <w:szCs w:val="18"/>
+                <w:lang w:val="fr-FR"/>
+              </w:rPr>
+            </w:pPr>
+            <w:r>
+              <w:rPr>
+                <w:rFonts w:ascii="Roboto" w:hAnsi="Roboto"/>
+                <w:color w:val="2E74B5" w:themeColor="accent5" w:themeShade="BF"/>
+                <w:sz w:val="18"/>
+                <w:szCs w:val="18"/>
+              </w:rPr>
+              <w:t xml:space="preserve"> </w:t>
+            </w:r>
+            <w:r>
+              <w:rPr>
+                <w:rFonts w:ascii="Roboto" w:hAnsi="Roboto"/>
+                <w:color w:val="2E74B5" w:themeColor="accent5" w:themeShade="BF"/>
+                <w:sz w:val="18"/>
+                <w:szCs w:val="18"/>
+              </w:rPr>
+              <w:tab/>
+            </w:r>
+            <w:r>
+              <w:rPr>
+                <w:rFonts w:ascii="Roboto" w:hAnsi="Roboto"/>
+                <w:color w:val="2E74B5" w:themeColor="accent5" w:themeShade="BF"/>
+                <w:sz w:val="18"/>
+                <w:szCs w:val="18"/>
+                <w:lang w:val="fr-FR"/>
+              </w:rPr>
+              <w:t>Durée le premier</w:t>
+            </w:r>
+          </w:p>
+          <w:p>
+            <w:pPr>
+              <w:pStyle w:val="ListParagraph"/>
+              <w:tabs>
+                <w:tab w:val="left" w:pos="421"/>
+              </w:tabs>
+              <w:ind w:left="0"/>
+              <w:rPr>
+                <w:rFonts w:ascii="Roboto" w:hAnsi="Roboto"/>
+                <w:color w:val="2E74B5" w:themeColor="accent5" w:themeShade="BF"/>
+                <w:sz w:val="18"/>
+                <w:szCs w:val="18"/>
+                <w:lang w:val="fr-FR"/>
+              </w:rPr>
+            </w:pPr>
+            <w:r>
+              <w:rPr>
+                <w:rFonts w:ascii="Roboto" w:hAnsi="Roboto"/>
+                <w:color w:val="2E74B5" w:themeColor="accent5" w:themeShade="BF"/>
+                <w:sz w:val="18"/>
+                <w:szCs w:val="18"/>
+                <w:lang w:val="fr-FR"/>
+              </w:rPr>
+              <w:tab/>
+            </w:r>
+            <w:r>
+              <w:rPr>
+                <w:rFonts w:ascii="Roboto" w:hAnsi="Roboto"/>
+                <w:color w:val="2E74B5" w:themeColor="accent5" w:themeShade="BF"/>
+                <w:sz w:val="18"/>
+                <w:szCs w:val="18"/>
+                <w:lang w:val="fr-FR"/>
+              </w:rPr>
+              <w:sym w:font="Symbol" w:char="F0DE"/>
+            </w:r>
+            <w:r>
+              <w:rPr>
+                <w:rFonts w:ascii="Roboto" w:hAnsi="Roboto"/>
+                <w:color w:val="2E74B5" w:themeColor="accent5" w:themeShade="BF"/>
+                <w:sz w:val="18"/>
+                <w:szCs w:val="18"/>
+                <w:lang w:val="fr-FR"/>
+              </w:rPr>
+              <w:t xml:space="preserve"> Hauteur : 45 </w:t>
+            </w:r>
+            <w:proofErr w:type="spellStart"/>
+            <w:r>
+              <w:rPr>
+                <w:rFonts w:ascii="Roboto" w:hAnsi="Roboto"/>
+                <w:color w:val="2E74B5" w:themeColor="accent5" w:themeShade="BF"/>
+                <w:sz w:val="18"/>
+                <w:szCs w:val="18"/>
+                <w:lang w:val="fr-FR"/>
+              </w:rPr>
+              <w:t>ft</w:t>
+            </w:r>
+            <w:proofErr w:type="spellEnd"/>
+            <w:r>
+              <w:rPr>
+                <w:rFonts w:ascii="Roboto" w:hAnsi="Roboto"/>
+                <w:color w:val="2E74B5" w:themeColor="accent5" w:themeShade="BF"/>
+                <w:sz w:val="18"/>
+                <w:szCs w:val="18"/>
+                <w:lang w:val="fr-FR"/>
+              </w:rPr>
+              <w:t xml:space="preserve"> (14m)</w:t>
+            </w:r>
+          </w:p>
+          <w:p>
+            <w:pPr>
+              <w:pStyle w:val="ListParagraph"/>
+              <w:tabs>
+                <w:tab w:val="left" w:pos="421"/>
+              </w:tabs>
+              <w:ind w:left="0"/>
+              <w:rPr>
+                <w:rFonts w:ascii="Roboto" w:hAnsi="Roboto"/>
+                <w:color w:val="2E74B5" w:themeColor="accent5" w:themeShade="BF"/>
+                <w:sz w:val="18"/>
+                <w:szCs w:val="18"/>
+                <w:lang w:val="fr-FR"/>
+              </w:rPr>
+            </w:pPr>
+            <w:r>
+              <w:rPr>
+                <w:rFonts w:ascii="Roboto" w:hAnsi="Roboto"/>
+                <w:color w:val="2E74B5" w:themeColor="accent5" w:themeShade="BF"/>
+                <w:sz w:val="18"/>
+                <w:szCs w:val="18"/>
+                <w:lang w:val="fr-FR"/>
+              </w:rPr>
+              <w:tab/>
+            </w:r>
+            <w:r>
+              <w:rPr>
+                <w:rFonts w:ascii="Roboto" w:hAnsi="Roboto"/>
+                <w:color w:val="2E74B5" w:themeColor="accent5" w:themeShade="BF"/>
+                <w:sz w:val="18"/>
+                <w:szCs w:val="18"/>
+                <w:lang w:val="fr-FR"/>
+              </w:rPr>
+              <w:tab/>
+            </w:r>
+            <w:proofErr w:type="spellStart"/>
+            <w:r>
+              <w:rPr>
+                <w:rFonts w:ascii="Roboto" w:hAnsi="Roboto"/>
+                <w:color w:val="2E74B5" w:themeColor="accent5" w:themeShade="BF"/>
+                <w:sz w:val="18"/>
+                <w:szCs w:val="18"/>
+                <w:lang w:val="fr-FR"/>
+              </w:rPr>
+              <w:t>Periode</w:t>
+            </w:r>
+            <w:proofErr w:type="spellEnd"/>
+            <w:r>
+              <w:rPr>
+                <w:rFonts w:ascii="Roboto" w:hAnsi="Roboto"/>
+                <w:color w:val="2E74B5" w:themeColor="accent5" w:themeShade="BF"/>
+                <w:sz w:val="18"/>
+                <w:szCs w:val="18"/>
+                <w:lang w:val="fr-FR"/>
+              </w:rPr>
+              <w:t xml:space="preserve"> 15s</w:t>
+            </w:r>
+          </w:p>
+        </w:tc>
+      </w:tr>
+    </w:tbl>
+    <w:p>
+      <w:pPr>
+        <w:jc w:val="center"/>
+        <w:rPr>
+          <w:rFonts w:ascii="Roboto" w:hAnsi="Roboto"/>
+          <w:color w:val="2E74B5" w:themeColor="accent5" w:themeShade="BF"/>
+          <w:lang w:val="fr-FR"/>
+        </w:rPr>
+      </w:pPr>
     </w:p>
     <w:p>
       <w:pPr>
         <w:rPr>
           <w:rFonts w:ascii="Roboto" w:hAnsi="Roboto"/>
+          <w:color w:val="2E74B5" w:themeColor="accent5" w:themeShade="BF"/>
           <w:lang w:val="fr-FR"/>
         </w:rPr>
       </w:pPr>
@@ -7245,12 +8904,14 @@
       <w:pPr>
         <w:rPr>
           <w:rFonts w:ascii="Roboto" w:hAnsi="Roboto"/>
-          <w:lang w:val="fr-FR"/>
-        </w:rPr>
-      </w:pPr>
-      <w:r>
-        <w:rPr>
-          <w:rFonts w:ascii="Roboto" w:hAnsi="Roboto"/>
+          <w:color w:val="2E74B5" w:themeColor="accent5" w:themeShade="BF"/>
+          <w:lang w:val="fr-FR"/>
+        </w:rPr>
+      </w:pPr>
+      <w:r>
+        <w:rPr>
+          <w:rFonts w:ascii="Roboto" w:hAnsi="Roboto"/>
+          <w:color w:val="2E74B5" w:themeColor="accent5" w:themeShade="BF"/>
           <w:lang w:val="fr-FR"/>
         </w:rPr>
         <w:t xml:space="preserve">Mettre memo </w:t>
@@ -7259,6 +8920,7 @@
       <w:r>
         <w:rPr>
           <w:rFonts w:ascii="Roboto" w:hAnsi="Roboto"/>
+          <w:color w:val="2E74B5" w:themeColor="accent5" w:themeShade="BF"/>
           <w:lang w:val="fr-FR"/>
         </w:rPr>
         <w:t>meteo</w:t>
@@ -7267,6 +8929,7 @@
       <w:r>
         <w:rPr>
           <w:rFonts w:ascii="Roboto" w:hAnsi="Roboto"/>
+          <w:color w:val="2E74B5" w:themeColor="accent5" w:themeShade="BF"/>
           <w:lang w:val="fr-FR"/>
         </w:rPr>
         <w:t xml:space="preserve"> </w:t>
@@ -7276,12 +8939,14 @@
       <w:pPr>
         <w:rPr>
           <w:rFonts w:ascii="Roboto" w:hAnsi="Roboto"/>
-          <w:lang w:val="fr-FR"/>
-        </w:rPr>
-      </w:pPr>
-      <w:r>
-        <w:rPr>
-          <w:rFonts w:ascii="Roboto" w:hAnsi="Roboto"/>
+          <w:color w:val="2E74B5" w:themeColor="accent5" w:themeShade="BF"/>
+          <w:lang w:val="fr-FR"/>
+        </w:rPr>
+      </w:pPr>
+      <w:r>
+        <w:rPr>
+          <w:rFonts w:ascii="Roboto" w:hAnsi="Roboto"/>
+          <w:color w:val="2E74B5" w:themeColor="accent5" w:themeShade="BF"/>
           <w:lang w:val="fr-FR"/>
         </w:rPr>
         <w:tab/>
@@ -7293,12 +8958,14 @@
         <w:ind w:firstLine="720"/>
         <w:rPr>
           <w:rFonts w:ascii="Roboto" w:hAnsi="Roboto"/>
-          <w:lang w:val="fr-FR"/>
-        </w:rPr>
-      </w:pPr>
-      <w:r>
-        <w:rPr>
-          <w:rFonts w:ascii="Roboto" w:hAnsi="Roboto"/>
+          <w:color w:val="2E74B5" w:themeColor="accent5" w:themeShade="BF"/>
+          <w:lang w:val="fr-FR"/>
+        </w:rPr>
+      </w:pPr>
+      <w:r>
+        <w:rPr>
+          <w:rFonts w:ascii="Roboto" w:hAnsi="Roboto"/>
+          <w:color w:val="2E74B5" w:themeColor="accent5" w:themeShade="BF"/>
           <w:lang w:val="fr-FR"/>
         </w:rPr>
         <w:t>Eviter un orage</w:t>
@@ -7308,6 +8975,7 @@
       <w:pPr>
         <w:rPr>
           <w:rFonts w:ascii="Roboto" w:hAnsi="Roboto"/>
+          <w:color w:val="2E74B5" w:themeColor="accent5" w:themeShade="BF"/>
           <w:lang w:val="fr-FR"/>
         </w:rPr>
       </w:pPr>
@@ -7520,7 +9188,6 @@
           <w:color w:val="2E74B5" w:themeColor="accent5" w:themeShade="BF"/>
           <w:lang w:val="fr-FR"/>
         </w:rPr>
-        <w:lastRenderedPageBreak/>
         <w:t xml:space="preserve">Memo </w:t>
       </w:r>
     </w:p>
@@ -7669,6 +9336,119 @@
     </w:lvl>
   </w:abstractNum>
   <w:abstractNum w:abstractNumId="1" w15:restartNumberingAfterBreak="0">
+    <w:nsid w:val="48E71D0D"/>
+    <w:multiLevelType w:val="hybridMultilevel"/>
+    <w:tmpl w:val="65AE1C28"/>
+    <w:lvl w:ilvl="0" w:tplc="04090001">
+      <w:start w:val="1"/>
+      <w:numFmt w:val="bullet"/>
+      <w:lvlText w:val=""/>
+      <w:lvlJc w:val="left"/>
+      <w:pPr>
+        <w:ind w:left="720" w:hanging="360"/>
+      </w:pPr>
+      <w:rPr>
+        <w:rFonts w:ascii="Symbol" w:hAnsi="Symbol" w:hint="default"/>
+      </w:rPr>
+    </w:lvl>
+    <w:lvl w:ilvl="1" w:tplc="04090003" w:tentative="1">
+      <w:start w:val="1"/>
+      <w:numFmt w:val="bullet"/>
+      <w:lvlText w:val="o"/>
+      <w:lvlJc w:val="left"/>
+      <w:pPr>
+        <w:ind w:left="1440" w:hanging="360"/>
+      </w:pPr>
+      <w:rPr>
+        <w:rFonts w:ascii="Courier New" w:hAnsi="Courier New" w:cs="Courier New" w:hint="default"/>
+      </w:rPr>
+    </w:lvl>
+    <w:lvl w:ilvl="2" w:tplc="04090005" w:tentative="1">
+      <w:start w:val="1"/>
+      <w:numFmt w:val="bullet"/>
+      <w:lvlText w:val=""/>
+      <w:lvlJc w:val="left"/>
+      <w:pPr>
+        <w:ind w:left="2160" w:hanging="360"/>
+      </w:pPr>
+      <w:rPr>
+        <w:rFonts w:ascii="Wingdings" w:hAnsi="Wingdings" w:hint="default"/>
+      </w:rPr>
+    </w:lvl>
+    <w:lvl w:ilvl="3" w:tplc="04090001" w:tentative="1">
+      <w:start w:val="1"/>
+      <w:numFmt w:val="bullet"/>
+      <w:lvlText w:val=""/>
+      <w:lvlJc w:val="left"/>
+      <w:pPr>
+        <w:ind w:left="2880" w:hanging="360"/>
+      </w:pPr>
+      <w:rPr>
+        <w:rFonts w:ascii="Symbol" w:hAnsi="Symbol" w:hint="default"/>
+      </w:rPr>
+    </w:lvl>
+    <w:lvl w:ilvl="4" w:tplc="04090003" w:tentative="1">
+      <w:start w:val="1"/>
+      <w:numFmt w:val="bullet"/>
+      <w:lvlText w:val="o"/>
+      <w:lvlJc w:val="left"/>
+      <w:pPr>
+        <w:ind w:left="3600" w:hanging="360"/>
+      </w:pPr>
+      <w:rPr>
+        <w:rFonts w:ascii="Courier New" w:hAnsi="Courier New" w:cs="Courier New" w:hint="default"/>
+      </w:rPr>
+    </w:lvl>
+    <w:lvl w:ilvl="5" w:tplc="04090005" w:tentative="1">
+      <w:start w:val="1"/>
+      <w:numFmt w:val="bullet"/>
+      <w:lvlText w:val=""/>
+      <w:lvlJc w:val="left"/>
+      <w:pPr>
+        <w:ind w:left="4320" w:hanging="360"/>
+      </w:pPr>
+      <w:rPr>
+        <w:rFonts w:ascii="Wingdings" w:hAnsi="Wingdings" w:hint="default"/>
+      </w:rPr>
+    </w:lvl>
+    <w:lvl w:ilvl="6" w:tplc="04090001" w:tentative="1">
+      <w:start w:val="1"/>
+      <w:numFmt w:val="bullet"/>
+      <w:lvlText w:val=""/>
+      <w:lvlJc w:val="left"/>
+      <w:pPr>
+        <w:ind w:left="5040" w:hanging="360"/>
+      </w:pPr>
+      <w:rPr>
+        <w:rFonts w:ascii="Symbol" w:hAnsi="Symbol" w:hint="default"/>
+      </w:rPr>
+    </w:lvl>
+    <w:lvl w:ilvl="7" w:tplc="04090003" w:tentative="1">
+      <w:start w:val="1"/>
+      <w:numFmt w:val="bullet"/>
+      <w:lvlText w:val="o"/>
+      <w:lvlJc w:val="left"/>
+      <w:pPr>
+        <w:ind w:left="5760" w:hanging="360"/>
+      </w:pPr>
+      <w:rPr>
+        <w:rFonts w:ascii="Courier New" w:hAnsi="Courier New" w:cs="Courier New" w:hint="default"/>
+      </w:rPr>
+    </w:lvl>
+    <w:lvl w:ilvl="8" w:tplc="04090005" w:tentative="1">
+      <w:start w:val="1"/>
+      <w:numFmt w:val="bullet"/>
+      <w:lvlText w:val=""/>
+      <w:lvlJc w:val="left"/>
+      <w:pPr>
+        <w:ind w:left="6480" w:hanging="360"/>
+      </w:pPr>
+      <w:rPr>
+        <w:rFonts w:ascii="Wingdings" w:hAnsi="Wingdings" w:hint="default"/>
+      </w:rPr>
+    </w:lvl>
+  </w:abstractNum>
+  <w:abstractNum w:abstractNumId="2" w15:restartNumberingAfterBreak="0">
     <w:nsid w:val="4FDD2421"/>
     <w:multiLevelType w:val="hybridMultilevel"/>
     <w:tmpl w:val="B930E406"/>
@@ -7780,7 +9560,7 @@
       </w:rPr>
     </w:lvl>
   </w:abstractNum>
-  <w:abstractNum w:abstractNumId="2" w15:restartNumberingAfterBreak="0">
+  <w:abstractNum w:abstractNumId="3" w15:restartNumberingAfterBreak="0">
     <w:nsid w:val="72A91C4B"/>
     <w:multiLevelType w:val="hybridMultilevel"/>
     <w:tmpl w:val="CA328612"/>
@@ -7892,7 +9672,7 @@
       </w:rPr>
     </w:lvl>
   </w:abstractNum>
-  <w:abstractNum w:abstractNumId="3" w15:restartNumberingAfterBreak="0">
+  <w:abstractNum w:abstractNumId="4" w15:restartNumberingAfterBreak="0">
     <w:nsid w:val="737A4ED3"/>
     <w:multiLevelType w:val="hybridMultilevel"/>
     <w:tmpl w:val="6738660E"/>
@@ -8005,7 +9785,7 @@
       </w:rPr>
     </w:lvl>
   </w:abstractNum>
-  <w:abstractNum w:abstractNumId="4" w15:restartNumberingAfterBreak="0">
+  <w:abstractNum w:abstractNumId="5" w15:restartNumberingAfterBreak="0">
     <w:nsid w:val="7F9A16D7"/>
     <w:multiLevelType w:val="hybridMultilevel"/>
     <w:tmpl w:val="BD529744"/>
@@ -8119,19 +9899,22 @@
     </w:lvl>
   </w:abstractNum>
   <w:num w:numId="1">
-    <w:abstractNumId w:val="1"/>
+    <w:abstractNumId w:val="2"/>
   </w:num>
   <w:num w:numId="2">
-    <w:abstractNumId w:val="3"/>
+    <w:abstractNumId w:val="4"/>
   </w:num>
   <w:num w:numId="3">
     <w:abstractNumId w:val="0"/>
   </w:num>
   <w:num w:numId="4">
-    <w:abstractNumId w:val="4"/>
+    <w:abstractNumId w:val="5"/>
   </w:num>
   <w:num w:numId="5">
-    <w:abstractNumId w:val="2"/>
+    <w:abstractNumId w:val="3"/>
+  </w:num>
+  <w:num w:numId="6">
+    <w:abstractNumId w:val="1"/>
   </w:num>
 </w:numbering>
 </file>

--- a/ProjetXLS/JournalDeBord/LivreDeBord-1-Meteo.docx
+++ b/ProjetXLS/JournalDeBord/LivreDeBord-1-Meteo.docx
@@ -7788,6 +7788,7 @@
       <w:r>
         <w:rPr>
           <w:rFonts w:ascii="Roboto" w:hAnsi="Roboto"/>
+          <w:noProof/>
           <w:color w:val="2E74B5" w:themeColor="accent5" w:themeShade="BF"/>
           <w:lang w:val="fr-FR"/>
         </w:rPr>
@@ -8685,27 +8686,18 @@
                 <w:color w:val="2E74B5" w:themeColor="accent5" w:themeShade="BF"/>
                 <w:sz w:val="18"/>
                 <w:szCs w:val="18"/>
+                <w:lang w:val="fr-FR"/>
               </w:rPr>
             </w:pPr>
-            <w:proofErr w:type="gramStart"/>
             <w:r>
               <w:rPr>
                 <w:rFonts w:ascii="Roboto" w:hAnsi="Roboto"/>
                 <w:color w:val="2E74B5" w:themeColor="accent5" w:themeShade="BF"/>
                 <w:sz w:val="18"/>
                 <w:szCs w:val="18"/>
+                <w:lang w:val="fr-FR"/>
               </w:rPr>
-              <w:t>Ex :</w:t>
-            </w:r>
-            <w:proofErr w:type="gramEnd"/>
-            <w:r>
-              <w:rPr>
-                <w:rFonts w:ascii="Roboto" w:hAnsi="Roboto"/>
-                <w:color w:val="2E74B5" w:themeColor="accent5" w:themeShade="BF"/>
-                <w:sz w:val="18"/>
-                <w:szCs w:val="18"/>
-              </w:rPr>
-              <w:t xml:space="preserve"> vent 60 Kt, fetch 600Mn, 24h</w:t>
+              <w:t>Ex : vent 60 Kt, fetch 600Mn, 24h</w:t>
             </w:r>
           </w:p>
           <w:p>
@@ -8729,6 +8721,7 @@
                 <w:color w:val="2E74B5" w:themeColor="accent5" w:themeShade="BF"/>
                 <w:sz w:val="18"/>
                 <w:szCs w:val="18"/>
+                <w:lang w:val="fr-FR"/>
               </w:rPr>
               <w:t xml:space="preserve"> </w:t>
             </w:r>
@@ -8738,6 +8731,7 @@
                 <w:color w:val="2E74B5" w:themeColor="accent5" w:themeShade="BF"/>
                 <w:sz w:val="18"/>
                 <w:szCs w:val="18"/>
+                <w:lang w:val="fr-FR"/>
               </w:rPr>
               <w:tab/>
             </w:r>
@@ -9208,6 +9202,66 @@
         </w:rPr>
         <w:t>…</w:t>
       </w:r>
+    </w:p>
+    <w:p>
+      <w:pPr>
+        <w:ind w:left="567"/>
+        <w:rPr>
+          <w:rFonts w:ascii="Roboto" w:hAnsi="Roboto" w:cs="Times New Roman"/>
+          <w:color w:val="2E74B5" w:themeColor="accent5" w:themeShade="BF"/>
+          <w:lang w:val="fr-FR"/>
+        </w:rPr>
+      </w:pPr>
+    </w:p>
+    <w:p>
+      <w:pPr>
+        <w:ind w:left="567"/>
+        <w:rPr>
+          <w:rFonts w:ascii="Roboto" w:hAnsi="Roboto" w:cs="Times New Roman"/>
+          <w:color w:val="2E74B5" w:themeColor="accent5" w:themeShade="BF"/>
+          <w:lang w:val="fr-FR"/>
+        </w:rPr>
+      </w:pPr>
+      <w:hyperlink r:id="rId13" w:history="1">
+        <w:r>
+          <w:rPr>
+            <w:rStyle w:val="Hyperlink"/>
+            <w:rFonts w:ascii="Roboto" w:hAnsi="Roboto" w:cs="Times New Roman"/>
+            <w:lang w:val="fr-FR"/>
+          </w:rPr>
+          <w:t>https://meteofrance.com/isofronts</w:t>
+        </w:r>
+      </w:hyperlink>
+    </w:p>
+    <w:p>
+      <w:pPr>
+        <w:ind w:left="567"/>
+        <w:rPr>
+          <w:rFonts w:ascii="Roboto" w:hAnsi="Roboto" w:cs="Times New Roman"/>
+          <w:color w:val="2E74B5" w:themeColor="accent5" w:themeShade="BF"/>
+          <w:lang w:val="fr-FR"/>
+        </w:rPr>
+      </w:pPr>
+      <w:hyperlink r:id="rId14" w:history="1">
+        <w:r>
+          <w:rPr>
+            <w:rStyle w:val="Hyperlink"/>
+            <w:rFonts w:ascii="Roboto" w:hAnsi="Roboto" w:cs="Times New Roman"/>
+            <w:lang w:val="fr-FR"/>
+          </w:rPr>
+          <w:t>https://meteofrance.com/meteo-marine/penmarc-h-anse-de-l-aiguillon/BMSCOTE-01-04</w:t>
+        </w:r>
+      </w:hyperlink>
+    </w:p>
+    <w:p>
+      <w:pPr>
+        <w:ind w:left="567"/>
+        <w:rPr>
+          <w:rFonts w:ascii="Roboto" w:hAnsi="Roboto" w:cs="Times New Roman"/>
+          <w:color w:val="2E74B5" w:themeColor="accent5" w:themeShade="BF"/>
+          <w:lang w:val="fr-FR"/>
+        </w:rPr>
+      </w:pPr>
     </w:p>
     <w:sectPr>
       <w:type w:val="continuous"/>
